--- a/8.资源管理/1.流程制度规范类文件/080106-服务数据管理制度.docx
+++ b/8.资源管理/1.流程制度规范类文件/080106-服务数据管理制度.docx
@@ -1,10 +1,11 @@
 
 <file path=word/document.xml><?xml version="1.0" encoding="utf-8"?>
-<w:document xmlns:wpc="http://schemas.microsoft.com/office/word/2010/wordprocessingCanvas" xmlns:mc="http://schemas.openxmlformats.org/markup-compatibility/2006" xmlns:o="urn:schemas-microsoft-com:office:office" xmlns:r="http://schemas.openxmlformats.org/officeDocument/2006/relationships" xmlns:m="http://schemas.openxmlformats.org/officeDocument/2006/math" xmlns:v="urn:schemas-microsoft-com:vml" xmlns:wp14="http://schemas.microsoft.com/office/word/2010/wordprocessingDrawing" xmlns:wp="http://schemas.openxmlformats.org/drawingml/2006/wordprocessingDrawing" xmlns:w="http://schemas.openxmlformats.org/wordprocessingml/2006/main" xmlns:w14="http://schemas.microsoft.com/office/word/2010/wordml" xmlns:w10="urn:schemas-microsoft-com:office:word" xmlns:w15="http://schemas.microsoft.com/office/word/2012/wordml" xmlns:wpg="http://schemas.microsoft.com/office/word/2010/wordprocessingGroup" xmlns:wpi="http://schemas.microsoft.com/office/word/2010/wordprocessingInk" xmlns:wne="http://schemas.microsoft.com/office/word/2006/wordml" xmlns:wps="http://schemas.microsoft.com/office/word/2010/wordprocessingShape" xmlns:wpsCustomData="http://www.wps.cn/officeDocument/2013/wpsCustomData" mc:Ignorable="w14 w15 wp14">
+<w:document xmlns:wpc="http://schemas.microsoft.com/office/word/2010/wordprocessingCanvas" xmlns:mc="http://schemas.openxmlformats.org/markup-compatibility/2006" xmlns:o="urn:schemas-microsoft-com:office:office" xmlns:r="http://schemas.openxmlformats.org/officeDocument/2006/relationships" xmlns:m="http://schemas.openxmlformats.org/officeDocument/2006/math" xmlns:v="urn:schemas-microsoft-com:vml" xmlns:wp14="http://schemas.microsoft.com/office/word/2010/wordprocessingDrawing" xmlns:wp="http://schemas.openxmlformats.org/drawingml/2006/wordprocessingDrawing" xmlns:w10="urn:schemas-microsoft-com:office:word" xmlns:w="http://schemas.openxmlformats.org/wordprocessingml/2006/main" xmlns:w14="http://schemas.microsoft.com/office/word/2010/wordml" xmlns:w15="http://schemas.microsoft.com/office/word/2012/wordml" xmlns:wne="http://schemas.microsoft.com/office/word/2006/wordml" xmlns:wpg="http://schemas.microsoft.com/office/word/2010/wordprocessingGroup" xmlns:wpi="http://schemas.microsoft.com/office/word/2010/wordprocessingInk" xmlns:wps="http://schemas.microsoft.com/office/word/2010/wordprocessingShape" mc:Ignorable="w14 w15 wp14">
+  <!-- Generated by Aspose.Words for .NET 13.3.0.1 -->
   <w:body>
     <w:p>
       <w:pPr>
-        <w:pStyle w:val="32"/>
+        <w:pStyle w:val="a1"/>
         <w:bidi w:val="0"/>
         <w:rPr>
           <w:rFonts w:hint="eastAsia"/>
@@ -15,7 +16,7 @@
     </w:p>
     <w:p>
       <w:pPr>
-        <w:pStyle w:val="32"/>
+        <w:pStyle w:val="a1"/>
         <w:bidi w:val="0"/>
         <w:rPr>
           <w:rFonts w:hint="default"/>
@@ -33,12 +34,12 @@
     </w:p>
     <w:p>
       <w:pPr>
-        <w:pStyle w:val="33"/>
+        <w:pStyle w:val="a2"/>
         <w:bidi w:val="0"/>
       </w:pPr>
       <w:bookmarkStart w:id="1" w:name="_Toc3614"/>
       <w:r>
-        <w:t>甘肃国邦信息科技有限公司</w:t>
+        <w:t>中达丰集团有限公司</w:t>
       </w:r>
       <w:bookmarkEnd w:id="1"/>
     </w:p>
@@ -47,14 +48,14 @@
         <w:spacing w:before="275"/>
         <w:ind w:left="3285"/>
         <w:rPr>
-          <w:rFonts w:ascii="宋体" w:hAnsi="宋体" w:eastAsia="宋体" w:cs="宋体"/>
+          <w:rFonts w:ascii="宋体" w:eastAsia="宋体" w:hAnsi="宋体" w:cs="宋体"/>
           <w:sz w:val="36"/>
           <w:szCs w:val="36"/>
         </w:rPr>
       </w:pPr>
       <w:r>
         <w:rPr>
-          <w:rFonts w:ascii="宋体" w:hAnsi="宋体" w:eastAsia="宋体" w:cs="宋体"/>
+          <w:rFonts w:ascii="宋体" w:eastAsia="宋体" w:hAnsi="宋体" w:cs="宋体"/>
           <w:spacing w:val="-2"/>
           <w:sz w:val="36"/>
           <w:szCs w:val="36"/>
@@ -63,7 +64,7 @@
       </w:r>
       <w:r>
         <w:rPr>
-          <w:rFonts w:hint="eastAsia" w:ascii="宋体" w:hAnsi="宋体" w:eastAsia="宋体" w:cs="宋体"/>
+          <w:rFonts w:ascii="宋体" w:eastAsia="宋体" w:hAnsi="宋体" w:cs="宋体" w:hint="eastAsia"/>
           <w:spacing w:val="-2"/>
           <w:sz w:val="36"/>
           <w:szCs w:val="36"/>
@@ -73,7 +74,7 @@
       </w:r>
       <w:r>
         <w:rPr>
-          <w:rFonts w:ascii="宋体" w:hAnsi="宋体" w:eastAsia="宋体" w:cs="宋体"/>
+          <w:rFonts w:ascii="宋体" w:eastAsia="宋体" w:hAnsi="宋体" w:cs="宋体"/>
           <w:spacing w:val="-2"/>
           <w:sz w:val="36"/>
           <w:szCs w:val="36"/>
@@ -84,14 +85,14 @@
     <w:p>
       <w:pPr>
         <w:rPr>
-          <w:rFonts w:ascii="宋体" w:hAnsi="宋体" w:eastAsia="宋体" w:cs="宋体"/>
+          <w:rFonts w:ascii="宋体" w:eastAsia="宋体" w:hAnsi="宋体" w:cs="宋体"/>
           <w:sz w:val="36"/>
           <w:szCs w:val="36"/>
         </w:rPr>
         <w:sectPr>
           <w:pgSz w:w="11906" w:h="16839"/>
           <w:pgMar w:top="1431" w:right="1785" w:bottom="0" w:left="1785" w:header="0" w:footer="0" w:gutter="0"/>
-          <w:cols w:space="720" w:num="1"/>
+          <w:cols w:num="1" w:space="720"/>
         </w:sectPr>
       </w:pPr>
     </w:p>
@@ -101,7 +102,7 @@
         <w:ind w:left="3954"/>
         <w:outlineLvl w:val="0"/>
         <w:rPr>
-          <w:rFonts w:ascii="宋体" w:hAnsi="宋体" w:eastAsia="宋体" w:cs="宋体"/>
+          <w:rFonts w:ascii="宋体" w:eastAsia="宋体" w:hAnsi="宋体" w:cs="宋体"/>
           <w:sz w:val="21"/>
           <w:szCs w:val="21"/>
         </w:rPr>
@@ -109,7 +110,7 @@
       <w:bookmarkStart w:id="2" w:name="_Toc984"/>
       <w:r>
         <w:rPr>
-          <w:rFonts w:ascii="宋体" w:hAnsi="宋体" w:eastAsia="宋体" w:cs="宋体"/>
+          <w:rFonts w:ascii="宋体" w:eastAsia="宋体" w:hAnsi="宋体" w:cs="宋体"/>
           <w:spacing w:val="-2"/>
           <w:sz w:val="21"/>
           <w:szCs w:val="21"/>
@@ -125,16 +126,16 @@
     </w:p>
     <w:tbl>
       <w:tblPr>
-        <w:tblStyle w:val="26"/>
+        <w:tblStyle w:val="TableNormal0"/>
         <w:tblW w:w="7937" w:type="dxa"/>
         <w:tblInd w:w="5" w:type="dxa"/>
         <w:tblBorders>
-          <w:top w:val="single" w:color="000000" w:sz="4" w:space="0"/>
-          <w:left w:val="single" w:color="000000" w:sz="4" w:space="0"/>
-          <w:bottom w:val="single" w:color="000000" w:sz="4" w:space="0"/>
-          <w:right w:val="single" w:color="000000" w:sz="4" w:space="0"/>
-          <w:insideH w:val="single" w:color="000000" w:sz="4" w:space="0"/>
-          <w:insideV w:val="single" w:color="000000" w:sz="4" w:space="0"/>
+          <w:top w:val="single" w:sz="4" w:space="0" w:color="000000"/>
+          <w:left w:val="single" w:sz="4" w:space="0" w:color="000000"/>
+          <w:bottom w:val="single" w:sz="4" w:space="0" w:color="000000"/>
+          <w:right w:val="single" w:sz="4" w:space="0" w:color="000000"/>
+          <w:insideH w:val="single" w:sz="4" w:space="0" w:color="000000"/>
+          <w:insideV w:val="single" w:sz="4" w:space="0" w:color="000000"/>
         </w:tblBorders>
         <w:tblLayout w:type="fixed"/>
         <w:tblCellMar>
@@ -153,14 +154,17 @@
       </w:tblGrid>
       <w:tr>
         <w:tblPrEx>
+          <w:tblW w:w="7937" w:type="dxa"/>
+          <w:tblInd w:w="5" w:type="dxa"/>
           <w:tblBorders>
-            <w:top w:val="single" w:color="000000" w:sz="4" w:space="0"/>
-            <w:left w:val="single" w:color="000000" w:sz="4" w:space="0"/>
-            <w:bottom w:val="single" w:color="000000" w:sz="4" w:space="0"/>
-            <w:right w:val="single" w:color="000000" w:sz="4" w:space="0"/>
-            <w:insideH w:val="single" w:color="000000" w:sz="4" w:space="0"/>
-            <w:insideV w:val="single" w:color="000000" w:sz="4" w:space="0"/>
+            <w:top w:val="single" w:sz="4" w:space="0" w:color="000000"/>
+            <w:left w:val="single" w:sz="4" w:space="0" w:color="000000"/>
+            <w:bottom w:val="single" w:sz="4" w:space="0" w:color="000000"/>
+            <w:right w:val="single" w:sz="4" w:space="0" w:color="000000"/>
+            <w:insideH w:val="single" w:sz="4" w:space="0" w:color="000000"/>
+            <w:insideV w:val="single" w:sz="4" w:space="0" w:color="000000"/>
           </w:tblBorders>
+          <w:tblLayout w:type="fixed"/>
           <w:tblCellMar>
             <w:top w:w="0" w:type="dxa"/>
             <w:left w:w="0" w:type="dxa"/>
@@ -169,7 +173,7 @@
           </w:tblCellMar>
         </w:tblPrEx>
         <w:trPr>
-          <w:trHeight w:val="611" w:hRule="atLeast"/>
+          <w:trHeight w:val="611"/>
         </w:trPr>
         <w:tc>
           <w:tcPr>
@@ -177,7 +181,7 @@
           </w:tcPr>
           <w:p>
             <w:pPr>
-              <w:pStyle w:val="25"/>
+              <w:pStyle w:val="TableText"/>
               <w:spacing w:before="199" w:line="220" w:lineRule="auto"/>
               <w:ind w:left="225"/>
             </w:pPr>
@@ -196,7 +200,7 @@
           </w:tcPr>
           <w:p>
             <w:pPr>
-              <w:pStyle w:val="25"/>
+              <w:pStyle w:val="TableText"/>
               <w:spacing w:before="200" w:line="218" w:lineRule="auto"/>
               <w:ind w:left="108"/>
             </w:pPr>
@@ -212,7 +216,7 @@
               <w:rPr>
                 <w:spacing w:val="-1"/>
               </w:rPr>
-              <w:t>（GSGB-ITSS-</w:t>
+              <w:t>（ZDFJT-ITSS-</w:t>
             </w:r>
             <w:r>
               <w:rPr>
@@ -233,14 +237,9 @@
       </w:tr>
       <w:tr>
         <w:tblPrEx>
-          <w:tblBorders>
-            <w:top w:val="single" w:color="000000" w:sz="4" w:space="0"/>
-            <w:left w:val="single" w:color="000000" w:sz="4" w:space="0"/>
-            <w:bottom w:val="single" w:color="000000" w:sz="4" w:space="0"/>
-            <w:right w:val="single" w:color="000000" w:sz="4" w:space="0"/>
-            <w:insideH w:val="single" w:color="000000" w:sz="4" w:space="0"/>
-            <w:insideV w:val="single" w:color="000000" w:sz="4" w:space="0"/>
-          </w:tblBorders>
+          <w:tblW w:w="7937" w:type="dxa"/>
+          <w:tblInd w:w="5" w:type="dxa"/>
+          <w:tblLayout w:type="fixed"/>
           <w:tblCellMar>
             <w:top w:w="0" w:type="dxa"/>
             <w:left w:w="0" w:type="dxa"/>
@@ -249,7 +248,7 @@
           </w:tblCellMar>
         </w:tblPrEx>
         <w:trPr>
-          <w:trHeight w:val="606" w:hRule="atLeast"/>
+          <w:trHeight w:val="606"/>
         </w:trPr>
         <w:tc>
           <w:tcPr>
@@ -257,7 +256,7 @@
           </w:tcPr>
           <w:p>
             <w:pPr>
-              <w:pStyle w:val="25"/>
+              <w:pStyle w:val="TableText"/>
               <w:spacing w:before="196" w:line="220" w:lineRule="auto"/>
               <w:ind w:left="435"/>
             </w:pPr>
@@ -276,7 +275,7 @@
           </w:tcPr>
           <w:p>
             <w:pPr>
-              <w:pStyle w:val="25"/>
+              <w:pStyle w:val="TableText"/>
               <w:spacing w:before="197" w:line="219" w:lineRule="auto"/>
               <w:ind w:left="108"/>
             </w:pPr>
@@ -284,21 +283,16 @@
               <w:rPr>
                 <w:spacing w:val="-1"/>
               </w:rPr>
-              <w:t>甘肃国邦信息科技有限公司</w:t>
+              <w:t>中达丰集团有限公司</w:t>
             </w:r>
           </w:p>
         </w:tc>
       </w:tr>
       <w:tr>
         <w:tblPrEx>
-          <w:tblBorders>
-            <w:top w:val="single" w:color="000000" w:sz="4" w:space="0"/>
-            <w:left w:val="single" w:color="000000" w:sz="4" w:space="0"/>
-            <w:bottom w:val="single" w:color="000000" w:sz="4" w:space="0"/>
-            <w:right w:val="single" w:color="000000" w:sz="4" w:space="0"/>
-            <w:insideH w:val="single" w:color="000000" w:sz="4" w:space="0"/>
-            <w:insideV w:val="single" w:color="000000" w:sz="4" w:space="0"/>
-          </w:tblBorders>
+          <w:tblW w:w="7937" w:type="dxa"/>
+          <w:tblInd w:w="5" w:type="dxa"/>
+          <w:tblLayout w:type="fixed"/>
           <w:tblCellMar>
             <w:top w:w="0" w:type="dxa"/>
             <w:left w:w="0" w:type="dxa"/>
@@ -307,7 +301,7 @@
           </w:tblCellMar>
         </w:tblPrEx>
         <w:trPr>
-          <w:trHeight w:val="607" w:hRule="atLeast"/>
+          <w:trHeight w:val="607"/>
         </w:trPr>
         <w:tc>
           <w:tcPr>
@@ -315,7 +309,7 @@
           </w:tcPr>
           <w:p>
             <w:pPr>
-              <w:pStyle w:val="25"/>
+              <w:pStyle w:val="TableText"/>
               <w:spacing w:before="199" w:line="219" w:lineRule="auto"/>
               <w:ind w:left="435"/>
             </w:pPr>
@@ -333,7 +327,7 @@
           </w:tcPr>
           <w:p>
             <w:pPr>
-              <w:pStyle w:val="25"/>
+              <w:pStyle w:val="TableText"/>
               <w:spacing w:before="199" w:line="219" w:lineRule="auto"/>
               <w:ind w:left="359"/>
             </w:pPr>
@@ -351,7 +345,7 @@
           </w:tcPr>
           <w:p>
             <w:pPr>
-              <w:pStyle w:val="25"/>
+              <w:pStyle w:val="TableText"/>
               <w:spacing w:before="199" w:line="219" w:lineRule="auto"/>
               <w:ind w:left="735"/>
             </w:pPr>
@@ -369,7 +363,7 @@
           </w:tcPr>
           <w:p>
             <w:pPr>
-              <w:pStyle w:val="25"/>
+              <w:pStyle w:val="TableText"/>
               <w:spacing w:before="199" w:line="220" w:lineRule="auto"/>
               <w:ind w:left="575"/>
             </w:pPr>
@@ -387,7 +381,7 @@
           </w:tcPr>
           <w:p>
             <w:pPr>
-              <w:pStyle w:val="25"/>
+              <w:pStyle w:val="TableText"/>
               <w:spacing w:before="199" w:line="220" w:lineRule="auto"/>
               <w:ind w:left="782"/>
             </w:pPr>
@@ -402,14 +396,9 @@
       </w:tr>
       <w:tr>
         <w:tblPrEx>
-          <w:tblBorders>
-            <w:top w:val="single" w:color="000000" w:sz="4" w:space="0"/>
-            <w:left w:val="single" w:color="000000" w:sz="4" w:space="0"/>
-            <w:bottom w:val="single" w:color="000000" w:sz="4" w:space="0"/>
-            <w:right w:val="single" w:color="000000" w:sz="4" w:space="0"/>
-            <w:insideH w:val="single" w:color="000000" w:sz="4" w:space="0"/>
-            <w:insideV w:val="single" w:color="000000" w:sz="4" w:space="0"/>
-          </w:tblBorders>
+          <w:tblW w:w="7937" w:type="dxa"/>
+          <w:tblInd w:w="5" w:type="dxa"/>
+          <w:tblLayout w:type="fixed"/>
           <w:tblCellMar>
             <w:top w:w="0" w:type="dxa"/>
             <w:left w:w="0" w:type="dxa"/>
@@ -418,7 +407,7 @@
           </w:tblCellMar>
         </w:tblPrEx>
         <w:trPr>
-          <w:trHeight w:val="474" w:hRule="atLeast"/>
+          <w:trHeight w:val="474"/>
         </w:trPr>
         <w:tc>
           <w:tcPr>
@@ -426,7 +415,7 @@
           </w:tcPr>
           <w:p>
             <w:pPr>
-              <w:pStyle w:val="25"/>
+              <w:pStyle w:val="TableText"/>
               <w:spacing w:before="163" w:line="239" w:lineRule="auto"/>
               <w:ind w:left="638"/>
             </w:pPr>
@@ -444,7 +433,7 @@
           </w:tcPr>
           <w:p>
             <w:pPr>
-              <w:pStyle w:val="25"/>
+              <w:pStyle w:val="TableText"/>
               <w:spacing w:before="163"/>
               <w:ind w:left="361"/>
             </w:pPr>
@@ -452,22 +441,8 @@
               <w:rPr>
                 <w:spacing w:val="-2"/>
               </w:rPr>
-              <w:t>20</w:t>
+              <w:t>2025-7-4</w:t>
             </w:r>
-            <w:r>
-              <w:rPr>
-                <w:rFonts w:hint="eastAsia"/>
-                <w:spacing w:val="-2"/>
-                <w:lang w:val="en-US" w:eastAsia="zh-CN"/>
-              </w:rPr>
-              <w:t>25</w:t>
-            </w:r>
-            <w:r>
-              <w:rPr>
-                <w:spacing w:val="-2"/>
-              </w:rPr>
-              <w:t>-1-4</w:t>
-            </w:r>
           </w:p>
         </w:tc>
         <w:tc>
@@ -476,7 +451,7 @@
           </w:tcPr>
           <w:p>
             <w:pPr>
-              <w:pStyle w:val="25"/>
+              <w:pStyle w:val="TableText"/>
               <w:spacing w:before="133" w:line="219" w:lineRule="auto"/>
               <w:ind w:left="738"/>
             </w:pPr>
@@ -494,11 +469,11 @@
           </w:tcPr>
           <w:p>
             <w:pPr>
-              <w:pStyle w:val="25"/>
+              <w:pStyle w:val="TableText"/>
               <w:spacing w:before="134" w:line="220" w:lineRule="auto"/>
               <w:ind w:left="480"/>
               <w:rPr>
-                <w:rFonts w:hint="eastAsia" w:eastAsia="宋体"/>
+                <w:rFonts w:eastAsia="宋体" w:hint="eastAsia"/>
                 <w:lang w:val="en-US" w:eastAsia="zh-CN"/>
               </w:rPr>
             </w:pPr>
@@ -507,7 +482,7 @@
                 <w:rFonts w:hint="eastAsia"/>
                 <w:lang w:val="en-US" w:eastAsia="zh-CN"/>
               </w:rPr>
-              <w:t>王海燕</w:t>
+              <w:t>庄霞</w:t>
             </w:r>
           </w:p>
         </w:tc>
@@ -517,7 +492,7 @@
           </w:tcPr>
           <w:p>
             <w:pPr>
-              <w:pStyle w:val="25"/>
+              <w:pStyle w:val="TableText"/>
               <w:spacing w:before="133" w:line="220" w:lineRule="auto"/>
               <w:ind w:left="672"/>
             </w:pPr>
@@ -525,21 +500,16 @@
               <w:rPr>
                 <w:spacing w:val="-3"/>
               </w:rPr>
-              <w:t>黄益溪</w:t>
+              <w:t>吴向阳</w:t>
             </w:r>
           </w:p>
         </w:tc>
       </w:tr>
       <w:tr>
         <w:tblPrEx>
-          <w:tblBorders>
-            <w:top w:val="single" w:color="000000" w:sz="4" w:space="0"/>
-            <w:left w:val="single" w:color="000000" w:sz="4" w:space="0"/>
-            <w:bottom w:val="single" w:color="000000" w:sz="4" w:space="0"/>
-            <w:right w:val="single" w:color="000000" w:sz="4" w:space="0"/>
-            <w:insideH w:val="single" w:color="000000" w:sz="4" w:space="0"/>
-            <w:insideV w:val="single" w:color="000000" w:sz="4" w:space="0"/>
-          </w:tblBorders>
+          <w:tblW w:w="7937" w:type="dxa"/>
+          <w:tblInd w:w="5" w:type="dxa"/>
+          <w:tblLayout w:type="fixed"/>
           <w:tblCellMar>
             <w:top w:w="0" w:type="dxa"/>
             <w:left w:w="0" w:type="dxa"/>
@@ -548,7 +518,7 @@
           </w:tblCellMar>
         </w:tblPrEx>
         <w:trPr>
-          <w:trHeight w:val="474" w:hRule="atLeast"/>
+          <w:trHeight w:val="474"/>
         </w:trPr>
         <w:tc>
           <w:tcPr>
@@ -556,7 +526,7 @@
           </w:tcPr>
           <w:p>
             <w:pPr>
-              <w:pStyle w:val="25"/>
+              <w:pStyle w:val="TableText"/>
               <w:spacing w:before="164" w:line="239" w:lineRule="auto"/>
               <w:ind w:left="638"/>
             </w:pPr>
@@ -568,7 +538,7 @@
           </w:tcPr>
           <w:p>
             <w:pPr>
-              <w:pStyle w:val="25"/>
+              <w:pStyle w:val="TableText"/>
               <w:spacing w:before="164"/>
               <w:ind w:left="361"/>
             </w:pPr>
@@ -580,7 +550,7 @@
           </w:tcPr>
           <w:p>
             <w:pPr>
-              <w:pStyle w:val="25"/>
+              <w:pStyle w:val="TableText"/>
               <w:spacing w:before="134" w:line="219" w:lineRule="auto"/>
               <w:ind w:left="737"/>
             </w:pPr>
@@ -592,7 +562,7 @@
           </w:tcPr>
           <w:p>
             <w:pPr>
-              <w:pStyle w:val="25"/>
+              <w:pStyle w:val="TableText"/>
               <w:spacing w:before="135" w:line="220" w:lineRule="auto"/>
               <w:ind w:left="480"/>
             </w:pPr>
@@ -604,7 +574,7 @@
           </w:tcPr>
           <w:p>
             <w:pPr>
-              <w:pStyle w:val="25"/>
+              <w:pStyle w:val="TableText"/>
               <w:spacing w:before="134" w:line="220" w:lineRule="auto"/>
               <w:ind w:left="672"/>
             </w:pPr>
@@ -613,14 +583,9 @@
       </w:tr>
       <w:tr>
         <w:tblPrEx>
-          <w:tblBorders>
-            <w:top w:val="single" w:color="000000" w:sz="4" w:space="0"/>
-            <w:left w:val="single" w:color="000000" w:sz="4" w:space="0"/>
-            <w:bottom w:val="single" w:color="000000" w:sz="4" w:space="0"/>
-            <w:right w:val="single" w:color="000000" w:sz="4" w:space="0"/>
-            <w:insideH w:val="single" w:color="000000" w:sz="4" w:space="0"/>
-            <w:insideV w:val="single" w:color="000000" w:sz="4" w:space="0"/>
-          </w:tblBorders>
+          <w:tblW w:w="7937" w:type="dxa"/>
+          <w:tblInd w:w="5" w:type="dxa"/>
+          <w:tblLayout w:type="fixed"/>
           <w:tblCellMar>
             <w:top w:w="0" w:type="dxa"/>
             <w:left w:w="0" w:type="dxa"/>
@@ -629,7 +594,7 @@
           </w:tblCellMar>
         </w:tblPrEx>
         <w:trPr>
-          <w:trHeight w:val="474" w:hRule="atLeast"/>
+          <w:trHeight w:val="474"/>
         </w:trPr>
         <w:tc>
           <w:tcPr>
@@ -637,7 +602,7 @@
           </w:tcPr>
           <w:p>
             <w:pPr>
-              <w:pStyle w:val="25"/>
+              <w:pStyle w:val="TableText"/>
               <w:spacing w:before="165" w:line="239" w:lineRule="auto"/>
               <w:ind w:left="638"/>
             </w:pPr>
@@ -649,7 +614,7 @@
           </w:tcPr>
           <w:p>
             <w:pPr>
-              <w:pStyle w:val="25"/>
+              <w:pStyle w:val="TableText"/>
               <w:spacing w:before="165"/>
               <w:ind w:left="361"/>
             </w:pPr>
@@ -661,7 +626,7 @@
           </w:tcPr>
           <w:p>
             <w:pPr>
-              <w:pStyle w:val="25"/>
+              <w:pStyle w:val="TableText"/>
               <w:spacing w:before="135" w:line="219" w:lineRule="auto"/>
               <w:ind w:left="737"/>
             </w:pPr>
@@ -673,7 +638,7 @@
           </w:tcPr>
           <w:p>
             <w:pPr>
-              <w:pStyle w:val="25"/>
+              <w:pStyle w:val="TableText"/>
               <w:spacing w:before="136" w:line="220" w:lineRule="auto"/>
               <w:ind w:left="480"/>
             </w:pPr>
@@ -685,7 +650,7 @@
           </w:tcPr>
           <w:p>
             <w:pPr>
-              <w:pStyle w:val="25"/>
+              <w:pStyle w:val="TableText"/>
               <w:spacing w:before="135" w:line="220" w:lineRule="auto"/>
               <w:ind w:left="672"/>
             </w:pPr>
@@ -694,14 +659,9 @@
       </w:tr>
       <w:tr>
         <w:tblPrEx>
-          <w:tblBorders>
-            <w:top w:val="single" w:color="000000" w:sz="4" w:space="0"/>
-            <w:left w:val="single" w:color="000000" w:sz="4" w:space="0"/>
-            <w:bottom w:val="single" w:color="000000" w:sz="4" w:space="0"/>
-            <w:right w:val="single" w:color="000000" w:sz="4" w:space="0"/>
-            <w:insideH w:val="single" w:color="000000" w:sz="4" w:space="0"/>
-            <w:insideV w:val="single" w:color="000000" w:sz="4" w:space="0"/>
-          </w:tblBorders>
+          <w:tblW w:w="7937" w:type="dxa"/>
+          <w:tblInd w:w="5" w:type="dxa"/>
+          <w:tblLayout w:type="fixed"/>
           <w:tblCellMar>
             <w:top w:w="0" w:type="dxa"/>
             <w:left w:w="0" w:type="dxa"/>
@@ -710,7 +670,7 @@
           </w:tblCellMar>
         </w:tblPrEx>
         <w:trPr>
-          <w:trHeight w:val="474" w:hRule="atLeast"/>
+          <w:trHeight w:val="474"/>
         </w:trPr>
         <w:tc>
           <w:tcPr>
@@ -718,7 +678,7 @@
           </w:tcPr>
           <w:p>
             <w:pPr>
-              <w:pStyle w:val="25"/>
+              <w:pStyle w:val="TableText"/>
               <w:spacing w:before="166" w:line="239" w:lineRule="auto"/>
               <w:ind w:left="638"/>
             </w:pPr>
@@ -730,7 +690,7 @@
           </w:tcPr>
           <w:p>
             <w:pPr>
-              <w:pStyle w:val="25"/>
+              <w:pStyle w:val="TableText"/>
               <w:spacing w:before="166"/>
               <w:ind w:left="361"/>
             </w:pPr>
@@ -742,7 +702,7 @@
           </w:tcPr>
           <w:p>
             <w:pPr>
-              <w:pStyle w:val="25"/>
+              <w:pStyle w:val="TableText"/>
               <w:spacing w:before="136" w:line="219" w:lineRule="auto"/>
               <w:ind w:left="737"/>
             </w:pPr>
@@ -754,7 +714,7 @@
           </w:tcPr>
           <w:p>
             <w:pPr>
-              <w:pStyle w:val="25"/>
+              <w:pStyle w:val="TableText"/>
               <w:spacing w:before="137" w:line="220" w:lineRule="auto"/>
               <w:ind w:left="480"/>
             </w:pPr>
@@ -766,7 +726,7 @@
           </w:tcPr>
           <w:p>
             <w:pPr>
-              <w:pStyle w:val="25"/>
+              <w:pStyle w:val="TableText"/>
               <w:spacing w:before="136" w:line="220" w:lineRule="auto"/>
               <w:ind w:left="672"/>
             </w:pPr>
@@ -775,14 +735,9 @@
       </w:tr>
       <w:tr>
         <w:tblPrEx>
-          <w:tblBorders>
-            <w:top w:val="single" w:color="000000" w:sz="4" w:space="0"/>
-            <w:left w:val="single" w:color="000000" w:sz="4" w:space="0"/>
-            <w:bottom w:val="single" w:color="000000" w:sz="4" w:space="0"/>
-            <w:right w:val="single" w:color="000000" w:sz="4" w:space="0"/>
-            <w:insideH w:val="single" w:color="000000" w:sz="4" w:space="0"/>
-            <w:insideV w:val="single" w:color="000000" w:sz="4" w:space="0"/>
-          </w:tblBorders>
+          <w:tblW w:w="7937" w:type="dxa"/>
+          <w:tblInd w:w="5" w:type="dxa"/>
+          <w:tblLayout w:type="fixed"/>
           <w:tblCellMar>
             <w:top w:w="0" w:type="dxa"/>
             <w:left w:w="0" w:type="dxa"/>
@@ -791,7 +746,7 @@
           </w:tblCellMar>
         </w:tblPrEx>
         <w:trPr>
-          <w:trHeight w:val="589" w:hRule="atLeast"/>
+          <w:trHeight w:val="589"/>
         </w:trPr>
         <w:tc>
           <w:tcPr>
@@ -863,7 +818,7 @@
     <w:p>
       <w:pPr>
         <w:rPr>
-          <w:rFonts w:hint="default" w:ascii="Segoe UI" w:hAnsi="Segoe UI" w:eastAsia="Segoe UI" w:cs="Segoe UI"/>
+          <w:rFonts w:ascii="Segoe UI" w:eastAsia="Segoe UI" w:hAnsi="Segoe UI" w:cs="Segoe UI" w:hint="default"/>
           <w:i w:val="0"/>
           <w:iCs w:val="0"/>
           <w:caps w:val="0"/>
@@ -877,7 +832,7 @@
     <w:p>
       <w:pPr>
         <w:rPr>
-          <w:rFonts w:ascii="宋体" w:hAnsi="宋体" w:eastAsia="宋体" w:cstheme="minorBidi"/>
+          <w:rFonts w:ascii="宋体" w:eastAsia="宋体" w:hAnsi="宋体" w:cstheme="minorBidi"/>
           <w:kern w:val="2"/>
           <w:sz w:val="21"/>
           <w:szCs w:val="24"/>
@@ -886,7 +841,7 @@
       </w:pPr>
       <w:r>
         <w:rPr>
-          <w:rFonts w:ascii="宋体" w:hAnsi="宋体" w:eastAsia="宋体" w:cstheme="minorBidi"/>
+          <w:rFonts w:ascii="宋体" w:eastAsia="宋体" w:hAnsi="宋体" w:cstheme="minorBidi"/>
           <w:kern w:val="2"/>
           <w:sz w:val="21"/>
           <w:szCs w:val="24"/>
@@ -898,7 +853,7 @@
     <w:sdt>
       <w:sdtPr>
         <w:rPr>
-          <w:rFonts w:ascii="宋体" w:hAnsi="宋体" w:eastAsia="宋体" w:cstheme="minorBidi"/>
+          <w:rFonts w:ascii="宋体" w:eastAsia="宋体" w:hAnsi="宋体" w:cstheme="minorBidi"/>
           <w:kern w:val="2"/>
           <w:sz w:val="21"/>
           <w:szCs w:val="24"/>
@@ -912,7 +867,7 @@
       </w:sdtPr>
       <w:sdtEndPr>
         <w:rPr>
-          <w:rFonts w:hint="eastAsia" w:ascii="Microsoft JhengHei" w:hAnsi="Microsoft JhengHei" w:eastAsia="Microsoft JhengHei" w:cs="Microsoft JhengHei"/>
+          <w:rFonts w:ascii="Microsoft JhengHei" w:eastAsia="Microsoft JhengHei" w:hAnsi="Microsoft JhengHei" w:cs="Microsoft JhengHei" w:hint="eastAsia"/>
           <w:kern w:val="2"/>
           <w:sz w:val="24"/>
           <w:szCs w:val="24"/>
@@ -923,17 +878,17 @@
         <w:p>
           <w:pPr>
             <w:spacing w:before="0" w:beforeLines="0" w:after="0" w:afterLines="0" w:line="240" w:lineRule="auto"/>
-            <w:ind w:left="0" w:leftChars="0" w:right="0" w:rightChars="0" w:firstLine="0" w:firstLineChars="0"/>
+            <w:ind w:left="0" w:right="0" w:firstLine="0" w:leftChars="0" w:rightChars="0" w:firstLineChars="0"/>
             <w:jc w:val="center"/>
             <w:rPr>
-              <w:rFonts w:hint="eastAsia" w:ascii="Microsoft JhengHei" w:hAnsi="Microsoft JhengHei" w:eastAsia="Microsoft JhengHei" w:cs="Microsoft JhengHei"/>
+              <w:rFonts w:ascii="Microsoft JhengHei" w:eastAsia="Microsoft JhengHei" w:hAnsi="Microsoft JhengHei" w:cs="Microsoft JhengHei" w:hint="eastAsia"/>
               <w:sz w:val="24"/>
               <w:szCs w:val="24"/>
             </w:rPr>
           </w:pPr>
           <w:r>
             <w:rPr>
-              <w:rFonts w:hint="eastAsia" w:ascii="Microsoft JhengHei" w:hAnsi="Microsoft JhengHei" w:eastAsia="Microsoft JhengHei" w:cs="Microsoft JhengHei"/>
+              <w:rFonts w:ascii="Microsoft JhengHei" w:eastAsia="Microsoft JhengHei" w:hAnsi="Microsoft JhengHei" w:cs="Microsoft JhengHei" w:hint="eastAsia"/>
               <w:sz w:val="24"/>
               <w:szCs w:val="24"/>
             </w:rPr>
@@ -942,14 +897,14 @@
         </w:p>
         <w:p>
           <w:pPr>
-            <w:pStyle w:val="16"/>
+            <w:pStyle w:val="TOC1"/>
             <w:tabs>
               <w:tab w:val="right" w:leader="dot" w:pos="8306"/>
             </w:tabs>
           </w:pPr>
           <w:r>
             <w:rPr>
-              <w:rFonts w:hint="eastAsia" w:ascii="Microsoft JhengHei" w:hAnsi="Microsoft JhengHei" w:eastAsia="Microsoft JhengHei" w:cs="Microsoft JhengHei"/>
+              <w:rFonts w:ascii="Microsoft JhengHei" w:eastAsia="Microsoft JhengHei" w:hAnsi="Microsoft JhengHei" w:cs="Microsoft JhengHei" w:hint="eastAsia"/>
               <w:sz w:val="24"/>
               <w:szCs w:val="24"/>
             </w:rPr>
@@ -957,7 +912,7 @@
           </w:r>
           <w:r>
             <w:rPr>
-              <w:rFonts w:hint="eastAsia" w:ascii="Microsoft JhengHei" w:hAnsi="Microsoft JhengHei" w:eastAsia="Microsoft JhengHei" w:cs="Microsoft JhengHei"/>
+              <w:rFonts w:ascii="Microsoft JhengHei" w:eastAsia="Microsoft JhengHei" w:hAnsi="Microsoft JhengHei" w:cs="Microsoft JhengHei" w:hint="eastAsia"/>
               <w:sz w:val="24"/>
               <w:szCs w:val="24"/>
             </w:rPr>
@@ -965,7 +920,7 @@
           </w:r>
           <w:r>
             <w:rPr>
-              <w:rFonts w:hint="eastAsia" w:ascii="Microsoft JhengHei" w:hAnsi="Microsoft JhengHei" w:eastAsia="Microsoft JhengHei" w:cs="Microsoft JhengHei"/>
+              <w:rFonts w:ascii="Microsoft JhengHei" w:eastAsia="Microsoft JhengHei" w:hAnsi="Microsoft JhengHei" w:cs="Microsoft JhengHei" w:hint="eastAsia"/>
               <w:sz w:val="24"/>
               <w:szCs w:val="24"/>
             </w:rPr>
@@ -973,21 +928,21 @@
           </w:r>
           <w:r>
             <w:rPr>
-              <w:rFonts w:hint="eastAsia" w:ascii="Microsoft JhengHei" w:hAnsi="Microsoft JhengHei" w:eastAsia="Microsoft JhengHei" w:cs="Microsoft JhengHei"/>
+              <w:rFonts w:ascii="Microsoft JhengHei" w:eastAsia="Microsoft JhengHei" w:hAnsi="Microsoft JhengHei" w:cs="Microsoft JhengHei" w:hint="eastAsia"/>
               <w:szCs w:val="24"/>
             </w:rPr>
             <w:fldChar w:fldCharType="begin"/>
           </w:r>
           <w:r>
             <w:rPr>
-              <w:rFonts w:hint="eastAsia" w:ascii="Microsoft JhengHei" w:hAnsi="Microsoft JhengHei" w:eastAsia="Microsoft JhengHei" w:cs="Microsoft JhengHei"/>
+              <w:rFonts w:ascii="Microsoft JhengHei" w:eastAsia="Microsoft JhengHei" w:hAnsi="Microsoft JhengHei" w:cs="Microsoft JhengHei" w:hint="eastAsia"/>
               <w:szCs w:val="24"/>
             </w:rPr>
             <w:instrText xml:space="preserve"> HYPERLINK \l _Toc26282 </w:instrText>
           </w:r>
           <w:r>
             <w:rPr>
-              <w:rFonts w:hint="eastAsia" w:ascii="Microsoft JhengHei" w:hAnsi="Microsoft JhengHei" w:eastAsia="Microsoft JhengHei" w:cs="Microsoft JhengHei"/>
+              <w:rFonts w:ascii="Microsoft JhengHei" w:eastAsia="Microsoft JhengHei" w:hAnsi="Microsoft JhengHei" w:cs="Microsoft JhengHei" w:hint="eastAsia"/>
               <w:szCs w:val="24"/>
             </w:rPr>
             <w:fldChar w:fldCharType="separate"/>
@@ -1019,7 +974,7 @@
           </w:r>
           <w:r>
             <w:rPr>
-              <w:rFonts w:hint="eastAsia" w:ascii="Microsoft JhengHei" w:hAnsi="Microsoft JhengHei" w:eastAsia="Microsoft JhengHei" w:cs="Microsoft JhengHei"/>
+              <w:rFonts w:ascii="Microsoft JhengHei" w:eastAsia="Microsoft JhengHei" w:hAnsi="Microsoft JhengHei" w:cs="Microsoft JhengHei" w:hint="eastAsia"/>
               <w:szCs w:val="24"/>
             </w:rPr>
             <w:fldChar w:fldCharType="end"/>
@@ -1027,34 +982,34 @@
         </w:p>
         <w:p>
           <w:pPr>
-            <w:pStyle w:val="16"/>
+            <w:pStyle w:val="TOC1"/>
             <w:tabs>
               <w:tab w:val="right" w:leader="dot" w:pos="8306"/>
             </w:tabs>
           </w:pPr>
           <w:r>
             <w:rPr>
-              <w:rFonts w:hint="eastAsia" w:ascii="Microsoft JhengHei" w:hAnsi="Microsoft JhengHei" w:eastAsia="Microsoft JhengHei" w:cs="Microsoft JhengHei"/>
+              <w:rFonts w:ascii="Microsoft JhengHei" w:eastAsia="Microsoft JhengHei" w:hAnsi="Microsoft JhengHei" w:cs="Microsoft JhengHei" w:hint="eastAsia"/>
               <w:szCs w:val="24"/>
             </w:rPr>
             <w:fldChar w:fldCharType="begin"/>
           </w:r>
           <w:r>
             <w:rPr>
-              <w:rFonts w:hint="eastAsia" w:ascii="Microsoft JhengHei" w:hAnsi="Microsoft JhengHei" w:eastAsia="Microsoft JhengHei" w:cs="Microsoft JhengHei"/>
+              <w:rFonts w:ascii="Microsoft JhengHei" w:eastAsia="Microsoft JhengHei" w:hAnsi="Microsoft JhengHei" w:cs="Microsoft JhengHei" w:hint="eastAsia"/>
               <w:szCs w:val="24"/>
             </w:rPr>
             <w:instrText xml:space="preserve"> HYPERLINK \l _Toc3614 </w:instrText>
           </w:r>
           <w:r>
             <w:rPr>
-              <w:rFonts w:hint="eastAsia" w:ascii="Microsoft JhengHei" w:hAnsi="Microsoft JhengHei" w:eastAsia="Microsoft JhengHei" w:cs="Microsoft JhengHei"/>
+              <w:rFonts w:ascii="Microsoft JhengHei" w:eastAsia="Microsoft JhengHei" w:hAnsi="Microsoft JhengHei" w:cs="Microsoft JhengHei" w:hint="eastAsia"/>
               <w:szCs w:val="24"/>
             </w:rPr>
             <w:fldChar w:fldCharType="separate"/>
           </w:r>
           <w:r>
-            <w:t>甘肃国邦信息科技有限公司</w:t>
+            <w:t>中达丰集团有限公司</w:t>
           </w:r>
           <w:r>
             <w:tab/>
@@ -1076,7 +1031,7 @@
           </w:r>
           <w:r>
             <w:rPr>
-              <w:rFonts w:hint="eastAsia" w:ascii="Microsoft JhengHei" w:hAnsi="Microsoft JhengHei" w:eastAsia="Microsoft JhengHei" w:cs="Microsoft JhengHei"/>
+              <w:rFonts w:ascii="Microsoft JhengHei" w:eastAsia="Microsoft JhengHei" w:hAnsi="Microsoft JhengHei" w:cs="Microsoft JhengHei" w:hint="eastAsia"/>
               <w:szCs w:val="24"/>
             </w:rPr>
             <w:fldChar w:fldCharType="end"/>
@@ -1084,35 +1039,35 @@
         </w:p>
         <w:p>
           <w:pPr>
-            <w:pStyle w:val="16"/>
+            <w:pStyle w:val="TOC1"/>
             <w:tabs>
               <w:tab w:val="right" w:leader="dot" w:pos="8306"/>
             </w:tabs>
           </w:pPr>
           <w:r>
             <w:rPr>
-              <w:rFonts w:hint="eastAsia" w:ascii="Microsoft JhengHei" w:hAnsi="Microsoft JhengHei" w:eastAsia="Microsoft JhengHei" w:cs="Microsoft JhengHei"/>
+              <w:rFonts w:ascii="Microsoft JhengHei" w:eastAsia="Microsoft JhengHei" w:hAnsi="Microsoft JhengHei" w:cs="Microsoft JhengHei" w:hint="eastAsia"/>
               <w:szCs w:val="24"/>
             </w:rPr>
             <w:fldChar w:fldCharType="begin"/>
           </w:r>
           <w:r>
             <w:rPr>
-              <w:rFonts w:hint="eastAsia" w:ascii="Microsoft JhengHei" w:hAnsi="Microsoft JhengHei" w:eastAsia="Microsoft JhengHei" w:cs="Microsoft JhengHei"/>
+              <w:rFonts w:ascii="Microsoft JhengHei" w:eastAsia="Microsoft JhengHei" w:hAnsi="Microsoft JhengHei" w:cs="Microsoft JhengHei" w:hint="eastAsia"/>
               <w:szCs w:val="24"/>
             </w:rPr>
             <w:instrText xml:space="preserve"> HYPERLINK \l _Toc984 </w:instrText>
           </w:r>
           <w:r>
             <w:rPr>
-              <w:rFonts w:hint="eastAsia" w:ascii="Microsoft JhengHei" w:hAnsi="Microsoft JhengHei" w:eastAsia="Microsoft JhengHei" w:cs="Microsoft JhengHei"/>
+              <w:rFonts w:ascii="Microsoft JhengHei" w:eastAsia="Microsoft JhengHei" w:hAnsi="Microsoft JhengHei" w:cs="Microsoft JhengHei" w:hint="eastAsia"/>
               <w:szCs w:val="24"/>
             </w:rPr>
             <w:fldChar w:fldCharType="separate"/>
           </w:r>
           <w:r>
             <w:rPr>
-              <w:rFonts w:ascii="宋体" w:hAnsi="宋体" w:eastAsia="宋体" w:cs="宋体"/>
+              <w:rFonts w:ascii="宋体" w:eastAsia="宋体" w:hAnsi="宋体" w:cs="宋体"/>
               <w:spacing w:val="-2"/>
               <w:szCs w:val="21"/>
             </w:rPr>
@@ -1138,7 +1093,7 @@
           </w:r>
           <w:r>
             <w:rPr>
-              <w:rFonts w:hint="eastAsia" w:ascii="Microsoft JhengHei" w:hAnsi="Microsoft JhengHei" w:eastAsia="Microsoft JhengHei" w:cs="Microsoft JhengHei"/>
+              <w:rFonts w:ascii="Microsoft JhengHei" w:eastAsia="Microsoft JhengHei" w:hAnsi="Microsoft JhengHei" w:cs="Microsoft JhengHei" w:hint="eastAsia"/>
               <w:szCs w:val="24"/>
             </w:rPr>
             <w:fldChar w:fldCharType="end"/>
@@ -1146,28 +1101,28 @@
         </w:p>
         <w:p>
           <w:pPr>
-            <w:pStyle w:val="16"/>
+            <w:pStyle w:val="TOC1"/>
             <w:tabs>
               <w:tab w:val="right" w:leader="dot" w:pos="8306"/>
             </w:tabs>
           </w:pPr>
           <w:r>
             <w:rPr>
-              <w:rFonts w:hint="eastAsia" w:ascii="Microsoft JhengHei" w:hAnsi="Microsoft JhengHei" w:eastAsia="Microsoft JhengHei" w:cs="Microsoft JhengHei"/>
+              <w:rFonts w:ascii="Microsoft JhengHei" w:eastAsia="Microsoft JhengHei" w:hAnsi="Microsoft JhengHei" w:cs="Microsoft JhengHei" w:hint="eastAsia"/>
               <w:szCs w:val="24"/>
             </w:rPr>
             <w:fldChar w:fldCharType="begin"/>
           </w:r>
           <w:r>
             <w:rPr>
-              <w:rFonts w:hint="eastAsia" w:ascii="Microsoft JhengHei" w:hAnsi="Microsoft JhengHei" w:eastAsia="Microsoft JhengHei" w:cs="Microsoft JhengHei"/>
+              <w:rFonts w:ascii="Microsoft JhengHei" w:eastAsia="Microsoft JhengHei" w:hAnsi="Microsoft JhengHei" w:cs="Microsoft JhengHei" w:hint="eastAsia"/>
               <w:szCs w:val="24"/>
             </w:rPr>
             <w:instrText xml:space="preserve"> HYPERLINK \l _Toc29334 </w:instrText>
           </w:r>
           <w:r>
             <w:rPr>
-              <w:rFonts w:hint="eastAsia" w:ascii="Microsoft JhengHei" w:hAnsi="Microsoft JhengHei" w:eastAsia="Microsoft JhengHei" w:cs="Microsoft JhengHei"/>
+              <w:rFonts w:ascii="Microsoft JhengHei" w:eastAsia="Microsoft JhengHei" w:hAnsi="Microsoft JhengHei" w:cs="Microsoft JhengHei" w:hint="eastAsia"/>
               <w:szCs w:val="24"/>
             </w:rPr>
             <w:fldChar w:fldCharType="separate"/>
@@ -1198,7 +1153,7 @@
           </w:r>
           <w:r>
             <w:rPr>
-              <w:rFonts w:hint="eastAsia" w:ascii="Microsoft JhengHei" w:hAnsi="Microsoft JhengHei" w:eastAsia="Microsoft JhengHei" w:cs="Microsoft JhengHei"/>
+              <w:rFonts w:ascii="Microsoft JhengHei" w:eastAsia="Microsoft JhengHei" w:hAnsi="Microsoft JhengHei" w:cs="Microsoft JhengHei" w:hint="eastAsia"/>
               <w:szCs w:val="24"/>
             </w:rPr>
             <w:fldChar w:fldCharType="end"/>
@@ -1206,28 +1161,28 @@
         </w:p>
         <w:p>
           <w:pPr>
-            <w:pStyle w:val="16"/>
+            <w:pStyle w:val="TOC1"/>
             <w:tabs>
               <w:tab w:val="right" w:leader="dot" w:pos="8306"/>
             </w:tabs>
           </w:pPr>
           <w:r>
             <w:rPr>
-              <w:rFonts w:hint="eastAsia" w:ascii="Microsoft JhengHei" w:hAnsi="Microsoft JhengHei" w:eastAsia="Microsoft JhengHei" w:cs="Microsoft JhengHei"/>
+              <w:rFonts w:ascii="Microsoft JhengHei" w:eastAsia="Microsoft JhengHei" w:hAnsi="Microsoft JhengHei" w:cs="Microsoft JhengHei" w:hint="eastAsia"/>
               <w:szCs w:val="24"/>
             </w:rPr>
             <w:fldChar w:fldCharType="begin"/>
           </w:r>
           <w:r>
             <w:rPr>
-              <w:rFonts w:hint="eastAsia" w:ascii="Microsoft JhengHei" w:hAnsi="Microsoft JhengHei" w:eastAsia="Microsoft JhengHei" w:cs="Microsoft JhengHei"/>
+              <w:rFonts w:ascii="Microsoft JhengHei" w:eastAsia="Microsoft JhengHei" w:hAnsi="Microsoft JhengHei" w:cs="Microsoft JhengHei" w:hint="eastAsia"/>
               <w:szCs w:val="24"/>
             </w:rPr>
             <w:instrText xml:space="preserve"> HYPERLINK \l _Toc14861 </w:instrText>
           </w:r>
           <w:r>
             <w:rPr>
-              <w:rFonts w:hint="eastAsia" w:ascii="Microsoft JhengHei" w:hAnsi="Microsoft JhengHei" w:eastAsia="Microsoft JhengHei" w:cs="Microsoft JhengHei"/>
+              <w:rFonts w:ascii="Microsoft JhengHei" w:eastAsia="Microsoft JhengHei" w:hAnsi="Microsoft JhengHei" w:cs="Microsoft JhengHei" w:hint="eastAsia"/>
               <w:szCs w:val="24"/>
             </w:rPr>
             <w:fldChar w:fldCharType="separate"/>
@@ -1258,7 +1213,7 @@
           </w:r>
           <w:r>
             <w:rPr>
-              <w:rFonts w:hint="eastAsia" w:ascii="Microsoft JhengHei" w:hAnsi="Microsoft JhengHei" w:eastAsia="Microsoft JhengHei" w:cs="Microsoft JhengHei"/>
+              <w:rFonts w:ascii="Microsoft JhengHei" w:eastAsia="Microsoft JhengHei" w:hAnsi="Microsoft JhengHei" w:cs="Microsoft JhengHei" w:hint="eastAsia"/>
               <w:szCs w:val="24"/>
             </w:rPr>
             <w:fldChar w:fldCharType="end"/>
@@ -1266,28 +1221,28 @@
         </w:p>
         <w:p>
           <w:pPr>
-            <w:pStyle w:val="16"/>
+            <w:pStyle w:val="TOC1"/>
             <w:tabs>
               <w:tab w:val="right" w:leader="dot" w:pos="8306"/>
             </w:tabs>
           </w:pPr>
           <w:r>
             <w:rPr>
-              <w:rFonts w:hint="eastAsia" w:ascii="Microsoft JhengHei" w:hAnsi="Microsoft JhengHei" w:eastAsia="Microsoft JhengHei" w:cs="Microsoft JhengHei"/>
+              <w:rFonts w:ascii="Microsoft JhengHei" w:eastAsia="Microsoft JhengHei" w:hAnsi="Microsoft JhengHei" w:cs="Microsoft JhengHei" w:hint="eastAsia"/>
               <w:szCs w:val="24"/>
             </w:rPr>
             <w:fldChar w:fldCharType="begin"/>
           </w:r>
           <w:r>
             <w:rPr>
-              <w:rFonts w:hint="eastAsia" w:ascii="Microsoft JhengHei" w:hAnsi="Microsoft JhengHei" w:eastAsia="Microsoft JhengHei" w:cs="Microsoft JhengHei"/>
+              <w:rFonts w:ascii="Microsoft JhengHei" w:eastAsia="Microsoft JhengHei" w:hAnsi="Microsoft JhengHei" w:cs="Microsoft JhengHei" w:hint="eastAsia"/>
               <w:szCs w:val="24"/>
             </w:rPr>
             <w:instrText xml:space="preserve"> HYPERLINK \l _Toc24130 </w:instrText>
           </w:r>
           <w:r>
             <w:rPr>
-              <w:rFonts w:hint="eastAsia" w:ascii="Microsoft JhengHei" w:hAnsi="Microsoft JhengHei" w:eastAsia="Microsoft JhengHei" w:cs="Microsoft JhengHei"/>
+              <w:rFonts w:ascii="Microsoft JhengHei" w:eastAsia="Microsoft JhengHei" w:hAnsi="Microsoft JhengHei" w:cs="Microsoft JhengHei" w:hint="eastAsia"/>
               <w:szCs w:val="24"/>
             </w:rPr>
             <w:fldChar w:fldCharType="separate"/>
@@ -1318,7 +1273,7 @@
           </w:r>
           <w:r>
             <w:rPr>
-              <w:rFonts w:hint="eastAsia" w:ascii="Microsoft JhengHei" w:hAnsi="Microsoft JhengHei" w:eastAsia="Microsoft JhengHei" w:cs="Microsoft JhengHei"/>
+              <w:rFonts w:ascii="Microsoft JhengHei" w:eastAsia="Microsoft JhengHei" w:hAnsi="Microsoft JhengHei" w:cs="Microsoft JhengHei" w:hint="eastAsia"/>
               <w:szCs w:val="24"/>
             </w:rPr>
             <w:fldChar w:fldCharType="end"/>
@@ -1326,28 +1281,28 @@
         </w:p>
         <w:p>
           <w:pPr>
-            <w:pStyle w:val="17"/>
+            <w:pStyle w:val="TOC2"/>
             <w:tabs>
               <w:tab w:val="right" w:leader="dot" w:pos="8306"/>
             </w:tabs>
           </w:pPr>
           <w:r>
             <w:rPr>
-              <w:rFonts w:hint="eastAsia" w:ascii="Microsoft JhengHei" w:hAnsi="Microsoft JhengHei" w:eastAsia="Microsoft JhengHei" w:cs="Microsoft JhengHei"/>
+              <w:rFonts w:ascii="Microsoft JhengHei" w:eastAsia="Microsoft JhengHei" w:hAnsi="Microsoft JhengHei" w:cs="Microsoft JhengHei" w:hint="eastAsia"/>
               <w:szCs w:val="24"/>
             </w:rPr>
             <w:fldChar w:fldCharType="begin"/>
           </w:r>
           <w:r>
             <w:rPr>
-              <w:rFonts w:hint="eastAsia" w:ascii="Microsoft JhengHei" w:hAnsi="Microsoft JhengHei" w:eastAsia="Microsoft JhengHei" w:cs="Microsoft JhengHei"/>
+              <w:rFonts w:ascii="Microsoft JhengHei" w:eastAsia="Microsoft JhengHei" w:hAnsi="Microsoft JhengHei" w:cs="Microsoft JhengHei" w:hint="eastAsia"/>
               <w:szCs w:val="24"/>
             </w:rPr>
             <w:instrText xml:space="preserve"> HYPERLINK \l _Toc8388 </w:instrText>
           </w:r>
           <w:r>
             <w:rPr>
-              <w:rFonts w:hint="eastAsia" w:ascii="Microsoft JhengHei" w:hAnsi="Microsoft JhengHei" w:eastAsia="Microsoft JhengHei" w:cs="Microsoft JhengHei"/>
+              <w:rFonts w:ascii="Microsoft JhengHei" w:eastAsia="Microsoft JhengHei" w:hAnsi="Microsoft JhengHei" w:cs="Microsoft JhengHei" w:hint="eastAsia"/>
               <w:szCs w:val="24"/>
             </w:rPr>
             <w:fldChar w:fldCharType="separate"/>
@@ -1387,7 +1342,7 @@
           </w:r>
           <w:r>
             <w:rPr>
-              <w:rFonts w:hint="eastAsia" w:ascii="Microsoft JhengHei" w:hAnsi="Microsoft JhengHei" w:eastAsia="Microsoft JhengHei" w:cs="Microsoft JhengHei"/>
+              <w:rFonts w:ascii="Microsoft JhengHei" w:eastAsia="Microsoft JhengHei" w:hAnsi="Microsoft JhengHei" w:cs="Microsoft JhengHei" w:hint="eastAsia"/>
               <w:szCs w:val="24"/>
             </w:rPr>
             <w:fldChar w:fldCharType="end"/>
@@ -1395,35 +1350,35 @@
         </w:p>
         <w:p>
           <w:pPr>
-            <w:pStyle w:val="17"/>
+            <w:pStyle w:val="TOC2"/>
             <w:tabs>
               <w:tab w:val="right" w:leader="dot" w:pos="8306"/>
             </w:tabs>
           </w:pPr>
           <w:r>
             <w:rPr>
-              <w:rFonts w:hint="eastAsia" w:ascii="Microsoft JhengHei" w:hAnsi="Microsoft JhengHei" w:eastAsia="Microsoft JhengHei" w:cs="Microsoft JhengHei"/>
+              <w:rFonts w:ascii="Microsoft JhengHei" w:eastAsia="Microsoft JhengHei" w:hAnsi="Microsoft JhengHei" w:cs="Microsoft JhengHei" w:hint="eastAsia"/>
               <w:szCs w:val="24"/>
             </w:rPr>
             <w:fldChar w:fldCharType="begin"/>
           </w:r>
           <w:r>
             <w:rPr>
-              <w:rFonts w:hint="eastAsia" w:ascii="Microsoft JhengHei" w:hAnsi="Microsoft JhengHei" w:eastAsia="Microsoft JhengHei" w:cs="Microsoft JhengHei"/>
+              <w:rFonts w:ascii="Microsoft JhengHei" w:eastAsia="Microsoft JhengHei" w:hAnsi="Microsoft JhengHei" w:cs="Microsoft JhengHei" w:hint="eastAsia"/>
               <w:szCs w:val="24"/>
             </w:rPr>
             <w:instrText xml:space="preserve"> HYPERLINK \l _Toc12048 </w:instrText>
           </w:r>
           <w:r>
             <w:rPr>
-              <w:rFonts w:hint="eastAsia" w:ascii="Microsoft JhengHei" w:hAnsi="Microsoft JhengHei" w:eastAsia="Microsoft JhengHei" w:cs="Microsoft JhengHei"/>
+              <w:rFonts w:ascii="Microsoft JhengHei" w:eastAsia="Microsoft JhengHei" w:hAnsi="Microsoft JhengHei" w:cs="Microsoft JhengHei" w:hint="eastAsia"/>
               <w:szCs w:val="24"/>
             </w:rPr>
             <w:fldChar w:fldCharType="separate"/>
           </w:r>
           <w:r>
             <w:rPr>
-              <w:rFonts w:hint="default" w:eastAsia="宋体"/>
+              <w:rFonts w:eastAsia="宋体" w:hint="default"/>
               <w:szCs w:val="24"/>
               <w:lang w:val="en-US" w:eastAsia="zh-CN"/>
             </w:rPr>
@@ -1457,7 +1412,7 @@
           </w:r>
           <w:r>
             <w:rPr>
-              <w:rFonts w:hint="eastAsia" w:ascii="Microsoft JhengHei" w:hAnsi="Microsoft JhengHei" w:eastAsia="Microsoft JhengHei" w:cs="Microsoft JhengHei"/>
+              <w:rFonts w:ascii="Microsoft JhengHei" w:eastAsia="Microsoft JhengHei" w:hAnsi="Microsoft JhengHei" w:cs="Microsoft JhengHei" w:hint="eastAsia"/>
               <w:szCs w:val="24"/>
             </w:rPr>
             <w:fldChar w:fldCharType="end"/>
@@ -1465,35 +1420,35 @@
         </w:p>
         <w:p>
           <w:pPr>
-            <w:pStyle w:val="17"/>
+            <w:pStyle w:val="TOC2"/>
             <w:tabs>
               <w:tab w:val="right" w:leader="dot" w:pos="8306"/>
             </w:tabs>
           </w:pPr>
           <w:r>
             <w:rPr>
-              <w:rFonts w:hint="eastAsia" w:ascii="Microsoft JhengHei" w:hAnsi="Microsoft JhengHei" w:eastAsia="Microsoft JhengHei" w:cs="Microsoft JhengHei"/>
+              <w:rFonts w:ascii="Microsoft JhengHei" w:eastAsia="Microsoft JhengHei" w:hAnsi="Microsoft JhengHei" w:cs="Microsoft JhengHei" w:hint="eastAsia"/>
               <w:szCs w:val="24"/>
             </w:rPr>
             <w:fldChar w:fldCharType="begin"/>
           </w:r>
           <w:r>
             <w:rPr>
-              <w:rFonts w:hint="eastAsia" w:ascii="Microsoft JhengHei" w:hAnsi="Microsoft JhengHei" w:eastAsia="Microsoft JhengHei" w:cs="Microsoft JhengHei"/>
+              <w:rFonts w:ascii="Microsoft JhengHei" w:eastAsia="Microsoft JhengHei" w:hAnsi="Microsoft JhengHei" w:cs="Microsoft JhengHei" w:hint="eastAsia"/>
               <w:szCs w:val="24"/>
             </w:rPr>
             <w:instrText xml:space="preserve"> HYPERLINK \l _Toc6435 </w:instrText>
           </w:r>
           <w:r>
             <w:rPr>
-              <w:rFonts w:hint="eastAsia" w:ascii="Microsoft JhengHei" w:hAnsi="Microsoft JhengHei" w:eastAsia="Microsoft JhengHei" w:cs="Microsoft JhengHei"/>
+              <w:rFonts w:ascii="Microsoft JhengHei" w:eastAsia="Microsoft JhengHei" w:hAnsi="Microsoft JhengHei" w:cs="Microsoft JhengHei" w:hint="eastAsia"/>
               <w:szCs w:val="24"/>
             </w:rPr>
             <w:fldChar w:fldCharType="separate"/>
           </w:r>
           <w:r>
             <w:rPr>
-              <w:rFonts w:hint="default" w:eastAsia="宋体"/>
+              <w:rFonts w:eastAsia="宋体" w:hint="default"/>
               <w:szCs w:val="24"/>
               <w:lang w:val="en-US" w:eastAsia="zh-CN"/>
             </w:rPr>
@@ -1526,7 +1481,7 @@
           </w:r>
           <w:r>
             <w:rPr>
-              <w:rFonts w:hint="eastAsia" w:ascii="Microsoft JhengHei" w:hAnsi="Microsoft JhengHei" w:eastAsia="Microsoft JhengHei" w:cs="Microsoft JhengHei"/>
+              <w:rFonts w:ascii="Microsoft JhengHei" w:eastAsia="Microsoft JhengHei" w:hAnsi="Microsoft JhengHei" w:cs="Microsoft JhengHei" w:hint="eastAsia"/>
               <w:szCs w:val="24"/>
             </w:rPr>
             <w:fldChar w:fldCharType="end"/>
@@ -1534,28 +1489,28 @@
         </w:p>
         <w:p>
           <w:pPr>
-            <w:pStyle w:val="16"/>
+            <w:pStyle w:val="TOC1"/>
             <w:tabs>
               <w:tab w:val="right" w:leader="dot" w:pos="8306"/>
             </w:tabs>
           </w:pPr>
           <w:r>
             <w:rPr>
-              <w:rFonts w:hint="eastAsia" w:ascii="Microsoft JhengHei" w:hAnsi="Microsoft JhengHei" w:eastAsia="Microsoft JhengHei" w:cs="Microsoft JhengHei"/>
+              <w:rFonts w:ascii="Microsoft JhengHei" w:eastAsia="Microsoft JhengHei" w:hAnsi="Microsoft JhengHei" w:cs="Microsoft JhengHei" w:hint="eastAsia"/>
               <w:szCs w:val="24"/>
             </w:rPr>
             <w:fldChar w:fldCharType="begin"/>
           </w:r>
           <w:r>
             <w:rPr>
-              <w:rFonts w:hint="eastAsia" w:ascii="Microsoft JhengHei" w:hAnsi="Microsoft JhengHei" w:eastAsia="Microsoft JhengHei" w:cs="Microsoft JhengHei"/>
+              <w:rFonts w:ascii="Microsoft JhengHei" w:eastAsia="Microsoft JhengHei" w:hAnsi="Microsoft JhengHei" w:cs="Microsoft JhengHei" w:hint="eastAsia"/>
               <w:szCs w:val="24"/>
             </w:rPr>
             <w:instrText xml:space="preserve"> HYPERLINK \l _Toc6324 </w:instrText>
           </w:r>
           <w:r>
             <w:rPr>
-              <w:rFonts w:hint="eastAsia" w:ascii="Microsoft JhengHei" w:hAnsi="Microsoft JhengHei" w:eastAsia="Microsoft JhengHei" w:cs="Microsoft JhengHei"/>
+              <w:rFonts w:ascii="Microsoft JhengHei" w:eastAsia="Microsoft JhengHei" w:hAnsi="Microsoft JhengHei" w:cs="Microsoft JhengHei" w:hint="eastAsia"/>
               <w:szCs w:val="24"/>
             </w:rPr>
             <w:fldChar w:fldCharType="separate"/>
@@ -1594,7 +1549,7 @@
           </w:r>
           <w:r>
             <w:rPr>
-              <w:rFonts w:hint="eastAsia" w:ascii="Microsoft JhengHei" w:hAnsi="Microsoft JhengHei" w:eastAsia="Microsoft JhengHei" w:cs="Microsoft JhengHei"/>
+              <w:rFonts w:ascii="Microsoft JhengHei" w:eastAsia="Microsoft JhengHei" w:hAnsi="Microsoft JhengHei" w:cs="Microsoft JhengHei" w:hint="eastAsia"/>
               <w:szCs w:val="24"/>
             </w:rPr>
             <w:fldChar w:fldCharType="end"/>
@@ -1602,28 +1557,28 @@
         </w:p>
         <w:p>
           <w:pPr>
-            <w:pStyle w:val="16"/>
+            <w:pStyle w:val="TOC1"/>
             <w:tabs>
               <w:tab w:val="right" w:leader="dot" w:pos="8306"/>
             </w:tabs>
           </w:pPr>
           <w:r>
             <w:rPr>
-              <w:rFonts w:hint="eastAsia" w:ascii="Microsoft JhengHei" w:hAnsi="Microsoft JhengHei" w:eastAsia="Microsoft JhengHei" w:cs="Microsoft JhengHei"/>
+              <w:rFonts w:ascii="Microsoft JhengHei" w:eastAsia="Microsoft JhengHei" w:hAnsi="Microsoft JhengHei" w:cs="Microsoft JhengHei" w:hint="eastAsia"/>
               <w:szCs w:val="24"/>
             </w:rPr>
             <w:fldChar w:fldCharType="begin"/>
           </w:r>
           <w:r>
             <w:rPr>
-              <w:rFonts w:hint="eastAsia" w:ascii="Microsoft JhengHei" w:hAnsi="Microsoft JhengHei" w:eastAsia="Microsoft JhengHei" w:cs="Microsoft JhengHei"/>
+              <w:rFonts w:ascii="Microsoft JhengHei" w:eastAsia="Microsoft JhengHei" w:hAnsi="Microsoft JhengHei" w:cs="Microsoft JhengHei" w:hint="eastAsia"/>
               <w:szCs w:val="24"/>
             </w:rPr>
             <w:instrText xml:space="preserve"> HYPERLINK \l _Toc10901 </w:instrText>
           </w:r>
           <w:r>
             <w:rPr>
-              <w:rFonts w:hint="eastAsia" w:ascii="Microsoft JhengHei" w:hAnsi="Microsoft JhengHei" w:eastAsia="Microsoft JhengHei" w:cs="Microsoft JhengHei"/>
+              <w:rFonts w:ascii="Microsoft JhengHei" w:eastAsia="Microsoft JhengHei" w:hAnsi="Microsoft JhengHei" w:cs="Microsoft JhengHei" w:hint="eastAsia"/>
               <w:szCs w:val="24"/>
             </w:rPr>
             <w:fldChar w:fldCharType="separate"/>
@@ -1662,7 +1617,7 @@
           </w:r>
           <w:r>
             <w:rPr>
-              <w:rFonts w:hint="eastAsia" w:ascii="Microsoft JhengHei" w:hAnsi="Microsoft JhengHei" w:eastAsia="Microsoft JhengHei" w:cs="Microsoft JhengHei"/>
+              <w:rFonts w:ascii="Microsoft JhengHei" w:eastAsia="Microsoft JhengHei" w:hAnsi="Microsoft JhengHei" w:cs="Microsoft JhengHei" w:hint="eastAsia"/>
               <w:szCs w:val="24"/>
             </w:rPr>
             <w:fldChar w:fldCharType="end"/>
@@ -1670,28 +1625,28 @@
         </w:p>
         <w:p>
           <w:pPr>
-            <w:pStyle w:val="16"/>
+            <w:pStyle w:val="TOC1"/>
             <w:tabs>
               <w:tab w:val="right" w:leader="dot" w:pos="8306"/>
             </w:tabs>
           </w:pPr>
           <w:r>
             <w:rPr>
-              <w:rFonts w:hint="eastAsia" w:ascii="Microsoft JhengHei" w:hAnsi="Microsoft JhengHei" w:eastAsia="Microsoft JhengHei" w:cs="Microsoft JhengHei"/>
+              <w:rFonts w:ascii="Microsoft JhengHei" w:eastAsia="Microsoft JhengHei" w:hAnsi="Microsoft JhengHei" w:cs="Microsoft JhengHei" w:hint="eastAsia"/>
               <w:szCs w:val="24"/>
             </w:rPr>
             <w:fldChar w:fldCharType="begin"/>
           </w:r>
           <w:r>
             <w:rPr>
-              <w:rFonts w:hint="eastAsia" w:ascii="Microsoft JhengHei" w:hAnsi="Microsoft JhengHei" w:eastAsia="Microsoft JhengHei" w:cs="Microsoft JhengHei"/>
+              <w:rFonts w:ascii="Microsoft JhengHei" w:eastAsia="Microsoft JhengHei" w:hAnsi="Microsoft JhengHei" w:cs="Microsoft JhengHei" w:hint="eastAsia"/>
               <w:szCs w:val="24"/>
             </w:rPr>
             <w:instrText xml:space="preserve"> HYPERLINK \l _Toc9577 </w:instrText>
           </w:r>
           <w:r>
             <w:rPr>
-              <w:rFonts w:hint="eastAsia" w:ascii="Microsoft JhengHei" w:hAnsi="Microsoft JhengHei" w:eastAsia="Microsoft JhengHei" w:cs="Microsoft JhengHei"/>
+              <w:rFonts w:ascii="Microsoft JhengHei" w:eastAsia="Microsoft JhengHei" w:hAnsi="Microsoft JhengHei" w:cs="Microsoft JhengHei" w:hint="eastAsia"/>
               <w:szCs w:val="24"/>
             </w:rPr>
             <w:fldChar w:fldCharType="separate"/>
@@ -1723,7 +1678,7 @@
           </w:r>
           <w:r>
             <w:rPr>
-              <w:rFonts w:hint="eastAsia" w:ascii="Microsoft JhengHei" w:hAnsi="Microsoft JhengHei" w:eastAsia="Microsoft JhengHei" w:cs="Microsoft JhengHei"/>
+              <w:rFonts w:ascii="Microsoft JhengHei" w:eastAsia="Microsoft JhengHei" w:hAnsi="Microsoft JhengHei" w:cs="Microsoft JhengHei" w:hint="eastAsia"/>
               <w:szCs w:val="24"/>
             </w:rPr>
             <w:fldChar w:fldCharType="end"/>
@@ -1731,28 +1686,28 @@
         </w:p>
         <w:p>
           <w:pPr>
-            <w:pStyle w:val="16"/>
+            <w:pStyle w:val="TOC1"/>
             <w:tabs>
               <w:tab w:val="right" w:leader="dot" w:pos="8306"/>
             </w:tabs>
           </w:pPr>
           <w:r>
             <w:rPr>
-              <w:rFonts w:hint="eastAsia" w:ascii="Microsoft JhengHei" w:hAnsi="Microsoft JhengHei" w:eastAsia="Microsoft JhengHei" w:cs="Microsoft JhengHei"/>
+              <w:rFonts w:ascii="Microsoft JhengHei" w:eastAsia="Microsoft JhengHei" w:hAnsi="Microsoft JhengHei" w:cs="Microsoft JhengHei" w:hint="eastAsia"/>
               <w:szCs w:val="24"/>
             </w:rPr>
             <w:fldChar w:fldCharType="begin"/>
           </w:r>
           <w:r>
             <w:rPr>
-              <w:rFonts w:hint="eastAsia" w:ascii="Microsoft JhengHei" w:hAnsi="Microsoft JhengHei" w:eastAsia="Microsoft JhengHei" w:cs="Microsoft JhengHei"/>
+              <w:rFonts w:ascii="Microsoft JhengHei" w:eastAsia="Microsoft JhengHei" w:hAnsi="Microsoft JhengHei" w:cs="Microsoft JhengHei" w:hint="eastAsia"/>
               <w:szCs w:val="24"/>
             </w:rPr>
             <w:instrText xml:space="preserve"> HYPERLINK \l _Toc15606 </w:instrText>
           </w:r>
           <w:r>
             <w:rPr>
-              <w:rFonts w:hint="eastAsia" w:ascii="Microsoft JhengHei" w:hAnsi="Microsoft JhengHei" w:eastAsia="Microsoft JhengHei" w:cs="Microsoft JhengHei"/>
+              <w:rFonts w:ascii="Microsoft JhengHei" w:eastAsia="Microsoft JhengHei" w:hAnsi="Microsoft JhengHei" w:cs="Microsoft JhengHei" w:hint="eastAsia"/>
               <w:szCs w:val="24"/>
             </w:rPr>
             <w:fldChar w:fldCharType="separate"/>
@@ -1791,7 +1746,7 @@
           </w:r>
           <w:r>
             <w:rPr>
-              <w:rFonts w:hint="eastAsia" w:ascii="Microsoft JhengHei" w:hAnsi="Microsoft JhengHei" w:eastAsia="Microsoft JhengHei" w:cs="Microsoft JhengHei"/>
+              <w:rFonts w:ascii="Microsoft JhengHei" w:eastAsia="Microsoft JhengHei" w:hAnsi="Microsoft JhengHei" w:cs="Microsoft JhengHei" w:hint="eastAsia"/>
               <w:szCs w:val="24"/>
             </w:rPr>
             <w:fldChar w:fldCharType="end"/>
@@ -1799,28 +1754,28 @@
         </w:p>
         <w:p>
           <w:pPr>
-            <w:pStyle w:val="16"/>
+            <w:pStyle w:val="TOC1"/>
             <w:tabs>
               <w:tab w:val="right" w:leader="dot" w:pos="8306"/>
             </w:tabs>
           </w:pPr>
           <w:r>
             <w:rPr>
-              <w:rFonts w:hint="eastAsia" w:ascii="Microsoft JhengHei" w:hAnsi="Microsoft JhengHei" w:eastAsia="Microsoft JhengHei" w:cs="Microsoft JhengHei"/>
+              <w:rFonts w:ascii="Microsoft JhengHei" w:eastAsia="Microsoft JhengHei" w:hAnsi="Microsoft JhengHei" w:cs="Microsoft JhengHei" w:hint="eastAsia"/>
               <w:szCs w:val="24"/>
             </w:rPr>
             <w:fldChar w:fldCharType="begin"/>
           </w:r>
           <w:r>
             <w:rPr>
-              <w:rFonts w:hint="eastAsia" w:ascii="Microsoft JhengHei" w:hAnsi="Microsoft JhengHei" w:eastAsia="Microsoft JhengHei" w:cs="Microsoft JhengHei"/>
+              <w:rFonts w:ascii="Microsoft JhengHei" w:eastAsia="Microsoft JhengHei" w:hAnsi="Microsoft JhengHei" w:cs="Microsoft JhengHei" w:hint="eastAsia"/>
               <w:szCs w:val="24"/>
             </w:rPr>
             <w:instrText xml:space="preserve"> HYPERLINK \l _Toc20965 </w:instrText>
           </w:r>
           <w:r>
             <w:rPr>
-              <w:rFonts w:hint="eastAsia" w:ascii="Microsoft JhengHei" w:hAnsi="Microsoft JhengHei" w:eastAsia="Microsoft JhengHei" w:cs="Microsoft JhengHei"/>
+              <w:rFonts w:ascii="Microsoft JhengHei" w:eastAsia="Microsoft JhengHei" w:hAnsi="Microsoft JhengHei" w:cs="Microsoft JhengHei" w:hint="eastAsia"/>
               <w:szCs w:val="24"/>
             </w:rPr>
             <w:fldChar w:fldCharType="separate"/>
@@ -1859,7 +1814,7 @@
           </w:r>
           <w:r>
             <w:rPr>
-              <w:rFonts w:hint="eastAsia" w:ascii="Microsoft JhengHei" w:hAnsi="Microsoft JhengHei" w:eastAsia="Microsoft JhengHei" w:cs="Microsoft JhengHei"/>
+              <w:rFonts w:ascii="Microsoft JhengHei" w:eastAsia="Microsoft JhengHei" w:hAnsi="Microsoft JhengHei" w:cs="Microsoft JhengHei" w:hint="eastAsia"/>
               <w:szCs w:val="24"/>
             </w:rPr>
             <w:fldChar w:fldCharType="end"/>
@@ -1869,14 +1824,14 @@
           <w:pPr>
             <w:bidi w:val="0"/>
             <w:rPr>
-              <w:rFonts w:hint="eastAsia" w:ascii="Microsoft JhengHei" w:hAnsi="Microsoft JhengHei" w:eastAsia="Microsoft JhengHei" w:cs="Microsoft JhengHei"/>
+              <w:rFonts w:ascii="Microsoft JhengHei" w:eastAsia="Microsoft JhengHei" w:hAnsi="Microsoft JhengHei" w:cs="Microsoft JhengHei" w:hint="eastAsia"/>
               <w:sz w:val="24"/>
               <w:szCs w:val="24"/>
             </w:rPr>
           </w:pPr>
           <w:r>
             <w:rPr>
-              <w:rFonts w:hint="eastAsia" w:ascii="Microsoft JhengHei" w:hAnsi="Microsoft JhengHei" w:eastAsia="Microsoft JhengHei" w:cs="Microsoft JhengHei"/>
+              <w:rFonts w:ascii="Microsoft JhengHei" w:eastAsia="Microsoft JhengHei" w:hAnsi="Microsoft JhengHei" w:cs="Microsoft JhengHei" w:hint="eastAsia"/>
               <w:szCs w:val="24"/>
             </w:rPr>
             <w:fldChar w:fldCharType="end"/>
@@ -1903,7 +1858,7 @@
     </w:p>
     <w:p>
       <w:pPr>
-        <w:pStyle w:val="27"/>
+        <w:pStyle w:val="1"/>
         <w:bidi w:val="0"/>
         <w:rPr>
           <w:rFonts w:hint="default"/>
@@ -1920,7 +1875,7 @@
     </w:p>
     <w:p>
       <w:pPr>
-        <w:pStyle w:val="28"/>
+        <w:pStyle w:val="a"/>
         <w:bidi w:val="0"/>
         <w:rPr>
           <w:rFonts w:hint="eastAsia"/>
@@ -1937,7 +1892,7 @@
     </w:p>
     <w:p>
       <w:pPr>
-        <w:pStyle w:val="27"/>
+        <w:pStyle w:val="1"/>
         <w:bidi w:val="0"/>
         <w:rPr>
           <w:rFonts w:hint="default"/>
@@ -1954,7 +1909,7 @@
     </w:p>
     <w:p>
       <w:pPr>
-        <w:pStyle w:val="28"/>
+        <w:pStyle w:val="a"/>
         <w:bidi w:val="0"/>
         <w:rPr>
           <w:rFonts w:hint="default"/>
@@ -1971,7 +1926,7 @@
     </w:p>
     <w:p>
       <w:pPr>
-        <w:pStyle w:val="27"/>
+        <w:pStyle w:val="1"/>
         <w:bidi w:val="0"/>
         <w:rPr>
           <w:rFonts w:hint="default"/>
@@ -1988,7 +1943,7 @@
     </w:p>
     <w:p>
       <w:pPr>
-        <w:pStyle w:val="3"/>
+        <w:pStyle w:val="Heading2"/>
         <w:bidi w:val="0"/>
         <w:rPr>
           <w:rFonts w:hint="default"/>
@@ -2010,7 +1965,7 @@
     </w:p>
     <w:p>
       <w:pPr>
-        <w:pStyle w:val="40"/>
+        <w:pStyle w:val="a3"/>
         <w:bidi w:val="0"/>
         <w:rPr>
           <w:rFonts w:hint="default"/>
@@ -2034,10 +1989,10 @@
     </w:p>
     <w:p>
       <w:pPr>
-        <w:pStyle w:val="3"/>
+        <w:pStyle w:val="Heading2"/>
         <w:bidi w:val="0"/>
         <w:rPr>
-          <w:rFonts w:hint="default" w:eastAsia="宋体"/>
+          <w:rFonts w:eastAsia="宋体" w:hint="default"/>
           <w:sz w:val="24"/>
           <w:szCs w:val="24"/>
           <w:lang w:val="en-US" w:eastAsia="zh-CN"/>
@@ -2057,13 +2012,13 @@
     </w:p>
     <w:p>
       <w:pPr>
-        <w:pStyle w:val="40"/>
+        <w:pStyle w:val="a3"/>
         <w:numPr>
           <w:ilvl w:val="0"/>
           <w:numId w:val="2"/>
         </w:numPr>
         <w:bidi w:val="0"/>
-        <w:ind w:left="425" w:leftChars="0" w:hanging="425" w:firstLineChars="0"/>
+        <w:ind w:left="425" w:hanging="425" w:leftChars="0" w:firstLineChars="0"/>
         <w:rPr>
           <w:rFonts w:hint="default"/>
           <w:lang w:val="en-US" w:eastAsia="zh-CN"/>
@@ -2079,13 +2034,13 @@
     </w:p>
     <w:p>
       <w:pPr>
-        <w:pStyle w:val="40"/>
+        <w:pStyle w:val="a3"/>
         <w:numPr>
           <w:ilvl w:val="0"/>
           <w:numId w:val="2"/>
         </w:numPr>
         <w:bidi w:val="0"/>
-        <w:ind w:left="425" w:leftChars="0" w:hanging="425" w:firstLineChars="0"/>
+        <w:ind w:left="425" w:hanging="425" w:leftChars="0" w:firstLineChars="0"/>
         <w:rPr>
           <w:rFonts w:hint="default"/>
           <w:lang w:val="en-US" w:eastAsia="zh-CN"/>
@@ -2101,13 +2056,13 @@
     </w:p>
     <w:p>
       <w:pPr>
-        <w:pStyle w:val="40"/>
+        <w:pStyle w:val="a3"/>
         <w:numPr>
           <w:ilvl w:val="0"/>
           <w:numId w:val="2"/>
         </w:numPr>
         <w:bidi w:val="0"/>
-        <w:ind w:left="425" w:leftChars="0" w:hanging="425" w:firstLineChars="0"/>
+        <w:ind w:left="425" w:hanging="425" w:leftChars="0" w:firstLineChars="0"/>
         <w:rPr>
           <w:rFonts w:hint="default"/>
           <w:lang w:val="en-US" w:eastAsia="zh-CN"/>
@@ -2123,10 +2078,10 @@
     </w:p>
     <w:p>
       <w:pPr>
-        <w:pStyle w:val="3"/>
+        <w:pStyle w:val="Heading2"/>
         <w:bidi w:val="0"/>
         <w:rPr>
-          <w:rFonts w:hint="eastAsia" w:eastAsia="宋体"/>
+          <w:rFonts w:eastAsia="宋体" w:hint="eastAsia"/>
           <w:sz w:val="24"/>
           <w:szCs w:val="24"/>
           <w:lang w:val="en-US" w:eastAsia="zh-CN"/>
@@ -2145,7 +2100,7 @@
     </w:p>
     <w:p>
       <w:pPr>
-        <w:pStyle w:val="18"/>
+        <w:pStyle w:val="NormalWeb"/>
         <w:keepNext w:val="0"/>
         <w:keepLines w:val="0"/>
         <w:widowControl/>
@@ -2154,11 +2109,11 @@
           <w:numId w:val="3"/>
         </w:numPr>
         <w:suppressLineNumbers w:val="0"/>
-        <w:shd w:val="clear" w:color="auto"/>
+        <w:shd w:val="clear" w:color="auto" w:fill="auto"/>
         <w:spacing w:before="165" w:beforeAutospacing="0" w:after="165" w:afterAutospacing="0" w:line="343" w:lineRule="atLeast"/>
-        <w:ind w:left="425" w:leftChars="0" w:right="0" w:hanging="425" w:firstLineChars="0"/>
-        <w:rPr>
-          <w:rFonts w:hint="default" w:ascii="宋体" w:hAnsi="宋体" w:eastAsia="宋体" w:cs="宋体"/>
+        <w:ind w:left="425" w:right="0" w:hanging="425" w:leftChars="0" w:firstLineChars="0"/>
+        <w:rPr>
+          <w:rFonts w:ascii="宋体" w:eastAsia="宋体" w:hAnsi="宋体" w:cs="宋体" w:hint="default"/>
           <w:kern w:val="2"/>
           <w:sz w:val="24"/>
           <w:szCs w:val="24"/>
@@ -2167,7 +2122,7 @@
       </w:pPr>
       <w:r>
         <w:rPr>
-          <w:rFonts w:hint="default" w:ascii="宋体" w:hAnsi="宋体" w:eastAsia="宋体" w:cs="宋体"/>
+          <w:rFonts w:ascii="宋体" w:eastAsia="宋体" w:hAnsi="宋体" w:cs="宋体" w:hint="default"/>
           <w:kern w:val="2"/>
           <w:sz w:val="24"/>
           <w:szCs w:val="24"/>
@@ -2178,7 +2133,7 @@
     </w:p>
     <w:p>
       <w:pPr>
-        <w:pStyle w:val="18"/>
+        <w:pStyle w:val="NormalWeb"/>
         <w:keepNext w:val="0"/>
         <w:keepLines w:val="0"/>
         <w:widowControl/>
@@ -2187,11 +2142,11 @@
           <w:numId w:val="3"/>
         </w:numPr>
         <w:suppressLineNumbers w:val="0"/>
-        <w:shd w:val="clear" w:color="auto"/>
+        <w:shd w:val="clear" w:color="auto" w:fill="auto"/>
         <w:spacing w:before="165" w:beforeAutospacing="0" w:after="165" w:afterAutospacing="0" w:line="343" w:lineRule="atLeast"/>
-        <w:ind w:left="425" w:leftChars="0" w:right="0" w:hanging="425" w:firstLineChars="0"/>
-        <w:rPr>
-          <w:rFonts w:hint="default" w:ascii="宋体" w:hAnsi="宋体" w:eastAsia="宋体" w:cs="宋体"/>
+        <w:ind w:left="425" w:right="0" w:hanging="425" w:leftChars="0" w:firstLineChars="0"/>
+        <w:rPr>
+          <w:rFonts w:ascii="宋体" w:eastAsia="宋体" w:hAnsi="宋体" w:cs="宋体" w:hint="default"/>
           <w:kern w:val="2"/>
           <w:sz w:val="24"/>
           <w:szCs w:val="24"/>
@@ -2200,7 +2155,7 @@
       </w:pPr>
       <w:r>
         <w:rPr>
-          <w:rFonts w:hint="default" w:ascii="宋体" w:hAnsi="宋体" w:eastAsia="宋体" w:cs="宋体"/>
+          <w:rFonts w:ascii="宋体" w:eastAsia="宋体" w:hAnsi="宋体" w:cs="宋体" w:hint="default"/>
           <w:kern w:val="2"/>
           <w:sz w:val="24"/>
           <w:szCs w:val="24"/>
@@ -2211,7 +2166,7 @@
     </w:p>
     <w:p>
       <w:pPr>
-        <w:pStyle w:val="18"/>
+        <w:pStyle w:val="NormalWeb"/>
         <w:keepNext w:val="0"/>
         <w:keepLines w:val="0"/>
         <w:widowControl/>
@@ -2220,11 +2175,11 @@
           <w:numId w:val="3"/>
         </w:numPr>
         <w:suppressLineNumbers w:val="0"/>
-        <w:shd w:val="clear" w:color="auto"/>
+        <w:shd w:val="clear" w:color="auto" w:fill="auto"/>
         <w:spacing w:before="165" w:beforeAutospacing="0" w:after="165" w:afterAutospacing="0" w:line="343" w:lineRule="atLeast"/>
-        <w:ind w:left="425" w:leftChars="0" w:right="0" w:hanging="425" w:firstLineChars="0"/>
-        <w:rPr>
-          <w:rFonts w:hint="default" w:ascii="宋体" w:hAnsi="宋体" w:eastAsia="宋体" w:cs="宋体"/>
+        <w:ind w:left="425" w:right="0" w:hanging="425" w:leftChars="0" w:firstLineChars="0"/>
+        <w:rPr>
+          <w:rFonts w:ascii="宋体" w:eastAsia="宋体" w:hAnsi="宋体" w:cs="宋体" w:hint="default"/>
           <w:kern w:val="2"/>
           <w:sz w:val="24"/>
           <w:szCs w:val="24"/>
@@ -2233,7 +2188,7 @@
       </w:pPr>
       <w:r>
         <w:rPr>
-          <w:rFonts w:hint="default" w:ascii="宋体" w:hAnsi="宋体" w:eastAsia="宋体" w:cs="宋体"/>
+          <w:rFonts w:ascii="宋体" w:eastAsia="宋体" w:hAnsi="宋体" w:cs="宋体" w:hint="default"/>
           <w:kern w:val="2"/>
           <w:sz w:val="24"/>
           <w:szCs w:val="24"/>
@@ -2245,7 +2200,7 @@
     <w:p>
       <w:pPr>
         <w:rPr>
-          <w:rFonts w:hint="default" w:ascii="宋体" w:hAnsi="宋体" w:eastAsia="宋体" w:cs="宋体"/>
+          <w:rFonts w:ascii="宋体" w:eastAsia="宋体" w:hAnsi="宋体" w:cs="宋体" w:hint="default"/>
           <w:kern w:val="2"/>
           <w:sz w:val="24"/>
           <w:szCs w:val="24"/>
@@ -2254,7 +2209,7 @@
       </w:pPr>
       <w:r>
         <w:rPr>
-          <w:rFonts w:hint="default" w:ascii="宋体" w:hAnsi="宋体" w:eastAsia="宋体" w:cs="宋体"/>
+          <w:rFonts w:ascii="宋体" w:eastAsia="宋体" w:hAnsi="宋体" w:cs="宋体" w:hint="default"/>
           <w:kern w:val="2"/>
           <w:sz w:val="24"/>
           <w:szCs w:val="24"/>
@@ -2265,7 +2220,7 @@
     </w:p>
     <w:p>
       <w:pPr>
-        <w:pStyle w:val="27"/>
+        <w:pStyle w:val="1"/>
         <w:bidi w:val="0"/>
         <w:rPr>
           <w:rFonts w:hint="eastAsia"/>
@@ -2284,18 +2239,17 @@
     </w:p>
     <w:tbl>
       <w:tblPr>
-        <w:tblStyle w:val="21"/>
+        <w:tblStyle w:val="TableGrid"/>
         <w:tblW w:w="0" w:type="auto"/>
         <w:tblInd w:w="0" w:type="dxa"/>
         <w:tblBorders>
-          <w:top w:val="single" w:color="auto" w:sz="4" w:space="0"/>
-          <w:left w:val="single" w:color="auto" w:sz="4" w:space="0"/>
-          <w:bottom w:val="single" w:color="auto" w:sz="4" w:space="0"/>
-          <w:right w:val="single" w:color="auto" w:sz="4" w:space="0"/>
-          <w:insideH w:val="single" w:color="auto" w:sz="4" w:space="0"/>
-          <w:insideV w:val="single" w:color="auto" w:sz="4" w:space="0"/>
+          <w:top w:val="single" w:sz="4" w:space="0" w:color="auto"/>
+          <w:left w:val="single" w:sz="4" w:space="0" w:color="auto"/>
+          <w:bottom w:val="single" w:sz="4" w:space="0" w:color="auto"/>
+          <w:right w:val="single" w:sz="4" w:space="0" w:color="auto"/>
+          <w:insideH w:val="single" w:sz="4" w:space="0" w:color="auto"/>
+          <w:insideV w:val="single" w:sz="4" w:space="0" w:color="auto"/>
         </w:tblBorders>
-        <w:tblLayout w:type="autofit"/>
         <w:tblCellMar>
           <w:top w:w="0" w:type="dxa"/>
           <w:left w:w="108" w:type="dxa"/>
@@ -2309,50 +2263,15 @@
       </w:tblGrid>
       <w:tr>
         <w:tblPrEx>
+          <w:tblW w:w="0" w:type="auto"/>
+          <w:tblInd w:w="0" w:type="dxa"/>
           <w:tblBorders>
-            <w:top w:val="single" w:color="auto" w:sz="4" w:space="0"/>
-            <w:left w:val="single" w:color="auto" w:sz="4" w:space="0"/>
-            <w:bottom w:val="single" w:color="auto" w:sz="4" w:space="0"/>
-            <w:right w:val="single" w:color="auto" w:sz="4" w:space="0"/>
-            <w:insideH w:val="single" w:color="auto" w:sz="4" w:space="0"/>
-            <w:insideV w:val="single" w:color="auto" w:sz="4" w:space="0"/>
-          </w:tblBorders>
-        </w:tblPrEx>
-        <w:tc>
-          <w:tcPr>
-            <w:tcW w:w="8522" w:type="dxa"/>
-            <w:gridSpan w:val="2"/>
-          </w:tcPr>
-          <w:p>
-            <w:pPr>
-              <w:widowControl w:val="0"/>
-              <w:jc w:val="center"/>
-              <w:rPr>
-                <w:rFonts w:hint="default"/>
-                <w:vertAlign w:val="baseline"/>
-                <w:lang w:val="en-US" w:eastAsia="zh-CN"/>
-              </w:rPr>
-            </w:pPr>
-            <w:r>
-              <w:rPr>
-                <w:rFonts w:hint="eastAsia"/>
-                <w:vertAlign w:val="baseline"/>
-                <w:lang w:val="en-US" w:eastAsia="zh-CN"/>
-              </w:rPr>
-              <w:t>数据分类</w:t>
-            </w:r>
-          </w:p>
-        </w:tc>
-      </w:tr>
-      <w:tr>
-        <w:tblPrEx>
-          <w:tblBorders>
-            <w:top w:val="single" w:color="auto" w:sz="4" w:space="0"/>
-            <w:left w:val="single" w:color="auto" w:sz="4" w:space="0"/>
-            <w:bottom w:val="single" w:color="auto" w:sz="4" w:space="0"/>
-            <w:right w:val="single" w:color="auto" w:sz="4" w:space="0"/>
-            <w:insideH w:val="single" w:color="auto" w:sz="4" w:space="0"/>
-            <w:insideV w:val="single" w:color="auto" w:sz="4" w:space="0"/>
+            <w:top w:val="single" w:sz="4" w:space="0" w:color="auto"/>
+            <w:left w:val="single" w:sz="4" w:space="0" w:color="auto"/>
+            <w:bottom w:val="single" w:sz="4" w:space="0" w:color="auto"/>
+            <w:right w:val="single" w:sz="4" w:space="0" w:color="auto"/>
+            <w:insideH w:val="single" w:sz="4" w:space="0" w:color="auto"/>
+            <w:insideV w:val="single" w:sz="4" w:space="0" w:color="auto"/>
           </w:tblBorders>
           <w:tblCellMar>
             <w:top w:w="0" w:type="dxa"/>
@@ -2363,11 +2282,13 @@
         </w:tblPrEx>
         <w:tc>
           <w:tcPr>
-            <w:tcW w:w="1693" w:type="dxa"/>
+            <w:tcW w:w="8522" w:type="dxa"/>
+            <w:gridSpan w:val="2"/>
           </w:tcPr>
           <w:p>
             <w:pPr>
               <w:widowControl w:val="0"/>
+              <w:jc w:val="center"/>
               <w:rPr>
                 <w:rFonts w:hint="default"/>
                 <w:vertAlign w:val="baseline"/>
@@ -2380,44 +2301,15 @@
                 <w:vertAlign w:val="baseline"/>
                 <w:lang w:val="en-US" w:eastAsia="zh-CN"/>
               </w:rPr>
-              <w:t>类别</w:t>
-            </w:r>
-          </w:p>
-        </w:tc>
-        <w:tc>
-          <w:tcPr>
-            <w:tcW w:w="6829" w:type="dxa"/>
-          </w:tcPr>
-          <w:p>
-            <w:pPr>
-              <w:widowControl w:val="0"/>
-              <w:rPr>
-                <w:rFonts w:hint="default"/>
-                <w:vertAlign w:val="baseline"/>
-                <w:lang w:val="en-US" w:eastAsia="zh-CN"/>
-              </w:rPr>
-            </w:pPr>
-            <w:r>
-              <w:rPr>
-                <w:rFonts w:hint="eastAsia"/>
-                <w:vertAlign w:val="baseline"/>
-                <w:lang w:val="en-US" w:eastAsia="zh-CN"/>
-              </w:rPr>
-              <w:t>内容</w:t>
+              <w:t>数据分类</w:t>
             </w:r>
           </w:p>
         </w:tc>
       </w:tr>
       <w:tr>
         <w:tblPrEx>
-          <w:tblBorders>
-            <w:top w:val="single" w:color="auto" w:sz="4" w:space="0"/>
-            <w:left w:val="single" w:color="auto" w:sz="4" w:space="0"/>
-            <w:bottom w:val="single" w:color="auto" w:sz="4" w:space="0"/>
-            <w:right w:val="single" w:color="auto" w:sz="4" w:space="0"/>
-            <w:insideH w:val="single" w:color="auto" w:sz="4" w:space="0"/>
-            <w:insideV w:val="single" w:color="auto" w:sz="4" w:space="0"/>
-          </w:tblBorders>
+          <w:tblW w:w="0" w:type="auto"/>
+          <w:tblInd w:w="0" w:type="dxa"/>
           <w:tblCellMar>
             <w:top w:w="0" w:type="dxa"/>
             <w:left w:w="108" w:type="dxa"/>
@@ -2444,7 +2336,7 @@
                 <w:vertAlign w:val="baseline"/>
                 <w:lang w:val="en-US" w:eastAsia="zh-CN"/>
               </w:rPr>
-              <w:t>服务交付数据</w:t>
+              <w:t>类别</w:t>
             </w:r>
           </w:p>
         </w:tc>
@@ -2467,21 +2359,15 @@
                 <w:vertAlign w:val="baseline"/>
                 <w:lang w:val="en-US" w:eastAsia="zh-CN"/>
               </w:rPr>
-              <w:t>服务合同、SLA协议、工单记录</w:t>
+              <w:t>内容</w:t>
             </w:r>
           </w:p>
         </w:tc>
       </w:tr>
       <w:tr>
         <w:tblPrEx>
-          <w:tblBorders>
-            <w:top w:val="single" w:color="auto" w:sz="4" w:space="0"/>
-            <w:left w:val="single" w:color="auto" w:sz="4" w:space="0"/>
-            <w:bottom w:val="single" w:color="auto" w:sz="4" w:space="0"/>
-            <w:right w:val="single" w:color="auto" w:sz="4" w:space="0"/>
-            <w:insideH w:val="single" w:color="auto" w:sz="4" w:space="0"/>
-            <w:insideV w:val="single" w:color="auto" w:sz="4" w:space="0"/>
-          </w:tblBorders>
+          <w:tblW w:w="0" w:type="auto"/>
+          <w:tblInd w:w="0" w:type="dxa"/>
           <w:tblCellMar>
             <w:top w:w="0" w:type="dxa"/>
             <w:left w:w="108" w:type="dxa"/>
@@ -2508,7 +2394,7 @@
                 <w:vertAlign w:val="baseline"/>
                 <w:lang w:val="en-US" w:eastAsia="zh-CN"/>
               </w:rPr>
-              <w:t>运维数据</w:t>
+              <w:t>服务交付数据</w:t>
             </w:r>
           </w:p>
         </w:tc>
@@ -2531,21 +2417,15 @@
                 <w:vertAlign w:val="baseline"/>
                 <w:lang w:val="en-US" w:eastAsia="zh-CN"/>
               </w:rPr>
-              <w:t>系统日志、监控数据、故障记录</w:t>
+              <w:t>服务合同、SLA协议、工单记录</w:t>
             </w:r>
           </w:p>
         </w:tc>
       </w:tr>
       <w:tr>
         <w:tblPrEx>
-          <w:tblBorders>
-            <w:top w:val="single" w:color="auto" w:sz="4" w:space="0"/>
-            <w:left w:val="single" w:color="auto" w:sz="4" w:space="0"/>
-            <w:bottom w:val="single" w:color="auto" w:sz="4" w:space="0"/>
-            <w:right w:val="single" w:color="auto" w:sz="4" w:space="0"/>
-            <w:insideH w:val="single" w:color="auto" w:sz="4" w:space="0"/>
-            <w:insideV w:val="single" w:color="auto" w:sz="4" w:space="0"/>
-          </w:tblBorders>
+          <w:tblW w:w="0" w:type="auto"/>
+          <w:tblInd w:w="0" w:type="dxa"/>
           <w:tblCellMar>
             <w:top w:w="0" w:type="dxa"/>
             <w:left w:w="108" w:type="dxa"/>
@@ -2572,7 +2452,7 @@
                 <w:vertAlign w:val="baseline"/>
                 <w:lang w:val="en-US" w:eastAsia="zh-CN"/>
               </w:rPr>
-              <w:t>配置数据</w:t>
+              <w:t>运维数据</w:t>
             </w:r>
           </w:p>
         </w:tc>
@@ -2595,21 +2475,15 @@
                 <w:vertAlign w:val="baseline"/>
                 <w:lang w:val="en-US" w:eastAsia="zh-CN"/>
               </w:rPr>
-              <w:t>CMDB信息、资产配置信息</w:t>
+              <w:t>系统日志、监控数据、故障记录</w:t>
             </w:r>
           </w:p>
         </w:tc>
       </w:tr>
       <w:tr>
         <w:tblPrEx>
-          <w:tblBorders>
-            <w:top w:val="single" w:color="auto" w:sz="4" w:space="0"/>
-            <w:left w:val="single" w:color="auto" w:sz="4" w:space="0"/>
-            <w:bottom w:val="single" w:color="auto" w:sz="4" w:space="0"/>
-            <w:right w:val="single" w:color="auto" w:sz="4" w:space="0"/>
-            <w:insideH w:val="single" w:color="auto" w:sz="4" w:space="0"/>
-            <w:insideV w:val="single" w:color="auto" w:sz="4" w:space="0"/>
-          </w:tblBorders>
+          <w:tblW w:w="0" w:type="auto"/>
+          <w:tblInd w:w="0" w:type="dxa"/>
           <w:tblCellMar>
             <w:top w:w="0" w:type="dxa"/>
             <w:left w:w="108" w:type="dxa"/>
@@ -2636,7 +2510,7 @@
                 <w:vertAlign w:val="baseline"/>
                 <w:lang w:val="en-US" w:eastAsia="zh-CN"/>
               </w:rPr>
-              <w:t>客户数据</w:t>
+              <w:t>配置数据</w:t>
             </w:r>
           </w:p>
         </w:tc>
@@ -2659,21 +2533,15 @@
                 <w:vertAlign w:val="baseline"/>
                 <w:lang w:val="en-US" w:eastAsia="zh-CN"/>
               </w:rPr>
-              <w:t>客户信息、需求文档</w:t>
+              <w:t>CMDB信息、资产配置信息</w:t>
             </w:r>
           </w:p>
         </w:tc>
       </w:tr>
       <w:tr>
         <w:tblPrEx>
-          <w:tblBorders>
-            <w:top w:val="single" w:color="auto" w:sz="4" w:space="0"/>
-            <w:left w:val="single" w:color="auto" w:sz="4" w:space="0"/>
-            <w:bottom w:val="single" w:color="auto" w:sz="4" w:space="0"/>
-            <w:right w:val="single" w:color="auto" w:sz="4" w:space="0"/>
-            <w:insideH w:val="single" w:color="auto" w:sz="4" w:space="0"/>
-            <w:insideV w:val="single" w:color="auto" w:sz="4" w:space="0"/>
-          </w:tblBorders>
+          <w:tblW w:w="0" w:type="auto"/>
+          <w:tblInd w:w="0" w:type="dxa"/>
           <w:tblCellMar>
             <w:top w:w="0" w:type="dxa"/>
             <w:left w:w="108" w:type="dxa"/>
@@ -2700,7 +2568,7 @@
                 <w:vertAlign w:val="baseline"/>
                 <w:lang w:val="en-US" w:eastAsia="zh-CN"/>
               </w:rPr>
-              <w:t>质量数据</w:t>
+              <w:t>客户数据</w:t>
             </w:r>
           </w:p>
         </w:tc>
@@ -2723,6 +2591,64 @@
                 <w:vertAlign w:val="baseline"/>
                 <w:lang w:val="en-US" w:eastAsia="zh-CN"/>
               </w:rPr>
+              <w:t>客户信息、需求文档</w:t>
+            </w:r>
+          </w:p>
+        </w:tc>
+      </w:tr>
+      <w:tr>
+        <w:tblPrEx>
+          <w:tblW w:w="0" w:type="auto"/>
+          <w:tblInd w:w="0" w:type="dxa"/>
+          <w:tblCellMar>
+            <w:top w:w="0" w:type="dxa"/>
+            <w:left w:w="108" w:type="dxa"/>
+            <w:bottom w:w="0" w:type="dxa"/>
+            <w:right w:w="108" w:type="dxa"/>
+          </w:tblCellMar>
+        </w:tblPrEx>
+        <w:tc>
+          <w:tcPr>
+            <w:tcW w:w="1693" w:type="dxa"/>
+          </w:tcPr>
+          <w:p>
+            <w:pPr>
+              <w:widowControl w:val="0"/>
+              <w:rPr>
+                <w:rFonts w:hint="default"/>
+                <w:vertAlign w:val="baseline"/>
+                <w:lang w:val="en-US" w:eastAsia="zh-CN"/>
+              </w:rPr>
+            </w:pPr>
+            <w:r>
+              <w:rPr>
+                <w:rFonts w:hint="eastAsia"/>
+                <w:vertAlign w:val="baseline"/>
+                <w:lang w:val="en-US" w:eastAsia="zh-CN"/>
+              </w:rPr>
+              <w:t>质量数据</w:t>
+            </w:r>
+          </w:p>
+        </w:tc>
+        <w:tc>
+          <w:tcPr>
+            <w:tcW w:w="6829" w:type="dxa"/>
+          </w:tcPr>
+          <w:p>
+            <w:pPr>
+              <w:widowControl w:val="0"/>
+              <w:rPr>
+                <w:rFonts w:hint="default"/>
+                <w:vertAlign w:val="baseline"/>
+                <w:lang w:val="en-US" w:eastAsia="zh-CN"/>
+              </w:rPr>
+            </w:pPr>
+            <w:r>
+              <w:rPr>
+                <w:rFonts w:hint="eastAsia"/>
+                <w:vertAlign w:val="baseline"/>
+                <w:lang w:val="en-US" w:eastAsia="zh-CN"/>
+              </w:rPr>
               <w:t>KPI指标、客户满意度调查</w:t>
             </w:r>
           </w:p>
@@ -2739,18 +2665,17 @@
     </w:p>
     <w:tbl>
       <w:tblPr>
-        <w:tblStyle w:val="21"/>
+        <w:tblStyle w:val="TableGrid"/>
         <w:tblW w:w="0" w:type="auto"/>
         <w:tblInd w:w="0" w:type="dxa"/>
         <w:tblBorders>
-          <w:top w:val="single" w:color="auto" w:sz="4" w:space="0"/>
-          <w:left w:val="single" w:color="auto" w:sz="4" w:space="0"/>
-          <w:bottom w:val="single" w:color="auto" w:sz="4" w:space="0"/>
-          <w:right w:val="single" w:color="auto" w:sz="4" w:space="0"/>
-          <w:insideH w:val="single" w:color="auto" w:sz="4" w:space="0"/>
-          <w:insideV w:val="single" w:color="auto" w:sz="4" w:space="0"/>
+          <w:top w:val="single" w:sz="4" w:space="0" w:color="auto"/>
+          <w:left w:val="single" w:sz="4" w:space="0" w:color="auto"/>
+          <w:bottom w:val="single" w:sz="4" w:space="0" w:color="auto"/>
+          <w:right w:val="single" w:sz="4" w:space="0" w:color="auto"/>
+          <w:insideH w:val="single" w:sz="4" w:space="0" w:color="auto"/>
+          <w:insideV w:val="single" w:sz="4" w:space="0" w:color="auto"/>
         </w:tblBorders>
-        <w:tblLayout w:type="autofit"/>
         <w:tblCellMar>
           <w:top w:w="0" w:type="dxa"/>
           <w:left w:w="108" w:type="dxa"/>
@@ -2764,13 +2689,15 @@
       </w:tblGrid>
       <w:tr>
         <w:tblPrEx>
+          <w:tblW w:w="0" w:type="auto"/>
+          <w:tblInd w:w="0" w:type="dxa"/>
           <w:tblBorders>
-            <w:top w:val="single" w:color="auto" w:sz="4" w:space="0"/>
-            <w:left w:val="single" w:color="auto" w:sz="4" w:space="0"/>
-            <w:bottom w:val="single" w:color="auto" w:sz="4" w:space="0"/>
-            <w:right w:val="single" w:color="auto" w:sz="4" w:space="0"/>
-            <w:insideH w:val="single" w:color="auto" w:sz="4" w:space="0"/>
-            <w:insideV w:val="single" w:color="auto" w:sz="4" w:space="0"/>
+            <w:top w:val="single" w:sz="4" w:space="0" w:color="auto"/>
+            <w:left w:val="single" w:sz="4" w:space="0" w:color="auto"/>
+            <w:bottom w:val="single" w:sz="4" w:space="0" w:color="auto"/>
+            <w:right w:val="single" w:sz="4" w:space="0" w:color="auto"/>
+            <w:insideH w:val="single" w:sz="4" w:space="0" w:color="auto"/>
+            <w:insideV w:val="single" w:sz="4" w:space="0" w:color="auto"/>
           </w:tblBorders>
           <w:tblCellMar>
             <w:top w:w="0" w:type="dxa"/>
@@ -2807,14 +2734,8 @@
       </w:tr>
       <w:tr>
         <w:tblPrEx>
-          <w:tblBorders>
-            <w:top w:val="single" w:color="auto" w:sz="4" w:space="0"/>
-            <w:left w:val="single" w:color="auto" w:sz="4" w:space="0"/>
-            <w:bottom w:val="single" w:color="auto" w:sz="4" w:space="0"/>
-            <w:right w:val="single" w:color="auto" w:sz="4" w:space="0"/>
-            <w:insideH w:val="single" w:color="auto" w:sz="4" w:space="0"/>
-            <w:insideV w:val="single" w:color="auto" w:sz="4" w:space="0"/>
-          </w:tblBorders>
+          <w:tblW w:w="0" w:type="auto"/>
+          <w:tblInd w:w="0" w:type="dxa"/>
           <w:tblCellMar>
             <w:top w:w="0" w:type="dxa"/>
             <w:left w:w="108" w:type="dxa"/>
@@ -2871,14 +2792,8 @@
       </w:tr>
       <w:tr>
         <w:tblPrEx>
-          <w:tblBorders>
-            <w:top w:val="single" w:color="auto" w:sz="4" w:space="0"/>
-            <w:left w:val="single" w:color="auto" w:sz="4" w:space="0"/>
-            <w:bottom w:val="single" w:color="auto" w:sz="4" w:space="0"/>
-            <w:right w:val="single" w:color="auto" w:sz="4" w:space="0"/>
-            <w:insideH w:val="single" w:color="auto" w:sz="4" w:space="0"/>
-            <w:insideV w:val="single" w:color="auto" w:sz="4" w:space="0"/>
-          </w:tblBorders>
+          <w:tblW w:w="0" w:type="auto"/>
+          <w:tblInd w:w="0" w:type="dxa"/>
           <w:tblCellMar>
             <w:top w:w="0" w:type="dxa"/>
             <w:left w:w="108" w:type="dxa"/>
@@ -2935,14 +2850,8 @@
       </w:tr>
       <w:tr>
         <w:tblPrEx>
-          <w:tblBorders>
-            <w:top w:val="single" w:color="auto" w:sz="4" w:space="0"/>
-            <w:left w:val="single" w:color="auto" w:sz="4" w:space="0"/>
-            <w:bottom w:val="single" w:color="auto" w:sz="4" w:space="0"/>
-            <w:right w:val="single" w:color="auto" w:sz="4" w:space="0"/>
-            <w:insideH w:val="single" w:color="auto" w:sz="4" w:space="0"/>
-            <w:insideV w:val="single" w:color="auto" w:sz="4" w:space="0"/>
-          </w:tblBorders>
+          <w:tblW w:w="0" w:type="auto"/>
+          <w:tblInd w:w="0" w:type="dxa"/>
           <w:tblCellMar>
             <w:top w:w="0" w:type="dxa"/>
             <w:left w:w="108" w:type="dxa"/>
@@ -2999,14 +2908,8 @@
       </w:tr>
       <w:tr>
         <w:tblPrEx>
-          <w:tblBorders>
-            <w:top w:val="single" w:color="auto" w:sz="4" w:space="0"/>
-            <w:left w:val="single" w:color="auto" w:sz="4" w:space="0"/>
-            <w:bottom w:val="single" w:color="auto" w:sz="4" w:space="0"/>
-            <w:right w:val="single" w:color="auto" w:sz="4" w:space="0"/>
-            <w:insideH w:val="single" w:color="auto" w:sz="4" w:space="0"/>
-            <w:insideV w:val="single" w:color="auto" w:sz="4" w:space="0"/>
-          </w:tblBorders>
+          <w:tblW w:w="0" w:type="auto"/>
+          <w:tblInd w:w="0" w:type="dxa"/>
           <w:tblCellMar>
             <w:top w:w="0" w:type="dxa"/>
             <w:left w:w="108" w:type="dxa"/>
@@ -3072,7 +2975,7 @@
     </w:p>
     <w:p>
       <w:pPr>
-        <w:pStyle w:val="27"/>
+        <w:pStyle w:val="1"/>
         <w:bidi w:val="0"/>
         <w:rPr>
           <w:rFonts w:hint="eastAsia"/>
@@ -3098,13 +3001,13 @@
     </w:p>
     <w:p>
       <w:pPr>
-        <w:pStyle w:val="40"/>
+        <w:pStyle w:val="a3"/>
         <w:numPr>
           <w:ilvl w:val="0"/>
           <w:numId w:val="4"/>
         </w:numPr>
         <w:bidi w:val="0"/>
-        <w:ind w:left="425" w:leftChars="0" w:hanging="425" w:firstLineChars="0"/>
+        <w:ind w:left="425" w:hanging="425" w:leftChars="0" w:firstLineChars="0"/>
         <w:rPr>
           <w:rFonts w:hint="eastAsia"/>
           <w:lang w:val="en-US" w:eastAsia="zh-CN"/>
@@ -3120,13 +3023,13 @@
     </w:p>
     <w:p>
       <w:pPr>
-        <w:pStyle w:val="40"/>
+        <w:pStyle w:val="a3"/>
         <w:numPr>
           <w:ilvl w:val="0"/>
           <w:numId w:val="5"/>
         </w:numPr>
         <w:bidi w:val="0"/>
-        <w:ind w:left="845" w:leftChars="0" w:hanging="425" w:firstLineChars="0"/>
+        <w:ind w:left="845" w:hanging="425" w:leftChars="0" w:firstLineChars="0"/>
         <w:rPr>
           <w:rFonts w:hint="eastAsia"/>
           <w:lang w:val="en-US" w:eastAsia="zh-CN"/>
@@ -3142,13 +3045,13 @@
     </w:p>
     <w:p>
       <w:pPr>
-        <w:pStyle w:val="40"/>
+        <w:pStyle w:val="a3"/>
         <w:numPr>
           <w:ilvl w:val="0"/>
           <w:numId w:val="5"/>
         </w:numPr>
         <w:bidi w:val="0"/>
-        <w:ind w:left="845" w:leftChars="0" w:hanging="425" w:firstLineChars="0"/>
+        <w:ind w:left="845" w:hanging="425" w:leftChars="0" w:firstLineChars="0"/>
         <w:rPr>
           <w:rFonts w:hint="eastAsia"/>
           <w:lang w:val="en-US" w:eastAsia="zh-CN"/>
@@ -3164,13 +3067,13 @@
     </w:p>
     <w:p>
       <w:pPr>
-        <w:pStyle w:val="40"/>
+        <w:pStyle w:val="a3"/>
         <w:numPr>
           <w:ilvl w:val="0"/>
           <w:numId w:val="5"/>
         </w:numPr>
         <w:bidi w:val="0"/>
-        <w:ind w:left="845" w:leftChars="0" w:hanging="425" w:firstLineChars="0"/>
+        <w:ind w:left="845" w:hanging="425" w:leftChars="0" w:firstLineChars="0"/>
         <w:rPr>
           <w:rFonts w:hint="eastAsia"/>
           <w:lang w:val="en-US" w:eastAsia="zh-CN"/>
@@ -3186,13 +3089,13 @@
     </w:p>
     <w:p>
       <w:pPr>
-        <w:pStyle w:val="40"/>
+        <w:pStyle w:val="a3"/>
         <w:numPr>
           <w:ilvl w:val="0"/>
           <w:numId w:val="5"/>
         </w:numPr>
         <w:bidi w:val="0"/>
-        <w:ind w:left="845" w:leftChars="0" w:hanging="425" w:firstLineChars="0"/>
+        <w:ind w:left="845" w:hanging="425" w:leftChars="0" w:firstLineChars="0"/>
         <w:rPr>
           <w:rFonts w:hint="default"/>
           <w:lang w:val="en-US" w:eastAsia="zh-CN"/>
@@ -3208,13 +3111,13 @@
     </w:p>
     <w:p>
       <w:pPr>
-        <w:pStyle w:val="40"/>
+        <w:pStyle w:val="a3"/>
         <w:numPr>
           <w:ilvl w:val="0"/>
           <w:numId w:val="4"/>
         </w:numPr>
         <w:bidi w:val="0"/>
-        <w:ind w:left="425" w:leftChars="0" w:hanging="425" w:firstLineChars="0"/>
+        <w:ind w:left="425" w:hanging="425" w:leftChars="0" w:firstLineChars="0"/>
         <w:rPr>
           <w:rFonts w:hint="eastAsia"/>
           <w:lang w:val="en-US" w:eastAsia="zh-CN"/>
@@ -3230,13 +3133,13 @@
     </w:p>
     <w:p>
       <w:pPr>
-        <w:pStyle w:val="40"/>
+        <w:pStyle w:val="a3"/>
         <w:numPr>
           <w:ilvl w:val="0"/>
           <w:numId w:val="6"/>
         </w:numPr>
         <w:bidi w:val="0"/>
-        <w:ind w:left="845" w:leftChars="0" w:hanging="425" w:firstLineChars="0"/>
+        <w:ind w:left="845" w:hanging="425" w:leftChars="0" w:firstLineChars="0"/>
         <w:rPr>
           <w:rFonts w:hint="eastAsia"/>
           <w:lang w:val="en-US" w:eastAsia="zh-CN"/>
@@ -3252,13 +3155,13 @@
     </w:p>
     <w:p>
       <w:pPr>
-        <w:pStyle w:val="40"/>
+        <w:pStyle w:val="a3"/>
         <w:numPr>
           <w:ilvl w:val="0"/>
           <w:numId w:val="6"/>
         </w:numPr>
         <w:bidi w:val="0"/>
-        <w:ind w:left="845" w:leftChars="0" w:hanging="425" w:firstLineChars="0"/>
+        <w:ind w:left="845" w:hanging="425" w:leftChars="0" w:firstLineChars="0"/>
         <w:rPr>
           <w:rFonts w:hint="eastAsia"/>
           <w:lang w:val="en-US" w:eastAsia="zh-CN"/>
@@ -3274,13 +3177,13 @@
     </w:p>
     <w:p>
       <w:pPr>
-        <w:pStyle w:val="40"/>
+        <w:pStyle w:val="a3"/>
         <w:numPr>
           <w:ilvl w:val="0"/>
           <w:numId w:val="6"/>
         </w:numPr>
         <w:bidi w:val="0"/>
-        <w:ind w:left="845" w:leftChars="0" w:hanging="425" w:firstLineChars="0"/>
+        <w:ind w:left="845" w:hanging="425" w:leftChars="0" w:firstLineChars="0"/>
         <w:rPr>
           <w:rFonts w:hint="default"/>
           <w:lang w:val="en-US" w:eastAsia="zh-CN"/>
@@ -3296,13 +3199,13 @@
     </w:p>
     <w:p>
       <w:pPr>
-        <w:pStyle w:val="40"/>
+        <w:pStyle w:val="a3"/>
         <w:numPr>
           <w:ilvl w:val="0"/>
           <w:numId w:val="4"/>
         </w:numPr>
         <w:bidi w:val="0"/>
-        <w:ind w:left="425" w:leftChars="0" w:hanging="425" w:firstLineChars="0"/>
+        <w:ind w:left="425" w:hanging="425" w:leftChars="0" w:firstLineChars="0"/>
         <w:rPr>
           <w:rFonts w:hint="default"/>
           <w:lang w:val="en-US" w:eastAsia="zh-CN"/>
@@ -3318,13 +3221,13 @@
     </w:p>
     <w:p>
       <w:pPr>
-        <w:pStyle w:val="40"/>
+        <w:pStyle w:val="a3"/>
         <w:numPr>
           <w:ilvl w:val="0"/>
           <w:numId w:val="7"/>
         </w:numPr>
         <w:bidi w:val="0"/>
-        <w:ind w:left="845" w:leftChars="0" w:hanging="425" w:firstLineChars="0"/>
+        <w:ind w:left="845" w:hanging="425" w:leftChars="0" w:firstLineChars="0"/>
         <w:rPr>
           <w:rFonts w:hint="eastAsia"/>
           <w:lang w:val="en-US" w:eastAsia="zh-CN"/>
@@ -3340,13 +3243,13 @@
     </w:p>
     <w:p>
       <w:pPr>
-        <w:pStyle w:val="40"/>
+        <w:pStyle w:val="a3"/>
         <w:numPr>
           <w:ilvl w:val="0"/>
           <w:numId w:val="7"/>
         </w:numPr>
         <w:bidi w:val="0"/>
-        <w:ind w:left="845" w:leftChars="0" w:hanging="425" w:firstLineChars="0"/>
+        <w:ind w:left="845" w:hanging="425" w:leftChars="0" w:firstLineChars="0"/>
         <w:rPr>
           <w:rFonts w:hint="eastAsia"/>
           <w:lang w:val="en-US" w:eastAsia="zh-CN"/>
@@ -3362,13 +3265,13 @@
     </w:p>
     <w:p>
       <w:pPr>
-        <w:pStyle w:val="40"/>
+        <w:pStyle w:val="a3"/>
         <w:numPr>
           <w:ilvl w:val="0"/>
           <w:numId w:val="7"/>
         </w:numPr>
         <w:bidi w:val="0"/>
-        <w:ind w:left="845" w:leftChars="0" w:hanging="425" w:firstLineChars="0"/>
+        <w:ind w:left="845" w:hanging="425" w:leftChars="0" w:firstLineChars="0"/>
         <w:rPr>
           <w:rFonts w:hint="eastAsia"/>
           <w:lang w:val="en-US" w:eastAsia="zh-CN"/>
@@ -3384,7 +3287,7 @@
     </w:p>
     <w:p>
       <w:pPr>
-        <w:pStyle w:val="18"/>
+        <w:pStyle w:val="NormalWeb"/>
         <w:keepNext w:val="0"/>
         <w:keepLines w:val="0"/>
         <w:widowControl/>
@@ -3393,11 +3296,11 @@
           <w:numId w:val="7"/>
         </w:numPr>
         <w:suppressLineNumbers w:val="0"/>
-        <w:shd w:val="clear" w:color="auto"/>
+        <w:shd w:val="clear" w:color="auto" w:fill="auto"/>
         <w:spacing w:before="165" w:beforeAutospacing="0" w:after="165" w:afterAutospacing="0" w:line="343" w:lineRule="atLeast"/>
-        <w:ind w:left="845" w:leftChars="0" w:right="0" w:hanging="425" w:firstLineChars="0"/>
-        <w:rPr>
-          <w:rFonts w:hint="eastAsia" w:ascii="宋体" w:hAnsi="宋体" w:eastAsia="宋体" w:cs="宋体"/>
+        <w:ind w:left="845" w:right="0" w:hanging="425" w:leftChars="0" w:firstLineChars="0"/>
+        <w:rPr>
+          <w:rFonts w:ascii="宋体" w:eastAsia="宋体" w:hAnsi="宋体" w:cs="宋体" w:hint="eastAsia"/>
           <w:kern w:val="2"/>
           <w:sz w:val="24"/>
           <w:szCs w:val="24"/>
@@ -3406,7 +3309,7 @@
       </w:pPr>
       <w:r>
         <w:rPr>
-          <w:rFonts w:hint="default" w:ascii="宋体" w:hAnsi="宋体" w:eastAsia="宋体" w:cs="宋体"/>
+          <w:rFonts w:ascii="宋体" w:eastAsia="宋体" w:hAnsi="宋体" w:cs="宋体" w:hint="default"/>
           <w:kern w:val="2"/>
           <w:sz w:val="24"/>
           <w:szCs w:val="24"/>
@@ -3417,7 +3320,7 @@
     </w:p>
     <w:p>
       <w:pPr>
-        <w:pStyle w:val="18"/>
+        <w:pStyle w:val="NormalWeb"/>
         <w:keepNext w:val="0"/>
         <w:keepLines w:val="0"/>
         <w:widowControl/>
@@ -3426,11 +3329,11 @@
           <w:numId w:val="4"/>
         </w:numPr>
         <w:suppressLineNumbers w:val="0"/>
-        <w:shd w:val="clear" w:color="auto"/>
+        <w:shd w:val="clear" w:color="auto" w:fill="auto"/>
         <w:spacing w:before="165" w:beforeAutospacing="0" w:after="165" w:afterAutospacing="0" w:line="343" w:lineRule="atLeast"/>
-        <w:ind w:left="425" w:leftChars="0" w:right="0" w:hanging="425" w:firstLineChars="0"/>
-        <w:rPr>
-          <w:rFonts w:hint="default" w:ascii="宋体" w:hAnsi="宋体" w:eastAsia="宋体" w:cs="宋体"/>
+        <w:ind w:left="425" w:right="0" w:hanging="425" w:leftChars="0" w:firstLineChars="0"/>
+        <w:rPr>
+          <w:rFonts w:ascii="宋体" w:eastAsia="宋体" w:hAnsi="宋体" w:cs="宋体" w:hint="default"/>
           <w:kern w:val="2"/>
           <w:sz w:val="24"/>
           <w:szCs w:val="24"/>
@@ -3439,7 +3342,7 @@
       </w:pPr>
       <w:r>
         <w:rPr>
-          <w:rFonts w:hint="eastAsia" w:ascii="宋体" w:hAnsi="宋体" w:eastAsia="宋体" w:cs="宋体"/>
+          <w:rFonts w:ascii="宋体" w:eastAsia="宋体" w:hAnsi="宋体" w:cs="宋体" w:hint="eastAsia"/>
           <w:kern w:val="2"/>
           <w:sz w:val="24"/>
           <w:szCs w:val="24"/>
@@ -3450,7 +3353,7 @@
     </w:p>
     <w:p>
       <w:pPr>
-        <w:pStyle w:val="18"/>
+        <w:pStyle w:val="NormalWeb"/>
         <w:keepNext w:val="0"/>
         <w:keepLines w:val="0"/>
         <w:widowControl/>
@@ -3459,11 +3362,11 @@
           <w:numId w:val="8"/>
         </w:numPr>
         <w:suppressLineNumbers w:val="0"/>
-        <w:shd w:val="clear" w:color="auto"/>
+        <w:shd w:val="clear" w:color="auto" w:fill="auto"/>
         <w:spacing w:before="165" w:beforeAutospacing="0" w:after="165" w:afterAutospacing="0" w:line="343" w:lineRule="atLeast"/>
-        <w:ind w:left="845" w:leftChars="0" w:right="0" w:hanging="425" w:firstLineChars="0"/>
-        <w:rPr>
-          <w:rFonts w:hint="eastAsia" w:ascii="宋体" w:hAnsi="宋体" w:eastAsia="宋体" w:cs="宋体"/>
+        <w:ind w:left="845" w:right="0" w:hanging="425" w:leftChars="0" w:firstLineChars="0"/>
+        <w:rPr>
+          <w:rFonts w:ascii="宋体" w:eastAsia="宋体" w:hAnsi="宋体" w:cs="宋体" w:hint="eastAsia"/>
           <w:kern w:val="2"/>
           <w:sz w:val="24"/>
           <w:szCs w:val="24"/>
@@ -3472,7 +3375,7 @@
       </w:pPr>
       <w:r>
         <w:rPr>
-          <w:rFonts w:hint="eastAsia" w:ascii="宋体" w:hAnsi="宋体" w:eastAsia="宋体" w:cs="宋体"/>
+          <w:rFonts w:ascii="宋体" w:eastAsia="宋体" w:hAnsi="宋体" w:cs="宋体" w:hint="eastAsia"/>
           <w:kern w:val="2"/>
           <w:sz w:val="24"/>
           <w:szCs w:val="24"/>
@@ -3483,7 +3386,7 @@
     </w:p>
     <w:p>
       <w:pPr>
-        <w:pStyle w:val="18"/>
+        <w:pStyle w:val="NormalWeb"/>
         <w:keepNext w:val="0"/>
         <w:keepLines w:val="0"/>
         <w:widowControl/>
@@ -3492,11 +3395,11 @@
           <w:numId w:val="8"/>
         </w:numPr>
         <w:suppressLineNumbers w:val="0"/>
-        <w:shd w:val="clear" w:color="auto"/>
+        <w:shd w:val="clear" w:color="auto" w:fill="auto"/>
         <w:spacing w:before="165" w:beforeAutospacing="0" w:after="165" w:afterAutospacing="0" w:line="343" w:lineRule="atLeast"/>
-        <w:ind w:left="845" w:leftChars="0" w:right="0" w:hanging="425" w:firstLineChars="0"/>
-        <w:rPr>
-          <w:rFonts w:hint="eastAsia" w:ascii="宋体" w:hAnsi="宋体" w:eastAsia="宋体" w:cs="宋体"/>
+        <w:ind w:left="845" w:right="0" w:hanging="425" w:leftChars="0" w:firstLineChars="0"/>
+        <w:rPr>
+          <w:rFonts w:ascii="宋体" w:eastAsia="宋体" w:hAnsi="宋体" w:cs="宋体" w:hint="eastAsia"/>
           <w:kern w:val="2"/>
           <w:sz w:val="24"/>
           <w:szCs w:val="24"/>
@@ -3505,7 +3408,7 @@
       </w:pPr>
       <w:r>
         <w:rPr>
-          <w:rFonts w:hint="default" w:ascii="宋体" w:hAnsi="宋体" w:eastAsia="宋体" w:cs="宋体"/>
+          <w:rFonts w:ascii="宋体" w:eastAsia="宋体" w:hAnsi="宋体" w:cs="宋体" w:hint="default"/>
           <w:kern w:val="2"/>
           <w:sz w:val="24"/>
           <w:szCs w:val="24"/>
@@ -3516,7 +3419,7 @@
     </w:p>
     <w:p>
       <w:pPr>
-        <w:pStyle w:val="18"/>
+        <w:pStyle w:val="NormalWeb"/>
         <w:keepNext w:val="0"/>
         <w:keepLines w:val="0"/>
         <w:widowControl/>
@@ -3525,11 +3428,11 @@
           <w:numId w:val="8"/>
         </w:numPr>
         <w:suppressLineNumbers w:val="0"/>
-        <w:shd w:val="clear" w:color="auto"/>
+        <w:shd w:val="clear" w:color="auto" w:fill="auto"/>
         <w:spacing w:before="165" w:beforeAutospacing="0" w:after="165" w:afterAutospacing="0" w:line="343" w:lineRule="atLeast"/>
-        <w:ind w:left="845" w:leftChars="0" w:right="0" w:hanging="425" w:firstLineChars="0"/>
-        <w:rPr>
-          <w:rFonts w:hint="eastAsia" w:ascii="宋体" w:hAnsi="宋体" w:eastAsia="宋体" w:cs="宋体"/>
+        <w:ind w:left="845" w:right="0" w:hanging="425" w:leftChars="0" w:firstLineChars="0"/>
+        <w:rPr>
+          <w:rFonts w:ascii="宋体" w:eastAsia="宋体" w:hAnsi="宋体" w:cs="宋体" w:hint="eastAsia"/>
           <w:kern w:val="2"/>
           <w:sz w:val="24"/>
           <w:szCs w:val="24"/>
@@ -3538,7 +3441,7 @@
       </w:pPr>
       <w:r>
         <w:rPr>
-          <w:rFonts w:hint="default" w:ascii="宋体" w:hAnsi="宋体" w:eastAsia="宋体" w:cs="宋体"/>
+          <w:rFonts w:ascii="宋体" w:eastAsia="宋体" w:hAnsi="宋体" w:cs="宋体" w:hint="default"/>
           <w:kern w:val="2"/>
           <w:sz w:val="24"/>
           <w:szCs w:val="24"/>
@@ -3549,7 +3452,7 @@
     </w:p>
     <w:p>
       <w:pPr>
-        <w:pStyle w:val="18"/>
+        <w:pStyle w:val="NormalWeb"/>
         <w:keepNext w:val="0"/>
         <w:keepLines w:val="0"/>
         <w:widowControl/>
@@ -3558,11 +3461,11 @@
           <w:numId w:val="4"/>
         </w:numPr>
         <w:suppressLineNumbers w:val="0"/>
-        <w:shd w:val="clear" w:color="auto"/>
+        <w:shd w:val="clear" w:color="auto" w:fill="auto"/>
         <w:spacing w:before="165" w:beforeAutospacing="0" w:after="165" w:afterAutospacing="0" w:line="343" w:lineRule="atLeast"/>
-        <w:ind w:left="425" w:leftChars="0" w:right="0" w:hanging="425" w:firstLineChars="0"/>
-        <w:rPr>
-          <w:rFonts w:hint="default" w:ascii="宋体" w:hAnsi="宋体" w:eastAsia="宋体" w:cs="宋体"/>
+        <w:ind w:left="425" w:right="0" w:hanging="425" w:leftChars="0" w:firstLineChars="0"/>
+        <w:rPr>
+          <w:rFonts w:ascii="宋体" w:eastAsia="宋体" w:hAnsi="宋体" w:cs="宋体" w:hint="default"/>
           <w:kern w:val="2"/>
           <w:sz w:val="24"/>
           <w:szCs w:val="24"/>
@@ -3571,7 +3474,7 @@
       </w:pPr>
       <w:r>
         <w:rPr>
-          <w:rFonts w:hint="eastAsia" w:ascii="宋体" w:hAnsi="宋体" w:eastAsia="宋体" w:cs="宋体"/>
+          <w:rFonts w:ascii="宋体" w:eastAsia="宋体" w:hAnsi="宋体" w:cs="宋体" w:hint="eastAsia"/>
           <w:kern w:val="2"/>
           <w:sz w:val="24"/>
           <w:szCs w:val="24"/>
@@ -3582,7 +3485,7 @@
     </w:p>
     <w:p>
       <w:pPr>
-        <w:pStyle w:val="18"/>
+        <w:pStyle w:val="NormalWeb"/>
         <w:keepNext w:val="0"/>
         <w:keepLines w:val="0"/>
         <w:widowControl/>
@@ -3591,11 +3494,11 @@
           <w:numId w:val="9"/>
         </w:numPr>
         <w:suppressLineNumbers w:val="0"/>
-        <w:shd w:val="clear" w:color="auto"/>
+        <w:shd w:val="clear" w:color="auto" w:fill="auto"/>
         <w:spacing w:before="165" w:beforeAutospacing="0" w:after="165" w:afterAutospacing="0" w:line="343" w:lineRule="atLeast"/>
-        <w:ind w:left="845" w:leftChars="0" w:right="0" w:hanging="425" w:firstLineChars="0"/>
-        <w:rPr>
-          <w:rFonts w:hint="eastAsia" w:ascii="宋体" w:hAnsi="宋体" w:eastAsia="宋体" w:cs="宋体"/>
+        <w:ind w:left="845" w:right="0" w:hanging="425" w:leftChars="0" w:firstLineChars="0"/>
+        <w:rPr>
+          <w:rFonts w:ascii="宋体" w:eastAsia="宋体" w:hAnsi="宋体" w:cs="宋体" w:hint="eastAsia"/>
           <w:kern w:val="2"/>
           <w:sz w:val="24"/>
           <w:szCs w:val="24"/>
@@ -3604,7 +3507,7 @@
       </w:pPr>
       <w:r>
         <w:rPr>
-          <w:rFonts w:hint="eastAsia" w:ascii="宋体" w:hAnsi="宋体" w:eastAsia="宋体" w:cs="宋体"/>
+          <w:rFonts w:ascii="宋体" w:eastAsia="宋体" w:hAnsi="宋体" w:cs="宋体" w:hint="eastAsia"/>
           <w:kern w:val="2"/>
           <w:sz w:val="24"/>
           <w:szCs w:val="24"/>
@@ -3615,7 +3518,7 @@
     </w:p>
     <w:p>
       <w:pPr>
-        <w:pStyle w:val="18"/>
+        <w:pStyle w:val="NormalWeb"/>
         <w:keepNext w:val="0"/>
         <w:keepLines w:val="0"/>
         <w:widowControl/>
@@ -3624,11 +3527,11 @@
           <w:numId w:val="9"/>
         </w:numPr>
         <w:suppressLineNumbers w:val="0"/>
-        <w:shd w:val="clear" w:color="auto"/>
+        <w:shd w:val="clear" w:color="auto" w:fill="auto"/>
         <w:spacing w:before="165" w:beforeAutospacing="0" w:after="165" w:afterAutospacing="0" w:line="343" w:lineRule="atLeast"/>
-        <w:ind w:left="845" w:leftChars="0" w:right="0" w:hanging="425" w:firstLineChars="0"/>
-        <w:rPr>
-          <w:rFonts w:hint="eastAsia" w:ascii="宋体" w:hAnsi="宋体" w:eastAsia="宋体" w:cs="宋体"/>
+        <w:ind w:left="845" w:right="0" w:hanging="425" w:leftChars="0" w:firstLineChars="0"/>
+        <w:rPr>
+          <w:rFonts w:ascii="宋体" w:eastAsia="宋体" w:hAnsi="宋体" w:cs="宋体" w:hint="eastAsia"/>
           <w:kern w:val="2"/>
           <w:sz w:val="24"/>
           <w:szCs w:val="24"/>
@@ -3637,7 +3540,7 @@
       </w:pPr>
       <w:r>
         <w:rPr>
-          <w:rFonts w:hint="default" w:ascii="宋体" w:hAnsi="宋体" w:eastAsia="宋体" w:cs="宋体"/>
+          <w:rFonts w:ascii="宋体" w:eastAsia="宋体" w:hAnsi="宋体" w:cs="宋体" w:hint="default"/>
           <w:kern w:val="2"/>
           <w:sz w:val="24"/>
           <w:szCs w:val="24"/>
@@ -3647,7 +3550,7 @@
       </w:r>
       <w:r>
         <w:rPr>
-          <w:rFonts w:hint="eastAsia" w:ascii="宋体" w:hAnsi="宋体" w:eastAsia="宋体" w:cs="宋体"/>
+          <w:rFonts w:ascii="宋体" w:eastAsia="宋体" w:hAnsi="宋体" w:cs="宋体" w:hint="eastAsia"/>
           <w:kern w:val="2"/>
           <w:sz w:val="24"/>
           <w:szCs w:val="24"/>
@@ -3657,7 +3560,7 @@
       </w:r>
       <w:r>
         <w:rPr>
-          <w:rFonts w:hint="default" w:ascii="宋体" w:hAnsi="宋体" w:eastAsia="宋体" w:cs="宋体"/>
+          <w:rFonts w:ascii="宋体" w:eastAsia="宋体" w:hAnsi="宋体" w:cs="宋体" w:hint="default"/>
           <w:kern w:val="2"/>
           <w:sz w:val="24"/>
           <w:szCs w:val="24"/>
@@ -3668,7 +3571,7 @@
     </w:p>
     <w:p>
       <w:pPr>
-        <w:pStyle w:val="27"/>
+        <w:pStyle w:val="1"/>
         <w:bidi w:val="0"/>
         <w:rPr>
           <w:rFonts w:hint="default"/>
@@ -3687,13 +3590,13 @@
     </w:p>
     <w:p>
       <w:pPr>
-        <w:pStyle w:val="28"/>
+        <w:pStyle w:val="a"/>
         <w:numPr>
           <w:ilvl w:val="0"/>
           <w:numId w:val="10"/>
         </w:numPr>
         <w:bidi w:val="0"/>
-        <w:ind w:left="425" w:leftChars="0" w:hanging="425" w:firstLineChars="0"/>
+        <w:ind w:left="425" w:hanging="425" w:leftChars="0" w:firstLineChars="0"/>
         <w:rPr>
           <w:rFonts w:hint="default"/>
           <w:lang w:val="en-US" w:eastAsia="zh-CN"/>
@@ -3709,13 +3612,13 @@
     </w:p>
     <w:p>
       <w:pPr>
-        <w:pStyle w:val="28"/>
+        <w:pStyle w:val="a"/>
         <w:numPr>
           <w:ilvl w:val="0"/>
           <w:numId w:val="11"/>
         </w:numPr>
         <w:bidi w:val="0"/>
-        <w:ind w:left="845" w:leftChars="0" w:hanging="425" w:firstLineChars="0"/>
+        <w:ind w:left="845" w:hanging="425" w:leftChars="0" w:firstLineChars="0"/>
         <w:rPr>
           <w:rFonts w:hint="default"/>
           <w:lang w:val="en-US" w:eastAsia="zh-CN"/>
@@ -3731,13 +3634,13 @@
     </w:p>
     <w:p>
       <w:pPr>
-        <w:pStyle w:val="28"/>
+        <w:pStyle w:val="a"/>
         <w:numPr>
           <w:ilvl w:val="0"/>
           <w:numId w:val="11"/>
         </w:numPr>
         <w:bidi w:val="0"/>
-        <w:ind w:left="845" w:leftChars="0" w:hanging="425" w:firstLineChars="0"/>
+        <w:ind w:left="845" w:hanging="425" w:leftChars="0" w:firstLineChars="0"/>
         <w:rPr>
           <w:rFonts w:hint="default"/>
           <w:lang w:val="en-US" w:eastAsia="zh-CN"/>
@@ -3753,13 +3656,13 @@
     </w:p>
     <w:p>
       <w:pPr>
-        <w:pStyle w:val="28"/>
+        <w:pStyle w:val="a"/>
         <w:numPr>
           <w:ilvl w:val="0"/>
           <w:numId w:val="11"/>
         </w:numPr>
         <w:bidi w:val="0"/>
-        <w:ind w:left="845" w:leftChars="0" w:hanging="425" w:firstLineChars="0"/>
+        <w:ind w:left="845" w:hanging="425" w:leftChars="0" w:firstLineChars="0"/>
         <w:rPr>
           <w:rFonts w:hint="default"/>
           <w:lang w:val="en-US" w:eastAsia="zh-CN"/>
@@ -3775,13 +3678,13 @@
     </w:p>
     <w:p>
       <w:pPr>
-        <w:pStyle w:val="28"/>
+        <w:pStyle w:val="a"/>
         <w:numPr>
           <w:ilvl w:val="0"/>
           <w:numId w:val="10"/>
         </w:numPr>
         <w:bidi w:val="0"/>
-        <w:ind w:left="425" w:leftChars="0" w:hanging="425" w:firstLineChars="0"/>
+        <w:ind w:left="425" w:hanging="425" w:leftChars="0" w:firstLineChars="0"/>
         <w:rPr>
           <w:rFonts w:hint="default"/>
           <w:lang w:val="en-US" w:eastAsia="zh-CN"/>
@@ -3797,13 +3700,13 @@
     </w:p>
     <w:p>
       <w:pPr>
-        <w:pStyle w:val="28"/>
+        <w:pStyle w:val="a"/>
         <w:numPr>
           <w:ilvl w:val="0"/>
           <w:numId w:val="12"/>
         </w:numPr>
         <w:bidi w:val="0"/>
-        <w:ind w:left="1260" w:leftChars="0" w:hanging="420" w:firstLineChars="0"/>
+        <w:ind w:left="1260" w:hanging="420" w:leftChars="0" w:firstLineChars="0"/>
         <w:rPr>
           <w:rFonts w:hint="default"/>
           <w:lang w:val="en-US" w:eastAsia="zh-CN"/>
@@ -3819,13 +3722,13 @@
     </w:p>
     <w:p>
       <w:pPr>
-        <w:pStyle w:val="28"/>
+        <w:pStyle w:val="a"/>
         <w:numPr>
           <w:ilvl w:val="0"/>
           <w:numId w:val="12"/>
         </w:numPr>
         <w:bidi w:val="0"/>
-        <w:ind w:left="1260" w:leftChars="0" w:hanging="420" w:firstLineChars="0"/>
+        <w:ind w:left="1260" w:hanging="420" w:leftChars="0" w:firstLineChars="0"/>
         <w:rPr>
           <w:rFonts w:hint="default"/>
           <w:lang w:val="en-US" w:eastAsia="zh-CN"/>
@@ -3841,13 +3744,13 @@
     </w:p>
     <w:p>
       <w:pPr>
-        <w:pStyle w:val="28"/>
+        <w:pStyle w:val="a"/>
         <w:numPr>
           <w:ilvl w:val="0"/>
           <w:numId w:val="12"/>
         </w:numPr>
         <w:bidi w:val="0"/>
-        <w:ind w:left="1260" w:leftChars="0" w:hanging="420" w:firstLineChars="0"/>
+        <w:ind w:left="1260" w:hanging="420" w:leftChars="0" w:firstLineChars="0"/>
         <w:rPr>
           <w:rFonts w:hint="default"/>
           <w:lang w:val="en-US" w:eastAsia="zh-CN"/>
@@ -3863,13 +3766,13 @@
     </w:p>
     <w:p>
       <w:pPr>
-        <w:pStyle w:val="28"/>
+        <w:pStyle w:val="a"/>
         <w:numPr>
           <w:ilvl w:val="0"/>
           <w:numId w:val="10"/>
         </w:numPr>
         <w:bidi w:val="0"/>
-        <w:ind w:left="425" w:leftChars="0" w:hanging="425" w:firstLineChars="0"/>
+        <w:ind w:left="425" w:hanging="425" w:leftChars="0" w:firstLineChars="0"/>
         <w:rPr>
           <w:rFonts w:hint="default"/>
           <w:lang w:val="en-US" w:eastAsia="zh-CN"/>
@@ -3885,13 +3788,13 @@
     </w:p>
     <w:p>
       <w:pPr>
-        <w:pStyle w:val="28"/>
+        <w:pStyle w:val="a"/>
         <w:numPr>
           <w:ilvl w:val="0"/>
           <w:numId w:val="13"/>
         </w:numPr>
         <w:bidi w:val="0"/>
-        <w:ind w:left="1260" w:leftChars="0" w:hanging="420" w:firstLineChars="0"/>
+        <w:ind w:left="1260" w:hanging="420" w:leftChars="0" w:firstLineChars="0"/>
         <w:rPr>
           <w:rFonts w:hint="default"/>
           <w:lang w:val="en-US" w:eastAsia="zh-CN"/>
@@ -3907,13 +3810,13 @@
     </w:p>
     <w:p>
       <w:pPr>
-        <w:pStyle w:val="28"/>
+        <w:pStyle w:val="a"/>
         <w:numPr>
           <w:ilvl w:val="0"/>
           <w:numId w:val="13"/>
         </w:numPr>
         <w:bidi w:val="0"/>
-        <w:ind w:left="1260" w:leftChars="0" w:hanging="420" w:firstLineChars="0"/>
+        <w:ind w:left="1260" w:hanging="420" w:leftChars="0" w:firstLineChars="0"/>
         <w:rPr>
           <w:rFonts w:hint="default"/>
           <w:lang w:val="en-US" w:eastAsia="zh-CN"/>
@@ -3929,13 +3832,13 @@
     </w:p>
     <w:p>
       <w:pPr>
-        <w:pStyle w:val="28"/>
+        <w:pStyle w:val="a"/>
         <w:numPr>
           <w:ilvl w:val="0"/>
           <w:numId w:val="13"/>
         </w:numPr>
         <w:bidi w:val="0"/>
-        <w:ind w:left="1260" w:leftChars="0" w:hanging="420" w:firstLineChars="0"/>
+        <w:ind w:left="1260" w:hanging="420" w:leftChars="0" w:firstLineChars="0"/>
         <w:rPr>
           <w:rFonts w:hint="default"/>
           <w:lang w:val="en-US" w:eastAsia="zh-CN"/>
@@ -3951,7 +3854,7 @@
     </w:p>
     <w:p>
       <w:pPr>
-        <w:pStyle w:val="27"/>
+        <w:pStyle w:val="1"/>
         <w:bidi w:val="0"/>
         <w:rPr>
           <w:rFonts w:hint="default"/>
@@ -3970,16 +3873,16 @@
     </w:p>
     <w:tbl>
       <w:tblPr>
-        <w:tblStyle w:val="26"/>
+        <w:tblStyle w:val="TableNormal0"/>
         <w:tblW w:w="8070" w:type="dxa"/>
         <w:jc w:val="center"/>
         <w:tblBorders>
-          <w:top w:val="single" w:color="000000" w:sz="4" w:space="0"/>
-          <w:left w:val="single" w:color="000000" w:sz="4" w:space="0"/>
-          <w:bottom w:val="single" w:color="000000" w:sz="4" w:space="0"/>
-          <w:right w:val="single" w:color="000000" w:sz="4" w:space="0"/>
-          <w:insideH w:val="single" w:color="000000" w:sz="4" w:space="0"/>
-          <w:insideV w:val="single" w:color="000000" w:sz="4" w:space="0"/>
+          <w:top w:val="single" w:sz="4" w:space="0" w:color="000000"/>
+          <w:left w:val="single" w:sz="4" w:space="0" w:color="000000"/>
+          <w:bottom w:val="single" w:sz="4" w:space="0" w:color="000000"/>
+          <w:right w:val="single" w:sz="4" w:space="0" w:color="000000"/>
+          <w:insideH w:val="single" w:sz="4" w:space="0" w:color="000000"/>
+          <w:insideV w:val="single" w:sz="4" w:space="0" w:color="000000"/>
         </w:tblBorders>
         <w:tblLayout w:type="fixed"/>
         <w:tblCellMar>
@@ -3998,14 +3901,17 @@
       </w:tblGrid>
       <w:tr>
         <w:tblPrEx>
+          <w:tblW w:w="8070" w:type="dxa"/>
+          <w:jc w:val="center"/>
           <w:tblBorders>
-            <w:top w:val="single" w:color="000000" w:sz="4" w:space="0"/>
-            <w:left w:val="single" w:color="000000" w:sz="4" w:space="0"/>
-            <w:bottom w:val="single" w:color="000000" w:sz="4" w:space="0"/>
-            <w:right w:val="single" w:color="000000" w:sz="4" w:space="0"/>
-            <w:insideH w:val="single" w:color="000000" w:sz="4" w:space="0"/>
-            <w:insideV w:val="single" w:color="000000" w:sz="4" w:space="0"/>
+            <w:top w:val="single" w:sz="4" w:space="0" w:color="000000"/>
+            <w:left w:val="single" w:sz="4" w:space="0" w:color="000000"/>
+            <w:bottom w:val="single" w:sz="4" w:space="0" w:color="000000"/>
+            <w:right w:val="single" w:sz="4" w:space="0" w:color="000000"/>
+            <w:insideH w:val="single" w:sz="4" w:space="0" w:color="000000"/>
+            <w:insideV w:val="single" w:sz="4" w:space="0" w:color="000000"/>
           </w:tblBorders>
+          <w:tblLayout w:type="fixed"/>
           <w:tblCellMar>
             <w:top w:w="0" w:type="dxa"/>
             <w:left w:w="0" w:type="dxa"/>
@@ -4014,7 +3920,7 @@
           </w:tblCellMar>
         </w:tblPrEx>
         <w:trPr>
-          <w:trHeight w:val="651" w:hRule="atLeast"/>
+          <w:trHeight w:val="651"/>
           <w:jc w:val="center"/>
         </w:trPr>
         <w:tc>
@@ -4039,10 +3945,10 @@
               <w:adjustRightInd w:val="0"/>
               <w:snapToGrid w:val="0"/>
               <w:spacing w:before="205" w:line="221" w:lineRule="auto"/>
-              <w:ind w:left="0" w:leftChars="0" w:right="0" w:rightChars="0" w:firstLine="0" w:firstLineChars="0"/>
+              <w:ind w:left="0" w:right="0" w:firstLine="0" w:leftChars="0" w:rightChars="0" w:firstLineChars="0"/>
               <w:jc w:val="center"/>
               <w:rPr>
-                <w:rFonts w:hint="eastAsia" w:ascii="宋体" w:hAnsi="宋体" w:eastAsia="宋体" w:cs="宋体"/>
+                <w:rFonts w:ascii="宋体" w:eastAsia="宋体" w:hAnsi="宋体" w:cs="宋体" w:hint="eastAsia"/>
                 <w:b/>
                 <w:bCs/>
                 <w:snapToGrid w:val="0"/>
@@ -4056,7 +3962,7 @@
             </w:pPr>
             <w:r>
               <w:rPr>
-                <w:rFonts w:ascii="宋体" w:hAnsi="宋体" w:eastAsia="宋体" w:cs="宋体"/>
+                <w:rFonts w:ascii="宋体" w:eastAsia="宋体" w:hAnsi="宋体" w:cs="宋体"/>
                 <w:b/>
                 <w:bCs/>
                 <w:spacing w:val="-7"/>
@@ -4089,10 +3995,10 @@
               <w:adjustRightInd w:val="0"/>
               <w:snapToGrid w:val="0"/>
               <w:spacing w:before="205" w:line="221" w:lineRule="auto"/>
-              <w:ind w:left="0" w:leftChars="0" w:right="0" w:rightChars="0" w:firstLine="0" w:firstLineChars="0"/>
+              <w:ind w:left="0" w:right="0" w:firstLine="0" w:leftChars="0" w:rightChars="0" w:firstLineChars="0"/>
               <w:jc w:val="center"/>
               <w:rPr>
-                <w:rFonts w:hint="default" w:ascii="宋体" w:hAnsi="宋体" w:eastAsia="宋体" w:cs="宋体"/>
+                <w:rFonts w:ascii="宋体" w:eastAsia="宋体" w:hAnsi="宋体" w:cs="宋体" w:hint="default"/>
                 <w:b/>
                 <w:bCs/>
                 <w:snapToGrid w:val="0"/>
@@ -4106,7 +4012,7 @@
             </w:pPr>
             <w:r>
               <w:rPr>
-                <w:rFonts w:ascii="宋体" w:hAnsi="宋体" w:eastAsia="宋体" w:cs="宋体"/>
+                <w:rFonts w:ascii="宋体" w:eastAsia="宋体" w:hAnsi="宋体" w:cs="宋体"/>
                 <w:b/>
                 <w:bCs/>
                 <w:spacing w:val="-7"/>
@@ -4139,10 +4045,10 @@
               <w:adjustRightInd w:val="0"/>
               <w:snapToGrid w:val="0"/>
               <w:spacing w:before="205" w:line="221" w:lineRule="auto"/>
-              <w:ind w:left="0" w:leftChars="0" w:right="0" w:rightChars="0" w:firstLine="0" w:firstLineChars="0"/>
+              <w:ind w:left="0" w:right="0" w:firstLine="0" w:leftChars="0" w:rightChars="0" w:firstLineChars="0"/>
               <w:jc w:val="center"/>
               <w:rPr>
-                <w:rFonts w:hint="default" w:ascii="宋体" w:hAnsi="宋体" w:eastAsia="宋体" w:cs="宋体"/>
+                <w:rFonts w:ascii="宋体" w:eastAsia="宋体" w:hAnsi="宋体" w:cs="宋体" w:hint="default"/>
                 <w:b/>
                 <w:bCs/>
                 <w:snapToGrid w:val="0"/>
@@ -4156,7 +4062,7 @@
             </w:pPr>
             <w:r>
               <w:rPr>
-                <w:rFonts w:ascii="宋体" w:hAnsi="宋体" w:eastAsia="宋体" w:cs="宋体"/>
+                <w:rFonts w:ascii="宋体" w:eastAsia="宋体" w:hAnsi="宋体" w:cs="宋体"/>
                 <w:b/>
                 <w:bCs/>
                 <w:spacing w:val="-7"/>
@@ -4189,10 +4095,10 @@
               <w:adjustRightInd w:val="0"/>
               <w:snapToGrid w:val="0"/>
               <w:spacing w:before="205" w:line="221" w:lineRule="auto"/>
-              <w:ind w:left="0" w:leftChars="0" w:right="0" w:rightChars="0" w:firstLine="0" w:firstLineChars="0"/>
+              <w:ind w:left="0" w:right="0" w:firstLine="0" w:leftChars="0" w:rightChars="0" w:firstLineChars="0"/>
               <w:jc w:val="center"/>
               <w:rPr>
-                <w:rFonts w:hint="eastAsia" w:ascii="宋体" w:hAnsi="宋体" w:eastAsia="宋体" w:cs="宋体"/>
+                <w:rFonts w:ascii="宋体" w:eastAsia="宋体" w:hAnsi="宋体" w:cs="宋体" w:hint="eastAsia"/>
                 <w:b/>
                 <w:bCs/>
                 <w:snapToGrid w:val="0"/>
@@ -4206,7 +4112,7 @@
             </w:pPr>
             <w:r>
               <w:rPr>
-                <w:rFonts w:hint="eastAsia" w:ascii="宋体" w:hAnsi="宋体" w:eastAsia="宋体" w:cs="宋体"/>
+                <w:rFonts w:ascii="宋体" w:eastAsia="宋体" w:hAnsi="宋体" w:cs="宋体" w:hint="eastAsia"/>
                 <w:b/>
                 <w:bCs/>
                 <w:spacing w:val="-7"/>
@@ -4240,10 +4146,10 @@
               <w:adjustRightInd w:val="0"/>
               <w:snapToGrid w:val="0"/>
               <w:spacing w:before="205" w:line="221" w:lineRule="auto"/>
-              <w:ind w:left="0" w:leftChars="0" w:right="0" w:rightChars="0" w:firstLine="0" w:firstLineChars="0"/>
+              <w:ind w:left="0" w:right="0" w:firstLine="0" w:leftChars="0" w:rightChars="0" w:firstLineChars="0"/>
               <w:jc w:val="center"/>
               <w:rPr>
-                <w:rFonts w:hint="default" w:ascii="宋体" w:hAnsi="宋体" w:eastAsia="宋体" w:cs="宋体"/>
+                <w:rFonts w:ascii="宋体" w:eastAsia="宋体" w:hAnsi="宋体" w:cs="宋体" w:hint="default"/>
                 <w:b/>
                 <w:bCs/>
                 <w:snapToGrid w:val="0"/>
@@ -4257,7 +4163,7 @@
             </w:pPr>
             <w:r>
               <w:rPr>
-                <w:rFonts w:hint="eastAsia" w:ascii="宋体" w:hAnsi="宋体" w:cs="宋体"/>
+                <w:rFonts w:ascii="宋体" w:hAnsi="宋体" w:cs="宋体" w:hint="eastAsia"/>
                 <w:b/>
                 <w:bCs/>
                 <w:spacing w:val="-7"/>
@@ -4272,14 +4178,9 @@
       </w:tr>
       <w:tr>
         <w:tblPrEx>
-          <w:tblBorders>
-            <w:top w:val="single" w:color="000000" w:sz="4" w:space="0"/>
-            <w:left w:val="single" w:color="000000" w:sz="4" w:space="0"/>
-            <w:bottom w:val="single" w:color="000000" w:sz="4" w:space="0"/>
-            <w:right w:val="single" w:color="000000" w:sz="4" w:space="0"/>
-            <w:insideH w:val="single" w:color="000000" w:sz="4" w:space="0"/>
-            <w:insideV w:val="single" w:color="000000" w:sz="4" w:space="0"/>
-          </w:tblBorders>
+          <w:tblW w:w="8070" w:type="dxa"/>
+          <w:jc w:val="center"/>
+          <w:tblLayout w:type="fixed"/>
           <w:tblCellMar>
             <w:top w:w="0" w:type="dxa"/>
             <w:left w:w="0" w:type="dxa"/>
@@ -4288,7 +4189,7 @@
           </w:tblCellMar>
         </w:tblPrEx>
         <w:trPr>
-          <w:trHeight w:val="651" w:hRule="atLeast"/>
+          <w:trHeight w:val="651"/>
           <w:jc w:val="center"/>
         </w:trPr>
         <w:tc>
@@ -4299,7 +4200,7 @@
           </w:tcPr>
           <w:p>
             <w:pPr>
-              <w:pStyle w:val="18"/>
+              <w:pStyle w:val="NormalWeb"/>
               <w:keepNext w:val="0"/>
               <w:keepLines w:val="0"/>
               <w:pageBreakBefore w:val="0"/>
@@ -4315,7 +4216,7 @@
               <w:adjustRightInd/>
               <w:snapToGrid/>
               <w:spacing w:before="0" w:beforeAutospacing="0" w:after="0" w:afterAutospacing="0" w:line="360" w:lineRule="auto"/>
-              <w:ind w:left="0" w:leftChars="0" w:right="0" w:rightChars="0" w:firstLine="0" w:firstLineChars="0"/>
+              <w:ind w:left="0" w:right="0" w:firstLine="0" w:leftChars="0" w:rightChars="0" w:firstLineChars="0"/>
               <w:jc w:val="center"/>
               <w:textAlignment w:val="auto"/>
               <w:rPr>
@@ -4346,7 +4247,7 @@
           </w:tcPr>
           <w:p>
             <w:pPr>
-              <w:pStyle w:val="18"/>
+              <w:pStyle w:val="NormalWeb"/>
               <w:keepNext w:val="0"/>
               <w:keepLines w:val="0"/>
               <w:pageBreakBefore w:val="0"/>
@@ -4362,11 +4263,11 @@
               <w:adjustRightInd/>
               <w:snapToGrid/>
               <w:spacing w:before="0" w:beforeAutospacing="0" w:after="0" w:afterAutospacing="0" w:line="360" w:lineRule="auto"/>
-              <w:ind w:left="0" w:leftChars="0" w:right="0" w:rightChars="0" w:firstLine="0" w:firstLineChars="0"/>
+              <w:ind w:left="0" w:right="0" w:firstLine="0" w:leftChars="0" w:rightChars="0" w:firstLineChars="0"/>
               <w:jc w:val="center"/>
               <w:textAlignment w:val="auto"/>
               <w:rPr>
-                <w:rFonts w:hint="default" w:ascii="宋体" w:hAnsi="宋体" w:eastAsia="宋体" w:cs="宋体"/>
+                <w:rFonts w:ascii="宋体" w:eastAsia="宋体" w:hAnsi="宋体" w:cs="宋体" w:hint="default"/>
                 <w:i w:val="0"/>
                 <w:iCs w:val="0"/>
                 <w:caps w:val="0"/>
@@ -4398,7 +4299,7 @@
           </w:tcPr>
           <w:p>
             <w:pPr>
-              <w:pStyle w:val="18"/>
+              <w:pStyle w:val="NormalWeb"/>
               <w:keepNext w:val="0"/>
               <w:keepLines w:val="0"/>
               <w:pageBreakBefore w:val="0"/>
@@ -4414,11 +4315,11 @@
               <w:adjustRightInd/>
               <w:snapToGrid/>
               <w:spacing w:before="0" w:beforeAutospacing="0" w:after="0" w:afterAutospacing="0" w:line="360" w:lineRule="auto"/>
-              <w:ind w:left="0" w:leftChars="0" w:right="0" w:rightChars="0" w:firstLine="0" w:firstLineChars="0"/>
+              <w:ind w:left="0" w:right="0" w:firstLine="0" w:leftChars="0" w:rightChars="0" w:firstLineChars="0"/>
               <w:jc w:val="center"/>
               <w:textAlignment w:val="auto"/>
               <w:rPr>
-                <w:rFonts w:hint="default" w:ascii="宋体" w:hAnsi="宋体" w:eastAsia="宋体" w:cs="宋体"/>
+                <w:rFonts w:ascii="宋体" w:eastAsia="宋体" w:hAnsi="宋体" w:cs="宋体" w:hint="default"/>
                 <w:i w:val="0"/>
                 <w:iCs w:val="0"/>
                 <w:caps w:val="0"/>
@@ -4449,7 +4350,7 @@
           </w:tcPr>
           <w:p>
             <w:pPr>
-              <w:pStyle w:val="18"/>
+              <w:pStyle w:val="NormalWeb"/>
               <w:keepNext w:val="0"/>
               <w:keepLines w:val="0"/>
               <w:pageBreakBefore w:val="0"/>
@@ -4465,7 +4366,7 @@
               <w:adjustRightInd/>
               <w:snapToGrid/>
               <w:spacing w:before="0" w:beforeAutospacing="0" w:after="0" w:afterAutospacing="0" w:line="360" w:lineRule="auto"/>
-              <w:ind w:left="0" w:leftChars="0" w:right="0" w:rightChars="0" w:firstLine="0" w:firstLineChars="0"/>
+              <w:ind w:left="0" w:right="0" w:firstLine="0" w:leftChars="0" w:rightChars="0" w:firstLineChars="0"/>
               <w:jc w:val="center"/>
               <w:textAlignment w:val="auto"/>
               <w:rPr>
@@ -4495,7 +4396,7 @@
           </w:tcPr>
           <w:p>
             <w:pPr>
-              <w:pStyle w:val="18"/>
+              <w:pStyle w:val="NormalWeb"/>
               <w:keepNext w:val="0"/>
               <w:keepLines w:val="0"/>
               <w:pageBreakBefore w:val="0"/>
@@ -4511,7 +4412,7 @@
               <w:adjustRightInd/>
               <w:snapToGrid/>
               <w:spacing w:before="0" w:beforeAutospacing="0" w:after="0" w:afterAutospacing="0" w:line="360" w:lineRule="auto"/>
-              <w:ind w:left="0" w:leftChars="0" w:right="0" w:rightChars="0" w:firstLine="0" w:firstLineChars="0"/>
+              <w:ind w:left="0" w:right="0" w:firstLine="0" w:leftChars="0" w:rightChars="0" w:firstLineChars="0"/>
               <w:jc w:val="center"/>
               <w:textAlignment w:val="auto"/>
               <w:rPr>
@@ -4538,7 +4439,7 @@
     </w:tbl>
     <w:p>
       <w:pPr>
-        <w:pStyle w:val="28"/>
+        <w:pStyle w:val="a"/>
         <w:rPr>
           <w:rFonts w:hint="default"/>
           <w:lang w:val="en-US" w:eastAsia="zh-CN"/>
@@ -4547,7 +4448,7 @@
     </w:p>
     <w:p>
       <w:pPr>
-        <w:pStyle w:val="27"/>
+        <w:pStyle w:val="1"/>
         <w:bidi w:val="0"/>
         <w:rPr>
           <w:rFonts w:hint="eastAsia"/>
@@ -4586,86 +4487,36 @@
       </w:r>
     </w:p>
     <w:sectPr>
-      <w:headerReference r:id="rId5" w:type="default"/>
+      <w:headerReference w:type="default" r:id="rId4"/>
       <w:pgSz w:w="11906" w:h="16838"/>
       <w:pgMar w:top="1440" w:right="1800" w:bottom="1440" w:left="1800" w:header="851" w:footer="992" w:gutter="0"/>
-      <w:cols w:space="425" w:num="1"/>
+      <w:cols w:num="1" w:space="425"/>
       <w:docGrid w:type="lines" w:linePitch="312" w:charSpace="0"/>
     </w:sectPr>
   </w:body>
 </w:document>
 </file>
 
-<file path=word/endnotes.xml><?xml version="1.0" encoding="utf-8"?>
-<w:endnotes xmlns:wpc="http://schemas.microsoft.com/office/word/2010/wordprocessingCanvas" xmlns:mc="http://schemas.openxmlformats.org/markup-compatibility/2006" xmlns:o="urn:schemas-microsoft-com:office:office" xmlns:r="http://schemas.openxmlformats.org/officeDocument/2006/relationships" xmlns:m="http://schemas.openxmlformats.org/officeDocument/2006/math" xmlns:v="urn:schemas-microsoft-com:vml" xmlns:wp14="http://schemas.microsoft.com/office/word/2010/wordprocessingDrawing" xmlns:wp="http://schemas.openxmlformats.org/drawingml/2006/wordprocessingDrawing" xmlns:w="http://schemas.openxmlformats.org/wordprocessingml/2006/main" xmlns:w14="http://schemas.microsoft.com/office/word/2010/wordml" xmlns:w15="http://schemas.microsoft.com/office/word/2012/wordml" xmlns:w10="urn:schemas-microsoft-com:office:word" xmlns:wpg="http://schemas.microsoft.com/office/word/2010/wordprocessingGroup" xmlns:wpi="http://schemas.microsoft.com/office/word/2010/wordprocessingInk" xmlns:wne="http://schemas.microsoft.com/office/word/2006/wordml" xmlns:wps="http://schemas.microsoft.com/office/word/2010/wordprocessingShape" xmlns:wpsCustomData="http://www.wps.cn/officeDocument/2013/wpsCustomData" mc:Ignorable="w14 w15 wp14">
-  <w:endnote w:type="separator" w:id="0">
-    <w:p>
-      <w:pPr>
-        <w:spacing w:line="240" w:lineRule="auto"/>
-      </w:pPr>
-      <w:r>
-        <w:separator/>
-      </w:r>
-    </w:p>
-  </w:endnote>
-  <w:endnote w:type="continuationSeparator" w:id="1">
-    <w:p>
-      <w:pPr>
-        <w:spacing w:line="240" w:lineRule="auto"/>
-      </w:pPr>
-      <w:r>
-        <w:continuationSeparator/>
-      </w:r>
-    </w:p>
-  </w:endnote>
-</w:endnotes>
-</file>
-
-<file path=word/footnotes.xml><?xml version="1.0" encoding="utf-8"?>
-<w:footnotes xmlns:wpc="http://schemas.microsoft.com/office/word/2010/wordprocessingCanvas" xmlns:mc="http://schemas.openxmlformats.org/markup-compatibility/2006" xmlns:o="urn:schemas-microsoft-com:office:office" xmlns:r="http://schemas.openxmlformats.org/officeDocument/2006/relationships" xmlns:m="http://schemas.openxmlformats.org/officeDocument/2006/math" xmlns:v="urn:schemas-microsoft-com:vml" xmlns:wp14="http://schemas.microsoft.com/office/word/2010/wordprocessingDrawing" xmlns:wp="http://schemas.openxmlformats.org/drawingml/2006/wordprocessingDrawing" xmlns:w="http://schemas.openxmlformats.org/wordprocessingml/2006/main" xmlns:w14="http://schemas.microsoft.com/office/word/2010/wordml" xmlns:w15="http://schemas.microsoft.com/office/word/2012/wordml" xmlns:w10="urn:schemas-microsoft-com:office:word" xmlns:wpg="http://schemas.microsoft.com/office/word/2010/wordprocessingGroup" xmlns:wpi="http://schemas.microsoft.com/office/word/2010/wordprocessingInk" xmlns:wne="http://schemas.microsoft.com/office/word/2006/wordml" xmlns:wps="http://schemas.microsoft.com/office/word/2010/wordprocessingShape" xmlns:wpsCustomData="http://www.wps.cn/officeDocument/2013/wpsCustomData" mc:Ignorable="w14 w15 wp14">
-  <w:footnote w:type="separator" w:id="0">
-    <w:p>
-      <w:pPr>
-        <w:spacing w:line="360" w:lineRule="auto"/>
-      </w:pPr>
-      <w:r>
-        <w:separator/>
-      </w:r>
-    </w:p>
-  </w:footnote>
-  <w:footnote w:type="continuationSeparator" w:id="1">
-    <w:p>
-      <w:pPr>
-        <w:spacing w:line="360" w:lineRule="auto"/>
-      </w:pPr>
-      <w:r>
-        <w:continuationSeparator/>
-      </w:r>
-    </w:p>
-  </w:footnote>
-</w:footnotes>
-</file>
-
 <file path=word/header1.xml><?xml version="1.0" encoding="utf-8"?>
-<w:hdr xmlns:wpc="http://schemas.microsoft.com/office/word/2010/wordprocessingCanvas" xmlns:mc="http://schemas.openxmlformats.org/markup-compatibility/2006" xmlns:o="urn:schemas-microsoft-com:office:office" xmlns:r="http://schemas.openxmlformats.org/officeDocument/2006/relationships" xmlns:m="http://schemas.openxmlformats.org/officeDocument/2006/math" xmlns:v="urn:schemas-microsoft-com:vml" xmlns:wp14="http://schemas.microsoft.com/office/word/2010/wordprocessingDrawing" xmlns:wp="http://schemas.openxmlformats.org/drawingml/2006/wordprocessingDrawing" xmlns:w10="urn:schemas-microsoft-com:office:word" xmlns:w="http://schemas.openxmlformats.org/wordprocessingml/2006/main" xmlns:w14="http://schemas.microsoft.com/office/word/2010/wordml" xmlns:w15="http://schemas.microsoft.com/office/word/2012/wordml" xmlns:wpg="http://schemas.microsoft.com/office/word/2010/wordprocessingGroup" xmlns:wpi="http://schemas.microsoft.com/office/word/2010/wordprocessingInk" xmlns:wne="http://schemas.microsoft.com/office/word/2006/wordml" xmlns:wps="http://schemas.microsoft.com/office/word/2010/wordprocessingShape" xmlns:wpsCustomData="http://www.wps.cn/officeDocument/2013/wpsCustomData" mc:Ignorable="w14 w15 wp14">
+<w:hdr xmlns:wpc="http://schemas.microsoft.com/office/word/2010/wordprocessingCanvas" xmlns:mc="http://schemas.openxmlformats.org/markup-compatibility/2006" xmlns:o="urn:schemas-microsoft-com:office:office" xmlns:r="http://schemas.openxmlformats.org/officeDocument/2006/relationships" xmlns:m="http://schemas.openxmlformats.org/officeDocument/2006/math" xmlns:v="urn:schemas-microsoft-com:vml" xmlns:wp14="http://schemas.microsoft.com/office/word/2010/wordprocessingDrawing" xmlns:wp="http://schemas.openxmlformats.org/drawingml/2006/wordprocessingDrawing" xmlns:w10="urn:schemas-microsoft-com:office:word" xmlns:w="http://schemas.openxmlformats.org/wordprocessingml/2006/main" xmlns:w14="http://schemas.microsoft.com/office/word/2010/wordml" xmlns:w15="http://schemas.microsoft.com/office/word/2012/wordml" xmlns:wne="http://schemas.microsoft.com/office/word/2006/wordml" xmlns:wpg="http://schemas.microsoft.com/office/word/2010/wordprocessingGroup" xmlns:wpi="http://schemas.microsoft.com/office/word/2010/wordprocessingInk" xmlns:wps="http://schemas.microsoft.com/office/word/2010/wordprocessingShape" mc:Ignorable="w14 w15 wp14">
   <w:p>
     <w:pPr>
-      <w:pStyle w:val="15"/>
+      <w:pStyle w:val="Header"/>
     </w:pPr>
   </w:p>
 </w:hdr>
 </file>
 
 <file path=word/numbering.xml><?xml version="1.0" encoding="utf-8"?>
-<w:numbering xmlns:wpc="http://schemas.microsoft.com/office/word/2010/wordprocessingCanvas" xmlns:mc="http://schemas.openxmlformats.org/markup-compatibility/2006" xmlns:o="urn:schemas-microsoft-com:office:office" xmlns:r="http://schemas.openxmlformats.org/officeDocument/2006/relationships" xmlns:m="http://schemas.openxmlformats.org/officeDocument/2006/math" xmlns:v="urn:schemas-microsoft-com:vml" xmlns:wp14="http://schemas.microsoft.com/office/word/2010/wordprocessingDrawing" xmlns:wp="http://schemas.openxmlformats.org/drawingml/2006/wordprocessingDrawing" xmlns:w10="urn:schemas-microsoft-com:office:word" xmlns:w="http://schemas.openxmlformats.org/wordprocessingml/2006/main" xmlns:w14="http://schemas.microsoft.com/office/word/2010/wordml" xmlns:wpg="http://schemas.microsoft.com/office/word/2010/wordprocessingGroup" xmlns:wpi="http://schemas.microsoft.com/office/word/2010/wordprocessingInk" xmlns:wne="http://schemas.microsoft.com/office/word/2006/wordml" xmlns:wps="http://schemas.microsoft.com/office/word/2010/wordprocessingShape" xmlns:wpsCustomData="http://www.wps.cn/officeDocument/2013/wpsCustomData" mc:Ignorable="w14 wp14">
+<w:numbering xmlns:wpc="http://schemas.microsoft.com/office/word/2010/wordprocessingCanvas" xmlns:mc="http://schemas.openxmlformats.org/markup-compatibility/2006" xmlns:o="urn:schemas-microsoft-com:office:office" xmlns:r="http://schemas.openxmlformats.org/officeDocument/2006/relationships" xmlns:m="http://schemas.openxmlformats.org/officeDocument/2006/math" xmlns:v="urn:schemas-microsoft-com:vml" xmlns:wp14="http://schemas.microsoft.com/office/word/2010/wordprocessingDrawing" xmlns:wp="http://schemas.openxmlformats.org/drawingml/2006/wordprocessingDrawing" xmlns:w10="urn:schemas-microsoft-com:office:word" xmlns:w="http://schemas.openxmlformats.org/wordprocessingml/2006/main" xmlns:w14="http://schemas.microsoft.com/office/word/2010/wordml" xmlns:w15="http://schemas.microsoft.com/office/word/2012/wordml" xmlns:wne="http://schemas.microsoft.com/office/word/2006/wordml" xmlns:wpg="http://schemas.microsoft.com/office/word/2010/wordprocessingGroup" xmlns:wpi="http://schemas.microsoft.com/office/word/2010/wordprocessingInk" xmlns:wps="http://schemas.microsoft.com/office/word/2010/wordprocessingShape" mc:Ignorable="w14 w15 wp14">
   <w:abstractNum w:abstractNumId="0">
     <w:nsid w:val="8E964DCE"/>
     <w:multiLevelType w:val="multilevel"/>
     <w:tmpl w:val="8E964DCE"/>
-    <w:lvl w:ilvl="0" w:tentative="0">
+    <w:lvl w:ilvl="0">
       <w:start w:val="1"/>
       <w:numFmt w:val="decimal"/>
-      <w:pStyle w:val="2"/>
+      <w:pStyle w:val="Heading1"/>
       <w:lvlText w:val="%1."/>
       <w:lvlJc w:val="left"/>
       <w:pPr>
@@ -4675,10 +4526,10 @@
         <w:rFonts w:hint="default"/>
       </w:rPr>
     </w:lvl>
-    <w:lvl w:ilvl="1" w:tentative="0">
+    <w:lvl w:ilvl="1">
       <w:start w:val="1"/>
       <w:numFmt w:val="decimal"/>
-      <w:pStyle w:val="3"/>
+      <w:pStyle w:val="Heading2"/>
       <w:lvlText w:val="%1.%2."/>
       <w:lvlJc w:val="left"/>
       <w:pPr>
@@ -4688,10 +4539,10 @@
         <w:rFonts w:hint="default"/>
       </w:rPr>
     </w:lvl>
-    <w:lvl w:ilvl="2" w:tentative="0">
+    <w:lvl w:ilvl="2">
       <w:start w:val="1"/>
       <w:numFmt w:val="decimal"/>
-      <w:pStyle w:val="4"/>
+      <w:pStyle w:val="Heading3"/>
       <w:lvlText w:val="%1.%2.%3."/>
       <w:lvlJc w:val="left"/>
       <w:pPr>
@@ -4701,10 +4552,10 @@
         <w:rFonts w:hint="default"/>
       </w:rPr>
     </w:lvl>
-    <w:lvl w:ilvl="3" w:tentative="0">
+    <w:lvl w:ilvl="3">
       <w:start w:val="1"/>
       <w:numFmt w:val="decimal"/>
-      <w:pStyle w:val="5"/>
+      <w:pStyle w:val="Heading4"/>
       <w:lvlText w:val="%1.%2.%3.%4."/>
       <w:lvlJc w:val="left"/>
       <w:pPr>
@@ -4714,10 +4565,10 @@
         <w:rFonts w:hint="default"/>
       </w:rPr>
     </w:lvl>
-    <w:lvl w:ilvl="4" w:tentative="0">
+    <w:lvl w:ilvl="4">
       <w:start w:val="1"/>
       <w:numFmt w:val="decimal"/>
-      <w:pStyle w:val="6"/>
+      <w:pStyle w:val="Heading5"/>
       <w:lvlText w:val="%1.%2.%3.%4.%5."/>
       <w:lvlJc w:val="left"/>
       <w:pPr>
@@ -4727,10 +4578,10 @@
         <w:rFonts w:hint="default"/>
       </w:rPr>
     </w:lvl>
-    <w:lvl w:ilvl="5" w:tentative="0">
+    <w:lvl w:ilvl="5">
       <w:start w:val="1"/>
       <w:numFmt w:val="decimal"/>
-      <w:pStyle w:val="7"/>
+      <w:pStyle w:val="Heading6"/>
       <w:lvlText w:val="%1.%2.%3.%4.%5.%6."/>
       <w:lvlJc w:val="left"/>
       <w:pPr>
@@ -4740,10 +4591,10 @@
         <w:rFonts w:hint="default"/>
       </w:rPr>
     </w:lvl>
-    <w:lvl w:ilvl="6" w:tentative="0">
+    <w:lvl w:ilvl="6">
       <w:start w:val="1"/>
       <w:numFmt w:val="decimal"/>
-      <w:pStyle w:val="8"/>
+      <w:pStyle w:val="Heading7"/>
       <w:lvlText w:val="%1.%2.%3.%4.%5.%6.%7."/>
       <w:lvlJc w:val="left"/>
       <w:pPr>
@@ -4753,10 +4604,10 @@
         <w:rFonts w:hint="default"/>
       </w:rPr>
     </w:lvl>
-    <w:lvl w:ilvl="7" w:tentative="0">
+    <w:lvl w:ilvl="7">
       <w:start w:val="1"/>
       <w:numFmt w:val="decimal"/>
-      <w:pStyle w:val="9"/>
+      <w:pStyle w:val="Heading8"/>
       <w:lvlText w:val="%1.%2.%3.%4.%5.%6.%7.%8."/>
       <w:lvlJc w:val="left"/>
       <w:pPr>
@@ -4766,10 +4617,10 @@
         <w:rFonts w:hint="default"/>
       </w:rPr>
     </w:lvl>
-    <w:lvl w:ilvl="8" w:tentative="0">
+    <w:lvl w:ilvl="8">
       <w:start w:val="1"/>
       <w:numFmt w:val="decimal"/>
-      <w:pStyle w:val="10"/>
+      <w:pStyle w:val="Heading9"/>
       <w:lvlText w:val="%1.%2.%3.%4.%5.%6.%7.%8.%9."/>
       <w:lvlJc w:val="left"/>
       <w:pPr>
@@ -4784,7 +4635,7 @@
     <w:nsid w:val="AACDDB59"/>
     <w:multiLevelType w:val="singleLevel"/>
     <w:tmpl w:val="AACDDB59"/>
-    <w:lvl w:ilvl="0" w:tentative="0">
+    <w:lvl w:ilvl="0">
       <w:start w:val="1"/>
       <w:numFmt w:val="decimal"/>
       <w:lvlText w:val="%1."/>
@@ -4801,7 +4652,7 @@
     <w:nsid w:val="C7EFC4B9"/>
     <w:multiLevelType w:val="singleLevel"/>
     <w:tmpl w:val="C7EFC4B9"/>
-    <w:lvl w:ilvl="0" w:tentative="0">
+    <w:lvl w:ilvl="0">
       <w:start w:val="1"/>
       <w:numFmt w:val="decimal"/>
       <w:lvlText w:val="(%1)"/>
@@ -4821,7 +4672,7 @@
     <w:nsid w:val="E618F45D"/>
     <w:multiLevelType w:val="singleLevel"/>
     <w:tmpl w:val="E618F45D"/>
-    <w:lvl w:ilvl="0" w:tentative="0">
+    <w:lvl w:ilvl="0">
       <w:start w:val="1"/>
       <w:numFmt w:val="decimal"/>
       <w:lvlText w:val="%1."/>
@@ -4838,7 +4689,7 @@
     <w:nsid w:val="024675B6"/>
     <w:multiLevelType w:val="singleLevel"/>
     <w:tmpl w:val="024675B6"/>
-    <w:lvl w:ilvl="0" w:tentative="0">
+    <w:lvl w:ilvl="0">
       <w:start w:val="1"/>
       <w:numFmt w:val="decimal"/>
       <w:lvlText w:val="(%1)"/>
@@ -4855,7 +4706,7 @@
     <w:nsid w:val="04A90272"/>
     <w:multiLevelType w:val="multilevel"/>
     <w:tmpl w:val="04A90272"/>
-    <w:lvl w:ilvl="0" w:tentative="0">
+    <w:lvl w:ilvl="0">
       <w:start w:val="1"/>
       <w:numFmt w:val="decimal"/>
       <w:lvlText w:val="(%1)"/>
@@ -4870,7 +4721,7 @@
         <w:rFonts w:hint="default"/>
       </w:rPr>
     </w:lvl>
-    <w:lvl w:ilvl="1" w:tentative="0">
+    <w:lvl w:ilvl="1">
       <w:start w:val="1"/>
       <w:numFmt w:val="decimalEnclosedCircleChinese"/>
       <w:lvlText w:val="%2"/>
@@ -4879,13 +4730,13 @@
         <w:tabs>
           <w:tab w:val="left" w:pos="1260"/>
         </w:tabs>
-        <w:ind w:left="1260" w:leftChars="0" w:hanging="420" w:firstLineChars="0"/>
+        <w:ind w:left="1260" w:hanging="420" w:leftChars="0" w:firstLineChars="0"/>
       </w:pPr>
       <w:rPr>
         <w:rFonts w:hint="default"/>
       </w:rPr>
     </w:lvl>
-    <w:lvl w:ilvl="2" w:tentative="0">
+    <w:lvl w:ilvl="2">
       <w:start w:val="1"/>
       <w:numFmt w:val="decimal"/>
       <w:lvlText w:val="%3)"/>
@@ -4894,13 +4745,13 @@
         <w:tabs>
           <w:tab w:val="left" w:pos="1680"/>
         </w:tabs>
-        <w:ind w:left="1680" w:leftChars="0" w:hanging="420" w:firstLineChars="0"/>
+        <w:ind w:left="1680" w:hanging="420" w:leftChars="0" w:firstLineChars="0"/>
       </w:pPr>
       <w:rPr>
         <w:rFonts w:hint="default"/>
       </w:rPr>
     </w:lvl>
-    <w:lvl w:ilvl="3" w:tentative="0">
+    <w:lvl w:ilvl="3">
       <w:start w:val="1"/>
       <w:numFmt w:val="lowerLetter"/>
       <w:lvlText w:val="%4."/>
@@ -4909,13 +4760,13 @@
         <w:tabs>
           <w:tab w:val="left" w:pos="2100"/>
         </w:tabs>
-        <w:ind w:left="2100" w:leftChars="0" w:hanging="420" w:firstLineChars="0"/>
+        <w:ind w:left="2100" w:hanging="420" w:leftChars="0" w:firstLineChars="0"/>
       </w:pPr>
       <w:rPr>
         <w:rFonts w:hint="default"/>
       </w:rPr>
     </w:lvl>
-    <w:lvl w:ilvl="4" w:tentative="0">
+    <w:lvl w:ilvl="4">
       <w:start w:val="1"/>
       <w:numFmt w:val="lowerLetter"/>
       <w:lvlText w:val="%5)"/>
@@ -4924,13 +4775,13 @@
         <w:tabs>
           <w:tab w:val="left" w:pos="2520"/>
         </w:tabs>
-        <w:ind w:left="2520" w:leftChars="0" w:hanging="420" w:firstLineChars="0"/>
+        <w:ind w:left="2520" w:hanging="420" w:leftChars="0" w:firstLineChars="0"/>
       </w:pPr>
       <w:rPr>
         <w:rFonts w:hint="default"/>
       </w:rPr>
     </w:lvl>
-    <w:lvl w:ilvl="5" w:tentative="0">
+    <w:lvl w:ilvl="5">
       <w:start w:val="1"/>
       <w:numFmt w:val="lowerRoman"/>
       <w:lvlText w:val="%6."/>
@@ -4939,13 +4790,13 @@
         <w:tabs>
           <w:tab w:val="left" w:pos="2940"/>
         </w:tabs>
-        <w:ind w:left="2940" w:leftChars="0" w:hanging="420" w:firstLineChars="0"/>
+        <w:ind w:left="2940" w:hanging="420" w:leftChars="0" w:firstLineChars="0"/>
       </w:pPr>
       <w:rPr>
         <w:rFonts w:hint="default"/>
       </w:rPr>
     </w:lvl>
-    <w:lvl w:ilvl="6" w:tentative="0">
+    <w:lvl w:ilvl="6">
       <w:start w:val="1"/>
       <w:numFmt w:val="lowerRoman"/>
       <w:lvlText w:val="%7)"/>
@@ -4954,13 +4805,13 @@
         <w:tabs>
           <w:tab w:val="left" w:pos="3360"/>
         </w:tabs>
-        <w:ind w:left="3360" w:leftChars="0" w:hanging="420" w:firstLineChars="0"/>
+        <w:ind w:left="3360" w:hanging="420" w:leftChars="0" w:firstLineChars="0"/>
       </w:pPr>
       <w:rPr>
         <w:rFonts w:hint="default"/>
       </w:rPr>
     </w:lvl>
-    <w:lvl w:ilvl="7" w:tentative="0">
+    <w:lvl w:ilvl="7">
       <w:start w:val="1"/>
       <w:numFmt w:val="lowerLetter"/>
       <w:lvlText w:val="%8."/>
@@ -4969,13 +4820,13 @@
         <w:tabs>
           <w:tab w:val="left" w:pos="3780"/>
         </w:tabs>
-        <w:ind w:left="3780" w:leftChars="0" w:hanging="420" w:firstLineChars="0"/>
+        <w:ind w:left="3780" w:hanging="420" w:leftChars="0" w:firstLineChars="0"/>
       </w:pPr>
       <w:rPr>
         <w:rFonts w:hint="default"/>
       </w:rPr>
     </w:lvl>
-    <w:lvl w:ilvl="8" w:tentative="0">
+    <w:lvl w:ilvl="8">
       <w:start w:val="1"/>
       <w:numFmt w:val="lowerLetter"/>
       <w:lvlText w:val="%9)"/>
@@ -4984,7 +4835,7 @@
         <w:tabs>
           <w:tab w:val="left" w:pos="4200"/>
         </w:tabs>
-        <w:ind w:left="4200" w:leftChars="0" w:hanging="420" w:firstLineChars="0"/>
+        <w:ind w:left="4200" w:hanging="420" w:leftChars="0" w:firstLineChars="0"/>
       </w:pPr>
       <w:rPr>
         <w:rFonts w:hint="default"/>
@@ -4995,7 +4846,7 @@
     <w:nsid w:val="083807CC"/>
     <w:multiLevelType w:val="singleLevel"/>
     <w:tmpl w:val="083807CC"/>
-    <w:lvl w:ilvl="0" w:tentative="0">
+    <w:lvl w:ilvl="0">
       <w:start w:val="1"/>
       <w:numFmt w:val="decimal"/>
       <w:lvlText w:val="(%1)"/>
@@ -5015,7 +4866,7 @@
     <w:nsid w:val="083F5C9B"/>
     <w:multiLevelType w:val="singleLevel"/>
     <w:tmpl w:val="083F5C9B"/>
-    <w:lvl w:ilvl="0" w:tentative="0">
+    <w:lvl w:ilvl="0">
       <w:start w:val="1"/>
       <w:numFmt w:val="decimal"/>
       <w:lvlText w:val="(%1)"/>
@@ -5032,7 +4883,7 @@
     <w:nsid w:val="308E1341"/>
     <w:multiLevelType w:val="singleLevel"/>
     <w:tmpl w:val="308E1341"/>
-    <w:lvl w:ilvl="0" w:tentative="0">
+    <w:lvl w:ilvl="0">
       <w:start w:val="1"/>
       <w:numFmt w:val="decimal"/>
       <w:lvlText w:val="%1."/>
@@ -5049,7 +4900,7 @@
     <w:nsid w:val="329AB120"/>
     <w:multiLevelType w:val="singleLevel"/>
     <w:tmpl w:val="329AB120"/>
-    <w:lvl w:ilvl="0" w:tentative="0">
+    <w:lvl w:ilvl="0">
       <w:start w:val="1"/>
       <w:numFmt w:val="decimal"/>
       <w:lvlText w:val="(%1)"/>
@@ -5069,7 +4920,7 @@
     <w:nsid w:val="5344E574"/>
     <w:multiLevelType w:val="singleLevel"/>
     <w:tmpl w:val="5344E574"/>
-    <w:lvl w:ilvl="0" w:tentative="0">
+    <w:lvl w:ilvl="0">
       <w:start w:val="1"/>
       <w:numFmt w:val="decimal"/>
       <w:lvlText w:val="(%1)"/>
@@ -5089,7 +4940,7 @@
     <w:nsid w:val="75D45A14"/>
     <w:multiLevelType w:val="singleLevel"/>
     <w:tmpl w:val="75D45A14"/>
-    <w:lvl w:ilvl="0" w:tentative="0">
+    <w:lvl w:ilvl="0">
       <w:start w:val="1"/>
       <w:numFmt w:val="decimal"/>
       <w:lvlText w:val="%1."/>
@@ -5106,7 +4957,7 @@
     <w:nsid w:val="7EB18A29"/>
     <w:multiLevelType w:val="singleLevel"/>
     <w:tmpl w:val="7EB18A29"/>
-    <w:lvl w:ilvl="0" w:tentative="0">
+    <w:lvl w:ilvl="0">
       <w:start w:val="1"/>
       <w:numFmt w:val="decimal"/>
       <w:lvlText w:val="(%1)"/>
@@ -5165,270 +5016,268 @@
 </file>
 
 <file path=word/styles.xml><?xml version="1.0" encoding="utf-8"?>
-<w:styles xmlns:mc="http://schemas.openxmlformats.org/markup-compatibility/2006" xmlns:o="urn:schemas-microsoft-com:office:office" xmlns:r="http://schemas.openxmlformats.org/officeDocument/2006/relationships" xmlns:m="http://schemas.openxmlformats.org/officeDocument/2006/math" xmlns:v="urn:schemas-microsoft-com:vml" xmlns:w="http://schemas.openxmlformats.org/wordprocessingml/2006/main" xmlns:w14="http://schemas.microsoft.com/office/word/2010/wordml" xmlns:w10="urn:schemas-microsoft-com:office:word" xmlns:sl="http://schemas.openxmlformats.org/schemaLibrary/2006/main" xmlns:wpsCustomData="http://www.wps.cn/officeDocument/2013/wpsCustomData" mc:Ignorable="w14">
+<w:styles xmlns:mc="http://schemas.openxmlformats.org/markup-compatibility/2006" xmlns:r="http://schemas.openxmlformats.org/officeDocument/2006/relationships" xmlns:w="http://schemas.openxmlformats.org/wordprocessingml/2006/main" xmlns:w14="http://schemas.microsoft.com/office/word/2010/wordml" xmlns:w15="http://schemas.microsoft.com/office/word/2012/wordml" mc:Ignorable="w14 w15">
   <w:docDefaults>
     <w:rPrDefault>
       <w:rPr>
-        <w:rFonts w:ascii="Times New Roman" w:hAnsi="Times New Roman" w:eastAsia="宋体" w:cs="Times New Roman"/>
+        <w:rFonts w:ascii="Times New Roman" w:eastAsia="宋体" w:hAnsi="Times New Roman" w:cs="Times New Roman"/>
       </w:rPr>
     </w:rPrDefault>
     <w:pPrDefault/>
   </w:docDefaults>
-  <w:latentStyles w:count="260" w:defQFormat="0" w:defUnhideWhenUsed="1" w:defSemiHidden="1" w:defUIPriority="99" w:defLockedState="0">
-    <w:lsdException w:qFormat="1" w:unhideWhenUsed="0" w:uiPriority="0" w:semiHidden="0" w:name="Normal"/>
-    <w:lsdException w:qFormat="1" w:unhideWhenUsed="0" w:uiPriority="0" w:semiHidden="0" w:name="heading 1"/>
-    <w:lsdException w:qFormat="1" w:uiPriority="0" w:semiHidden="0" w:name="heading 2"/>
-    <w:lsdException w:qFormat="1" w:uiPriority="0" w:name="heading 3"/>
-    <w:lsdException w:qFormat="1" w:uiPriority="0" w:semiHidden="0" w:name="heading 4"/>
-    <w:lsdException w:qFormat="1" w:uiPriority="0" w:name="heading 5"/>
-    <w:lsdException w:qFormat="1" w:uiPriority="0" w:name="heading 6"/>
-    <w:lsdException w:qFormat="1" w:uiPriority="0" w:name="heading 7"/>
-    <w:lsdException w:qFormat="1" w:uiPriority="0" w:name="heading 8"/>
-    <w:lsdException w:qFormat="1" w:uiPriority="0" w:name="heading 9"/>
-    <w:lsdException w:unhideWhenUsed="0" w:uiPriority="0" w:semiHidden="0" w:name="index 1"/>
-    <w:lsdException w:unhideWhenUsed="0" w:uiPriority="0" w:semiHidden="0" w:name="index 2"/>
-    <w:lsdException w:unhideWhenUsed="0" w:uiPriority="0" w:semiHidden="0" w:name="index 3"/>
-    <w:lsdException w:unhideWhenUsed="0" w:uiPriority="0" w:semiHidden="0" w:name="index 4"/>
-    <w:lsdException w:unhideWhenUsed="0" w:uiPriority="0" w:semiHidden="0" w:name="index 5"/>
-    <w:lsdException w:unhideWhenUsed="0" w:uiPriority="0" w:semiHidden="0" w:name="index 6"/>
-    <w:lsdException w:unhideWhenUsed="0" w:uiPriority="0" w:semiHidden="0" w:name="index 7"/>
-    <w:lsdException w:unhideWhenUsed="0" w:uiPriority="0" w:semiHidden="0" w:name="index 8"/>
-    <w:lsdException w:unhideWhenUsed="0" w:uiPriority="0" w:semiHidden="0" w:name="index 9"/>
-    <w:lsdException w:qFormat="1" w:unhideWhenUsed="0" w:uiPriority="0" w:semiHidden="0" w:name="toc 1"/>
-    <w:lsdException w:qFormat="1" w:unhideWhenUsed="0" w:uiPriority="0" w:semiHidden="0" w:name="toc 2"/>
-    <w:lsdException w:qFormat="1" w:unhideWhenUsed="0" w:uiPriority="0" w:semiHidden="0" w:name="toc 3"/>
-    <w:lsdException w:unhideWhenUsed="0" w:uiPriority="0" w:semiHidden="0" w:name="toc 4"/>
-    <w:lsdException w:unhideWhenUsed="0" w:uiPriority="0" w:semiHidden="0" w:name="toc 5"/>
-    <w:lsdException w:unhideWhenUsed="0" w:uiPriority="0" w:semiHidden="0" w:name="toc 6"/>
-    <w:lsdException w:unhideWhenUsed="0" w:uiPriority="0" w:semiHidden="0" w:name="toc 7"/>
-    <w:lsdException w:unhideWhenUsed="0" w:uiPriority="0" w:semiHidden="0" w:name="toc 8"/>
-    <w:lsdException w:unhideWhenUsed="0" w:uiPriority="0" w:semiHidden="0" w:name="toc 9"/>
-    <w:lsdException w:unhideWhenUsed="0" w:uiPriority="0" w:semiHidden="0" w:name="Normal Indent"/>
-    <w:lsdException w:unhideWhenUsed="0" w:uiPriority="0" w:semiHidden="0" w:name="footnote text"/>
-    <w:lsdException w:qFormat="1" w:unhideWhenUsed="0" w:uiPriority="0" w:semiHidden="0" w:name="annotation text"/>
-    <w:lsdException w:qFormat="1" w:unhideWhenUsed="0" w:uiPriority="0" w:semiHidden="0" w:name="header"/>
-    <w:lsdException w:qFormat="1" w:unhideWhenUsed="0" w:uiPriority="0" w:semiHidden="0" w:name="footer"/>
-    <w:lsdException w:unhideWhenUsed="0" w:uiPriority="0" w:semiHidden="0" w:name="index heading"/>
-    <w:lsdException w:qFormat="1" w:uiPriority="0" w:name="caption"/>
-    <w:lsdException w:unhideWhenUsed="0" w:uiPriority="0" w:semiHidden="0" w:name="table of figures"/>
-    <w:lsdException w:unhideWhenUsed="0" w:uiPriority="0" w:semiHidden="0" w:name="envelope address"/>
-    <w:lsdException w:unhideWhenUsed="0" w:uiPriority="0" w:semiHidden="0" w:name="envelope return"/>
-    <w:lsdException w:unhideWhenUsed="0" w:uiPriority="0" w:semiHidden="0" w:name="footnote reference"/>
-    <w:lsdException w:unhideWhenUsed="0" w:uiPriority="0" w:semiHidden="0" w:name="annotation reference"/>
-    <w:lsdException w:unhideWhenUsed="0" w:uiPriority="0" w:semiHidden="0" w:name="line number"/>
-    <w:lsdException w:unhideWhenUsed="0" w:uiPriority="0" w:semiHidden="0" w:name="page number"/>
-    <w:lsdException w:unhideWhenUsed="0" w:uiPriority="0" w:semiHidden="0" w:name="endnote reference"/>
-    <w:lsdException w:unhideWhenUsed="0" w:uiPriority="0" w:semiHidden="0" w:name="endnote text"/>
-    <w:lsdException w:unhideWhenUsed="0" w:uiPriority="0" w:semiHidden="0" w:name="table of authorities"/>
-    <w:lsdException w:unhideWhenUsed="0" w:uiPriority="0" w:semiHidden="0" w:name="macro"/>
-    <w:lsdException w:unhideWhenUsed="0" w:uiPriority="0" w:semiHidden="0" w:name="toa heading"/>
-    <w:lsdException w:unhideWhenUsed="0" w:uiPriority="0" w:semiHidden="0" w:name="List"/>
-    <w:lsdException w:unhideWhenUsed="0" w:uiPriority="0" w:semiHidden="0" w:name="List Bullet"/>
-    <w:lsdException w:unhideWhenUsed="0" w:uiPriority="0" w:semiHidden="0" w:name="List Number"/>
-    <w:lsdException w:unhideWhenUsed="0" w:uiPriority="0" w:semiHidden="0" w:name="List 2"/>
-    <w:lsdException w:unhideWhenUsed="0" w:uiPriority="0" w:semiHidden="0" w:name="List 3"/>
-    <w:lsdException w:unhideWhenUsed="0" w:uiPriority="0" w:semiHidden="0" w:name="List 4"/>
-    <w:lsdException w:unhideWhenUsed="0" w:uiPriority="0" w:semiHidden="0" w:name="List 5"/>
-    <w:lsdException w:unhideWhenUsed="0" w:uiPriority="0" w:semiHidden="0" w:name="List Bullet 2"/>
-    <w:lsdException w:unhideWhenUsed="0" w:uiPriority="0" w:semiHidden="0" w:name="List Bullet 3"/>
-    <w:lsdException w:unhideWhenUsed="0" w:uiPriority="0" w:semiHidden="0" w:name="List Bullet 4"/>
-    <w:lsdException w:unhideWhenUsed="0" w:uiPriority="0" w:semiHidden="0" w:name="List Bullet 5"/>
-    <w:lsdException w:unhideWhenUsed="0" w:uiPriority="0" w:semiHidden="0" w:name="List Number 2"/>
-    <w:lsdException w:unhideWhenUsed="0" w:uiPriority="0" w:semiHidden="0" w:name="List Number 3"/>
-    <w:lsdException w:unhideWhenUsed="0" w:uiPriority="0" w:semiHidden="0" w:name="List Number 4"/>
-    <w:lsdException w:unhideWhenUsed="0" w:uiPriority="0" w:semiHidden="0" w:name="List Number 5"/>
-    <w:lsdException w:qFormat="1" w:unhideWhenUsed="0" w:uiPriority="0" w:semiHidden="0" w:name="Title"/>
-    <w:lsdException w:unhideWhenUsed="0" w:uiPriority="0" w:semiHidden="0" w:name="Closing"/>
-    <w:lsdException w:unhideWhenUsed="0" w:uiPriority="0" w:semiHidden="0" w:name="Signature"/>
-    <w:lsdException w:qFormat="1" w:unhideWhenUsed="0" w:uiPriority="0" w:name="Default Paragraph Font"/>
-    <w:lsdException w:qFormat="1" w:unhideWhenUsed="0" w:uiPriority="0" w:name="Body Text"/>
-    <w:lsdException w:unhideWhenUsed="0" w:uiPriority="0" w:semiHidden="0" w:name="Body Text Indent"/>
-    <w:lsdException w:unhideWhenUsed="0" w:uiPriority="0" w:semiHidden="0" w:name="List Continue"/>
-    <w:lsdException w:unhideWhenUsed="0" w:uiPriority="0" w:semiHidden="0" w:name="List Continue 2"/>
-    <w:lsdException w:unhideWhenUsed="0" w:uiPriority="0" w:semiHidden="0" w:name="List Continue 3"/>
-    <w:lsdException w:unhideWhenUsed="0" w:uiPriority="0" w:semiHidden="0" w:name="List Continue 4"/>
-    <w:lsdException w:unhideWhenUsed="0" w:uiPriority="0" w:semiHidden="0" w:name="List Continue 5"/>
-    <w:lsdException w:unhideWhenUsed="0" w:uiPriority="0" w:semiHidden="0" w:name="Message Header"/>
-    <w:lsdException w:qFormat="1" w:unhideWhenUsed="0" w:uiPriority="0" w:semiHidden="0" w:name="Subtitle"/>
-    <w:lsdException w:unhideWhenUsed="0" w:uiPriority="0" w:semiHidden="0" w:name="Salutation"/>
-    <w:lsdException w:unhideWhenUsed="0" w:uiPriority="0" w:semiHidden="0" w:name="Date"/>
-    <w:lsdException w:unhideWhenUsed="0" w:uiPriority="0" w:semiHidden="0" w:name="Body Text First Indent"/>
-    <w:lsdException w:unhideWhenUsed="0" w:uiPriority="0" w:semiHidden="0" w:name="Body Text First Indent 2"/>
-    <w:lsdException w:uiPriority="99" w:name="Note Heading"/>
-    <w:lsdException w:unhideWhenUsed="0" w:uiPriority="0" w:semiHidden="0" w:name="Body Text 2"/>
-    <w:lsdException w:unhideWhenUsed="0" w:uiPriority="0" w:semiHidden="0" w:name="Body Text 3"/>
-    <w:lsdException w:unhideWhenUsed="0" w:uiPriority="0" w:semiHidden="0" w:name="Body Text Indent 2"/>
-    <w:lsdException w:unhideWhenUsed="0" w:uiPriority="0" w:semiHidden="0" w:name="Body Text Indent 3"/>
-    <w:lsdException w:unhideWhenUsed="0" w:uiPriority="0" w:semiHidden="0" w:name="Block Text"/>
-    <w:lsdException w:unhideWhenUsed="0" w:uiPriority="0" w:semiHidden="0" w:name="Hyperlink"/>
-    <w:lsdException w:unhideWhenUsed="0" w:uiPriority="0" w:semiHidden="0" w:name="FollowedHyperlink"/>
-    <w:lsdException w:qFormat="1" w:unhideWhenUsed="0" w:uiPriority="0" w:semiHidden="0" w:name="Strong"/>
-    <w:lsdException w:qFormat="1" w:unhideWhenUsed="0" w:uiPriority="0" w:semiHidden="0" w:name="Emphasis"/>
-    <w:lsdException w:unhideWhenUsed="0" w:uiPriority="0" w:semiHidden="0" w:name="Document Map"/>
-    <w:lsdException w:unhideWhenUsed="0" w:uiPriority="0" w:semiHidden="0" w:name="Plain Text"/>
-    <w:lsdException w:unhideWhenUsed="0" w:uiPriority="0" w:semiHidden="0" w:name="E-mail Signature"/>
-    <w:lsdException w:qFormat="1" w:unhideWhenUsed="0" w:uiPriority="0" w:semiHidden="0" w:name="Normal (Web)"/>
-    <w:lsdException w:unhideWhenUsed="0" w:uiPriority="0" w:semiHidden="0" w:name="HTML Acronym"/>
-    <w:lsdException w:unhideWhenUsed="0" w:uiPriority="0" w:semiHidden="0" w:name="HTML Address"/>
-    <w:lsdException w:unhideWhenUsed="0" w:uiPriority="0" w:semiHidden="0" w:name="HTML Cite"/>
-    <w:lsdException w:unhideWhenUsed="0" w:uiPriority="0" w:semiHidden="0" w:name="HTML Code"/>
-    <w:lsdException w:unhideWhenUsed="0" w:uiPriority="0" w:semiHidden="0" w:name="HTML Definition"/>
-    <w:lsdException w:unhideWhenUsed="0" w:uiPriority="0" w:semiHidden="0" w:name="HTML Keyboard"/>
-    <w:lsdException w:unhideWhenUsed="0" w:uiPriority="0" w:semiHidden="0" w:name="HTML Preformatted"/>
-    <w:lsdException w:unhideWhenUsed="0" w:uiPriority="0" w:semiHidden="0" w:name="HTML Sample"/>
-    <w:lsdException w:unhideWhenUsed="0" w:uiPriority="0" w:semiHidden="0" w:name="HTML Typewriter"/>
-    <w:lsdException w:unhideWhenUsed="0" w:uiPriority="0" w:semiHidden="0" w:name="HTML Variable"/>
-    <w:lsdException w:qFormat="1" w:unhideWhenUsed="0" w:uiPriority="0" w:name="Normal Table"/>
-    <w:lsdException w:unhideWhenUsed="0" w:uiPriority="0" w:semiHidden="0" w:name="annotation subject"/>
-    <w:lsdException w:unhideWhenUsed="0" w:uiPriority="0" w:semiHidden="0" w:name="Table Simple 1"/>
-    <w:lsdException w:unhideWhenUsed="0" w:uiPriority="0" w:semiHidden="0" w:name="Table Simple 2"/>
-    <w:lsdException w:unhideWhenUsed="0" w:uiPriority="0" w:semiHidden="0" w:name="Table Simple 3"/>
-    <w:lsdException w:unhideWhenUsed="0" w:uiPriority="0" w:semiHidden="0" w:name="Table Classic 1"/>
-    <w:lsdException w:unhideWhenUsed="0" w:uiPriority="0" w:semiHidden="0" w:name="Table Classic 2"/>
-    <w:lsdException w:unhideWhenUsed="0" w:uiPriority="0" w:semiHidden="0" w:name="Table Classic 3"/>
-    <w:lsdException w:unhideWhenUsed="0" w:uiPriority="0" w:semiHidden="0" w:name="Table Classic 4"/>
-    <w:lsdException w:unhideWhenUsed="0" w:uiPriority="0" w:semiHidden="0" w:name="Table Colorful 1"/>
-    <w:lsdException w:unhideWhenUsed="0" w:uiPriority="0" w:semiHidden="0" w:name="Table Colorful 2"/>
-    <w:lsdException w:unhideWhenUsed="0" w:uiPriority="0" w:semiHidden="0" w:name="Table Colorful 3"/>
-    <w:lsdException w:unhideWhenUsed="0" w:uiPriority="0" w:semiHidden="0" w:name="Table Columns 1"/>
-    <w:lsdException w:unhideWhenUsed="0" w:uiPriority="0" w:semiHidden="0" w:name="Table Columns 2"/>
-    <w:lsdException w:unhideWhenUsed="0" w:uiPriority="0" w:semiHidden="0" w:name="Table Columns 3"/>
-    <w:lsdException w:unhideWhenUsed="0" w:uiPriority="0" w:semiHidden="0" w:name="Table Columns 4"/>
-    <w:lsdException w:unhideWhenUsed="0" w:uiPriority="0" w:semiHidden="0" w:name="Table Columns 5"/>
-    <w:lsdException w:unhideWhenUsed="0" w:uiPriority="0" w:semiHidden="0" w:name="Table Grid 1"/>
-    <w:lsdException w:unhideWhenUsed="0" w:uiPriority="0" w:semiHidden="0" w:name="Table Grid 2"/>
-    <w:lsdException w:unhideWhenUsed="0" w:uiPriority="0" w:semiHidden="0" w:name="Table Grid 3"/>
-    <w:lsdException w:unhideWhenUsed="0" w:uiPriority="0" w:semiHidden="0" w:name="Table Grid 4"/>
-    <w:lsdException w:unhideWhenUsed="0" w:uiPriority="0" w:semiHidden="0" w:name="Table Grid 5"/>
-    <w:lsdException w:unhideWhenUsed="0" w:uiPriority="0" w:semiHidden="0" w:name="Table Grid 6"/>
-    <w:lsdException w:unhideWhenUsed="0" w:uiPriority="0" w:semiHidden="0" w:name="Table Grid 7"/>
-    <w:lsdException w:unhideWhenUsed="0" w:uiPriority="0" w:semiHidden="0" w:name="Table Grid 8"/>
-    <w:lsdException w:unhideWhenUsed="0" w:uiPriority="0" w:semiHidden="0" w:name="Table List 1"/>
-    <w:lsdException w:unhideWhenUsed="0" w:uiPriority="0" w:semiHidden="0" w:name="Table List 2"/>
-    <w:lsdException w:unhideWhenUsed="0" w:uiPriority="0" w:semiHidden="0" w:name="Table List 3"/>
-    <w:lsdException w:unhideWhenUsed="0" w:uiPriority="0" w:semiHidden="0" w:name="Table List 4"/>
-    <w:lsdException w:unhideWhenUsed="0" w:uiPriority="0" w:semiHidden="0" w:name="Table List 5"/>
-    <w:lsdException w:unhideWhenUsed="0" w:uiPriority="0" w:semiHidden="0" w:name="Table List 6"/>
-    <w:lsdException w:unhideWhenUsed="0" w:uiPriority="0" w:semiHidden="0" w:name="Table List 7"/>
-    <w:lsdException w:unhideWhenUsed="0" w:uiPriority="0" w:semiHidden="0" w:name="Table List 8"/>
-    <w:lsdException w:unhideWhenUsed="0" w:uiPriority="0" w:semiHidden="0" w:name="Table 3D effects 1"/>
-    <w:lsdException w:unhideWhenUsed="0" w:uiPriority="0" w:semiHidden="0" w:name="Table 3D effects 2"/>
-    <w:lsdException w:unhideWhenUsed="0" w:uiPriority="0" w:semiHidden="0" w:name="Table 3D effects 3"/>
-    <w:lsdException w:unhideWhenUsed="0" w:uiPriority="0" w:semiHidden="0" w:name="Table Contemporary"/>
-    <w:lsdException w:unhideWhenUsed="0" w:uiPriority="0" w:semiHidden="0" w:name="Table Elegant"/>
-    <w:lsdException w:unhideWhenUsed="0" w:uiPriority="0" w:semiHidden="0" w:name="Table Professional"/>
-    <w:lsdException w:unhideWhenUsed="0" w:uiPriority="0" w:semiHidden="0" w:name="Table Subtle 1"/>
-    <w:lsdException w:unhideWhenUsed="0" w:uiPriority="0" w:semiHidden="0" w:name="Table Subtle 2"/>
-    <w:lsdException w:unhideWhenUsed="0" w:uiPriority="0" w:semiHidden="0" w:name="Table Web 1"/>
-    <w:lsdException w:unhideWhenUsed="0" w:uiPriority="0" w:semiHidden="0" w:name="Table Web 2"/>
-    <w:lsdException w:unhideWhenUsed="0" w:uiPriority="0" w:semiHidden="0" w:name="Table Web 3"/>
-    <w:lsdException w:unhideWhenUsed="0" w:uiPriority="0" w:semiHidden="0" w:name="Balloon Text"/>
-    <w:lsdException w:qFormat="1" w:unhideWhenUsed="0" w:uiPriority="0" w:semiHidden="0" w:name="Table Grid"/>
-    <w:lsdException w:unhideWhenUsed="0" w:uiPriority="0" w:semiHidden="0" w:name="Table Theme"/>
-    <w:lsdException w:qFormat="1" w:unhideWhenUsed="0" w:uiPriority="99" w:semiHidden="0" w:name="No Spacing"/>
-    <w:lsdException w:unhideWhenUsed="0" w:uiPriority="60" w:semiHidden="0" w:name="Light Shading"/>
-    <w:lsdException w:unhideWhenUsed="0" w:uiPriority="61" w:semiHidden="0" w:name="Light List"/>
-    <w:lsdException w:unhideWhenUsed="0" w:uiPriority="62" w:semiHidden="0" w:name="Light Grid"/>
-    <w:lsdException w:unhideWhenUsed="0" w:uiPriority="63" w:semiHidden="0" w:name="Medium Shading 1"/>
-    <w:lsdException w:unhideWhenUsed="0" w:uiPriority="64" w:semiHidden="0" w:name="Medium Shading 2"/>
-    <w:lsdException w:unhideWhenUsed="0" w:uiPriority="65" w:semiHidden="0" w:name="Medium List 1"/>
-    <w:lsdException w:unhideWhenUsed="0" w:uiPriority="66" w:semiHidden="0" w:name="Medium List 2"/>
-    <w:lsdException w:unhideWhenUsed="0" w:uiPriority="67" w:semiHidden="0" w:name="Medium Grid 1"/>
-    <w:lsdException w:unhideWhenUsed="0" w:uiPriority="68" w:semiHidden="0" w:name="Medium Grid 2"/>
-    <w:lsdException w:unhideWhenUsed="0" w:uiPriority="69" w:semiHidden="0" w:name="Medium Grid 3"/>
-    <w:lsdException w:unhideWhenUsed="0" w:uiPriority="70" w:semiHidden="0" w:name="Dark List"/>
-    <w:lsdException w:unhideWhenUsed="0" w:uiPriority="71" w:semiHidden="0" w:name="Colorful Shading"/>
-    <w:lsdException w:unhideWhenUsed="0" w:uiPriority="72" w:semiHidden="0" w:name="Colorful List"/>
-    <w:lsdException w:unhideWhenUsed="0" w:uiPriority="73" w:semiHidden="0" w:name="Colorful Grid"/>
-    <w:lsdException w:unhideWhenUsed="0" w:uiPriority="60" w:semiHidden="0" w:name="Light Shading Accent 1"/>
-    <w:lsdException w:unhideWhenUsed="0" w:uiPriority="61" w:semiHidden="0" w:name="Light List Accent 1"/>
-    <w:lsdException w:unhideWhenUsed="0" w:uiPriority="62" w:semiHidden="0" w:name="Light Grid Accent 1"/>
-    <w:lsdException w:unhideWhenUsed="0" w:uiPriority="63" w:semiHidden="0" w:name="Medium Shading 1 Accent 1"/>
-    <w:lsdException w:unhideWhenUsed="0" w:uiPriority="64" w:semiHidden="0" w:name="Medium Shading 2 Accent 1"/>
-    <w:lsdException w:unhideWhenUsed="0" w:uiPriority="65" w:semiHidden="0" w:name="Medium List 1 Accent 1"/>
-    <w:lsdException w:unhideWhenUsed="0" w:uiPriority="66" w:semiHidden="0" w:name="Medium List 2 Accent 1"/>
-    <w:lsdException w:unhideWhenUsed="0" w:uiPriority="67" w:semiHidden="0" w:name="Medium Grid 1 Accent 1"/>
-    <w:lsdException w:unhideWhenUsed="0" w:uiPriority="68" w:semiHidden="0" w:name="Medium Grid 2 Accent 1"/>
-    <w:lsdException w:unhideWhenUsed="0" w:uiPriority="69" w:semiHidden="0" w:name="Medium Grid 3 Accent 1"/>
-    <w:lsdException w:unhideWhenUsed="0" w:uiPriority="70" w:semiHidden="0" w:name="Dark List Accent 1"/>
-    <w:lsdException w:unhideWhenUsed="0" w:uiPriority="71" w:semiHidden="0" w:name="Colorful Shading Accent 1"/>
-    <w:lsdException w:unhideWhenUsed="0" w:uiPriority="72" w:semiHidden="0" w:name="Colorful List Accent 1"/>
-    <w:lsdException w:unhideWhenUsed="0" w:uiPriority="73" w:semiHidden="0" w:name="Colorful Grid Accent 1"/>
-    <w:lsdException w:unhideWhenUsed="0" w:uiPriority="60" w:semiHidden="0" w:name="Light Shading Accent 2"/>
-    <w:lsdException w:unhideWhenUsed="0" w:uiPriority="61" w:semiHidden="0" w:name="Light List Accent 2"/>
-    <w:lsdException w:unhideWhenUsed="0" w:uiPriority="62" w:semiHidden="0" w:name="Light Grid Accent 2"/>
-    <w:lsdException w:unhideWhenUsed="0" w:uiPriority="63" w:semiHidden="0" w:name="Medium Shading 1 Accent 2"/>
-    <w:lsdException w:unhideWhenUsed="0" w:uiPriority="64" w:semiHidden="0" w:name="Medium Shading 2 Accent 2"/>
-    <w:lsdException w:unhideWhenUsed="0" w:uiPriority="65" w:semiHidden="0" w:name="Medium List 1 Accent 2"/>
-    <w:lsdException w:unhideWhenUsed="0" w:uiPriority="66" w:semiHidden="0" w:name="Medium List 2 Accent 2"/>
-    <w:lsdException w:unhideWhenUsed="0" w:uiPriority="67" w:semiHidden="0" w:name="Medium Grid 1 Accent 2"/>
-    <w:lsdException w:unhideWhenUsed="0" w:uiPriority="68" w:semiHidden="0" w:name="Medium Grid 2 Accent 2"/>
-    <w:lsdException w:unhideWhenUsed="0" w:uiPriority="69" w:semiHidden="0" w:name="Medium Grid 3 Accent 2"/>
-    <w:lsdException w:unhideWhenUsed="0" w:uiPriority="70" w:semiHidden="0" w:name="Dark List Accent 2"/>
-    <w:lsdException w:unhideWhenUsed="0" w:uiPriority="71" w:semiHidden="0" w:name="Colorful Shading Accent 2"/>
-    <w:lsdException w:unhideWhenUsed="0" w:uiPriority="72" w:semiHidden="0" w:name="Colorful List Accent 2"/>
-    <w:lsdException w:unhideWhenUsed="0" w:uiPriority="73" w:semiHidden="0" w:name="Colorful Grid Accent 2"/>
-    <w:lsdException w:unhideWhenUsed="0" w:uiPriority="60" w:semiHidden="0" w:name="Light Shading Accent 3"/>
-    <w:lsdException w:unhideWhenUsed="0" w:uiPriority="61" w:semiHidden="0" w:name="Light List Accent 3"/>
-    <w:lsdException w:unhideWhenUsed="0" w:uiPriority="62" w:semiHidden="0" w:name="Light Grid Accent 3"/>
-    <w:lsdException w:unhideWhenUsed="0" w:uiPriority="63" w:semiHidden="0" w:name="Medium Shading 1 Accent 3"/>
-    <w:lsdException w:unhideWhenUsed="0" w:uiPriority="64" w:semiHidden="0" w:name="Medium Shading 2 Accent 3"/>
-    <w:lsdException w:unhideWhenUsed="0" w:uiPriority="65" w:semiHidden="0" w:name="Medium List 1 Accent 3"/>
-    <w:lsdException w:unhideWhenUsed="0" w:uiPriority="66" w:semiHidden="0" w:name="Medium List 2 Accent 3"/>
-    <w:lsdException w:unhideWhenUsed="0" w:uiPriority="67" w:semiHidden="0" w:name="Medium Grid 1 Accent 3"/>
-    <w:lsdException w:unhideWhenUsed="0" w:uiPriority="68" w:semiHidden="0" w:name="Medium Grid 2 Accent 3"/>
-    <w:lsdException w:unhideWhenUsed="0" w:uiPriority="69" w:semiHidden="0" w:name="Medium Grid 3 Accent 3"/>
-    <w:lsdException w:unhideWhenUsed="0" w:uiPriority="70" w:semiHidden="0" w:name="Dark List Accent 3"/>
-    <w:lsdException w:unhideWhenUsed="0" w:uiPriority="71" w:semiHidden="0" w:name="Colorful Shading Accent 3"/>
-    <w:lsdException w:unhideWhenUsed="0" w:uiPriority="72" w:semiHidden="0" w:name="Colorful List Accent 3"/>
-    <w:lsdException w:unhideWhenUsed="0" w:uiPriority="73" w:semiHidden="0" w:name="Colorful Grid Accent 3"/>
-    <w:lsdException w:unhideWhenUsed="0" w:uiPriority="60" w:semiHidden="0" w:name="Light Shading Accent 4"/>
-    <w:lsdException w:unhideWhenUsed="0" w:uiPriority="61" w:semiHidden="0" w:name="Light List Accent 4"/>
-    <w:lsdException w:unhideWhenUsed="0" w:uiPriority="62" w:semiHidden="0" w:name="Light Grid Accent 4"/>
-    <w:lsdException w:unhideWhenUsed="0" w:uiPriority="63" w:semiHidden="0" w:name="Medium Shading 1 Accent 4"/>
-    <w:lsdException w:unhideWhenUsed="0" w:uiPriority="64" w:semiHidden="0" w:name="Medium Shading 2 Accent 4"/>
-    <w:lsdException w:unhideWhenUsed="0" w:uiPriority="65" w:semiHidden="0" w:name="Medium List 1 Accent 4"/>
-    <w:lsdException w:unhideWhenUsed="0" w:uiPriority="66" w:semiHidden="0" w:name="Medium List 2 Accent 4"/>
-    <w:lsdException w:unhideWhenUsed="0" w:uiPriority="67" w:semiHidden="0" w:name="Medium Grid 1 Accent 4"/>
-    <w:lsdException w:unhideWhenUsed="0" w:uiPriority="68" w:semiHidden="0" w:name="Medium Grid 2 Accent 4"/>
-    <w:lsdException w:unhideWhenUsed="0" w:uiPriority="69" w:semiHidden="0" w:name="Medium Grid 3 Accent 4"/>
-    <w:lsdException w:unhideWhenUsed="0" w:uiPriority="70" w:semiHidden="0" w:name="Dark List Accent 4"/>
-    <w:lsdException w:unhideWhenUsed="0" w:uiPriority="71" w:semiHidden="0" w:name="Colorful Shading Accent 4"/>
-    <w:lsdException w:unhideWhenUsed="0" w:uiPriority="72" w:semiHidden="0" w:name="Colorful List Accent 4"/>
-    <w:lsdException w:unhideWhenUsed="0" w:uiPriority="73" w:semiHidden="0" w:name="Colorful Grid Accent 4"/>
-    <w:lsdException w:unhideWhenUsed="0" w:uiPriority="60" w:semiHidden="0" w:name="Light Shading Accent 5"/>
-    <w:lsdException w:unhideWhenUsed="0" w:uiPriority="61" w:semiHidden="0" w:name="Light List Accent 5"/>
-    <w:lsdException w:unhideWhenUsed="0" w:uiPriority="62" w:semiHidden="0" w:name="Light Grid Accent 5"/>
-    <w:lsdException w:unhideWhenUsed="0" w:uiPriority="63" w:semiHidden="0" w:name="Medium Shading 1 Accent 5"/>
-    <w:lsdException w:unhideWhenUsed="0" w:uiPriority="64" w:semiHidden="0" w:name="Medium Shading 2 Accent 5"/>
-    <w:lsdException w:unhideWhenUsed="0" w:uiPriority="65" w:semiHidden="0" w:name="Medium List 1 Accent 5"/>
-    <w:lsdException w:unhideWhenUsed="0" w:uiPriority="66" w:semiHidden="0" w:name="Medium List 2 Accent 5"/>
-    <w:lsdException w:unhideWhenUsed="0" w:uiPriority="67" w:semiHidden="0" w:name="Medium Grid 1 Accent 5"/>
-    <w:lsdException w:unhideWhenUsed="0" w:uiPriority="68" w:semiHidden="0" w:name="Medium Grid 2 Accent 5"/>
-    <w:lsdException w:unhideWhenUsed="0" w:uiPriority="69" w:semiHidden="0" w:name="Medium Grid 3 Accent 5"/>
-    <w:lsdException w:unhideWhenUsed="0" w:uiPriority="70" w:semiHidden="0" w:name="Dark List Accent 5"/>
-    <w:lsdException w:unhideWhenUsed="0" w:uiPriority="71" w:semiHidden="0" w:name="Colorful Shading Accent 5"/>
-    <w:lsdException w:unhideWhenUsed="0" w:uiPriority="72" w:semiHidden="0" w:name="Colorful List Accent 5"/>
-    <w:lsdException w:unhideWhenUsed="0" w:uiPriority="73" w:semiHidden="0" w:name="Colorful Grid Accent 5"/>
-    <w:lsdException w:unhideWhenUsed="0" w:uiPriority="60" w:semiHidden="0" w:name="Light Shading Accent 6"/>
-    <w:lsdException w:unhideWhenUsed="0" w:uiPriority="61" w:semiHidden="0" w:name="Light List Accent 6"/>
-    <w:lsdException w:unhideWhenUsed="0" w:uiPriority="62" w:semiHidden="0" w:name="Light Grid Accent 6"/>
-    <w:lsdException w:unhideWhenUsed="0" w:uiPriority="63" w:semiHidden="0" w:name="Medium Shading 1 Accent 6"/>
-    <w:lsdException w:unhideWhenUsed="0" w:uiPriority="64" w:semiHidden="0" w:name="Medium Shading 2 Accent 6"/>
-    <w:lsdException w:unhideWhenUsed="0" w:uiPriority="65" w:semiHidden="0" w:name="Medium List 1 Accent 6"/>
-    <w:lsdException w:unhideWhenUsed="0" w:uiPriority="66" w:semiHidden="0" w:name="Medium List 2 Accent 6"/>
-    <w:lsdException w:unhideWhenUsed="0" w:uiPriority="67" w:semiHidden="0" w:name="Medium Grid 1 Accent 6"/>
-    <w:lsdException w:unhideWhenUsed="0" w:uiPriority="68" w:semiHidden="0" w:name="Medium Grid 2 Accent 6"/>
-    <w:lsdException w:unhideWhenUsed="0" w:uiPriority="69" w:semiHidden="0" w:name="Medium Grid 3 Accent 6"/>
-    <w:lsdException w:unhideWhenUsed="0" w:uiPriority="70" w:semiHidden="0" w:name="Dark List Accent 6"/>
-    <w:lsdException w:unhideWhenUsed="0" w:uiPriority="71" w:semiHidden="0" w:name="Colorful Shading Accent 6"/>
-    <w:lsdException w:unhideWhenUsed="0" w:uiPriority="72" w:semiHidden="0" w:name="Colorful List Accent 6"/>
-    <w:lsdException w:unhideWhenUsed="0" w:uiPriority="73" w:semiHidden="0" w:name="Colorful Grid Accent 6"/>
+  <w:latentStyles w:defLockedState="0" w:defUIPriority="99" w:defSemiHidden="1" w:defUnhideWhenUsed="1" w:defQFormat="0" w:count="260">
+    <w:lsdException w:name="Normal" w:semiHidden="0" w:uiPriority="0" w:unhideWhenUsed="0" w:qFormat="1"/>
+    <w:lsdException w:name="heading 1" w:semiHidden="0" w:uiPriority="0" w:unhideWhenUsed="0" w:qFormat="1"/>
+    <w:lsdException w:name="heading 2" w:semiHidden="0" w:uiPriority="0" w:qFormat="1"/>
+    <w:lsdException w:name="heading 3" w:uiPriority="0" w:qFormat="1"/>
+    <w:lsdException w:name="heading 4" w:semiHidden="0" w:uiPriority="0" w:qFormat="1"/>
+    <w:lsdException w:name="heading 5" w:uiPriority="0" w:qFormat="1"/>
+    <w:lsdException w:name="heading 6" w:uiPriority="0" w:qFormat="1"/>
+    <w:lsdException w:name="heading 7" w:uiPriority="0" w:qFormat="1"/>
+    <w:lsdException w:name="heading 8" w:uiPriority="0" w:qFormat="1"/>
+    <w:lsdException w:name="heading 9" w:uiPriority="0" w:qFormat="1"/>
+    <w:lsdException w:name="index 1" w:semiHidden="0" w:uiPriority="0" w:unhideWhenUsed="0"/>
+    <w:lsdException w:name="index 2" w:semiHidden="0" w:uiPriority="0" w:unhideWhenUsed="0"/>
+    <w:lsdException w:name="index 3" w:semiHidden="0" w:uiPriority="0" w:unhideWhenUsed="0"/>
+    <w:lsdException w:name="index 4" w:semiHidden="0" w:uiPriority="0" w:unhideWhenUsed="0"/>
+    <w:lsdException w:name="index 5" w:semiHidden="0" w:uiPriority="0" w:unhideWhenUsed="0"/>
+    <w:lsdException w:name="index 6" w:semiHidden="0" w:uiPriority="0" w:unhideWhenUsed="0"/>
+    <w:lsdException w:name="index 7" w:semiHidden="0" w:uiPriority="0" w:unhideWhenUsed="0"/>
+    <w:lsdException w:name="index 8" w:semiHidden="0" w:uiPriority="0" w:unhideWhenUsed="0"/>
+    <w:lsdException w:name="index 9" w:semiHidden="0" w:uiPriority="0" w:unhideWhenUsed="0"/>
+    <w:lsdException w:name="toc 1" w:semiHidden="0" w:uiPriority="0" w:unhideWhenUsed="0" w:qFormat="1"/>
+    <w:lsdException w:name="toc 2" w:semiHidden="0" w:uiPriority="0" w:unhideWhenUsed="0" w:qFormat="1"/>
+    <w:lsdException w:name="toc 3" w:semiHidden="0" w:uiPriority="0" w:unhideWhenUsed="0" w:qFormat="1"/>
+    <w:lsdException w:name="toc 4" w:semiHidden="0" w:uiPriority="0" w:unhideWhenUsed="0"/>
+    <w:lsdException w:name="toc 5" w:semiHidden="0" w:uiPriority="0" w:unhideWhenUsed="0"/>
+    <w:lsdException w:name="toc 6" w:semiHidden="0" w:uiPriority="0" w:unhideWhenUsed="0"/>
+    <w:lsdException w:name="toc 7" w:semiHidden="0" w:uiPriority="0" w:unhideWhenUsed="0"/>
+    <w:lsdException w:name="toc 8" w:semiHidden="0" w:uiPriority="0" w:unhideWhenUsed="0"/>
+    <w:lsdException w:name="toc 9" w:semiHidden="0" w:uiPriority="0" w:unhideWhenUsed="0"/>
+    <w:lsdException w:name="Normal Indent" w:semiHidden="0" w:uiPriority="0" w:unhideWhenUsed="0"/>
+    <w:lsdException w:name="footnote text" w:semiHidden="0" w:uiPriority="0" w:unhideWhenUsed="0"/>
+    <w:lsdException w:name="annotation text" w:semiHidden="0" w:uiPriority="0" w:unhideWhenUsed="0" w:qFormat="1"/>
+    <w:lsdException w:name="header" w:semiHidden="0" w:uiPriority="0" w:unhideWhenUsed="0" w:qFormat="1"/>
+    <w:lsdException w:name="footer" w:semiHidden="0" w:uiPriority="0" w:unhideWhenUsed="0" w:qFormat="1"/>
+    <w:lsdException w:name="index heading" w:semiHidden="0" w:uiPriority="0" w:unhideWhenUsed="0"/>
+    <w:lsdException w:name="caption" w:uiPriority="0" w:qFormat="1"/>
+    <w:lsdException w:name="table of figures" w:semiHidden="0" w:uiPriority="0" w:unhideWhenUsed="0"/>
+    <w:lsdException w:name="envelope address" w:semiHidden="0" w:uiPriority="0" w:unhideWhenUsed="0"/>
+    <w:lsdException w:name="envelope return" w:semiHidden="0" w:uiPriority="0" w:unhideWhenUsed="0"/>
+    <w:lsdException w:name="footnote reference" w:semiHidden="0" w:uiPriority="0" w:unhideWhenUsed="0"/>
+    <w:lsdException w:name="annotation reference" w:semiHidden="0" w:uiPriority="0" w:unhideWhenUsed="0"/>
+    <w:lsdException w:name="line number" w:semiHidden="0" w:uiPriority="0" w:unhideWhenUsed="0"/>
+    <w:lsdException w:name="page number" w:semiHidden="0" w:uiPriority="0" w:unhideWhenUsed="0"/>
+    <w:lsdException w:name="endnote reference" w:semiHidden="0" w:uiPriority="0" w:unhideWhenUsed="0"/>
+    <w:lsdException w:name="endnote text" w:semiHidden="0" w:uiPriority="0" w:unhideWhenUsed="0"/>
+    <w:lsdException w:name="table of authorities" w:semiHidden="0" w:uiPriority="0" w:unhideWhenUsed="0"/>
+    <w:lsdException w:name="macro" w:semiHidden="0" w:uiPriority="0" w:unhideWhenUsed="0"/>
+    <w:lsdException w:name="toa heading" w:semiHidden="0" w:uiPriority="0" w:unhideWhenUsed="0"/>
+    <w:lsdException w:name="List" w:semiHidden="0" w:uiPriority="0" w:unhideWhenUsed="0"/>
+    <w:lsdException w:name="List Bullet" w:semiHidden="0" w:uiPriority="0" w:unhideWhenUsed="0"/>
+    <w:lsdException w:name="List Number" w:semiHidden="0" w:uiPriority="0" w:unhideWhenUsed="0"/>
+    <w:lsdException w:name="List 2" w:semiHidden="0" w:uiPriority="0" w:unhideWhenUsed="0"/>
+    <w:lsdException w:name="List 3" w:semiHidden="0" w:uiPriority="0" w:unhideWhenUsed="0"/>
+    <w:lsdException w:name="List 4" w:semiHidden="0" w:uiPriority="0" w:unhideWhenUsed="0"/>
+    <w:lsdException w:name="List 5" w:semiHidden="0" w:uiPriority="0" w:unhideWhenUsed="0"/>
+    <w:lsdException w:name="List Bullet 2" w:semiHidden="0" w:uiPriority="0" w:unhideWhenUsed="0"/>
+    <w:lsdException w:name="List Bullet 3" w:semiHidden="0" w:uiPriority="0" w:unhideWhenUsed="0"/>
+    <w:lsdException w:name="List Bullet 4" w:semiHidden="0" w:uiPriority="0" w:unhideWhenUsed="0"/>
+    <w:lsdException w:name="List Bullet 5" w:semiHidden="0" w:uiPriority="0" w:unhideWhenUsed="0"/>
+    <w:lsdException w:name="List Number 2" w:semiHidden="0" w:uiPriority="0" w:unhideWhenUsed="0"/>
+    <w:lsdException w:name="List Number 3" w:semiHidden="0" w:uiPriority="0" w:unhideWhenUsed="0"/>
+    <w:lsdException w:name="List Number 4" w:semiHidden="0" w:uiPriority="0" w:unhideWhenUsed="0"/>
+    <w:lsdException w:name="List Number 5" w:semiHidden="0" w:uiPriority="0" w:unhideWhenUsed="0"/>
+    <w:lsdException w:name="Title" w:semiHidden="0" w:uiPriority="0" w:unhideWhenUsed="0" w:qFormat="1"/>
+    <w:lsdException w:name="Closing" w:semiHidden="0" w:uiPriority="0" w:unhideWhenUsed="0"/>
+    <w:lsdException w:name="Signature" w:semiHidden="0" w:uiPriority="0" w:unhideWhenUsed="0"/>
+    <w:lsdException w:name="Default Paragraph Font" w:uiPriority="0" w:unhideWhenUsed="0" w:qFormat="1"/>
+    <w:lsdException w:name="Body Text" w:uiPriority="0" w:unhideWhenUsed="0" w:qFormat="1"/>
+    <w:lsdException w:name="Body Text Indent" w:semiHidden="0" w:uiPriority="0" w:unhideWhenUsed="0"/>
+    <w:lsdException w:name="List Continue" w:semiHidden="0" w:uiPriority="0" w:unhideWhenUsed="0"/>
+    <w:lsdException w:name="List Continue 2" w:semiHidden="0" w:uiPriority="0" w:unhideWhenUsed="0"/>
+    <w:lsdException w:name="List Continue 3" w:semiHidden="0" w:uiPriority="0" w:unhideWhenUsed="0"/>
+    <w:lsdException w:name="List Continue 4" w:semiHidden="0" w:uiPriority="0" w:unhideWhenUsed="0"/>
+    <w:lsdException w:name="List Continue 5" w:semiHidden="0" w:uiPriority="0" w:unhideWhenUsed="0"/>
+    <w:lsdException w:name="Message Header" w:semiHidden="0" w:uiPriority="0" w:unhideWhenUsed="0"/>
+    <w:lsdException w:name="Subtitle" w:semiHidden="0" w:uiPriority="0" w:unhideWhenUsed="0" w:qFormat="1"/>
+    <w:lsdException w:name="Salutation" w:semiHidden="0" w:uiPriority="0" w:unhideWhenUsed="0"/>
+    <w:lsdException w:name="Date" w:semiHidden="0" w:uiPriority="0" w:unhideWhenUsed="0"/>
+    <w:lsdException w:name="Body Text First Indent" w:semiHidden="0" w:uiPriority="0" w:unhideWhenUsed="0"/>
+    <w:lsdException w:name="Body Text First Indent 2" w:semiHidden="0" w:uiPriority="0" w:unhideWhenUsed="0"/>
+    <w:lsdException w:name="Body Text 2" w:semiHidden="0" w:uiPriority="0" w:unhideWhenUsed="0"/>
+    <w:lsdException w:name="Body Text 3" w:semiHidden="0" w:uiPriority="0" w:unhideWhenUsed="0"/>
+    <w:lsdException w:name="Body Text Indent 2" w:semiHidden="0" w:uiPriority="0" w:unhideWhenUsed="0"/>
+    <w:lsdException w:name="Body Text Indent 3" w:semiHidden="0" w:uiPriority="0" w:unhideWhenUsed="0"/>
+    <w:lsdException w:name="Block Text" w:semiHidden="0" w:uiPriority="0" w:unhideWhenUsed="0"/>
+    <w:lsdException w:name="Hyperlink" w:semiHidden="0" w:uiPriority="0" w:unhideWhenUsed="0"/>
+    <w:lsdException w:name="FollowedHyperlink" w:semiHidden="0" w:uiPriority="0" w:unhideWhenUsed="0"/>
+    <w:lsdException w:name="Strong" w:semiHidden="0" w:uiPriority="0" w:unhideWhenUsed="0" w:qFormat="1"/>
+    <w:lsdException w:name="Emphasis" w:semiHidden="0" w:uiPriority="0" w:unhideWhenUsed="0" w:qFormat="1"/>
+    <w:lsdException w:name="Document Map" w:semiHidden="0" w:uiPriority="0" w:unhideWhenUsed="0"/>
+    <w:lsdException w:name="Plain Text" w:semiHidden="0" w:uiPriority="0" w:unhideWhenUsed="0"/>
+    <w:lsdException w:name="E-mail Signature" w:semiHidden="0" w:uiPriority="0" w:unhideWhenUsed="0"/>
+    <w:lsdException w:name="Normal (Web)" w:semiHidden="0" w:uiPriority="0" w:unhideWhenUsed="0" w:qFormat="1"/>
+    <w:lsdException w:name="HTML Acronym" w:semiHidden="0" w:uiPriority="0" w:unhideWhenUsed="0"/>
+    <w:lsdException w:name="HTML Address" w:semiHidden="0" w:uiPriority="0" w:unhideWhenUsed="0"/>
+    <w:lsdException w:name="HTML Cite" w:semiHidden="0" w:uiPriority="0" w:unhideWhenUsed="0"/>
+    <w:lsdException w:name="HTML Code" w:semiHidden="0" w:uiPriority="0" w:unhideWhenUsed="0"/>
+    <w:lsdException w:name="HTML Definition" w:semiHidden="0" w:uiPriority="0" w:unhideWhenUsed="0"/>
+    <w:lsdException w:name="HTML Keyboard" w:semiHidden="0" w:uiPriority="0" w:unhideWhenUsed="0"/>
+    <w:lsdException w:name="HTML Preformatted" w:semiHidden="0" w:uiPriority="0" w:unhideWhenUsed="0"/>
+    <w:lsdException w:name="HTML Sample" w:semiHidden="0" w:uiPriority="0" w:unhideWhenUsed="0"/>
+    <w:lsdException w:name="HTML Typewriter" w:semiHidden="0" w:uiPriority="0" w:unhideWhenUsed="0"/>
+    <w:lsdException w:name="HTML Variable" w:semiHidden="0" w:uiPriority="0" w:unhideWhenUsed="0"/>
+    <w:lsdException w:name="Normal Table" w:uiPriority="0" w:unhideWhenUsed="0" w:qFormat="1"/>
+    <w:lsdException w:name="annotation subject" w:semiHidden="0" w:uiPriority="0" w:unhideWhenUsed="0"/>
+    <w:lsdException w:name="Table Simple 1" w:semiHidden="0" w:uiPriority="0" w:unhideWhenUsed="0"/>
+    <w:lsdException w:name="Table Simple 2" w:semiHidden="0" w:uiPriority="0" w:unhideWhenUsed="0"/>
+    <w:lsdException w:name="Table Simple 3" w:semiHidden="0" w:uiPriority="0" w:unhideWhenUsed="0"/>
+    <w:lsdException w:name="Table Classic 1" w:semiHidden="0" w:uiPriority="0" w:unhideWhenUsed="0"/>
+    <w:lsdException w:name="Table Classic 2" w:semiHidden="0" w:uiPriority="0" w:unhideWhenUsed="0"/>
+    <w:lsdException w:name="Table Classic 3" w:semiHidden="0" w:uiPriority="0" w:unhideWhenUsed="0"/>
+    <w:lsdException w:name="Table Classic 4" w:semiHidden="0" w:uiPriority="0" w:unhideWhenUsed="0"/>
+    <w:lsdException w:name="Table Colorful 1" w:semiHidden="0" w:uiPriority="0" w:unhideWhenUsed="0"/>
+    <w:lsdException w:name="Table Colorful 2" w:semiHidden="0" w:uiPriority="0" w:unhideWhenUsed="0"/>
+    <w:lsdException w:name="Table Colorful 3" w:semiHidden="0" w:uiPriority="0" w:unhideWhenUsed="0"/>
+    <w:lsdException w:name="Table Columns 1" w:semiHidden="0" w:uiPriority="0" w:unhideWhenUsed="0"/>
+    <w:lsdException w:name="Table Columns 2" w:semiHidden="0" w:uiPriority="0" w:unhideWhenUsed="0"/>
+    <w:lsdException w:name="Table Columns 3" w:semiHidden="0" w:uiPriority="0" w:unhideWhenUsed="0"/>
+    <w:lsdException w:name="Table Columns 4" w:semiHidden="0" w:uiPriority="0" w:unhideWhenUsed="0"/>
+    <w:lsdException w:name="Table Columns 5" w:semiHidden="0" w:uiPriority="0" w:unhideWhenUsed="0"/>
+    <w:lsdException w:name="Table Grid 1" w:semiHidden="0" w:uiPriority="0" w:unhideWhenUsed="0"/>
+    <w:lsdException w:name="Table Grid 2" w:semiHidden="0" w:uiPriority="0" w:unhideWhenUsed="0"/>
+    <w:lsdException w:name="Table Grid 3" w:semiHidden="0" w:uiPriority="0" w:unhideWhenUsed="0"/>
+    <w:lsdException w:name="Table Grid 4" w:semiHidden="0" w:uiPriority="0" w:unhideWhenUsed="0"/>
+    <w:lsdException w:name="Table Grid 5" w:semiHidden="0" w:uiPriority="0" w:unhideWhenUsed="0"/>
+    <w:lsdException w:name="Table Grid 6" w:semiHidden="0" w:uiPriority="0" w:unhideWhenUsed="0"/>
+    <w:lsdException w:name="Table Grid 7" w:semiHidden="0" w:uiPriority="0" w:unhideWhenUsed="0"/>
+    <w:lsdException w:name="Table Grid 8" w:semiHidden="0" w:uiPriority="0" w:unhideWhenUsed="0"/>
+    <w:lsdException w:name="Table List 1" w:semiHidden="0" w:uiPriority="0" w:unhideWhenUsed="0"/>
+    <w:lsdException w:name="Table List 2" w:semiHidden="0" w:uiPriority="0" w:unhideWhenUsed="0"/>
+    <w:lsdException w:name="Table List 3" w:semiHidden="0" w:uiPriority="0" w:unhideWhenUsed="0"/>
+    <w:lsdException w:name="Table List 4" w:semiHidden="0" w:uiPriority="0" w:unhideWhenUsed="0"/>
+    <w:lsdException w:name="Table List 5" w:semiHidden="0" w:uiPriority="0" w:unhideWhenUsed="0"/>
+    <w:lsdException w:name="Table List 6" w:semiHidden="0" w:uiPriority="0" w:unhideWhenUsed="0"/>
+    <w:lsdException w:name="Table List 7" w:semiHidden="0" w:uiPriority="0" w:unhideWhenUsed="0"/>
+    <w:lsdException w:name="Table List 8" w:semiHidden="0" w:uiPriority="0" w:unhideWhenUsed="0"/>
+    <w:lsdException w:name="Table 3D effects 1" w:semiHidden="0" w:uiPriority="0" w:unhideWhenUsed="0"/>
+    <w:lsdException w:name="Table 3D effects 2" w:semiHidden="0" w:uiPriority="0" w:unhideWhenUsed="0"/>
+    <w:lsdException w:name="Table 3D effects 3" w:semiHidden="0" w:uiPriority="0" w:unhideWhenUsed="0"/>
+    <w:lsdException w:name="Table Contemporary" w:semiHidden="0" w:uiPriority="0" w:unhideWhenUsed="0"/>
+    <w:lsdException w:name="Table Elegant" w:semiHidden="0" w:uiPriority="0" w:unhideWhenUsed="0"/>
+    <w:lsdException w:name="Table Professional" w:semiHidden="0" w:uiPriority="0" w:unhideWhenUsed="0"/>
+    <w:lsdException w:name="Table Subtle 1" w:semiHidden="0" w:uiPriority="0" w:unhideWhenUsed="0"/>
+    <w:lsdException w:name="Table Subtle 2" w:semiHidden="0" w:uiPriority="0" w:unhideWhenUsed="0"/>
+    <w:lsdException w:name="Table Web 1" w:semiHidden="0" w:uiPriority="0" w:unhideWhenUsed="0"/>
+    <w:lsdException w:name="Table Web 2" w:semiHidden="0" w:uiPriority="0" w:unhideWhenUsed="0"/>
+    <w:lsdException w:name="Table Web 3" w:semiHidden="0" w:uiPriority="0" w:unhideWhenUsed="0"/>
+    <w:lsdException w:name="Balloon Text" w:semiHidden="0" w:uiPriority="0" w:unhideWhenUsed="0"/>
+    <w:lsdException w:name="Table Grid" w:semiHidden="0" w:uiPriority="0" w:unhideWhenUsed="0" w:qFormat="1"/>
+    <w:lsdException w:name="Table Theme" w:semiHidden="0" w:uiPriority="0" w:unhideWhenUsed="0"/>
+    <w:lsdException w:name="No Spacing" w:semiHidden="0" w:unhideWhenUsed="0" w:qFormat="1"/>
+    <w:lsdException w:name="Light Shading" w:semiHidden="0" w:uiPriority="60" w:unhideWhenUsed="0"/>
+    <w:lsdException w:name="Light List" w:semiHidden="0" w:uiPriority="61" w:unhideWhenUsed="0"/>
+    <w:lsdException w:name="Light Grid" w:semiHidden="0" w:uiPriority="62" w:unhideWhenUsed="0"/>
+    <w:lsdException w:name="Medium Shading 1" w:semiHidden="0" w:uiPriority="63" w:unhideWhenUsed="0"/>
+    <w:lsdException w:name="Medium Shading 2" w:semiHidden="0" w:uiPriority="64" w:unhideWhenUsed="0"/>
+    <w:lsdException w:name="Medium List 1" w:semiHidden="0" w:uiPriority="65" w:unhideWhenUsed="0"/>
+    <w:lsdException w:name="Medium List 2" w:semiHidden="0" w:uiPriority="66" w:unhideWhenUsed="0"/>
+    <w:lsdException w:name="Medium Grid 1" w:semiHidden="0" w:uiPriority="67" w:unhideWhenUsed="0"/>
+    <w:lsdException w:name="Medium Grid 2" w:semiHidden="0" w:uiPriority="68" w:unhideWhenUsed="0"/>
+    <w:lsdException w:name="Medium Grid 3" w:semiHidden="0" w:uiPriority="69" w:unhideWhenUsed="0"/>
+    <w:lsdException w:name="Dark List" w:semiHidden="0" w:uiPriority="70" w:unhideWhenUsed="0"/>
+    <w:lsdException w:name="Colorful Shading" w:semiHidden="0" w:uiPriority="71" w:unhideWhenUsed="0"/>
+    <w:lsdException w:name="Colorful List" w:semiHidden="0" w:uiPriority="72" w:unhideWhenUsed="0"/>
+    <w:lsdException w:name="Colorful Grid" w:semiHidden="0" w:uiPriority="73" w:unhideWhenUsed="0"/>
+    <w:lsdException w:name="Light Shading Accent 1" w:semiHidden="0" w:uiPriority="60" w:unhideWhenUsed="0"/>
+    <w:lsdException w:name="Light List Accent 1" w:semiHidden="0" w:uiPriority="61" w:unhideWhenUsed="0"/>
+    <w:lsdException w:name="Light Grid Accent 1" w:semiHidden="0" w:uiPriority="62" w:unhideWhenUsed="0"/>
+    <w:lsdException w:name="Medium Shading 1 Accent 1" w:semiHidden="0" w:uiPriority="63" w:unhideWhenUsed="0"/>
+    <w:lsdException w:name="Medium Shading 2 Accent 1" w:semiHidden="0" w:uiPriority="64" w:unhideWhenUsed="0"/>
+    <w:lsdException w:name="Medium List 1 Accent 1" w:semiHidden="0" w:uiPriority="65" w:unhideWhenUsed="0"/>
+    <w:lsdException w:name="Medium List 2 Accent 1" w:semiHidden="0" w:uiPriority="66" w:unhideWhenUsed="0"/>
+    <w:lsdException w:name="Medium Grid 1 Accent 1" w:semiHidden="0" w:uiPriority="67" w:unhideWhenUsed="0"/>
+    <w:lsdException w:name="Medium Grid 2 Accent 1" w:semiHidden="0" w:uiPriority="68" w:unhideWhenUsed="0"/>
+    <w:lsdException w:name="Medium Grid 3 Accent 1" w:semiHidden="0" w:uiPriority="69" w:unhideWhenUsed="0"/>
+    <w:lsdException w:name="Dark List Accent 1" w:semiHidden="0" w:uiPriority="70" w:unhideWhenUsed="0"/>
+    <w:lsdException w:name="Colorful Shading Accent 1" w:semiHidden="0" w:uiPriority="71" w:unhideWhenUsed="0"/>
+    <w:lsdException w:name="Colorful List Accent 1" w:semiHidden="0" w:uiPriority="72" w:unhideWhenUsed="0"/>
+    <w:lsdException w:name="Colorful Grid Accent 1" w:semiHidden="0" w:uiPriority="73" w:unhideWhenUsed="0"/>
+    <w:lsdException w:name="Light Shading Accent 2" w:semiHidden="0" w:uiPriority="60" w:unhideWhenUsed="0"/>
+    <w:lsdException w:name="Light List Accent 2" w:semiHidden="0" w:uiPriority="61" w:unhideWhenUsed="0"/>
+    <w:lsdException w:name="Light Grid Accent 2" w:semiHidden="0" w:uiPriority="62" w:unhideWhenUsed="0"/>
+    <w:lsdException w:name="Medium Shading 1 Accent 2" w:semiHidden="0" w:uiPriority="63" w:unhideWhenUsed="0"/>
+    <w:lsdException w:name="Medium Shading 2 Accent 2" w:semiHidden="0" w:uiPriority="64" w:unhideWhenUsed="0"/>
+    <w:lsdException w:name="Medium List 1 Accent 2" w:semiHidden="0" w:uiPriority="65" w:unhideWhenUsed="0"/>
+    <w:lsdException w:name="Medium List 2 Accent 2" w:semiHidden="0" w:uiPriority="66" w:unhideWhenUsed="0"/>
+    <w:lsdException w:name="Medium Grid 1 Accent 2" w:semiHidden="0" w:uiPriority="67" w:unhideWhenUsed="0"/>
+    <w:lsdException w:name="Medium Grid 2 Accent 2" w:semiHidden="0" w:uiPriority="68" w:unhideWhenUsed="0"/>
+    <w:lsdException w:name="Medium Grid 3 Accent 2" w:semiHidden="0" w:uiPriority="69" w:unhideWhenUsed="0"/>
+    <w:lsdException w:name="Dark List Accent 2" w:semiHidden="0" w:uiPriority="70" w:unhideWhenUsed="0"/>
+    <w:lsdException w:name="Colorful Shading Accent 2" w:semiHidden="0" w:uiPriority="71" w:unhideWhenUsed="0"/>
+    <w:lsdException w:name="Colorful List Accent 2" w:semiHidden="0" w:uiPriority="72" w:unhideWhenUsed="0"/>
+    <w:lsdException w:name="Colorful Grid Accent 2" w:semiHidden="0" w:uiPriority="73" w:unhideWhenUsed="0"/>
+    <w:lsdException w:name="Light Shading Accent 3" w:semiHidden="0" w:uiPriority="60" w:unhideWhenUsed="0"/>
+    <w:lsdException w:name="Light List Accent 3" w:semiHidden="0" w:uiPriority="61" w:unhideWhenUsed="0"/>
+    <w:lsdException w:name="Light Grid Accent 3" w:semiHidden="0" w:uiPriority="62" w:unhideWhenUsed="0"/>
+    <w:lsdException w:name="Medium Shading 1 Accent 3" w:semiHidden="0" w:uiPriority="63" w:unhideWhenUsed="0"/>
+    <w:lsdException w:name="Medium Shading 2 Accent 3" w:semiHidden="0" w:uiPriority="64" w:unhideWhenUsed="0"/>
+    <w:lsdException w:name="Medium List 1 Accent 3" w:semiHidden="0" w:uiPriority="65" w:unhideWhenUsed="0"/>
+    <w:lsdException w:name="Medium List 2 Accent 3" w:semiHidden="0" w:uiPriority="66" w:unhideWhenUsed="0"/>
+    <w:lsdException w:name="Medium Grid 1 Accent 3" w:semiHidden="0" w:uiPriority="67" w:unhideWhenUsed="0"/>
+    <w:lsdException w:name="Medium Grid 2 Accent 3" w:semiHidden="0" w:uiPriority="68" w:unhideWhenUsed="0"/>
+    <w:lsdException w:name="Medium Grid 3 Accent 3" w:semiHidden="0" w:uiPriority="69" w:unhideWhenUsed="0"/>
+    <w:lsdException w:name="Dark List Accent 3" w:semiHidden="0" w:uiPriority="70" w:unhideWhenUsed="0"/>
+    <w:lsdException w:name="Colorful Shading Accent 3" w:semiHidden="0" w:uiPriority="71" w:unhideWhenUsed="0"/>
+    <w:lsdException w:name="Colorful List Accent 3" w:semiHidden="0" w:uiPriority="72" w:unhideWhenUsed="0"/>
+    <w:lsdException w:name="Colorful Grid Accent 3" w:semiHidden="0" w:uiPriority="73" w:unhideWhenUsed="0"/>
+    <w:lsdException w:name="Light Shading Accent 4" w:semiHidden="0" w:uiPriority="60" w:unhideWhenUsed="0"/>
+    <w:lsdException w:name="Light List Accent 4" w:semiHidden="0" w:uiPriority="61" w:unhideWhenUsed="0"/>
+    <w:lsdException w:name="Light Grid Accent 4" w:semiHidden="0" w:uiPriority="62" w:unhideWhenUsed="0"/>
+    <w:lsdException w:name="Medium Shading 1 Accent 4" w:semiHidden="0" w:uiPriority="63" w:unhideWhenUsed="0"/>
+    <w:lsdException w:name="Medium Shading 2 Accent 4" w:semiHidden="0" w:uiPriority="64" w:unhideWhenUsed="0"/>
+    <w:lsdException w:name="Medium List 1 Accent 4" w:semiHidden="0" w:uiPriority="65" w:unhideWhenUsed="0"/>
+    <w:lsdException w:name="Medium List 2 Accent 4" w:semiHidden="0" w:uiPriority="66" w:unhideWhenUsed="0"/>
+    <w:lsdException w:name="Medium Grid 1 Accent 4" w:semiHidden="0" w:uiPriority="67" w:unhideWhenUsed="0"/>
+    <w:lsdException w:name="Medium Grid 2 Accent 4" w:semiHidden="0" w:uiPriority="68" w:unhideWhenUsed="0"/>
+    <w:lsdException w:name="Medium Grid 3 Accent 4" w:semiHidden="0" w:uiPriority="69" w:unhideWhenUsed="0"/>
+    <w:lsdException w:name="Dark List Accent 4" w:semiHidden="0" w:uiPriority="70" w:unhideWhenUsed="0"/>
+    <w:lsdException w:name="Colorful Shading Accent 4" w:semiHidden="0" w:uiPriority="71" w:unhideWhenUsed="0"/>
+    <w:lsdException w:name="Colorful List Accent 4" w:semiHidden="0" w:uiPriority="72" w:unhideWhenUsed="0"/>
+    <w:lsdException w:name="Colorful Grid Accent 4" w:semiHidden="0" w:uiPriority="73" w:unhideWhenUsed="0"/>
+    <w:lsdException w:name="Light Shading Accent 5" w:semiHidden="0" w:uiPriority="60" w:unhideWhenUsed="0"/>
+    <w:lsdException w:name="Light List Accent 5" w:semiHidden="0" w:uiPriority="61" w:unhideWhenUsed="0"/>
+    <w:lsdException w:name="Light Grid Accent 5" w:semiHidden="0" w:uiPriority="62" w:unhideWhenUsed="0"/>
+    <w:lsdException w:name="Medium Shading 1 Accent 5" w:semiHidden="0" w:uiPriority="63" w:unhideWhenUsed="0"/>
+    <w:lsdException w:name="Medium Shading 2 Accent 5" w:semiHidden="0" w:uiPriority="64" w:unhideWhenUsed="0"/>
+    <w:lsdException w:name="Medium List 1 Accent 5" w:semiHidden="0" w:uiPriority="65" w:unhideWhenUsed="0"/>
+    <w:lsdException w:name="Medium List 2 Accent 5" w:semiHidden="0" w:uiPriority="66" w:unhideWhenUsed="0"/>
+    <w:lsdException w:name="Medium Grid 1 Accent 5" w:semiHidden="0" w:uiPriority="67" w:unhideWhenUsed="0"/>
+    <w:lsdException w:name="Medium Grid 2 Accent 5" w:semiHidden="0" w:uiPriority="68" w:unhideWhenUsed="0"/>
+    <w:lsdException w:name="Medium Grid 3 Accent 5" w:semiHidden="0" w:uiPriority="69" w:unhideWhenUsed="0"/>
+    <w:lsdException w:name="Dark List Accent 5" w:semiHidden="0" w:uiPriority="70" w:unhideWhenUsed="0"/>
+    <w:lsdException w:name="Colorful Shading Accent 5" w:semiHidden="0" w:uiPriority="71" w:unhideWhenUsed="0"/>
+    <w:lsdException w:name="Colorful List Accent 5" w:semiHidden="0" w:uiPriority="72" w:unhideWhenUsed="0"/>
+    <w:lsdException w:name="Colorful Grid Accent 5" w:semiHidden="0" w:uiPriority="73" w:unhideWhenUsed="0"/>
+    <w:lsdException w:name="Light Shading Accent 6" w:semiHidden="0" w:uiPriority="60" w:unhideWhenUsed="0"/>
+    <w:lsdException w:name="Light List Accent 6" w:semiHidden="0" w:uiPriority="61" w:unhideWhenUsed="0"/>
+    <w:lsdException w:name="Light Grid Accent 6" w:semiHidden="0" w:uiPriority="62" w:unhideWhenUsed="0"/>
+    <w:lsdException w:name="Medium Shading 1 Accent 6" w:semiHidden="0" w:uiPriority="63" w:unhideWhenUsed="0"/>
+    <w:lsdException w:name="Medium Shading 2 Accent 6" w:semiHidden="0" w:uiPriority="64" w:unhideWhenUsed="0"/>
+    <w:lsdException w:name="Medium List 1 Accent 6" w:semiHidden="0" w:uiPriority="65" w:unhideWhenUsed="0"/>
+    <w:lsdException w:name="Medium List 2 Accent 6" w:semiHidden="0" w:uiPriority="66" w:unhideWhenUsed="0"/>
+    <w:lsdException w:name="Medium Grid 1 Accent 6" w:semiHidden="0" w:uiPriority="67" w:unhideWhenUsed="0"/>
+    <w:lsdException w:name="Medium Grid 2 Accent 6" w:semiHidden="0" w:uiPriority="68" w:unhideWhenUsed="0"/>
+    <w:lsdException w:name="Medium Grid 3 Accent 6" w:semiHidden="0" w:uiPriority="69" w:unhideWhenUsed="0"/>
+    <w:lsdException w:name="Dark List Accent 6" w:semiHidden="0" w:uiPriority="70" w:unhideWhenUsed="0"/>
+    <w:lsdException w:name="Colorful Shading Accent 6" w:semiHidden="0" w:uiPriority="71" w:unhideWhenUsed="0"/>
+    <w:lsdException w:name="Colorful List Accent 6" w:semiHidden="0" w:uiPriority="72" w:unhideWhenUsed="0"/>
+    <w:lsdException w:name="Colorful Grid Accent 6" w:semiHidden="0" w:uiPriority="73" w:unhideWhenUsed="0"/>
   </w:latentStyles>
-  <w:style w:type="paragraph" w:default="1" w:styleId="1">
+  <w:style w:type="paragraph" w:default="1" w:styleId="Normal">
     <w:name w:val="Normal"/>
     <w:qFormat/>
-    <w:uiPriority w:val="0"/>
     <w:pPr>
       <w:kinsoku w:val="0"/>
       <w:autoSpaceDE w:val="0"/>
@@ -5440,7 +5289,7 @@
       <w:textAlignment w:val="baseline"/>
     </w:pPr>
     <w:rPr>
-      <w:rFonts w:ascii="Arial" w:hAnsi="Arial" w:eastAsia="宋体" w:cs="Arial"/>
+      <w:rFonts w:ascii="Arial" w:eastAsia="宋体" w:hAnsi="Arial" w:cs="Arial"/>
       <w:snapToGrid w:val="0"/>
       <w:color w:val="000000"/>
       <w:kern w:val="0"/>
@@ -5449,12 +5298,11 @@
       <w:lang w:val="en-US" w:eastAsia="en-US" w:bidi="ar-SA"/>
     </w:rPr>
   </w:style>
-  <w:style w:type="paragraph" w:styleId="2">
+  <w:style w:type="paragraph" w:styleId="Heading1">
     <w:name w:val="heading 1"/>
-    <w:basedOn w:val="1"/>
-    <w:next w:val="1"/>
+    <w:basedOn w:val="Normal"/>
+    <w:next w:val="Normal"/>
     <w:qFormat/>
-    <w:uiPriority w:val="0"/>
     <w:pPr>
       <w:keepNext/>
       <w:keepLines/>
@@ -5472,13 +5320,12 @@
       <w:sz w:val="44"/>
     </w:rPr>
   </w:style>
-  <w:style w:type="paragraph" w:styleId="3">
+  <w:style w:type="paragraph" w:styleId="Heading2">
     <w:name w:val="heading 2"/>
-    <w:basedOn w:val="1"/>
-    <w:next w:val="1"/>
+    <w:basedOn w:val="Normal"/>
+    <w:next w:val="Normal"/>
     <w:unhideWhenUsed/>
     <w:qFormat/>
-    <w:uiPriority w:val="0"/>
     <w:pPr>
       <w:keepNext/>
       <w:keepLines/>
@@ -5491,19 +5338,18 @@
       <w:outlineLvl w:val="1"/>
     </w:pPr>
     <w:rPr>
-      <w:rFonts w:ascii="Arial" w:hAnsi="Arial" w:eastAsia="黑体"/>
+      <w:rFonts w:ascii="Arial" w:eastAsia="黑体" w:hAnsi="Arial"/>
       <w:b/>
       <w:sz w:val="32"/>
     </w:rPr>
   </w:style>
-  <w:style w:type="paragraph" w:styleId="4">
+  <w:style w:type="paragraph" w:styleId="Heading3">
     <w:name w:val="heading 3"/>
-    <w:basedOn w:val="1"/>
-    <w:next w:val="1"/>
+    <w:basedOn w:val="Normal"/>
+    <w:next w:val="Normal"/>
     <w:semiHidden/>
     <w:unhideWhenUsed/>
     <w:qFormat/>
-    <w:uiPriority w:val="0"/>
     <w:pPr>
       <w:keepNext/>
       <w:keepLines/>
@@ -5520,13 +5366,12 @@
       <w:sz w:val="32"/>
     </w:rPr>
   </w:style>
-  <w:style w:type="paragraph" w:styleId="5">
+  <w:style w:type="paragraph" w:styleId="Heading4">
     <w:name w:val="heading 4"/>
-    <w:basedOn w:val="1"/>
-    <w:next w:val="1"/>
+    <w:basedOn w:val="Normal"/>
+    <w:next w:val="Normal"/>
     <w:unhideWhenUsed/>
     <w:qFormat/>
-    <w:uiPriority w:val="0"/>
     <w:pPr>
       <w:keepNext/>
       <w:keepLines/>
@@ -5539,19 +5384,18 @@
       <w:outlineLvl w:val="3"/>
     </w:pPr>
     <w:rPr>
-      <w:rFonts w:ascii="Arial" w:hAnsi="Arial" w:eastAsia="黑体"/>
+      <w:rFonts w:ascii="Arial" w:eastAsia="黑体" w:hAnsi="Arial"/>
       <w:b/>
       <w:sz w:val="28"/>
     </w:rPr>
   </w:style>
-  <w:style w:type="paragraph" w:styleId="6">
+  <w:style w:type="paragraph" w:styleId="Heading5">
     <w:name w:val="heading 5"/>
-    <w:basedOn w:val="1"/>
-    <w:next w:val="1"/>
+    <w:basedOn w:val="Normal"/>
+    <w:next w:val="Normal"/>
     <w:semiHidden/>
     <w:unhideWhenUsed/>
     <w:qFormat/>
-    <w:uiPriority w:val="0"/>
     <w:pPr>
       <w:keepNext/>
       <w:keepLines/>
@@ -5568,14 +5412,13 @@
       <w:sz w:val="28"/>
     </w:rPr>
   </w:style>
-  <w:style w:type="paragraph" w:styleId="7">
+  <w:style w:type="paragraph" w:styleId="Heading6">
     <w:name w:val="heading 6"/>
-    <w:basedOn w:val="1"/>
-    <w:next w:val="1"/>
+    <w:basedOn w:val="Normal"/>
+    <w:next w:val="Normal"/>
     <w:semiHidden/>
     <w:unhideWhenUsed/>
     <w:qFormat/>
-    <w:uiPriority w:val="0"/>
     <w:pPr>
       <w:keepNext/>
       <w:keepLines/>
@@ -5588,19 +5431,18 @@
       <w:outlineLvl w:val="5"/>
     </w:pPr>
     <w:rPr>
-      <w:rFonts w:ascii="Arial" w:hAnsi="Arial" w:eastAsia="黑体"/>
+      <w:rFonts w:ascii="Arial" w:eastAsia="黑体" w:hAnsi="Arial"/>
       <w:b/>
       <w:sz w:val="24"/>
     </w:rPr>
   </w:style>
-  <w:style w:type="paragraph" w:styleId="8">
+  <w:style w:type="paragraph" w:styleId="Heading7">
     <w:name w:val="heading 7"/>
-    <w:basedOn w:val="1"/>
-    <w:next w:val="1"/>
+    <w:basedOn w:val="Normal"/>
+    <w:next w:val="Normal"/>
     <w:semiHidden/>
     <w:unhideWhenUsed/>
     <w:qFormat/>
-    <w:uiPriority w:val="0"/>
     <w:pPr>
       <w:keepNext/>
       <w:keepLines/>
@@ -5617,14 +5459,13 @@
       <w:sz w:val="24"/>
     </w:rPr>
   </w:style>
-  <w:style w:type="paragraph" w:styleId="9">
+  <w:style w:type="paragraph" w:styleId="Heading8">
     <w:name w:val="heading 8"/>
-    <w:basedOn w:val="1"/>
-    <w:next w:val="1"/>
+    <w:basedOn w:val="Normal"/>
+    <w:next w:val="Normal"/>
     <w:semiHidden/>
     <w:unhideWhenUsed/>
     <w:qFormat/>
-    <w:uiPriority w:val="0"/>
     <w:pPr>
       <w:keepNext/>
       <w:keepLines/>
@@ -5637,18 +5478,17 @@
       <w:outlineLvl w:val="7"/>
     </w:pPr>
     <w:rPr>
-      <w:rFonts w:ascii="Arial" w:hAnsi="Arial" w:eastAsia="黑体"/>
+      <w:rFonts w:ascii="Arial" w:eastAsia="黑体" w:hAnsi="Arial"/>
       <w:sz w:val="24"/>
     </w:rPr>
   </w:style>
-  <w:style w:type="paragraph" w:styleId="10">
+  <w:style w:type="paragraph" w:styleId="Heading9">
     <w:name w:val="heading 9"/>
-    <w:basedOn w:val="1"/>
-    <w:next w:val="1"/>
+    <w:basedOn w:val="Normal"/>
+    <w:next w:val="Normal"/>
     <w:semiHidden/>
     <w:unhideWhenUsed/>
     <w:qFormat/>
-    <w:uiPriority w:val="0"/>
     <w:pPr>
       <w:keepNext/>
       <w:keepLines/>
@@ -5661,21 +5501,19 @@
       <w:outlineLvl w:val="8"/>
     </w:pPr>
     <w:rPr>
-      <w:rFonts w:ascii="Arial" w:hAnsi="Arial" w:eastAsia="黑体"/>
+      <w:rFonts w:ascii="Arial" w:eastAsia="黑体" w:hAnsi="Arial"/>
       <w:sz w:val="21"/>
     </w:rPr>
   </w:style>
-  <w:style w:type="character" w:default="1" w:styleId="22">
+  <w:style w:type="character" w:default="1" w:styleId="DefaultParagraphFont">
     <w:name w:val="Default Paragraph Font"/>
     <w:semiHidden/>
     <w:qFormat/>
-    <w:uiPriority w:val="0"/>
   </w:style>
-  <w:style w:type="table" w:default="1" w:styleId="20">
+  <w:style w:type="table" w:default="1" w:styleId="TableNormal">
     <w:name w:val="Normal Table"/>
     <w:semiHidden/>
     <w:qFormat/>
-    <w:uiPriority w:val="0"/>
     <w:tblPr>
       <w:tblCellMar>
         <w:top w:w="0" w:type="dxa"/>
@@ -5685,43 +5523,39 @@
       </w:tblCellMar>
     </w:tblPr>
   </w:style>
-  <w:style w:type="paragraph" w:styleId="11">
+  <w:style w:type="paragraph" w:styleId="CommentText">
     <w:name w:val="annotation text"/>
-    <w:basedOn w:val="1"/>
+    <w:basedOn w:val="Normal"/>
     <w:qFormat/>
-    <w:uiPriority w:val="0"/>
     <w:pPr>
       <w:jc w:val="left"/>
     </w:pPr>
   </w:style>
-  <w:style w:type="paragraph" w:styleId="12">
+  <w:style w:type="paragraph" w:styleId="BodyText">
     <w:name w:val="Body Text"/>
-    <w:basedOn w:val="1"/>
+    <w:basedOn w:val="Normal"/>
     <w:semiHidden/>
     <w:qFormat/>
-    <w:uiPriority w:val="0"/>
     <w:rPr>
-      <w:rFonts w:ascii="Arial" w:hAnsi="Arial" w:eastAsia="Arial" w:cs="Arial"/>
+      <w:rFonts w:ascii="Arial" w:eastAsia="Arial" w:hAnsi="Arial" w:cs="Arial"/>
       <w:sz w:val="21"/>
       <w:szCs w:val="21"/>
       <w:lang w:val="en-US" w:eastAsia="en-US" w:bidi="ar-SA"/>
     </w:rPr>
   </w:style>
-  <w:style w:type="paragraph" w:styleId="13">
+  <w:style w:type="paragraph" w:styleId="TOC3">
     <w:name w:val="toc 3"/>
-    <w:basedOn w:val="1"/>
-    <w:next w:val="1"/>
+    <w:basedOn w:val="Normal"/>
+    <w:next w:val="Normal"/>
     <w:qFormat/>
-    <w:uiPriority w:val="0"/>
     <w:pPr>
       <w:ind w:left="840" w:leftChars="400"/>
     </w:pPr>
   </w:style>
-  <w:style w:type="paragraph" w:styleId="14">
+  <w:style w:type="paragraph" w:styleId="Footer">
     <w:name w:val="footer"/>
-    <w:basedOn w:val="1"/>
+    <w:basedOn w:val="Normal"/>
     <w:qFormat/>
-    <w:uiPriority w:val="0"/>
     <w:pPr>
       <w:tabs>
         <w:tab w:val="center" w:pos="4153"/>
@@ -5734,17 +5568,16 @@
       <w:sz w:val="18"/>
     </w:rPr>
   </w:style>
-  <w:style w:type="paragraph" w:styleId="15">
+  <w:style w:type="paragraph" w:styleId="Header">
     <w:name w:val="header"/>
-    <w:basedOn w:val="1"/>
+    <w:basedOn w:val="Normal"/>
     <w:qFormat/>
-    <w:uiPriority w:val="0"/>
     <w:pPr>
       <w:pBdr>
-        <w:top w:val="none" w:color="auto" w:sz="0" w:space="0"/>
-        <w:left w:val="none" w:color="auto" w:sz="0" w:space="0"/>
-        <w:bottom w:val="none" w:color="auto" w:sz="0" w:space="0"/>
-        <w:right w:val="none" w:color="auto" w:sz="0" w:space="0"/>
+        <w:top w:val="nil"/>
+        <w:left w:val="nil"/>
+        <w:bottom w:val="nil"/>
+        <w:right w:val="nil"/>
       </w:pBdr>
       <w:tabs>
         <w:tab w:val="center" w:pos="4153"/>
@@ -5759,41 +5592,37 @@
       <w:sz w:val="18"/>
     </w:rPr>
   </w:style>
-  <w:style w:type="paragraph" w:styleId="16">
+  <w:style w:type="paragraph" w:styleId="TOC1">
     <w:name w:val="toc 1"/>
-    <w:basedOn w:val="1"/>
-    <w:next w:val="1"/>
+    <w:basedOn w:val="Normal"/>
+    <w:next w:val="Normal"/>
     <w:qFormat/>
-    <w:uiPriority w:val="0"/>
     <w:rPr>
-      <w:rFonts w:ascii="Arial" w:hAnsi="Arial" w:eastAsia="Microsoft JhengHei"/>
+      <w:rFonts w:ascii="Arial" w:eastAsia="Microsoft JhengHei" w:hAnsi="Arial"/>
       <w:sz w:val="24"/>
     </w:rPr>
   </w:style>
-  <w:style w:type="paragraph" w:styleId="17">
+  <w:style w:type="paragraph" w:styleId="TOC2">
     <w:name w:val="toc 2"/>
-    <w:basedOn w:val="1"/>
-    <w:next w:val="1"/>
+    <w:basedOn w:val="Normal"/>
+    <w:next w:val="Normal"/>
     <w:qFormat/>
-    <w:uiPriority w:val="0"/>
     <w:pPr>
       <w:ind w:left="420" w:leftChars="200"/>
     </w:pPr>
   </w:style>
-  <w:style w:type="paragraph" w:styleId="18">
+  <w:style w:type="paragraph" w:styleId="NormalWeb">
     <w:name w:val="Normal (Web)"/>
-    <w:basedOn w:val="1"/>
+    <w:basedOn w:val="Normal"/>
     <w:qFormat/>
-    <w:uiPriority w:val="0"/>
     <w:rPr>
       <w:sz w:val="24"/>
     </w:rPr>
   </w:style>
-  <w:style w:type="paragraph" w:styleId="19">
+  <w:style w:type="paragraph" w:styleId="Title">
     <w:name w:val="Title"/>
-    <w:basedOn w:val="1"/>
+    <w:basedOn w:val="Normal"/>
     <w:qFormat/>
-    <w:uiPriority w:val="0"/>
     <w:pPr>
       <w:spacing w:before="240" w:beforeLines="0" w:beforeAutospacing="0" w:after="60" w:afterLines="0" w:afterAutospacing="0"/>
       <w:jc w:val="center"/>
@@ -5805,69 +5634,65 @@
       <w:sz w:val="32"/>
     </w:rPr>
   </w:style>
-  <w:style w:type="table" w:styleId="21">
+  <w:style w:type="table" w:styleId="TableGrid">
     <w:name w:val="Table Grid"/>
-    <w:basedOn w:val="20"/>
+    <w:basedOn w:val="TableNormal"/>
     <w:qFormat/>
-    <w:uiPriority w:val="0"/>
     <w:pPr>
       <w:widowControl w:val="0"/>
       <w:jc w:val="both"/>
     </w:pPr>
     <w:tblPr>
       <w:tblBorders>
-        <w:top w:val="single" w:color="auto" w:sz="4" w:space="0"/>
-        <w:left w:val="single" w:color="auto" w:sz="4" w:space="0"/>
-        <w:bottom w:val="single" w:color="auto" w:sz="4" w:space="0"/>
-        <w:right w:val="single" w:color="auto" w:sz="4" w:space="0"/>
-        <w:insideH w:val="single" w:color="auto" w:sz="4" w:space="0"/>
-        <w:insideV w:val="single" w:color="auto" w:sz="4" w:space="0"/>
+        <w:top w:val="single" w:sz="4" w:space="0" w:color="auto"/>
+        <w:left w:val="single" w:sz="4" w:space="0" w:color="auto"/>
+        <w:bottom w:val="single" w:sz="4" w:space="0" w:color="auto"/>
+        <w:right w:val="single" w:sz="4" w:space="0" w:color="auto"/>
+        <w:insideH w:val="single" w:sz="4" w:space="0" w:color="auto"/>
+        <w:insideV w:val="single" w:sz="4" w:space="0" w:color="auto"/>
       </w:tblBorders>
     </w:tblPr>
   </w:style>
-  <w:style w:type="character" w:styleId="23">
+  <w:style w:type="character" w:styleId="Strong">
     <w:name w:val="Strong"/>
-    <w:basedOn w:val="22"/>
+    <w:basedOn w:val="DefaultParagraphFont"/>
     <w:qFormat/>
-    <w:uiPriority w:val="0"/>
     <w:rPr>
       <w:b/>
     </w:rPr>
   </w:style>
-  <w:style w:type="paragraph" w:styleId="24">
+  <w:style w:type="paragraph" w:styleId="NoSpacing">
     <w:name w:val="No Spacing"/>
+    <w:uiPriority w:val="99"/>
     <w:qFormat/>
-    <w:uiPriority w:val="99"/>
     <w:pPr>
       <w:adjustRightInd w:val="0"/>
       <w:snapToGrid w:val="0"/>
     </w:pPr>
     <w:rPr>
-      <w:rFonts w:ascii="Times New Roman" w:hAnsi="Times New Roman" w:eastAsia="宋体" w:cs="Times New Roman"/>
+      <w:rFonts w:ascii="Times New Roman" w:eastAsia="宋体" w:hAnsi="Times New Roman" w:cs="Times New Roman"/>
       <w:sz w:val="24"/>
       <w:szCs w:val="22"/>
       <w:lang w:val="en-US" w:eastAsia="zh-CN" w:bidi="ar-SA"/>
     </w:rPr>
   </w:style>
-  <w:style w:type="paragraph" w:customStyle="1" w:styleId="25">
+  <w:style w:type="paragraph" w:customStyle="1" w:styleId="TableText">
     <w:name w:val="Table Text"/>
-    <w:basedOn w:val="1"/>
+    <w:basedOn w:val="Normal"/>
     <w:semiHidden/>
     <w:qFormat/>
-    <w:uiPriority w:val="0"/>
     <w:rPr>
-      <w:rFonts w:ascii="宋体" w:hAnsi="宋体" w:eastAsia="宋体" w:cs="宋体"/>
+      <w:rFonts w:ascii="宋体" w:eastAsia="宋体" w:hAnsi="宋体" w:cs="宋体"/>
       <w:sz w:val="21"/>
       <w:szCs w:val="21"/>
       <w:lang w:val="en-US" w:eastAsia="en-US" w:bidi="ar-SA"/>
     </w:rPr>
   </w:style>
-  <w:style w:type="table" w:customStyle="1" w:styleId="26">
+  <w:style w:type="table" w:customStyle="1" w:styleId="TableNormal0">
     <w:name w:val="Table Normal_0"/>
     <w:semiHidden/>
     <w:unhideWhenUsed/>
     <w:qFormat/>
-    <w:uiPriority w:val="0"/>
     <w:tblPr>
       <w:tblCellMar>
         <w:top w:w="0" w:type="dxa"/>
@@ -5877,74 +5702,69 @@
       </w:tblCellMar>
     </w:tblPr>
   </w:style>
-  <w:style w:type="paragraph" w:customStyle="1" w:styleId="27">
+  <w:style w:type="paragraph" w:customStyle="1" w:styleId="1">
     <w:name w:val="柴_标题1"/>
-    <w:basedOn w:val="2"/>
-    <w:next w:val="28"/>
-    <w:link w:val="39"/>
+    <w:basedOn w:val="Heading1"/>
+    <w:next w:val="a"/>
+    <w:link w:val="1Char"/>
     <w:qFormat/>
-    <w:uiPriority w:val="0"/>
     <w:pPr>
       <w:spacing w:before="100" w:after="90" w:line="360" w:lineRule="auto"/>
     </w:pPr>
     <w:rPr>
-      <w:rFonts w:ascii="Arial" w:hAnsi="Arial" w:eastAsia="宋体"/>
+      <w:rFonts w:ascii="Arial" w:eastAsia="宋体" w:hAnsi="Arial"/>
       <w:sz w:val="32"/>
     </w:rPr>
   </w:style>
-  <w:style w:type="paragraph" w:customStyle="1" w:styleId="28">
+  <w:style w:type="paragraph" w:customStyle="1" w:styleId="a">
     <w:name w:val="柴_正文"/>
-    <w:basedOn w:val="12"/>
-    <w:link w:val="42"/>
+    <w:basedOn w:val="BodyText"/>
+    <w:link w:val="Char"/>
     <w:qFormat/>
-    <w:uiPriority w:val="0"/>
     <w:pPr>
       <w:spacing w:line="360" w:lineRule="auto"/>
       <w:ind w:firstLine="470" w:firstLineChars="200"/>
     </w:pPr>
     <w:rPr>
-      <w:rFonts w:ascii="Arial" w:hAnsi="Arial" w:eastAsia="宋体"/>
+      <w:rFonts w:ascii="Arial" w:eastAsia="宋体" w:hAnsi="Arial"/>
       <w:sz w:val="24"/>
       <w:lang w:eastAsia="zh-CN"/>
     </w:rPr>
   </w:style>
-  <w:style w:type="paragraph" w:customStyle="1" w:styleId="29">
+  <w:style w:type="paragraph" w:customStyle="1" w:styleId="2">
     <w:name w:val="柴_标题2"/>
-    <w:basedOn w:val="3"/>
-    <w:next w:val="28"/>
+    <w:basedOn w:val="Heading2"/>
+    <w:next w:val="a"/>
     <w:qFormat/>
-    <w:uiPriority w:val="0"/>
     <w:pPr>
       <w:spacing w:line="360" w:lineRule="auto"/>
     </w:pPr>
     <w:rPr>
-      <w:rFonts w:ascii="Arial" w:hAnsi="Arial" w:eastAsia="宋体"/>
+      <w:rFonts w:ascii="Arial" w:eastAsia="宋体" w:hAnsi="Arial"/>
       <w:sz w:val="28"/>
     </w:rPr>
   </w:style>
-  <w:style w:type="paragraph" w:customStyle="1" w:styleId="30">
+  <w:style w:type="paragraph" w:customStyle="1" w:styleId="3">
     <w:name w:val="柴_标题3"/>
-    <w:basedOn w:val="4"/>
-    <w:next w:val="28"/>
+    <w:basedOn w:val="Heading3"/>
+    <w:next w:val="a"/>
     <w:qFormat/>
-    <w:uiPriority w:val="0"/>
     <w:pPr>
       <w:spacing w:line="360" w:lineRule="auto"/>
       <w:ind w:left="0" w:firstLine="472" w:firstLineChars="200"/>
     </w:pPr>
     <w:rPr>
-      <w:rFonts w:ascii="宋体" w:hAnsi="宋体" w:eastAsia="宋体" w:cs="宋体"/>
+      <w:rFonts w:ascii="宋体" w:eastAsia="宋体" w:hAnsi="宋体" w:cs="宋体"/>
       <w:spacing w:val="-2"/>
       <w:sz w:val="24"/>
       <w:szCs w:val="24"/>
     </w:rPr>
   </w:style>
-  <w:style w:type="paragraph" w:customStyle="1" w:styleId="31">
+  <w:style w:type="paragraph" w:customStyle="1" w:styleId="a0">
     <w:name w:val="柴_目录"/>
-    <w:basedOn w:val="1"/>
-    <w:next w:val="12"/>
+    <w:basedOn w:val="Normal"/>
+    <w:next w:val="BodyText"/>
     <w:qFormat/>
-    <w:uiPriority w:val="0"/>
     <w:pPr>
       <w:tabs>
         <w:tab w:val="right" w:leader="dot" w:pos="8442"/>
@@ -5952,96 +5772,89 @@
       <w:ind w:left="0" w:leftChars="0"/>
     </w:pPr>
     <w:rPr>
-      <w:rFonts w:ascii="Arial" w:hAnsi="Arial" w:eastAsia="Microsoft JhengHei"/>
+      <w:rFonts w:ascii="Arial" w:eastAsia="Microsoft JhengHei" w:hAnsi="Arial"/>
       <w:sz w:val="24"/>
     </w:rPr>
   </w:style>
-  <w:style w:type="paragraph" w:customStyle="1" w:styleId="32">
+  <w:style w:type="paragraph" w:customStyle="1" w:styleId="a1">
     <w:name w:val="柴_公司名"/>
-    <w:basedOn w:val="19"/>
+    <w:basedOn w:val="Title"/>
     <w:qFormat/>
-    <w:uiPriority w:val="0"/>
     <w:pPr>
       <w:spacing w:after="600" w:afterLines="600"/>
     </w:pPr>
     <w:rPr>
-      <w:rFonts w:hint="eastAsia" w:ascii="宋体" w:hAnsi="宋体" w:eastAsia="宋体" w:cs="宋体"/>
+      <w:rFonts w:ascii="宋体" w:eastAsia="宋体" w:hAnsi="宋体" w:cs="宋体" w:hint="eastAsia"/>
       <w:bCs/>
       <w:spacing w:val="-6"/>
       <w:sz w:val="52"/>
       <w:szCs w:val="52"/>
     </w:rPr>
   </w:style>
-  <w:style w:type="paragraph" w:customStyle="1" w:styleId="33">
+  <w:style w:type="paragraph" w:customStyle="1" w:styleId="a2">
     <w:name w:val="柴_文档名"/>
-    <w:basedOn w:val="19"/>
+    <w:basedOn w:val="Title"/>
     <w:qFormat/>
-    <w:uiPriority w:val="0"/>
     <w:pPr>
       <w:spacing w:after="900" w:afterLines="900"/>
     </w:pPr>
     <w:rPr>
-      <w:rFonts w:ascii="黑体" w:hAnsi="黑体" w:eastAsia="黑体" w:cs="黑体"/>
+      <w:rFonts w:ascii="黑体" w:eastAsia="黑体" w:hAnsi="黑体" w:cs="黑体"/>
       <w:bCs/>
       <w:spacing w:val="-7"/>
       <w:sz w:val="52"/>
       <w:szCs w:val="52"/>
     </w:rPr>
   </w:style>
-  <w:style w:type="paragraph" w:customStyle="1" w:styleId="34">
+  <w:style w:type="paragraph" w:customStyle="1" w:styleId="WPSOffice1">
     <w:name w:val="WPSOffice手动目录 1"/>
     <w:qFormat/>
-    <w:uiPriority w:val="0"/>
     <w:pPr>
       <w:ind w:leftChars="0"/>
     </w:pPr>
     <w:rPr>
-      <w:rFonts w:ascii="Times New Roman" w:hAnsi="Times New Roman" w:eastAsia="宋体" w:cs="Times New Roman"/>
+      <w:rFonts w:ascii="Times New Roman" w:eastAsia="宋体" w:hAnsi="Times New Roman" w:cs="Times New Roman"/>
       <w:sz w:val="20"/>
       <w:szCs w:val="20"/>
     </w:rPr>
   </w:style>
-  <w:style w:type="paragraph" w:customStyle="1" w:styleId="35">
+  <w:style w:type="paragraph" w:customStyle="1" w:styleId="WPSOffice2">
     <w:name w:val="WPSOffice手动目录 2"/>
     <w:qFormat/>
-    <w:uiPriority w:val="0"/>
     <w:pPr>
       <w:ind w:leftChars="200"/>
     </w:pPr>
     <w:rPr>
-      <w:rFonts w:ascii="Times New Roman" w:hAnsi="Times New Roman" w:eastAsia="宋体" w:cs="Times New Roman"/>
+      <w:rFonts w:ascii="Times New Roman" w:eastAsia="宋体" w:hAnsi="Times New Roman" w:cs="Times New Roman"/>
       <w:sz w:val="20"/>
       <w:szCs w:val="20"/>
     </w:rPr>
   </w:style>
-  <w:style w:type="paragraph" w:customStyle="1" w:styleId="36">
+  <w:style w:type="paragraph" w:customStyle="1" w:styleId="WPSOffice3">
     <w:name w:val="WPSOffice手动目录 3"/>
     <w:qFormat/>
-    <w:uiPriority w:val="0"/>
     <w:pPr>
       <w:ind w:leftChars="400"/>
     </w:pPr>
     <w:rPr>
-      <w:rFonts w:ascii="Times New Roman" w:hAnsi="Times New Roman" w:eastAsia="宋体" w:cs="Times New Roman"/>
+      <w:rFonts w:ascii="Times New Roman" w:eastAsia="宋体" w:hAnsi="Times New Roman" w:cs="Times New Roman"/>
       <w:sz w:val="20"/>
       <w:szCs w:val="20"/>
     </w:rPr>
   </w:style>
-  <w:style w:type="paragraph" w:customStyle="1" w:styleId="37">
+  <w:style w:type="paragraph" w:customStyle="1" w:styleId="Compact">
     <w:name w:val="Compact"/>
-    <w:basedOn w:val="12"/>
+    <w:basedOn w:val="BodyText"/>
     <w:qFormat/>
-    <w:uiPriority w:val="0"/>
     <w:pPr>
       <w:spacing w:before="36" w:after="36"/>
     </w:pPr>
   </w:style>
-  <w:style w:type="table" w:customStyle="1" w:styleId="38">
+  <w:style w:type="table" w:customStyle="1" w:styleId="Table">
     <w:name w:val="Table"/>
     <w:semiHidden/>
     <w:unhideWhenUsed/>
     <w:qFormat/>
-    <w:uiPriority w:val="0"/>
     <w:tblPr>
       <w:tblCellMar>
         <w:top w:w="0" w:type="dxa"/>
@@ -6053,27 +5866,25 @@
     <w:tblStylePr w:type="firstRow">
       <w:tcPr>
         <w:tcBorders>
-          <w:bottom w:val="single" w:color="auto" w:sz="0" w:space="0"/>
+          <w:bottom w:val="single" w:sz="0" w:space="0" w:color="auto"/>
         </w:tcBorders>
         <w:vAlign w:val="bottom"/>
       </w:tcPr>
     </w:tblStylePr>
   </w:style>
-  <w:style w:type="character" w:customStyle="1" w:styleId="39">
+  <w:style w:type="character" w:customStyle="1" w:styleId="1Char">
     <w:name w:val="柴_标题1 Char"/>
-    <w:link w:val="27"/>
+    <w:link w:val="1"/>
     <w:qFormat/>
-    <w:uiPriority w:val="0"/>
     <w:rPr>
-      <w:rFonts w:ascii="Arial" w:hAnsi="Arial" w:eastAsia="宋体"/>
+      <w:rFonts w:ascii="Arial" w:eastAsia="宋体" w:hAnsi="Arial"/>
       <w:sz w:val="32"/>
     </w:rPr>
   </w:style>
-  <w:style w:type="paragraph" w:customStyle="1" w:styleId="40">
+  <w:style w:type="paragraph" w:customStyle="1" w:styleId="a3">
     <w:name w:val="柴_正文_无缩进"/>
-    <w:basedOn w:val="1"/>
+    <w:basedOn w:val="Normal"/>
     <w:qFormat/>
-    <w:uiPriority w:val="0"/>
     <w:pPr>
       <w:ind w:firstLine="0" w:firstLineChars="0"/>
     </w:pPr>
@@ -6083,31 +5894,29 @@
       <w:lang w:eastAsia="zh-CN"/>
     </w:rPr>
   </w:style>
-  <w:style w:type="paragraph" w:customStyle="1" w:styleId="41">
+  <w:style w:type="paragraph" w:customStyle="1" w:styleId="4">
     <w:name w:val="柴_标题4"/>
-    <w:basedOn w:val="5"/>
-    <w:next w:val="1"/>
+    <w:basedOn w:val="Heading4"/>
+    <w:next w:val="Normal"/>
     <w:qFormat/>
-    <w:uiPriority w:val="0"/>
     <w:pPr>
       <w:widowControl w:val="0"/>
       <w:spacing w:before="160" w:line="360" w:lineRule="auto"/>
-      <w:ind w:left="981" w:leftChars="300" w:hanging="862"/>
+      <w:ind w:left="981" w:hanging="862" w:leftChars="300"/>
     </w:pPr>
     <w:rPr>
-      <w:rFonts w:hint="eastAsia" w:ascii="Calibri" w:hAnsi="Calibri" w:eastAsia="宋体" w:cs="宋体"/>
+      <w:rFonts w:ascii="Calibri" w:eastAsia="宋体" w:hAnsi="Calibri" w:cs="宋体" w:hint="eastAsia"/>
       <w:sz w:val="24"/>
       <w:szCs w:val="24"/>
       <w:lang w:eastAsia="zh-CN" w:bidi="zh-CN"/>
     </w:rPr>
   </w:style>
-  <w:style w:type="character" w:customStyle="1" w:styleId="42">
+  <w:style w:type="character" w:customStyle="1" w:styleId="Char">
     <w:name w:val="柴_正文 Char"/>
-    <w:link w:val="28"/>
+    <w:link w:val="a"/>
     <w:qFormat/>
-    <w:uiPriority w:val="0"/>
     <w:rPr>
-      <w:rFonts w:ascii="Arial" w:hAnsi="Arial" w:eastAsia="宋体"/>
+      <w:rFonts w:ascii="Arial" w:eastAsia="宋体" w:hAnsi="Arial"/>
       <w:sz w:val="24"/>
       <w:lang w:eastAsia="zh-CN"/>
     </w:rPr>

--- a/8.资源管理/1.流程制度规范类文件/080106-服务数据管理制度.docx
+++ b/8.资源管理/1.流程制度规范类文件/080106-服务数据管理制度.docx
@@ -1,11 +1,10 @@
 
 <file path=word/document.xml><?xml version="1.0" encoding="utf-8"?>
-<w:document xmlns:wpc="http://schemas.microsoft.com/office/word/2010/wordprocessingCanvas" xmlns:mc="http://schemas.openxmlformats.org/markup-compatibility/2006" xmlns:o="urn:schemas-microsoft-com:office:office" xmlns:r="http://schemas.openxmlformats.org/officeDocument/2006/relationships" xmlns:m="http://schemas.openxmlformats.org/officeDocument/2006/math" xmlns:v="urn:schemas-microsoft-com:vml" xmlns:wp14="http://schemas.microsoft.com/office/word/2010/wordprocessingDrawing" xmlns:wp="http://schemas.openxmlformats.org/drawingml/2006/wordprocessingDrawing" xmlns:w10="urn:schemas-microsoft-com:office:word" xmlns:w="http://schemas.openxmlformats.org/wordprocessingml/2006/main" xmlns:w14="http://schemas.microsoft.com/office/word/2010/wordml" xmlns:w15="http://schemas.microsoft.com/office/word/2012/wordml" xmlns:wne="http://schemas.microsoft.com/office/word/2006/wordml" xmlns:wpg="http://schemas.microsoft.com/office/word/2010/wordprocessingGroup" xmlns:wpi="http://schemas.microsoft.com/office/word/2010/wordprocessingInk" xmlns:wps="http://schemas.microsoft.com/office/word/2010/wordprocessingShape" mc:Ignorable="w14 w15 wp14">
-  <!-- Generated by Aspose.Words for .NET 13.3.0.1 -->
+<w:document xmlns:wpc="http://schemas.microsoft.com/office/word/2010/wordprocessingCanvas" xmlns:mc="http://schemas.openxmlformats.org/markup-compatibility/2006" xmlns:o="urn:schemas-microsoft-com:office:office" xmlns:r="http://schemas.openxmlformats.org/officeDocument/2006/relationships" xmlns:m="http://schemas.openxmlformats.org/officeDocument/2006/math" xmlns:v="urn:schemas-microsoft-com:vml" xmlns:wp14="http://schemas.microsoft.com/office/word/2010/wordprocessingDrawing" xmlns:wp="http://schemas.openxmlformats.org/drawingml/2006/wordprocessingDrawing" xmlns:w="http://schemas.openxmlformats.org/wordprocessingml/2006/main" xmlns:w14="http://schemas.microsoft.com/office/word/2010/wordml" xmlns:w10="urn:schemas-microsoft-com:office:word" xmlns:w15="http://schemas.microsoft.com/office/word/2012/wordml" xmlns:wpg="http://schemas.microsoft.com/office/word/2010/wordprocessingGroup" xmlns:wpi="http://schemas.microsoft.com/office/word/2010/wordprocessingInk" xmlns:wne="http://schemas.microsoft.com/office/word/2006/wordml" xmlns:wps="http://schemas.microsoft.com/office/word/2010/wordprocessingShape" xmlns:wpsCustomData="http://www.wps.cn/officeDocument/2013/wpsCustomData" mc:Ignorable="w14 w15 wp14">
   <w:body>
     <w:p>
       <w:pPr>
-        <w:pStyle w:val="a1"/>
+        <w:pStyle w:val="32"/>
         <w:bidi w:val="0"/>
         <w:rPr>
           <w:rFonts w:hint="eastAsia"/>
@@ -16,7 +15,7 @@
     </w:p>
     <w:p>
       <w:pPr>
-        <w:pStyle w:val="a1"/>
+        <w:pStyle w:val="32"/>
         <w:bidi w:val="0"/>
         <w:rPr>
           <w:rFonts w:hint="default"/>
@@ -34,7 +33,7 @@
     </w:p>
     <w:p>
       <w:pPr>
-        <w:pStyle w:val="a2"/>
+        <w:pStyle w:val="33"/>
         <w:bidi w:val="0"/>
       </w:pPr>
       <w:bookmarkStart w:id="1" w:name="_Toc3614"/>
@@ -48,14 +47,14 @@
         <w:spacing w:before="275"/>
         <w:ind w:left="3285"/>
         <w:rPr>
-          <w:rFonts w:ascii="宋体" w:eastAsia="宋体" w:hAnsi="宋体" w:cs="宋体"/>
+          <w:rFonts w:ascii="宋体" w:hAnsi="宋体" w:eastAsia="宋体" w:cs="宋体"/>
           <w:sz w:val="36"/>
           <w:szCs w:val="36"/>
         </w:rPr>
       </w:pPr>
       <w:r>
         <w:rPr>
-          <w:rFonts w:ascii="宋体" w:eastAsia="宋体" w:hAnsi="宋体" w:cs="宋体"/>
+          <w:rFonts w:ascii="宋体" w:hAnsi="宋体" w:eastAsia="宋体" w:cs="宋体"/>
           <w:spacing w:val="-2"/>
           <w:sz w:val="36"/>
           <w:szCs w:val="36"/>
@@ -64,7 +63,7 @@
       </w:r>
       <w:r>
         <w:rPr>
-          <w:rFonts w:ascii="宋体" w:eastAsia="宋体" w:hAnsi="宋体" w:cs="宋体" w:hint="eastAsia"/>
+          <w:rFonts w:hint="eastAsia" w:ascii="宋体" w:hAnsi="宋体" w:eastAsia="宋体" w:cs="宋体"/>
           <w:spacing w:val="-2"/>
           <w:sz w:val="36"/>
           <w:szCs w:val="36"/>
@@ -74,25 +73,46 @@
       </w:r>
       <w:r>
         <w:rPr>
-          <w:rFonts w:ascii="宋体" w:eastAsia="宋体" w:hAnsi="宋体" w:cs="宋体"/>
+          <w:rFonts w:ascii="宋体" w:hAnsi="宋体" w:eastAsia="宋体" w:cs="宋体"/>
           <w:spacing w:val="-2"/>
           <w:sz w:val="36"/>
           <w:szCs w:val="36"/>
         </w:rPr>
-        <w:t>-01-04</w:t>
-      </w:r>
-    </w:p>
-    <w:p>
-      <w:pPr>
-        <w:rPr>
-          <w:rFonts w:ascii="宋体" w:eastAsia="宋体" w:hAnsi="宋体" w:cs="宋体"/>
+        <w:t>-0</w:t>
+      </w:r>
+      <w:r>
+        <w:rPr>
+          <w:rFonts w:hint="eastAsia" w:ascii="宋体" w:hAnsi="宋体" w:cs="宋体"/>
+          <w:spacing w:val="-2"/>
+          <w:sz w:val="36"/>
+          <w:szCs w:val="36"/>
+          <w:lang w:val="en-US" w:eastAsia="zh-CN"/>
+        </w:rPr>
+        <w:t>4</w:t>
+      </w:r>
+      <w:bookmarkStart w:id="14" w:name="_GoBack"/>
+      <w:bookmarkEnd w:id="14"/>
+      <w:r>
+        <w:rPr>
+          <w:rFonts w:ascii="宋体" w:hAnsi="宋体" w:eastAsia="宋体" w:cs="宋体"/>
+          <w:spacing w:val="-2"/>
+          <w:sz w:val="36"/>
+          <w:szCs w:val="36"/>
+        </w:rPr>
+        <w:t>-04</w:t>
+      </w:r>
+    </w:p>
+    <w:p>
+      <w:pPr>
+        <w:rPr>
+          <w:rFonts w:ascii="宋体" w:hAnsi="宋体" w:eastAsia="宋体" w:cs="宋体"/>
           <w:sz w:val="36"/>
           <w:szCs w:val="36"/>
         </w:rPr>
         <w:sectPr>
           <w:pgSz w:w="11906" w:h="16839"/>
           <w:pgMar w:top="1431" w:right="1785" w:bottom="0" w:left="1785" w:header="0" w:footer="0" w:gutter="0"/>
-          <w:cols w:num="1" w:space="720"/>
+          <w:cols w:space="720" w:num="1"/>
         </w:sectPr>
       </w:pPr>
     </w:p>
@@ -102,7 +122,7 @@
         <w:ind w:left="3954"/>
         <w:outlineLvl w:val="0"/>
         <w:rPr>
-          <w:rFonts w:ascii="宋体" w:eastAsia="宋体" w:hAnsi="宋体" w:cs="宋体"/>
+          <w:rFonts w:ascii="宋体" w:hAnsi="宋体" w:eastAsia="宋体" w:cs="宋体"/>
           <w:sz w:val="21"/>
           <w:szCs w:val="21"/>
         </w:rPr>
@@ -110,7 +130,7 @@
       <w:bookmarkStart w:id="2" w:name="_Toc984"/>
       <w:r>
         <w:rPr>
-          <w:rFonts w:ascii="宋体" w:eastAsia="宋体" w:hAnsi="宋体" w:cs="宋体"/>
+          <w:rFonts w:ascii="宋体" w:hAnsi="宋体" w:eastAsia="宋体" w:cs="宋体"/>
           <w:spacing w:val="-2"/>
           <w:sz w:val="21"/>
           <w:szCs w:val="21"/>
@@ -126,16 +146,16 @@
     </w:p>
     <w:tbl>
       <w:tblPr>
-        <w:tblStyle w:val="TableNormal0"/>
+        <w:tblStyle w:val="26"/>
         <w:tblW w:w="7937" w:type="dxa"/>
         <w:tblInd w:w="5" w:type="dxa"/>
         <w:tblBorders>
-          <w:top w:val="single" w:sz="4" w:space="0" w:color="000000"/>
-          <w:left w:val="single" w:sz="4" w:space="0" w:color="000000"/>
-          <w:bottom w:val="single" w:sz="4" w:space="0" w:color="000000"/>
-          <w:right w:val="single" w:sz="4" w:space="0" w:color="000000"/>
-          <w:insideH w:val="single" w:sz="4" w:space="0" w:color="000000"/>
-          <w:insideV w:val="single" w:sz="4" w:space="0" w:color="000000"/>
+          <w:top w:val="single" w:color="000000" w:sz="4" w:space="0"/>
+          <w:left w:val="single" w:color="000000" w:sz="4" w:space="0"/>
+          <w:bottom w:val="single" w:color="000000" w:sz="4" w:space="0"/>
+          <w:right w:val="single" w:color="000000" w:sz="4" w:space="0"/>
+          <w:insideH w:val="single" w:color="000000" w:sz="4" w:space="0"/>
+          <w:insideV w:val="single" w:color="000000" w:sz="4" w:space="0"/>
         </w:tblBorders>
         <w:tblLayout w:type="fixed"/>
         <w:tblCellMar>
@@ -154,17 +174,14 @@
       </w:tblGrid>
       <w:tr>
         <w:tblPrEx>
-          <w:tblW w:w="7937" w:type="dxa"/>
-          <w:tblInd w:w="5" w:type="dxa"/>
           <w:tblBorders>
-            <w:top w:val="single" w:sz="4" w:space="0" w:color="000000"/>
-            <w:left w:val="single" w:sz="4" w:space="0" w:color="000000"/>
-            <w:bottom w:val="single" w:sz="4" w:space="0" w:color="000000"/>
-            <w:right w:val="single" w:sz="4" w:space="0" w:color="000000"/>
-            <w:insideH w:val="single" w:sz="4" w:space="0" w:color="000000"/>
-            <w:insideV w:val="single" w:sz="4" w:space="0" w:color="000000"/>
+            <w:top w:val="single" w:color="000000" w:sz="4" w:space="0"/>
+            <w:left w:val="single" w:color="000000" w:sz="4" w:space="0"/>
+            <w:bottom w:val="single" w:color="000000" w:sz="4" w:space="0"/>
+            <w:right w:val="single" w:color="000000" w:sz="4" w:space="0"/>
+            <w:insideH w:val="single" w:color="000000" w:sz="4" w:space="0"/>
+            <w:insideV w:val="single" w:color="000000" w:sz="4" w:space="0"/>
           </w:tblBorders>
-          <w:tblLayout w:type="fixed"/>
           <w:tblCellMar>
             <w:top w:w="0" w:type="dxa"/>
             <w:left w:w="0" w:type="dxa"/>
@@ -173,7 +190,7 @@
           </w:tblCellMar>
         </w:tblPrEx>
         <w:trPr>
-          <w:trHeight w:val="611"/>
+          <w:trHeight w:val="611" w:hRule="atLeast"/>
         </w:trPr>
         <w:tc>
           <w:tcPr>
@@ -181,7 +198,7 @@
           </w:tcPr>
           <w:p>
             <w:pPr>
-              <w:pStyle w:val="TableText"/>
+              <w:pStyle w:val="25"/>
               <w:spacing w:before="199" w:line="220" w:lineRule="auto"/>
               <w:ind w:left="225"/>
             </w:pPr>
@@ -200,7 +217,7 @@
           </w:tcPr>
           <w:p>
             <w:pPr>
-              <w:pStyle w:val="TableText"/>
+              <w:pStyle w:val="25"/>
               <w:spacing w:before="200" w:line="218" w:lineRule="auto"/>
               <w:ind w:left="108"/>
             </w:pPr>
@@ -237,9 +254,14 @@
       </w:tr>
       <w:tr>
         <w:tblPrEx>
-          <w:tblW w:w="7937" w:type="dxa"/>
-          <w:tblInd w:w="5" w:type="dxa"/>
-          <w:tblLayout w:type="fixed"/>
+          <w:tblBorders>
+            <w:top w:val="single" w:color="000000" w:sz="4" w:space="0"/>
+            <w:left w:val="single" w:color="000000" w:sz="4" w:space="0"/>
+            <w:bottom w:val="single" w:color="000000" w:sz="4" w:space="0"/>
+            <w:right w:val="single" w:color="000000" w:sz="4" w:space="0"/>
+            <w:insideH w:val="single" w:color="000000" w:sz="4" w:space="0"/>
+            <w:insideV w:val="single" w:color="000000" w:sz="4" w:space="0"/>
+          </w:tblBorders>
           <w:tblCellMar>
             <w:top w:w="0" w:type="dxa"/>
             <w:left w:w="0" w:type="dxa"/>
@@ -248,7 +270,7 @@
           </w:tblCellMar>
         </w:tblPrEx>
         <w:trPr>
-          <w:trHeight w:val="606"/>
+          <w:trHeight w:val="606" w:hRule="atLeast"/>
         </w:trPr>
         <w:tc>
           <w:tcPr>
@@ -256,7 +278,7 @@
           </w:tcPr>
           <w:p>
             <w:pPr>
-              <w:pStyle w:val="TableText"/>
+              <w:pStyle w:val="25"/>
               <w:spacing w:before="196" w:line="220" w:lineRule="auto"/>
               <w:ind w:left="435"/>
             </w:pPr>
@@ -275,7 +297,7 @@
           </w:tcPr>
           <w:p>
             <w:pPr>
-              <w:pStyle w:val="TableText"/>
+              <w:pStyle w:val="25"/>
               <w:spacing w:before="197" w:line="219" w:lineRule="auto"/>
               <w:ind w:left="108"/>
             </w:pPr>
@@ -290,9 +312,14 @@
       </w:tr>
       <w:tr>
         <w:tblPrEx>
-          <w:tblW w:w="7937" w:type="dxa"/>
-          <w:tblInd w:w="5" w:type="dxa"/>
-          <w:tblLayout w:type="fixed"/>
+          <w:tblBorders>
+            <w:top w:val="single" w:color="000000" w:sz="4" w:space="0"/>
+            <w:left w:val="single" w:color="000000" w:sz="4" w:space="0"/>
+            <w:bottom w:val="single" w:color="000000" w:sz="4" w:space="0"/>
+            <w:right w:val="single" w:color="000000" w:sz="4" w:space="0"/>
+            <w:insideH w:val="single" w:color="000000" w:sz="4" w:space="0"/>
+            <w:insideV w:val="single" w:color="000000" w:sz="4" w:space="0"/>
+          </w:tblBorders>
           <w:tblCellMar>
             <w:top w:w="0" w:type="dxa"/>
             <w:left w:w="0" w:type="dxa"/>
@@ -301,7 +328,7 @@
           </w:tblCellMar>
         </w:tblPrEx>
         <w:trPr>
-          <w:trHeight w:val="607"/>
+          <w:trHeight w:val="607" w:hRule="atLeast"/>
         </w:trPr>
         <w:tc>
           <w:tcPr>
@@ -309,7 +336,7 @@
           </w:tcPr>
           <w:p>
             <w:pPr>
-              <w:pStyle w:val="TableText"/>
+              <w:pStyle w:val="25"/>
               <w:spacing w:before="199" w:line="219" w:lineRule="auto"/>
               <w:ind w:left="435"/>
             </w:pPr>
@@ -327,7 +354,7 @@
           </w:tcPr>
           <w:p>
             <w:pPr>
-              <w:pStyle w:val="TableText"/>
+              <w:pStyle w:val="25"/>
               <w:spacing w:before="199" w:line="219" w:lineRule="auto"/>
               <w:ind w:left="359"/>
             </w:pPr>
@@ -345,7 +372,7 @@
           </w:tcPr>
           <w:p>
             <w:pPr>
-              <w:pStyle w:val="TableText"/>
+              <w:pStyle w:val="25"/>
               <w:spacing w:before="199" w:line="219" w:lineRule="auto"/>
               <w:ind w:left="735"/>
             </w:pPr>
@@ -363,7 +390,7 @@
           </w:tcPr>
           <w:p>
             <w:pPr>
-              <w:pStyle w:val="TableText"/>
+              <w:pStyle w:val="25"/>
               <w:spacing w:before="199" w:line="220" w:lineRule="auto"/>
               <w:ind w:left="575"/>
             </w:pPr>
@@ -381,7 +408,7 @@
           </w:tcPr>
           <w:p>
             <w:pPr>
-              <w:pStyle w:val="TableText"/>
+              <w:pStyle w:val="25"/>
               <w:spacing w:before="199" w:line="220" w:lineRule="auto"/>
               <w:ind w:left="782"/>
             </w:pPr>
@@ -396,9 +423,14 @@
       </w:tr>
       <w:tr>
         <w:tblPrEx>
-          <w:tblW w:w="7937" w:type="dxa"/>
-          <w:tblInd w:w="5" w:type="dxa"/>
-          <w:tblLayout w:type="fixed"/>
+          <w:tblBorders>
+            <w:top w:val="single" w:color="000000" w:sz="4" w:space="0"/>
+            <w:left w:val="single" w:color="000000" w:sz="4" w:space="0"/>
+            <w:bottom w:val="single" w:color="000000" w:sz="4" w:space="0"/>
+            <w:right w:val="single" w:color="000000" w:sz="4" w:space="0"/>
+            <w:insideH w:val="single" w:color="000000" w:sz="4" w:space="0"/>
+            <w:insideV w:val="single" w:color="000000" w:sz="4" w:space="0"/>
+          </w:tblBorders>
           <w:tblCellMar>
             <w:top w:w="0" w:type="dxa"/>
             <w:left w:w="0" w:type="dxa"/>
@@ -407,7 +439,7 @@
           </w:tblCellMar>
         </w:tblPrEx>
         <w:trPr>
-          <w:trHeight w:val="474"/>
+          <w:trHeight w:val="474" w:hRule="atLeast"/>
         </w:trPr>
         <w:tc>
           <w:tcPr>
@@ -415,7 +447,7 @@
           </w:tcPr>
           <w:p>
             <w:pPr>
-              <w:pStyle w:val="TableText"/>
+              <w:pStyle w:val="25"/>
               <w:spacing w:before="163" w:line="239" w:lineRule="auto"/>
               <w:ind w:left="638"/>
             </w:pPr>
@@ -433,7 +465,7 @@
           </w:tcPr>
           <w:p>
             <w:pPr>
-              <w:pStyle w:val="TableText"/>
+              <w:pStyle w:val="25"/>
               <w:spacing w:before="163"/>
               <w:ind w:left="361"/>
             </w:pPr>
@@ -441,7 +473,7 @@
               <w:rPr>
                 <w:spacing w:val="-2"/>
               </w:rPr>
-              <w:t>2025-7-4</w:t>
+              <w:t>2025-4-4</w:t>
             </w:r>
           </w:p>
         </w:tc>
@@ -451,7 +483,7 @@
           </w:tcPr>
           <w:p>
             <w:pPr>
-              <w:pStyle w:val="TableText"/>
+              <w:pStyle w:val="25"/>
               <w:spacing w:before="133" w:line="219" w:lineRule="auto"/>
               <w:ind w:left="738"/>
             </w:pPr>
@@ -469,11 +501,11 @@
           </w:tcPr>
           <w:p>
             <w:pPr>
-              <w:pStyle w:val="TableText"/>
+              <w:pStyle w:val="25"/>
               <w:spacing w:before="134" w:line="220" w:lineRule="auto"/>
               <w:ind w:left="480"/>
               <w:rPr>
-                <w:rFonts w:eastAsia="宋体" w:hint="eastAsia"/>
+                <w:rFonts w:hint="eastAsia" w:eastAsia="宋体"/>
                 <w:lang w:val="en-US" w:eastAsia="zh-CN"/>
               </w:rPr>
             </w:pPr>
@@ -492,7 +524,7 @@
           </w:tcPr>
           <w:p>
             <w:pPr>
-              <w:pStyle w:val="TableText"/>
+              <w:pStyle w:val="25"/>
               <w:spacing w:before="133" w:line="220" w:lineRule="auto"/>
               <w:ind w:left="672"/>
             </w:pPr>
@@ -507,9 +539,14 @@
       </w:tr>
       <w:tr>
         <w:tblPrEx>
-          <w:tblW w:w="7937" w:type="dxa"/>
-          <w:tblInd w:w="5" w:type="dxa"/>
-          <w:tblLayout w:type="fixed"/>
+          <w:tblBorders>
+            <w:top w:val="single" w:color="000000" w:sz="4" w:space="0"/>
+            <w:left w:val="single" w:color="000000" w:sz="4" w:space="0"/>
+            <w:bottom w:val="single" w:color="000000" w:sz="4" w:space="0"/>
+            <w:right w:val="single" w:color="000000" w:sz="4" w:space="0"/>
+            <w:insideH w:val="single" w:color="000000" w:sz="4" w:space="0"/>
+            <w:insideV w:val="single" w:color="000000" w:sz="4" w:space="0"/>
+          </w:tblBorders>
           <w:tblCellMar>
             <w:top w:w="0" w:type="dxa"/>
             <w:left w:w="0" w:type="dxa"/>
@@ -518,7 +555,7 @@
           </w:tblCellMar>
         </w:tblPrEx>
         <w:trPr>
-          <w:trHeight w:val="474"/>
+          <w:trHeight w:val="474" w:hRule="atLeast"/>
         </w:trPr>
         <w:tc>
           <w:tcPr>
@@ -526,7 +563,7 @@
           </w:tcPr>
           <w:p>
             <w:pPr>
-              <w:pStyle w:val="TableText"/>
+              <w:pStyle w:val="25"/>
               <w:spacing w:before="164" w:line="239" w:lineRule="auto"/>
               <w:ind w:left="638"/>
             </w:pPr>
@@ -538,7 +575,7 @@
           </w:tcPr>
           <w:p>
             <w:pPr>
-              <w:pStyle w:val="TableText"/>
+              <w:pStyle w:val="25"/>
               <w:spacing w:before="164"/>
               <w:ind w:left="361"/>
             </w:pPr>
@@ -550,7 +587,7 @@
           </w:tcPr>
           <w:p>
             <w:pPr>
-              <w:pStyle w:val="TableText"/>
+              <w:pStyle w:val="25"/>
               <w:spacing w:before="134" w:line="219" w:lineRule="auto"/>
               <w:ind w:left="737"/>
             </w:pPr>
@@ -562,7 +599,7 @@
           </w:tcPr>
           <w:p>
             <w:pPr>
-              <w:pStyle w:val="TableText"/>
+              <w:pStyle w:val="25"/>
               <w:spacing w:before="135" w:line="220" w:lineRule="auto"/>
               <w:ind w:left="480"/>
             </w:pPr>
@@ -574,7 +611,7 @@
           </w:tcPr>
           <w:p>
             <w:pPr>
-              <w:pStyle w:val="TableText"/>
+              <w:pStyle w:val="25"/>
               <w:spacing w:before="134" w:line="220" w:lineRule="auto"/>
               <w:ind w:left="672"/>
             </w:pPr>
@@ -583,9 +620,14 @@
       </w:tr>
       <w:tr>
         <w:tblPrEx>
-          <w:tblW w:w="7937" w:type="dxa"/>
-          <w:tblInd w:w="5" w:type="dxa"/>
-          <w:tblLayout w:type="fixed"/>
+          <w:tblBorders>
+            <w:top w:val="single" w:color="000000" w:sz="4" w:space="0"/>
+            <w:left w:val="single" w:color="000000" w:sz="4" w:space="0"/>
+            <w:bottom w:val="single" w:color="000000" w:sz="4" w:space="0"/>
+            <w:right w:val="single" w:color="000000" w:sz="4" w:space="0"/>
+            <w:insideH w:val="single" w:color="000000" w:sz="4" w:space="0"/>
+            <w:insideV w:val="single" w:color="000000" w:sz="4" w:space="0"/>
+          </w:tblBorders>
           <w:tblCellMar>
             <w:top w:w="0" w:type="dxa"/>
             <w:left w:w="0" w:type="dxa"/>
@@ -594,7 +636,7 @@
           </w:tblCellMar>
         </w:tblPrEx>
         <w:trPr>
-          <w:trHeight w:val="474"/>
+          <w:trHeight w:val="474" w:hRule="atLeast"/>
         </w:trPr>
         <w:tc>
           <w:tcPr>
@@ -602,7 +644,7 @@
           </w:tcPr>
           <w:p>
             <w:pPr>
-              <w:pStyle w:val="TableText"/>
+              <w:pStyle w:val="25"/>
               <w:spacing w:before="165" w:line="239" w:lineRule="auto"/>
               <w:ind w:left="638"/>
             </w:pPr>
@@ -614,7 +656,7 @@
           </w:tcPr>
           <w:p>
             <w:pPr>
-              <w:pStyle w:val="TableText"/>
+              <w:pStyle w:val="25"/>
               <w:spacing w:before="165"/>
               <w:ind w:left="361"/>
             </w:pPr>
@@ -626,7 +668,7 @@
           </w:tcPr>
           <w:p>
             <w:pPr>
-              <w:pStyle w:val="TableText"/>
+              <w:pStyle w:val="25"/>
               <w:spacing w:before="135" w:line="219" w:lineRule="auto"/>
               <w:ind w:left="737"/>
             </w:pPr>
@@ -638,7 +680,7 @@
           </w:tcPr>
           <w:p>
             <w:pPr>
-              <w:pStyle w:val="TableText"/>
+              <w:pStyle w:val="25"/>
               <w:spacing w:before="136" w:line="220" w:lineRule="auto"/>
               <w:ind w:left="480"/>
             </w:pPr>
@@ -650,7 +692,7 @@
           </w:tcPr>
           <w:p>
             <w:pPr>
-              <w:pStyle w:val="TableText"/>
+              <w:pStyle w:val="25"/>
               <w:spacing w:before="135" w:line="220" w:lineRule="auto"/>
               <w:ind w:left="672"/>
             </w:pPr>
@@ -659,9 +701,14 @@
       </w:tr>
       <w:tr>
         <w:tblPrEx>
-          <w:tblW w:w="7937" w:type="dxa"/>
-          <w:tblInd w:w="5" w:type="dxa"/>
-          <w:tblLayout w:type="fixed"/>
+          <w:tblBorders>
+            <w:top w:val="single" w:color="000000" w:sz="4" w:space="0"/>
+            <w:left w:val="single" w:color="000000" w:sz="4" w:space="0"/>
+            <w:bottom w:val="single" w:color="000000" w:sz="4" w:space="0"/>
+            <w:right w:val="single" w:color="000000" w:sz="4" w:space="0"/>
+            <w:insideH w:val="single" w:color="000000" w:sz="4" w:space="0"/>
+            <w:insideV w:val="single" w:color="000000" w:sz="4" w:space="0"/>
+          </w:tblBorders>
           <w:tblCellMar>
             <w:top w:w="0" w:type="dxa"/>
             <w:left w:w="0" w:type="dxa"/>
@@ -670,7 +717,7 @@
           </w:tblCellMar>
         </w:tblPrEx>
         <w:trPr>
-          <w:trHeight w:val="474"/>
+          <w:trHeight w:val="474" w:hRule="atLeast"/>
         </w:trPr>
         <w:tc>
           <w:tcPr>
@@ -678,7 +725,7 @@
           </w:tcPr>
           <w:p>
             <w:pPr>
-              <w:pStyle w:val="TableText"/>
+              <w:pStyle w:val="25"/>
               <w:spacing w:before="166" w:line="239" w:lineRule="auto"/>
               <w:ind w:left="638"/>
             </w:pPr>
@@ -690,7 +737,7 @@
           </w:tcPr>
           <w:p>
             <w:pPr>
-              <w:pStyle w:val="TableText"/>
+              <w:pStyle w:val="25"/>
               <w:spacing w:before="166"/>
               <w:ind w:left="361"/>
             </w:pPr>
@@ -702,7 +749,7 @@
           </w:tcPr>
           <w:p>
             <w:pPr>
-              <w:pStyle w:val="TableText"/>
+              <w:pStyle w:val="25"/>
               <w:spacing w:before="136" w:line="219" w:lineRule="auto"/>
               <w:ind w:left="737"/>
             </w:pPr>
@@ -714,7 +761,7 @@
           </w:tcPr>
           <w:p>
             <w:pPr>
-              <w:pStyle w:val="TableText"/>
+              <w:pStyle w:val="25"/>
               <w:spacing w:before="137" w:line="220" w:lineRule="auto"/>
               <w:ind w:left="480"/>
             </w:pPr>
@@ -726,7 +773,7 @@
           </w:tcPr>
           <w:p>
             <w:pPr>
-              <w:pStyle w:val="TableText"/>
+              <w:pStyle w:val="25"/>
               <w:spacing w:before="136" w:line="220" w:lineRule="auto"/>
               <w:ind w:left="672"/>
             </w:pPr>
@@ -735,9 +782,14 @@
       </w:tr>
       <w:tr>
         <w:tblPrEx>
-          <w:tblW w:w="7937" w:type="dxa"/>
-          <w:tblInd w:w="5" w:type="dxa"/>
-          <w:tblLayout w:type="fixed"/>
+          <w:tblBorders>
+            <w:top w:val="single" w:color="000000" w:sz="4" w:space="0"/>
+            <w:left w:val="single" w:color="000000" w:sz="4" w:space="0"/>
+            <w:bottom w:val="single" w:color="000000" w:sz="4" w:space="0"/>
+            <w:right w:val="single" w:color="000000" w:sz="4" w:space="0"/>
+            <w:insideH w:val="single" w:color="000000" w:sz="4" w:space="0"/>
+            <w:insideV w:val="single" w:color="000000" w:sz="4" w:space="0"/>
+          </w:tblBorders>
           <w:tblCellMar>
             <w:top w:w="0" w:type="dxa"/>
             <w:left w:w="0" w:type="dxa"/>
@@ -746,7 +798,7 @@
           </w:tblCellMar>
         </w:tblPrEx>
         <w:trPr>
-          <w:trHeight w:val="589"/>
+          <w:trHeight w:val="589" w:hRule="atLeast"/>
         </w:trPr>
         <w:tc>
           <w:tcPr>
@@ -818,7 +870,7 @@
     <w:p>
       <w:pPr>
         <w:rPr>
-          <w:rFonts w:ascii="Segoe UI" w:eastAsia="Segoe UI" w:hAnsi="Segoe UI" w:cs="Segoe UI" w:hint="default"/>
+          <w:rFonts w:hint="default" w:ascii="Segoe UI" w:hAnsi="Segoe UI" w:eastAsia="Segoe UI" w:cs="Segoe UI"/>
           <w:i w:val="0"/>
           <w:iCs w:val="0"/>
           <w:caps w:val="0"/>
@@ -832,7 +884,7 @@
     <w:p>
       <w:pPr>
         <w:rPr>
-          <w:rFonts w:ascii="宋体" w:eastAsia="宋体" w:hAnsi="宋体" w:cstheme="minorBidi"/>
+          <w:rFonts w:ascii="宋体" w:hAnsi="宋体" w:eastAsia="宋体" w:cstheme="minorBidi"/>
           <w:kern w:val="2"/>
           <w:sz w:val="21"/>
           <w:szCs w:val="24"/>
@@ -841,7 +893,7 @@
       </w:pPr>
       <w:r>
         <w:rPr>
-          <w:rFonts w:ascii="宋体" w:eastAsia="宋体" w:hAnsi="宋体" w:cstheme="minorBidi"/>
+          <w:rFonts w:ascii="宋体" w:hAnsi="宋体" w:eastAsia="宋体" w:cstheme="minorBidi"/>
           <w:kern w:val="2"/>
           <w:sz w:val="21"/>
           <w:szCs w:val="24"/>
@@ -853,7 +905,7 @@
     <w:sdt>
       <w:sdtPr>
         <w:rPr>
-          <w:rFonts w:ascii="宋体" w:eastAsia="宋体" w:hAnsi="宋体" w:cstheme="minorBidi"/>
+          <w:rFonts w:ascii="宋体" w:hAnsi="宋体" w:eastAsia="宋体" w:cstheme="minorBidi"/>
           <w:kern w:val="2"/>
           <w:sz w:val="21"/>
           <w:szCs w:val="24"/>
@@ -867,7 +919,7 @@
       </w:sdtPr>
       <w:sdtEndPr>
         <w:rPr>
-          <w:rFonts w:ascii="Microsoft JhengHei" w:eastAsia="Microsoft JhengHei" w:hAnsi="Microsoft JhengHei" w:cs="Microsoft JhengHei" w:hint="eastAsia"/>
+          <w:rFonts w:hint="eastAsia" w:ascii="Microsoft JhengHei" w:hAnsi="Microsoft JhengHei" w:eastAsia="Microsoft JhengHei" w:cs="Microsoft JhengHei"/>
           <w:kern w:val="2"/>
           <w:sz w:val="24"/>
           <w:szCs w:val="24"/>
@@ -878,17 +930,17 @@
         <w:p>
           <w:pPr>
             <w:spacing w:before="0" w:beforeLines="0" w:after="0" w:afterLines="0" w:line="240" w:lineRule="auto"/>
-            <w:ind w:left="0" w:right="0" w:firstLine="0" w:leftChars="0" w:rightChars="0" w:firstLineChars="0"/>
+            <w:ind w:left="0" w:leftChars="0" w:right="0" w:rightChars="0" w:firstLine="0" w:firstLineChars="0"/>
             <w:jc w:val="center"/>
             <w:rPr>
-              <w:rFonts w:ascii="Microsoft JhengHei" w:eastAsia="Microsoft JhengHei" w:hAnsi="Microsoft JhengHei" w:cs="Microsoft JhengHei" w:hint="eastAsia"/>
+              <w:rFonts w:hint="eastAsia" w:ascii="Microsoft JhengHei" w:hAnsi="Microsoft JhengHei" w:eastAsia="Microsoft JhengHei" w:cs="Microsoft JhengHei"/>
               <w:sz w:val="24"/>
               <w:szCs w:val="24"/>
             </w:rPr>
           </w:pPr>
           <w:r>
             <w:rPr>
-              <w:rFonts w:ascii="Microsoft JhengHei" w:eastAsia="Microsoft JhengHei" w:hAnsi="Microsoft JhengHei" w:cs="Microsoft JhengHei" w:hint="eastAsia"/>
+              <w:rFonts w:hint="eastAsia" w:ascii="Microsoft JhengHei" w:hAnsi="Microsoft JhengHei" w:eastAsia="Microsoft JhengHei" w:cs="Microsoft JhengHei"/>
               <w:sz w:val="24"/>
               <w:szCs w:val="24"/>
             </w:rPr>
@@ -897,14 +949,14 @@
         </w:p>
         <w:p>
           <w:pPr>
-            <w:pStyle w:val="TOC1"/>
+            <w:pStyle w:val="16"/>
             <w:tabs>
               <w:tab w:val="right" w:leader="dot" w:pos="8306"/>
             </w:tabs>
           </w:pPr>
           <w:r>
             <w:rPr>
-              <w:rFonts w:ascii="Microsoft JhengHei" w:eastAsia="Microsoft JhengHei" w:hAnsi="Microsoft JhengHei" w:cs="Microsoft JhengHei" w:hint="eastAsia"/>
+              <w:rFonts w:hint="eastAsia" w:ascii="Microsoft JhengHei" w:hAnsi="Microsoft JhengHei" w:eastAsia="Microsoft JhengHei" w:cs="Microsoft JhengHei"/>
               <w:sz w:val="24"/>
               <w:szCs w:val="24"/>
             </w:rPr>
@@ -912,7 +964,7 @@
           </w:r>
           <w:r>
             <w:rPr>
-              <w:rFonts w:ascii="Microsoft JhengHei" w:eastAsia="Microsoft JhengHei" w:hAnsi="Microsoft JhengHei" w:cs="Microsoft JhengHei" w:hint="eastAsia"/>
+              <w:rFonts w:hint="eastAsia" w:ascii="Microsoft JhengHei" w:hAnsi="Microsoft JhengHei" w:eastAsia="Microsoft JhengHei" w:cs="Microsoft JhengHei"/>
               <w:sz w:val="24"/>
               <w:szCs w:val="24"/>
             </w:rPr>
@@ -920,7 +972,7 @@
           </w:r>
           <w:r>
             <w:rPr>
-              <w:rFonts w:ascii="Microsoft JhengHei" w:eastAsia="Microsoft JhengHei" w:hAnsi="Microsoft JhengHei" w:cs="Microsoft JhengHei" w:hint="eastAsia"/>
+              <w:rFonts w:hint="eastAsia" w:ascii="Microsoft JhengHei" w:hAnsi="Microsoft JhengHei" w:eastAsia="Microsoft JhengHei" w:cs="Microsoft JhengHei"/>
               <w:sz w:val="24"/>
               <w:szCs w:val="24"/>
             </w:rPr>
@@ -928,21 +980,21 @@
           </w:r>
           <w:r>
             <w:rPr>
-              <w:rFonts w:ascii="Microsoft JhengHei" w:eastAsia="Microsoft JhengHei" w:hAnsi="Microsoft JhengHei" w:cs="Microsoft JhengHei" w:hint="eastAsia"/>
+              <w:rFonts w:hint="eastAsia" w:ascii="Microsoft JhengHei" w:hAnsi="Microsoft JhengHei" w:eastAsia="Microsoft JhengHei" w:cs="Microsoft JhengHei"/>
               <w:szCs w:val="24"/>
             </w:rPr>
             <w:fldChar w:fldCharType="begin"/>
           </w:r>
           <w:r>
             <w:rPr>
-              <w:rFonts w:ascii="Microsoft JhengHei" w:eastAsia="Microsoft JhengHei" w:hAnsi="Microsoft JhengHei" w:cs="Microsoft JhengHei" w:hint="eastAsia"/>
+              <w:rFonts w:hint="eastAsia" w:ascii="Microsoft JhengHei" w:hAnsi="Microsoft JhengHei" w:eastAsia="Microsoft JhengHei" w:cs="Microsoft JhengHei"/>
               <w:szCs w:val="24"/>
             </w:rPr>
             <w:instrText xml:space="preserve"> HYPERLINK \l _Toc26282 </w:instrText>
           </w:r>
           <w:r>
             <w:rPr>
-              <w:rFonts w:ascii="Microsoft JhengHei" w:eastAsia="Microsoft JhengHei" w:hAnsi="Microsoft JhengHei" w:cs="Microsoft JhengHei" w:hint="eastAsia"/>
+              <w:rFonts w:hint="eastAsia" w:ascii="Microsoft JhengHei" w:hAnsi="Microsoft JhengHei" w:eastAsia="Microsoft JhengHei" w:cs="Microsoft JhengHei"/>
               <w:szCs w:val="24"/>
             </w:rPr>
             <w:fldChar w:fldCharType="separate"/>
@@ -974,7 +1026,7 @@
           </w:r>
           <w:r>
             <w:rPr>
-              <w:rFonts w:ascii="Microsoft JhengHei" w:eastAsia="Microsoft JhengHei" w:hAnsi="Microsoft JhengHei" w:cs="Microsoft JhengHei" w:hint="eastAsia"/>
+              <w:rFonts w:hint="eastAsia" w:ascii="Microsoft JhengHei" w:hAnsi="Microsoft JhengHei" w:eastAsia="Microsoft JhengHei" w:cs="Microsoft JhengHei"/>
               <w:szCs w:val="24"/>
             </w:rPr>
             <w:fldChar w:fldCharType="end"/>
@@ -982,28 +1034,28 @@
         </w:p>
         <w:p>
           <w:pPr>
-            <w:pStyle w:val="TOC1"/>
+            <w:pStyle w:val="16"/>
             <w:tabs>
               <w:tab w:val="right" w:leader="dot" w:pos="8306"/>
             </w:tabs>
           </w:pPr>
           <w:r>
             <w:rPr>
-              <w:rFonts w:ascii="Microsoft JhengHei" w:eastAsia="Microsoft JhengHei" w:hAnsi="Microsoft JhengHei" w:cs="Microsoft JhengHei" w:hint="eastAsia"/>
+              <w:rFonts w:hint="eastAsia" w:ascii="Microsoft JhengHei" w:hAnsi="Microsoft JhengHei" w:eastAsia="Microsoft JhengHei" w:cs="Microsoft JhengHei"/>
               <w:szCs w:val="24"/>
             </w:rPr>
             <w:fldChar w:fldCharType="begin"/>
           </w:r>
           <w:r>
             <w:rPr>
-              <w:rFonts w:ascii="Microsoft JhengHei" w:eastAsia="Microsoft JhengHei" w:hAnsi="Microsoft JhengHei" w:cs="Microsoft JhengHei" w:hint="eastAsia"/>
+              <w:rFonts w:hint="eastAsia" w:ascii="Microsoft JhengHei" w:hAnsi="Microsoft JhengHei" w:eastAsia="Microsoft JhengHei" w:cs="Microsoft JhengHei"/>
               <w:szCs w:val="24"/>
             </w:rPr>
             <w:instrText xml:space="preserve"> HYPERLINK \l _Toc3614 </w:instrText>
           </w:r>
           <w:r>
             <w:rPr>
-              <w:rFonts w:ascii="Microsoft JhengHei" w:eastAsia="Microsoft JhengHei" w:hAnsi="Microsoft JhengHei" w:cs="Microsoft JhengHei" w:hint="eastAsia"/>
+              <w:rFonts w:hint="eastAsia" w:ascii="Microsoft JhengHei" w:hAnsi="Microsoft JhengHei" w:eastAsia="Microsoft JhengHei" w:cs="Microsoft JhengHei"/>
               <w:szCs w:val="24"/>
             </w:rPr>
             <w:fldChar w:fldCharType="separate"/>
@@ -1031,7 +1083,7 @@
           </w:r>
           <w:r>
             <w:rPr>
-              <w:rFonts w:ascii="Microsoft JhengHei" w:eastAsia="Microsoft JhengHei" w:hAnsi="Microsoft JhengHei" w:cs="Microsoft JhengHei" w:hint="eastAsia"/>
+              <w:rFonts w:hint="eastAsia" w:ascii="Microsoft JhengHei" w:hAnsi="Microsoft JhengHei" w:eastAsia="Microsoft JhengHei" w:cs="Microsoft JhengHei"/>
               <w:szCs w:val="24"/>
             </w:rPr>
             <w:fldChar w:fldCharType="end"/>
@@ -1039,35 +1091,35 @@
         </w:p>
         <w:p>
           <w:pPr>
-            <w:pStyle w:val="TOC1"/>
+            <w:pStyle w:val="16"/>
             <w:tabs>
               <w:tab w:val="right" w:leader="dot" w:pos="8306"/>
             </w:tabs>
           </w:pPr>
           <w:r>
             <w:rPr>
-              <w:rFonts w:ascii="Microsoft JhengHei" w:eastAsia="Microsoft JhengHei" w:hAnsi="Microsoft JhengHei" w:cs="Microsoft JhengHei" w:hint="eastAsia"/>
+              <w:rFonts w:hint="eastAsia" w:ascii="Microsoft JhengHei" w:hAnsi="Microsoft JhengHei" w:eastAsia="Microsoft JhengHei" w:cs="Microsoft JhengHei"/>
               <w:szCs w:val="24"/>
             </w:rPr>
             <w:fldChar w:fldCharType="begin"/>
           </w:r>
           <w:r>
             <w:rPr>
-              <w:rFonts w:ascii="Microsoft JhengHei" w:eastAsia="Microsoft JhengHei" w:hAnsi="Microsoft JhengHei" w:cs="Microsoft JhengHei" w:hint="eastAsia"/>
+              <w:rFonts w:hint="eastAsia" w:ascii="Microsoft JhengHei" w:hAnsi="Microsoft JhengHei" w:eastAsia="Microsoft JhengHei" w:cs="Microsoft JhengHei"/>
               <w:szCs w:val="24"/>
             </w:rPr>
             <w:instrText xml:space="preserve"> HYPERLINK \l _Toc984 </w:instrText>
           </w:r>
           <w:r>
             <w:rPr>
-              <w:rFonts w:ascii="Microsoft JhengHei" w:eastAsia="Microsoft JhengHei" w:hAnsi="Microsoft JhengHei" w:cs="Microsoft JhengHei" w:hint="eastAsia"/>
+              <w:rFonts w:hint="eastAsia" w:ascii="Microsoft JhengHei" w:hAnsi="Microsoft JhengHei" w:eastAsia="Microsoft JhengHei" w:cs="Microsoft JhengHei"/>
               <w:szCs w:val="24"/>
             </w:rPr>
             <w:fldChar w:fldCharType="separate"/>
           </w:r>
           <w:r>
             <w:rPr>
-              <w:rFonts w:ascii="宋体" w:eastAsia="宋体" w:hAnsi="宋体" w:cs="宋体"/>
+              <w:rFonts w:ascii="宋体" w:hAnsi="宋体" w:eastAsia="宋体" w:cs="宋体"/>
               <w:spacing w:val="-2"/>
               <w:szCs w:val="21"/>
             </w:rPr>
@@ -1093,7 +1145,7 @@
           </w:r>
           <w:r>
             <w:rPr>
-              <w:rFonts w:ascii="Microsoft JhengHei" w:eastAsia="Microsoft JhengHei" w:hAnsi="Microsoft JhengHei" w:cs="Microsoft JhengHei" w:hint="eastAsia"/>
+              <w:rFonts w:hint="eastAsia" w:ascii="Microsoft JhengHei" w:hAnsi="Microsoft JhengHei" w:eastAsia="Microsoft JhengHei" w:cs="Microsoft JhengHei"/>
               <w:szCs w:val="24"/>
             </w:rPr>
             <w:fldChar w:fldCharType="end"/>
@@ -1101,28 +1153,28 @@
         </w:p>
         <w:p>
           <w:pPr>
-            <w:pStyle w:val="TOC1"/>
+            <w:pStyle w:val="16"/>
             <w:tabs>
               <w:tab w:val="right" w:leader="dot" w:pos="8306"/>
             </w:tabs>
           </w:pPr>
           <w:r>
             <w:rPr>
-              <w:rFonts w:ascii="Microsoft JhengHei" w:eastAsia="Microsoft JhengHei" w:hAnsi="Microsoft JhengHei" w:cs="Microsoft JhengHei" w:hint="eastAsia"/>
+              <w:rFonts w:hint="eastAsia" w:ascii="Microsoft JhengHei" w:hAnsi="Microsoft JhengHei" w:eastAsia="Microsoft JhengHei" w:cs="Microsoft JhengHei"/>
               <w:szCs w:val="24"/>
             </w:rPr>
             <w:fldChar w:fldCharType="begin"/>
           </w:r>
           <w:r>
             <w:rPr>
-              <w:rFonts w:ascii="Microsoft JhengHei" w:eastAsia="Microsoft JhengHei" w:hAnsi="Microsoft JhengHei" w:cs="Microsoft JhengHei" w:hint="eastAsia"/>
+              <w:rFonts w:hint="eastAsia" w:ascii="Microsoft JhengHei" w:hAnsi="Microsoft JhengHei" w:eastAsia="Microsoft JhengHei" w:cs="Microsoft JhengHei"/>
               <w:szCs w:val="24"/>
             </w:rPr>
             <w:instrText xml:space="preserve"> HYPERLINK \l _Toc29334 </w:instrText>
           </w:r>
           <w:r>
             <w:rPr>
-              <w:rFonts w:ascii="Microsoft JhengHei" w:eastAsia="Microsoft JhengHei" w:hAnsi="Microsoft JhengHei" w:cs="Microsoft JhengHei" w:hint="eastAsia"/>
+              <w:rFonts w:hint="eastAsia" w:ascii="Microsoft JhengHei" w:hAnsi="Microsoft JhengHei" w:eastAsia="Microsoft JhengHei" w:cs="Microsoft JhengHei"/>
               <w:szCs w:val="24"/>
             </w:rPr>
             <w:fldChar w:fldCharType="separate"/>
@@ -1153,7 +1205,7 @@
           </w:r>
           <w:r>
             <w:rPr>
-              <w:rFonts w:ascii="Microsoft JhengHei" w:eastAsia="Microsoft JhengHei" w:hAnsi="Microsoft JhengHei" w:cs="Microsoft JhengHei" w:hint="eastAsia"/>
+              <w:rFonts w:hint="eastAsia" w:ascii="Microsoft JhengHei" w:hAnsi="Microsoft JhengHei" w:eastAsia="Microsoft JhengHei" w:cs="Microsoft JhengHei"/>
               <w:szCs w:val="24"/>
             </w:rPr>
             <w:fldChar w:fldCharType="end"/>
@@ -1161,28 +1213,28 @@
         </w:p>
         <w:p>
           <w:pPr>
-            <w:pStyle w:val="TOC1"/>
+            <w:pStyle w:val="16"/>
             <w:tabs>
               <w:tab w:val="right" w:leader="dot" w:pos="8306"/>
             </w:tabs>
           </w:pPr>
           <w:r>
             <w:rPr>
-              <w:rFonts w:ascii="Microsoft JhengHei" w:eastAsia="Microsoft JhengHei" w:hAnsi="Microsoft JhengHei" w:cs="Microsoft JhengHei" w:hint="eastAsia"/>
+              <w:rFonts w:hint="eastAsia" w:ascii="Microsoft JhengHei" w:hAnsi="Microsoft JhengHei" w:eastAsia="Microsoft JhengHei" w:cs="Microsoft JhengHei"/>
               <w:szCs w:val="24"/>
             </w:rPr>
             <w:fldChar w:fldCharType="begin"/>
           </w:r>
           <w:r>
             <w:rPr>
-              <w:rFonts w:ascii="Microsoft JhengHei" w:eastAsia="Microsoft JhengHei" w:hAnsi="Microsoft JhengHei" w:cs="Microsoft JhengHei" w:hint="eastAsia"/>
+              <w:rFonts w:hint="eastAsia" w:ascii="Microsoft JhengHei" w:hAnsi="Microsoft JhengHei" w:eastAsia="Microsoft JhengHei" w:cs="Microsoft JhengHei"/>
               <w:szCs w:val="24"/>
             </w:rPr>
             <w:instrText xml:space="preserve"> HYPERLINK \l _Toc14861 </w:instrText>
           </w:r>
           <w:r>
             <w:rPr>
-              <w:rFonts w:ascii="Microsoft JhengHei" w:eastAsia="Microsoft JhengHei" w:hAnsi="Microsoft JhengHei" w:cs="Microsoft JhengHei" w:hint="eastAsia"/>
+              <w:rFonts w:hint="eastAsia" w:ascii="Microsoft JhengHei" w:hAnsi="Microsoft JhengHei" w:eastAsia="Microsoft JhengHei" w:cs="Microsoft JhengHei"/>
               <w:szCs w:val="24"/>
             </w:rPr>
             <w:fldChar w:fldCharType="separate"/>
@@ -1213,7 +1265,7 @@
           </w:r>
           <w:r>
             <w:rPr>
-              <w:rFonts w:ascii="Microsoft JhengHei" w:eastAsia="Microsoft JhengHei" w:hAnsi="Microsoft JhengHei" w:cs="Microsoft JhengHei" w:hint="eastAsia"/>
+              <w:rFonts w:hint="eastAsia" w:ascii="Microsoft JhengHei" w:hAnsi="Microsoft JhengHei" w:eastAsia="Microsoft JhengHei" w:cs="Microsoft JhengHei"/>
               <w:szCs w:val="24"/>
             </w:rPr>
             <w:fldChar w:fldCharType="end"/>
@@ -1221,28 +1273,28 @@
         </w:p>
         <w:p>
           <w:pPr>
-            <w:pStyle w:val="TOC1"/>
+            <w:pStyle w:val="16"/>
             <w:tabs>
               <w:tab w:val="right" w:leader="dot" w:pos="8306"/>
             </w:tabs>
           </w:pPr>
           <w:r>
             <w:rPr>
-              <w:rFonts w:ascii="Microsoft JhengHei" w:eastAsia="Microsoft JhengHei" w:hAnsi="Microsoft JhengHei" w:cs="Microsoft JhengHei" w:hint="eastAsia"/>
+              <w:rFonts w:hint="eastAsia" w:ascii="Microsoft JhengHei" w:hAnsi="Microsoft JhengHei" w:eastAsia="Microsoft JhengHei" w:cs="Microsoft JhengHei"/>
               <w:szCs w:val="24"/>
             </w:rPr>
             <w:fldChar w:fldCharType="begin"/>
           </w:r>
           <w:r>
             <w:rPr>
-              <w:rFonts w:ascii="Microsoft JhengHei" w:eastAsia="Microsoft JhengHei" w:hAnsi="Microsoft JhengHei" w:cs="Microsoft JhengHei" w:hint="eastAsia"/>
+              <w:rFonts w:hint="eastAsia" w:ascii="Microsoft JhengHei" w:hAnsi="Microsoft JhengHei" w:eastAsia="Microsoft JhengHei" w:cs="Microsoft JhengHei"/>
               <w:szCs w:val="24"/>
             </w:rPr>
             <w:instrText xml:space="preserve"> HYPERLINK \l _Toc24130 </w:instrText>
           </w:r>
           <w:r>
             <w:rPr>
-              <w:rFonts w:ascii="Microsoft JhengHei" w:eastAsia="Microsoft JhengHei" w:hAnsi="Microsoft JhengHei" w:cs="Microsoft JhengHei" w:hint="eastAsia"/>
+              <w:rFonts w:hint="eastAsia" w:ascii="Microsoft JhengHei" w:hAnsi="Microsoft JhengHei" w:eastAsia="Microsoft JhengHei" w:cs="Microsoft JhengHei"/>
               <w:szCs w:val="24"/>
             </w:rPr>
             <w:fldChar w:fldCharType="separate"/>
@@ -1273,7 +1325,7 @@
           </w:r>
           <w:r>
             <w:rPr>
-              <w:rFonts w:ascii="Microsoft JhengHei" w:eastAsia="Microsoft JhengHei" w:hAnsi="Microsoft JhengHei" w:cs="Microsoft JhengHei" w:hint="eastAsia"/>
+              <w:rFonts w:hint="eastAsia" w:ascii="Microsoft JhengHei" w:hAnsi="Microsoft JhengHei" w:eastAsia="Microsoft JhengHei" w:cs="Microsoft JhengHei"/>
               <w:szCs w:val="24"/>
             </w:rPr>
             <w:fldChar w:fldCharType="end"/>
@@ -1281,28 +1333,28 @@
         </w:p>
         <w:p>
           <w:pPr>
-            <w:pStyle w:val="TOC2"/>
+            <w:pStyle w:val="17"/>
             <w:tabs>
               <w:tab w:val="right" w:leader="dot" w:pos="8306"/>
             </w:tabs>
           </w:pPr>
           <w:r>
             <w:rPr>
-              <w:rFonts w:ascii="Microsoft JhengHei" w:eastAsia="Microsoft JhengHei" w:hAnsi="Microsoft JhengHei" w:cs="Microsoft JhengHei" w:hint="eastAsia"/>
+              <w:rFonts w:hint="eastAsia" w:ascii="Microsoft JhengHei" w:hAnsi="Microsoft JhengHei" w:eastAsia="Microsoft JhengHei" w:cs="Microsoft JhengHei"/>
               <w:szCs w:val="24"/>
             </w:rPr>
             <w:fldChar w:fldCharType="begin"/>
           </w:r>
           <w:r>
             <w:rPr>
-              <w:rFonts w:ascii="Microsoft JhengHei" w:eastAsia="Microsoft JhengHei" w:hAnsi="Microsoft JhengHei" w:cs="Microsoft JhengHei" w:hint="eastAsia"/>
+              <w:rFonts w:hint="eastAsia" w:ascii="Microsoft JhengHei" w:hAnsi="Microsoft JhengHei" w:eastAsia="Microsoft JhengHei" w:cs="Microsoft JhengHei"/>
               <w:szCs w:val="24"/>
             </w:rPr>
             <w:instrText xml:space="preserve"> HYPERLINK \l _Toc8388 </w:instrText>
           </w:r>
           <w:r>
             <w:rPr>
-              <w:rFonts w:ascii="Microsoft JhengHei" w:eastAsia="Microsoft JhengHei" w:hAnsi="Microsoft JhengHei" w:cs="Microsoft JhengHei" w:hint="eastAsia"/>
+              <w:rFonts w:hint="eastAsia" w:ascii="Microsoft JhengHei" w:hAnsi="Microsoft JhengHei" w:eastAsia="Microsoft JhengHei" w:cs="Microsoft JhengHei"/>
               <w:szCs w:val="24"/>
             </w:rPr>
             <w:fldChar w:fldCharType="separate"/>
@@ -1342,7 +1394,7 @@
           </w:r>
           <w:r>
             <w:rPr>
-              <w:rFonts w:ascii="Microsoft JhengHei" w:eastAsia="Microsoft JhengHei" w:hAnsi="Microsoft JhengHei" w:cs="Microsoft JhengHei" w:hint="eastAsia"/>
+              <w:rFonts w:hint="eastAsia" w:ascii="Microsoft JhengHei" w:hAnsi="Microsoft JhengHei" w:eastAsia="Microsoft JhengHei" w:cs="Microsoft JhengHei"/>
               <w:szCs w:val="24"/>
             </w:rPr>
             <w:fldChar w:fldCharType="end"/>
@@ -1350,35 +1402,35 @@
         </w:p>
         <w:p>
           <w:pPr>
-            <w:pStyle w:val="TOC2"/>
+            <w:pStyle w:val="17"/>
             <w:tabs>
               <w:tab w:val="right" w:leader="dot" w:pos="8306"/>
             </w:tabs>
           </w:pPr>
           <w:r>
             <w:rPr>
-              <w:rFonts w:ascii="Microsoft JhengHei" w:eastAsia="Microsoft JhengHei" w:hAnsi="Microsoft JhengHei" w:cs="Microsoft JhengHei" w:hint="eastAsia"/>
+              <w:rFonts w:hint="eastAsia" w:ascii="Microsoft JhengHei" w:hAnsi="Microsoft JhengHei" w:eastAsia="Microsoft JhengHei" w:cs="Microsoft JhengHei"/>
               <w:szCs w:val="24"/>
             </w:rPr>
             <w:fldChar w:fldCharType="begin"/>
           </w:r>
           <w:r>
             <w:rPr>
-              <w:rFonts w:ascii="Microsoft JhengHei" w:eastAsia="Microsoft JhengHei" w:hAnsi="Microsoft JhengHei" w:cs="Microsoft JhengHei" w:hint="eastAsia"/>
+              <w:rFonts w:hint="eastAsia" w:ascii="Microsoft JhengHei" w:hAnsi="Microsoft JhengHei" w:eastAsia="Microsoft JhengHei" w:cs="Microsoft JhengHei"/>
               <w:szCs w:val="24"/>
             </w:rPr>
             <w:instrText xml:space="preserve"> HYPERLINK \l _Toc12048 </w:instrText>
           </w:r>
           <w:r>
             <w:rPr>
-              <w:rFonts w:ascii="Microsoft JhengHei" w:eastAsia="Microsoft JhengHei" w:hAnsi="Microsoft JhengHei" w:cs="Microsoft JhengHei" w:hint="eastAsia"/>
+              <w:rFonts w:hint="eastAsia" w:ascii="Microsoft JhengHei" w:hAnsi="Microsoft JhengHei" w:eastAsia="Microsoft JhengHei" w:cs="Microsoft JhengHei"/>
               <w:szCs w:val="24"/>
             </w:rPr>
             <w:fldChar w:fldCharType="separate"/>
           </w:r>
           <w:r>
             <w:rPr>
-              <w:rFonts w:eastAsia="宋体" w:hint="default"/>
+              <w:rFonts w:hint="default" w:eastAsia="宋体"/>
               <w:szCs w:val="24"/>
               <w:lang w:val="en-US" w:eastAsia="zh-CN"/>
             </w:rPr>
@@ -1412,7 +1464,7 @@
           </w:r>
           <w:r>
             <w:rPr>
-              <w:rFonts w:ascii="Microsoft JhengHei" w:eastAsia="Microsoft JhengHei" w:hAnsi="Microsoft JhengHei" w:cs="Microsoft JhengHei" w:hint="eastAsia"/>
+              <w:rFonts w:hint="eastAsia" w:ascii="Microsoft JhengHei" w:hAnsi="Microsoft JhengHei" w:eastAsia="Microsoft JhengHei" w:cs="Microsoft JhengHei"/>
               <w:szCs w:val="24"/>
             </w:rPr>
             <w:fldChar w:fldCharType="end"/>
@@ -1420,35 +1472,35 @@
         </w:p>
         <w:p>
           <w:pPr>
-            <w:pStyle w:val="TOC2"/>
+            <w:pStyle w:val="17"/>
             <w:tabs>
               <w:tab w:val="right" w:leader="dot" w:pos="8306"/>
             </w:tabs>
           </w:pPr>
           <w:r>
             <w:rPr>
-              <w:rFonts w:ascii="Microsoft JhengHei" w:eastAsia="Microsoft JhengHei" w:hAnsi="Microsoft JhengHei" w:cs="Microsoft JhengHei" w:hint="eastAsia"/>
+              <w:rFonts w:hint="eastAsia" w:ascii="Microsoft JhengHei" w:hAnsi="Microsoft JhengHei" w:eastAsia="Microsoft JhengHei" w:cs="Microsoft JhengHei"/>
               <w:szCs w:val="24"/>
             </w:rPr>
             <w:fldChar w:fldCharType="begin"/>
           </w:r>
           <w:r>
             <w:rPr>
-              <w:rFonts w:ascii="Microsoft JhengHei" w:eastAsia="Microsoft JhengHei" w:hAnsi="Microsoft JhengHei" w:cs="Microsoft JhengHei" w:hint="eastAsia"/>
+              <w:rFonts w:hint="eastAsia" w:ascii="Microsoft JhengHei" w:hAnsi="Microsoft JhengHei" w:eastAsia="Microsoft JhengHei" w:cs="Microsoft JhengHei"/>
               <w:szCs w:val="24"/>
             </w:rPr>
             <w:instrText xml:space="preserve"> HYPERLINK \l _Toc6435 </w:instrText>
           </w:r>
           <w:r>
             <w:rPr>
-              <w:rFonts w:ascii="Microsoft JhengHei" w:eastAsia="Microsoft JhengHei" w:hAnsi="Microsoft JhengHei" w:cs="Microsoft JhengHei" w:hint="eastAsia"/>
+              <w:rFonts w:hint="eastAsia" w:ascii="Microsoft JhengHei" w:hAnsi="Microsoft JhengHei" w:eastAsia="Microsoft JhengHei" w:cs="Microsoft JhengHei"/>
               <w:szCs w:val="24"/>
             </w:rPr>
             <w:fldChar w:fldCharType="separate"/>
           </w:r>
           <w:r>
             <w:rPr>
-              <w:rFonts w:eastAsia="宋体" w:hint="default"/>
+              <w:rFonts w:hint="default" w:eastAsia="宋体"/>
               <w:szCs w:val="24"/>
               <w:lang w:val="en-US" w:eastAsia="zh-CN"/>
             </w:rPr>
@@ -1481,7 +1533,7 @@
           </w:r>
           <w:r>
             <w:rPr>
-              <w:rFonts w:ascii="Microsoft JhengHei" w:eastAsia="Microsoft JhengHei" w:hAnsi="Microsoft JhengHei" w:cs="Microsoft JhengHei" w:hint="eastAsia"/>
+              <w:rFonts w:hint="eastAsia" w:ascii="Microsoft JhengHei" w:hAnsi="Microsoft JhengHei" w:eastAsia="Microsoft JhengHei" w:cs="Microsoft JhengHei"/>
               <w:szCs w:val="24"/>
             </w:rPr>
             <w:fldChar w:fldCharType="end"/>
@@ -1489,28 +1541,28 @@
         </w:p>
         <w:p>
           <w:pPr>
-            <w:pStyle w:val="TOC1"/>
+            <w:pStyle w:val="16"/>
             <w:tabs>
               <w:tab w:val="right" w:leader="dot" w:pos="8306"/>
             </w:tabs>
           </w:pPr>
           <w:r>
             <w:rPr>
-              <w:rFonts w:ascii="Microsoft JhengHei" w:eastAsia="Microsoft JhengHei" w:hAnsi="Microsoft JhengHei" w:cs="Microsoft JhengHei" w:hint="eastAsia"/>
+              <w:rFonts w:hint="eastAsia" w:ascii="Microsoft JhengHei" w:hAnsi="Microsoft JhengHei" w:eastAsia="Microsoft JhengHei" w:cs="Microsoft JhengHei"/>
               <w:szCs w:val="24"/>
             </w:rPr>
             <w:fldChar w:fldCharType="begin"/>
           </w:r>
           <w:r>
             <w:rPr>
-              <w:rFonts w:ascii="Microsoft JhengHei" w:eastAsia="Microsoft JhengHei" w:hAnsi="Microsoft JhengHei" w:cs="Microsoft JhengHei" w:hint="eastAsia"/>
+              <w:rFonts w:hint="eastAsia" w:ascii="Microsoft JhengHei" w:hAnsi="Microsoft JhengHei" w:eastAsia="Microsoft JhengHei" w:cs="Microsoft JhengHei"/>
               <w:szCs w:val="24"/>
             </w:rPr>
             <w:instrText xml:space="preserve"> HYPERLINK \l _Toc6324 </w:instrText>
           </w:r>
           <w:r>
             <w:rPr>
-              <w:rFonts w:ascii="Microsoft JhengHei" w:eastAsia="Microsoft JhengHei" w:hAnsi="Microsoft JhengHei" w:cs="Microsoft JhengHei" w:hint="eastAsia"/>
+              <w:rFonts w:hint="eastAsia" w:ascii="Microsoft JhengHei" w:hAnsi="Microsoft JhengHei" w:eastAsia="Microsoft JhengHei" w:cs="Microsoft JhengHei"/>
               <w:szCs w:val="24"/>
             </w:rPr>
             <w:fldChar w:fldCharType="separate"/>
@@ -1549,7 +1601,7 @@
           </w:r>
           <w:r>
             <w:rPr>
-              <w:rFonts w:ascii="Microsoft JhengHei" w:eastAsia="Microsoft JhengHei" w:hAnsi="Microsoft JhengHei" w:cs="Microsoft JhengHei" w:hint="eastAsia"/>
+              <w:rFonts w:hint="eastAsia" w:ascii="Microsoft JhengHei" w:hAnsi="Microsoft JhengHei" w:eastAsia="Microsoft JhengHei" w:cs="Microsoft JhengHei"/>
               <w:szCs w:val="24"/>
             </w:rPr>
             <w:fldChar w:fldCharType="end"/>
@@ -1557,28 +1609,28 @@
         </w:p>
         <w:p>
           <w:pPr>
-            <w:pStyle w:val="TOC1"/>
+            <w:pStyle w:val="16"/>
             <w:tabs>
               <w:tab w:val="right" w:leader="dot" w:pos="8306"/>
             </w:tabs>
           </w:pPr>
           <w:r>
             <w:rPr>
-              <w:rFonts w:ascii="Microsoft JhengHei" w:eastAsia="Microsoft JhengHei" w:hAnsi="Microsoft JhengHei" w:cs="Microsoft JhengHei" w:hint="eastAsia"/>
+              <w:rFonts w:hint="eastAsia" w:ascii="Microsoft JhengHei" w:hAnsi="Microsoft JhengHei" w:eastAsia="Microsoft JhengHei" w:cs="Microsoft JhengHei"/>
               <w:szCs w:val="24"/>
             </w:rPr>
             <w:fldChar w:fldCharType="begin"/>
           </w:r>
           <w:r>
             <w:rPr>
-              <w:rFonts w:ascii="Microsoft JhengHei" w:eastAsia="Microsoft JhengHei" w:hAnsi="Microsoft JhengHei" w:cs="Microsoft JhengHei" w:hint="eastAsia"/>
+              <w:rFonts w:hint="eastAsia" w:ascii="Microsoft JhengHei" w:hAnsi="Microsoft JhengHei" w:eastAsia="Microsoft JhengHei" w:cs="Microsoft JhengHei"/>
               <w:szCs w:val="24"/>
             </w:rPr>
             <w:instrText xml:space="preserve"> HYPERLINK \l _Toc10901 </w:instrText>
           </w:r>
           <w:r>
             <w:rPr>
-              <w:rFonts w:ascii="Microsoft JhengHei" w:eastAsia="Microsoft JhengHei" w:hAnsi="Microsoft JhengHei" w:cs="Microsoft JhengHei" w:hint="eastAsia"/>
+              <w:rFonts w:hint="eastAsia" w:ascii="Microsoft JhengHei" w:hAnsi="Microsoft JhengHei" w:eastAsia="Microsoft JhengHei" w:cs="Microsoft JhengHei"/>
               <w:szCs w:val="24"/>
             </w:rPr>
             <w:fldChar w:fldCharType="separate"/>
@@ -1617,7 +1669,7 @@
           </w:r>
           <w:r>
             <w:rPr>
-              <w:rFonts w:ascii="Microsoft JhengHei" w:eastAsia="Microsoft JhengHei" w:hAnsi="Microsoft JhengHei" w:cs="Microsoft JhengHei" w:hint="eastAsia"/>
+              <w:rFonts w:hint="eastAsia" w:ascii="Microsoft JhengHei" w:hAnsi="Microsoft JhengHei" w:eastAsia="Microsoft JhengHei" w:cs="Microsoft JhengHei"/>
               <w:szCs w:val="24"/>
             </w:rPr>
             <w:fldChar w:fldCharType="end"/>
@@ -1625,28 +1677,28 @@
         </w:p>
         <w:p>
           <w:pPr>
-            <w:pStyle w:val="TOC1"/>
+            <w:pStyle w:val="16"/>
             <w:tabs>
               <w:tab w:val="right" w:leader="dot" w:pos="8306"/>
             </w:tabs>
           </w:pPr>
           <w:r>
             <w:rPr>
-              <w:rFonts w:ascii="Microsoft JhengHei" w:eastAsia="Microsoft JhengHei" w:hAnsi="Microsoft JhengHei" w:cs="Microsoft JhengHei" w:hint="eastAsia"/>
+              <w:rFonts w:hint="eastAsia" w:ascii="Microsoft JhengHei" w:hAnsi="Microsoft JhengHei" w:eastAsia="Microsoft JhengHei" w:cs="Microsoft JhengHei"/>
               <w:szCs w:val="24"/>
             </w:rPr>
             <w:fldChar w:fldCharType="begin"/>
           </w:r>
           <w:r>
             <w:rPr>
-              <w:rFonts w:ascii="Microsoft JhengHei" w:eastAsia="Microsoft JhengHei" w:hAnsi="Microsoft JhengHei" w:cs="Microsoft JhengHei" w:hint="eastAsia"/>
+              <w:rFonts w:hint="eastAsia" w:ascii="Microsoft JhengHei" w:hAnsi="Microsoft JhengHei" w:eastAsia="Microsoft JhengHei" w:cs="Microsoft JhengHei"/>
               <w:szCs w:val="24"/>
             </w:rPr>
             <w:instrText xml:space="preserve"> HYPERLINK \l _Toc9577 </w:instrText>
           </w:r>
           <w:r>
             <w:rPr>
-              <w:rFonts w:ascii="Microsoft JhengHei" w:eastAsia="Microsoft JhengHei" w:hAnsi="Microsoft JhengHei" w:cs="Microsoft JhengHei" w:hint="eastAsia"/>
+              <w:rFonts w:hint="eastAsia" w:ascii="Microsoft JhengHei" w:hAnsi="Microsoft JhengHei" w:eastAsia="Microsoft JhengHei" w:cs="Microsoft JhengHei"/>
               <w:szCs w:val="24"/>
             </w:rPr>
             <w:fldChar w:fldCharType="separate"/>
@@ -1678,7 +1730,7 @@
           </w:r>
           <w:r>
             <w:rPr>
-              <w:rFonts w:ascii="Microsoft JhengHei" w:eastAsia="Microsoft JhengHei" w:hAnsi="Microsoft JhengHei" w:cs="Microsoft JhengHei" w:hint="eastAsia"/>
+              <w:rFonts w:hint="eastAsia" w:ascii="Microsoft JhengHei" w:hAnsi="Microsoft JhengHei" w:eastAsia="Microsoft JhengHei" w:cs="Microsoft JhengHei"/>
               <w:szCs w:val="24"/>
             </w:rPr>
             <w:fldChar w:fldCharType="end"/>
@@ -1686,28 +1738,28 @@
         </w:p>
         <w:p>
           <w:pPr>
-            <w:pStyle w:val="TOC1"/>
+            <w:pStyle w:val="16"/>
             <w:tabs>
               <w:tab w:val="right" w:leader="dot" w:pos="8306"/>
             </w:tabs>
           </w:pPr>
           <w:r>
             <w:rPr>
-              <w:rFonts w:ascii="Microsoft JhengHei" w:eastAsia="Microsoft JhengHei" w:hAnsi="Microsoft JhengHei" w:cs="Microsoft JhengHei" w:hint="eastAsia"/>
+              <w:rFonts w:hint="eastAsia" w:ascii="Microsoft JhengHei" w:hAnsi="Microsoft JhengHei" w:eastAsia="Microsoft JhengHei" w:cs="Microsoft JhengHei"/>
               <w:szCs w:val="24"/>
             </w:rPr>
             <w:fldChar w:fldCharType="begin"/>
           </w:r>
           <w:r>
             <w:rPr>
-              <w:rFonts w:ascii="Microsoft JhengHei" w:eastAsia="Microsoft JhengHei" w:hAnsi="Microsoft JhengHei" w:cs="Microsoft JhengHei" w:hint="eastAsia"/>
+              <w:rFonts w:hint="eastAsia" w:ascii="Microsoft JhengHei" w:hAnsi="Microsoft JhengHei" w:eastAsia="Microsoft JhengHei" w:cs="Microsoft JhengHei"/>
               <w:szCs w:val="24"/>
             </w:rPr>
             <w:instrText xml:space="preserve"> HYPERLINK \l _Toc15606 </w:instrText>
           </w:r>
           <w:r>
             <w:rPr>
-              <w:rFonts w:ascii="Microsoft JhengHei" w:eastAsia="Microsoft JhengHei" w:hAnsi="Microsoft JhengHei" w:cs="Microsoft JhengHei" w:hint="eastAsia"/>
+              <w:rFonts w:hint="eastAsia" w:ascii="Microsoft JhengHei" w:hAnsi="Microsoft JhengHei" w:eastAsia="Microsoft JhengHei" w:cs="Microsoft JhengHei"/>
               <w:szCs w:val="24"/>
             </w:rPr>
             <w:fldChar w:fldCharType="separate"/>
@@ -1746,7 +1798,7 @@
           </w:r>
           <w:r>
             <w:rPr>
-              <w:rFonts w:ascii="Microsoft JhengHei" w:eastAsia="Microsoft JhengHei" w:hAnsi="Microsoft JhengHei" w:cs="Microsoft JhengHei" w:hint="eastAsia"/>
+              <w:rFonts w:hint="eastAsia" w:ascii="Microsoft JhengHei" w:hAnsi="Microsoft JhengHei" w:eastAsia="Microsoft JhengHei" w:cs="Microsoft JhengHei"/>
               <w:szCs w:val="24"/>
             </w:rPr>
             <w:fldChar w:fldCharType="end"/>
@@ -1754,28 +1806,28 @@
         </w:p>
         <w:p>
           <w:pPr>
-            <w:pStyle w:val="TOC1"/>
+            <w:pStyle w:val="16"/>
             <w:tabs>
               <w:tab w:val="right" w:leader="dot" w:pos="8306"/>
             </w:tabs>
           </w:pPr>
           <w:r>
             <w:rPr>
-              <w:rFonts w:ascii="Microsoft JhengHei" w:eastAsia="Microsoft JhengHei" w:hAnsi="Microsoft JhengHei" w:cs="Microsoft JhengHei" w:hint="eastAsia"/>
+              <w:rFonts w:hint="eastAsia" w:ascii="Microsoft JhengHei" w:hAnsi="Microsoft JhengHei" w:eastAsia="Microsoft JhengHei" w:cs="Microsoft JhengHei"/>
               <w:szCs w:val="24"/>
             </w:rPr>
             <w:fldChar w:fldCharType="begin"/>
           </w:r>
           <w:r>
             <w:rPr>
-              <w:rFonts w:ascii="Microsoft JhengHei" w:eastAsia="Microsoft JhengHei" w:hAnsi="Microsoft JhengHei" w:cs="Microsoft JhengHei" w:hint="eastAsia"/>
+              <w:rFonts w:hint="eastAsia" w:ascii="Microsoft JhengHei" w:hAnsi="Microsoft JhengHei" w:eastAsia="Microsoft JhengHei" w:cs="Microsoft JhengHei"/>
               <w:szCs w:val="24"/>
             </w:rPr>
             <w:instrText xml:space="preserve"> HYPERLINK \l _Toc20965 </w:instrText>
           </w:r>
           <w:r>
             <w:rPr>
-              <w:rFonts w:ascii="Microsoft JhengHei" w:eastAsia="Microsoft JhengHei" w:hAnsi="Microsoft JhengHei" w:cs="Microsoft JhengHei" w:hint="eastAsia"/>
+              <w:rFonts w:hint="eastAsia" w:ascii="Microsoft JhengHei" w:hAnsi="Microsoft JhengHei" w:eastAsia="Microsoft JhengHei" w:cs="Microsoft JhengHei"/>
               <w:szCs w:val="24"/>
             </w:rPr>
             <w:fldChar w:fldCharType="separate"/>
@@ -1814,7 +1866,7 @@
           </w:r>
           <w:r>
             <w:rPr>
-              <w:rFonts w:ascii="Microsoft JhengHei" w:eastAsia="Microsoft JhengHei" w:hAnsi="Microsoft JhengHei" w:cs="Microsoft JhengHei" w:hint="eastAsia"/>
+              <w:rFonts w:hint="eastAsia" w:ascii="Microsoft JhengHei" w:hAnsi="Microsoft JhengHei" w:eastAsia="Microsoft JhengHei" w:cs="Microsoft JhengHei"/>
               <w:szCs w:val="24"/>
             </w:rPr>
             <w:fldChar w:fldCharType="end"/>
@@ -1824,14 +1876,14 @@
           <w:pPr>
             <w:bidi w:val="0"/>
             <w:rPr>
-              <w:rFonts w:ascii="Microsoft JhengHei" w:eastAsia="Microsoft JhengHei" w:hAnsi="Microsoft JhengHei" w:cs="Microsoft JhengHei" w:hint="eastAsia"/>
+              <w:rFonts w:hint="eastAsia" w:ascii="Microsoft JhengHei" w:hAnsi="Microsoft JhengHei" w:eastAsia="Microsoft JhengHei" w:cs="Microsoft JhengHei"/>
               <w:sz w:val="24"/>
               <w:szCs w:val="24"/>
             </w:rPr>
           </w:pPr>
           <w:r>
             <w:rPr>
-              <w:rFonts w:ascii="Microsoft JhengHei" w:eastAsia="Microsoft JhengHei" w:hAnsi="Microsoft JhengHei" w:cs="Microsoft JhengHei" w:hint="eastAsia"/>
+              <w:rFonts w:hint="eastAsia" w:ascii="Microsoft JhengHei" w:hAnsi="Microsoft JhengHei" w:eastAsia="Microsoft JhengHei" w:cs="Microsoft JhengHei"/>
               <w:szCs w:val="24"/>
             </w:rPr>
             <w:fldChar w:fldCharType="end"/>
@@ -1858,7 +1910,7 @@
     </w:p>
     <w:p>
       <w:pPr>
-        <w:pStyle w:val="1"/>
+        <w:pStyle w:val="27"/>
         <w:bidi w:val="0"/>
         <w:rPr>
           <w:rFonts w:hint="default"/>
@@ -1875,7 +1927,7 @@
     </w:p>
     <w:p>
       <w:pPr>
-        <w:pStyle w:val="a"/>
+        <w:pStyle w:val="28"/>
         <w:bidi w:val="0"/>
         <w:rPr>
           <w:rFonts w:hint="eastAsia"/>
@@ -1892,7 +1944,7 @@
     </w:p>
     <w:p>
       <w:pPr>
-        <w:pStyle w:val="1"/>
+        <w:pStyle w:val="27"/>
         <w:bidi w:val="0"/>
         <w:rPr>
           <w:rFonts w:hint="default"/>
@@ -1909,7 +1961,7 @@
     </w:p>
     <w:p>
       <w:pPr>
-        <w:pStyle w:val="a"/>
+        <w:pStyle w:val="28"/>
         <w:bidi w:val="0"/>
         <w:rPr>
           <w:rFonts w:hint="default"/>
@@ -1926,7 +1978,7 @@
     </w:p>
     <w:p>
       <w:pPr>
-        <w:pStyle w:val="1"/>
+        <w:pStyle w:val="27"/>
         <w:bidi w:val="0"/>
         <w:rPr>
           <w:rFonts w:hint="default"/>
@@ -1943,7 +1995,7 @@
     </w:p>
     <w:p>
       <w:pPr>
-        <w:pStyle w:val="Heading2"/>
+        <w:pStyle w:val="3"/>
         <w:bidi w:val="0"/>
         <w:rPr>
           <w:rFonts w:hint="default"/>
@@ -1965,7 +2017,7 @@
     </w:p>
     <w:p>
       <w:pPr>
-        <w:pStyle w:val="a3"/>
+        <w:pStyle w:val="40"/>
         <w:bidi w:val="0"/>
         <w:rPr>
           <w:rFonts w:hint="default"/>
@@ -1989,10 +2041,10 @@
     </w:p>
     <w:p>
       <w:pPr>
-        <w:pStyle w:val="Heading2"/>
+        <w:pStyle w:val="3"/>
         <w:bidi w:val="0"/>
         <w:rPr>
-          <w:rFonts w:eastAsia="宋体" w:hint="default"/>
+          <w:rFonts w:hint="default" w:eastAsia="宋体"/>
           <w:sz w:val="24"/>
           <w:szCs w:val="24"/>
           <w:lang w:val="en-US" w:eastAsia="zh-CN"/>
@@ -2012,13 +2064,13 @@
     </w:p>
     <w:p>
       <w:pPr>
-        <w:pStyle w:val="a3"/>
+        <w:pStyle w:val="40"/>
         <w:numPr>
           <w:ilvl w:val="0"/>
           <w:numId w:val="2"/>
         </w:numPr>
         <w:bidi w:val="0"/>
-        <w:ind w:left="425" w:hanging="425" w:leftChars="0" w:firstLineChars="0"/>
+        <w:ind w:left="425" w:leftChars="0" w:hanging="425" w:firstLineChars="0"/>
         <w:rPr>
           <w:rFonts w:hint="default"/>
           <w:lang w:val="en-US" w:eastAsia="zh-CN"/>
@@ -2034,13 +2086,13 @@
     </w:p>
     <w:p>
       <w:pPr>
-        <w:pStyle w:val="a3"/>
+        <w:pStyle w:val="40"/>
         <w:numPr>
           <w:ilvl w:val="0"/>
           <w:numId w:val="2"/>
         </w:numPr>
         <w:bidi w:val="0"/>
-        <w:ind w:left="425" w:hanging="425" w:leftChars="0" w:firstLineChars="0"/>
+        <w:ind w:left="425" w:leftChars="0" w:hanging="425" w:firstLineChars="0"/>
         <w:rPr>
           <w:rFonts w:hint="default"/>
           <w:lang w:val="en-US" w:eastAsia="zh-CN"/>
@@ -2056,13 +2108,13 @@
     </w:p>
     <w:p>
       <w:pPr>
-        <w:pStyle w:val="a3"/>
+        <w:pStyle w:val="40"/>
         <w:numPr>
           <w:ilvl w:val="0"/>
           <w:numId w:val="2"/>
         </w:numPr>
         <w:bidi w:val="0"/>
-        <w:ind w:left="425" w:hanging="425" w:leftChars="0" w:firstLineChars="0"/>
+        <w:ind w:left="425" w:leftChars="0" w:hanging="425" w:firstLineChars="0"/>
         <w:rPr>
           <w:rFonts w:hint="default"/>
           <w:lang w:val="en-US" w:eastAsia="zh-CN"/>
@@ -2078,10 +2130,10 @@
     </w:p>
     <w:p>
       <w:pPr>
-        <w:pStyle w:val="Heading2"/>
+        <w:pStyle w:val="3"/>
         <w:bidi w:val="0"/>
         <w:rPr>
-          <w:rFonts w:eastAsia="宋体" w:hint="eastAsia"/>
+          <w:rFonts w:hint="eastAsia" w:eastAsia="宋体"/>
           <w:sz w:val="24"/>
           <w:szCs w:val="24"/>
           <w:lang w:val="en-US" w:eastAsia="zh-CN"/>
@@ -2100,7 +2152,7 @@
     </w:p>
     <w:p>
       <w:pPr>
-        <w:pStyle w:val="NormalWeb"/>
+        <w:pStyle w:val="18"/>
         <w:keepNext w:val="0"/>
         <w:keepLines w:val="0"/>
         <w:widowControl/>
@@ -2111,9 +2163,9 @@
         <w:suppressLineNumbers w:val="0"/>
         <w:shd w:val="clear" w:color="auto" w:fill="auto"/>
         <w:spacing w:before="165" w:beforeAutospacing="0" w:after="165" w:afterAutospacing="0" w:line="343" w:lineRule="atLeast"/>
-        <w:ind w:left="425" w:right="0" w:hanging="425" w:leftChars="0" w:firstLineChars="0"/>
-        <w:rPr>
-          <w:rFonts w:ascii="宋体" w:eastAsia="宋体" w:hAnsi="宋体" w:cs="宋体" w:hint="default"/>
+        <w:ind w:left="425" w:leftChars="0" w:right="0" w:hanging="425" w:firstLineChars="0"/>
+        <w:rPr>
+          <w:rFonts w:hint="default" w:ascii="宋体" w:hAnsi="宋体" w:eastAsia="宋体" w:cs="宋体"/>
           <w:kern w:val="2"/>
           <w:sz w:val="24"/>
           <w:szCs w:val="24"/>
@@ -2122,7 +2174,7 @@
       </w:pPr>
       <w:r>
         <w:rPr>
-          <w:rFonts w:ascii="宋体" w:eastAsia="宋体" w:hAnsi="宋体" w:cs="宋体" w:hint="default"/>
+          <w:rFonts w:hint="default" w:ascii="宋体" w:hAnsi="宋体" w:eastAsia="宋体" w:cs="宋体"/>
           <w:kern w:val="2"/>
           <w:sz w:val="24"/>
           <w:szCs w:val="24"/>
@@ -2133,7 +2185,7 @@
     </w:p>
     <w:p>
       <w:pPr>
-        <w:pStyle w:val="NormalWeb"/>
+        <w:pStyle w:val="18"/>
         <w:keepNext w:val="0"/>
         <w:keepLines w:val="0"/>
         <w:widowControl/>
@@ -2144,9 +2196,9 @@
         <w:suppressLineNumbers w:val="0"/>
         <w:shd w:val="clear" w:color="auto" w:fill="auto"/>
         <w:spacing w:before="165" w:beforeAutospacing="0" w:after="165" w:afterAutospacing="0" w:line="343" w:lineRule="atLeast"/>
-        <w:ind w:left="425" w:right="0" w:hanging="425" w:leftChars="0" w:firstLineChars="0"/>
-        <w:rPr>
-          <w:rFonts w:ascii="宋体" w:eastAsia="宋体" w:hAnsi="宋体" w:cs="宋体" w:hint="default"/>
+        <w:ind w:left="425" w:leftChars="0" w:right="0" w:hanging="425" w:firstLineChars="0"/>
+        <w:rPr>
+          <w:rFonts w:hint="default" w:ascii="宋体" w:hAnsi="宋体" w:eastAsia="宋体" w:cs="宋体"/>
           <w:kern w:val="2"/>
           <w:sz w:val="24"/>
           <w:szCs w:val="24"/>
@@ -2155,7 +2207,7 @@
       </w:pPr>
       <w:r>
         <w:rPr>
-          <w:rFonts w:ascii="宋体" w:eastAsia="宋体" w:hAnsi="宋体" w:cs="宋体" w:hint="default"/>
+          <w:rFonts w:hint="default" w:ascii="宋体" w:hAnsi="宋体" w:eastAsia="宋体" w:cs="宋体"/>
           <w:kern w:val="2"/>
           <w:sz w:val="24"/>
           <w:szCs w:val="24"/>
@@ -2166,7 +2218,7 @@
     </w:p>
     <w:p>
       <w:pPr>
-        <w:pStyle w:val="NormalWeb"/>
+        <w:pStyle w:val="18"/>
         <w:keepNext w:val="0"/>
         <w:keepLines w:val="0"/>
         <w:widowControl/>
@@ -2177,9 +2229,9 @@
         <w:suppressLineNumbers w:val="0"/>
         <w:shd w:val="clear" w:color="auto" w:fill="auto"/>
         <w:spacing w:before="165" w:beforeAutospacing="0" w:after="165" w:afterAutospacing="0" w:line="343" w:lineRule="atLeast"/>
-        <w:ind w:left="425" w:right="0" w:hanging="425" w:leftChars="0" w:firstLineChars="0"/>
-        <w:rPr>
-          <w:rFonts w:ascii="宋体" w:eastAsia="宋体" w:hAnsi="宋体" w:cs="宋体" w:hint="default"/>
+        <w:ind w:left="425" w:leftChars="0" w:right="0" w:hanging="425" w:firstLineChars="0"/>
+        <w:rPr>
+          <w:rFonts w:hint="default" w:ascii="宋体" w:hAnsi="宋体" w:eastAsia="宋体" w:cs="宋体"/>
           <w:kern w:val="2"/>
           <w:sz w:val="24"/>
           <w:szCs w:val="24"/>
@@ -2188,7 +2240,7 @@
       </w:pPr>
       <w:r>
         <w:rPr>
-          <w:rFonts w:ascii="宋体" w:eastAsia="宋体" w:hAnsi="宋体" w:cs="宋体" w:hint="default"/>
+          <w:rFonts w:hint="default" w:ascii="宋体" w:hAnsi="宋体" w:eastAsia="宋体" w:cs="宋体"/>
           <w:kern w:val="2"/>
           <w:sz w:val="24"/>
           <w:szCs w:val="24"/>
@@ -2200,7 +2252,7 @@
     <w:p>
       <w:pPr>
         <w:rPr>
-          <w:rFonts w:ascii="宋体" w:eastAsia="宋体" w:hAnsi="宋体" w:cs="宋体" w:hint="default"/>
+          <w:rFonts w:hint="default" w:ascii="宋体" w:hAnsi="宋体" w:eastAsia="宋体" w:cs="宋体"/>
           <w:kern w:val="2"/>
           <w:sz w:val="24"/>
           <w:szCs w:val="24"/>
@@ -2209,7 +2261,7 @@
       </w:pPr>
       <w:r>
         <w:rPr>
-          <w:rFonts w:ascii="宋体" w:eastAsia="宋体" w:hAnsi="宋体" w:cs="宋体" w:hint="default"/>
+          <w:rFonts w:hint="default" w:ascii="宋体" w:hAnsi="宋体" w:eastAsia="宋体" w:cs="宋体"/>
           <w:kern w:val="2"/>
           <w:sz w:val="24"/>
           <w:szCs w:val="24"/>
@@ -2220,7 +2272,7 @@
     </w:p>
     <w:p>
       <w:pPr>
-        <w:pStyle w:val="1"/>
+        <w:pStyle w:val="27"/>
         <w:bidi w:val="0"/>
         <w:rPr>
           <w:rFonts w:hint="eastAsia"/>
@@ -2239,17 +2291,18 @@
     </w:p>
     <w:tbl>
       <w:tblPr>
-        <w:tblStyle w:val="TableGrid"/>
+        <w:tblStyle w:val="21"/>
         <w:tblW w:w="0" w:type="auto"/>
         <w:tblInd w:w="0" w:type="dxa"/>
         <w:tblBorders>
-          <w:top w:val="single" w:sz="4" w:space="0" w:color="auto"/>
-          <w:left w:val="single" w:sz="4" w:space="0" w:color="auto"/>
-          <w:bottom w:val="single" w:sz="4" w:space="0" w:color="auto"/>
-          <w:right w:val="single" w:sz="4" w:space="0" w:color="auto"/>
-          <w:insideH w:val="single" w:sz="4" w:space="0" w:color="auto"/>
-          <w:insideV w:val="single" w:sz="4" w:space="0" w:color="auto"/>
+          <w:top w:val="single" w:color="auto" w:sz="4" w:space="0"/>
+          <w:left w:val="single" w:color="auto" w:sz="4" w:space="0"/>
+          <w:bottom w:val="single" w:color="auto" w:sz="4" w:space="0"/>
+          <w:right w:val="single" w:color="auto" w:sz="4" w:space="0"/>
+          <w:insideH w:val="single" w:color="auto" w:sz="4" w:space="0"/>
+          <w:insideV w:val="single" w:color="auto" w:sz="4" w:space="0"/>
         </w:tblBorders>
+        <w:tblLayout w:type="autofit"/>
         <w:tblCellMar>
           <w:top w:w="0" w:type="dxa"/>
           <w:left w:w="108" w:type="dxa"/>
@@ -2263,15 +2316,13 @@
       </w:tblGrid>
       <w:tr>
         <w:tblPrEx>
-          <w:tblW w:w="0" w:type="auto"/>
-          <w:tblInd w:w="0" w:type="dxa"/>
           <w:tblBorders>
-            <w:top w:val="single" w:sz="4" w:space="0" w:color="auto"/>
-            <w:left w:val="single" w:sz="4" w:space="0" w:color="auto"/>
-            <w:bottom w:val="single" w:sz="4" w:space="0" w:color="auto"/>
-            <w:right w:val="single" w:sz="4" w:space="0" w:color="auto"/>
-            <w:insideH w:val="single" w:sz="4" w:space="0" w:color="auto"/>
-            <w:insideV w:val="single" w:sz="4" w:space="0" w:color="auto"/>
+            <w:top w:val="single" w:color="auto" w:sz="4" w:space="0"/>
+            <w:left w:val="single" w:color="auto" w:sz="4" w:space="0"/>
+            <w:bottom w:val="single" w:color="auto" w:sz="4" w:space="0"/>
+            <w:right w:val="single" w:color="auto" w:sz="4" w:space="0"/>
+            <w:insideH w:val="single" w:color="auto" w:sz="4" w:space="0"/>
+            <w:insideV w:val="single" w:color="auto" w:sz="4" w:space="0"/>
           </w:tblBorders>
           <w:tblCellMar>
             <w:top w:w="0" w:type="dxa"/>
@@ -2308,8 +2359,14 @@
       </w:tr>
       <w:tr>
         <w:tblPrEx>
-          <w:tblW w:w="0" w:type="auto"/>
-          <w:tblInd w:w="0" w:type="dxa"/>
+          <w:tblBorders>
+            <w:top w:val="single" w:color="auto" w:sz="4" w:space="0"/>
+            <w:left w:val="single" w:color="auto" w:sz="4" w:space="0"/>
+            <w:bottom w:val="single" w:color="auto" w:sz="4" w:space="0"/>
+            <w:right w:val="single" w:color="auto" w:sz="4" w:space="0"/>
+            <w:insideH w:val="single" w:color="auto" w:sz="4" w:space="0"/>
+            <w:insideV w:val="single" w:color="auto" w:sz="4" w:space="0"/>
+          </w:tblBorders>
           <w:tblCellMar>
             <w:top w:w="0" w:type="dxa"/>
             <w:left w:w="108" w:type="dxa"/>
@@ -2366,8 +2423,14 @@
       </w:tr>
       <w:tr>
         <w:tblPrEx>
-          <w:tblW w:w="0" w:type="auto"/>
-          <w:tblInd w:w="0" w:type="dxa"/>
+          <w:tblBorders>
+            <w:top w:val="single" w:color="auto" w:sz="4" w:space="0"/>
+            <w:left w:val="single" w:color="auto" w:sz="4" w:space="0"/>
+            <w:bottom w:val="single" w:color="auto" w:sz="4" w:space="0"/>
+            <w:right w:val="single" w:color="auto" w:sz="4" w:space="0"/>
+            <w:insideH w:val="single" w:color="auto" w:sz="4" w:space="0"/>
+            <w:insideV w:val="single" w:color="auto" w:sz="4" w:space="0"/>
+          </w:tblBorders>
           <w:tblCellMar>
             <w:top w:w="0" w:type="dxa"/>
             <w:left w:w="108" w:type="dxa"/>
@@ -2424,8 +2487,14 @@
       </w:tr>
       <w:tr>
         <w:tblPrEx>
-          <w:tblW w:w="0" w:type="auto"/>
-          <w:tblInd w:w="0" w:type="dxa"/>
+          <w:tblBorders>
+            <w:top w:val="single" w:color="auto" w:sz="4" w:space="0"/>
+            <w:left w:val="single" w:color="auto" w:sz="4" w:space="0"/>
+            <w:bottom w:val="single" w:color="auto" w:sz="4" w:space="0"/>
+            <w:right w:val="single" w:color="auto" w:sz="4" w:space="0"/>
+            <w:insideH w:val="single" w:color="auto" w:sz="4" w:space="0"/>
+            <w:insideV w:val="single" w:color="auto" w:sz="4" w:space="0"/>
+          </w:tblBorders>
           <w:tblCellMar>
             <w:top w:w="0" w:type="dxa"/>
             <w:left w:w="108" w:type="dxa"/>
@@ -2482,8 +2551,14 @@
       </w:tr>
       <w:tr>
         <w:tblPrEx>
-          <w:tblW w:w="0" w:type="auto"/>
-          <w:tblInd w:w="0" w:type="dxa"/>
+          <w:tblBorders>
+            <w:top w:val="single" w:color="auto" w:sz="4" w:space="0"/>
+            <w:left w:val="single" w:color="auto" w:sz="4" w:space="0"/>
+            <w:bottom w:val="single" w:color="auto" w:sz="4" w:space="0"/>
+            <w:right w:val="single" w:color="auto" w:sz="4" w:space="0"/>
+            <w:insideH w:val="single" w:color="auto" w:sz="4" w:space="0"/>
+            <w:insideV w:val="single" w:color="auto" w:sz="4" w:space="0"/>
+          </w:tblBorders>
           <w:tblCellMar>
             <w:top w:w="0" w:type="dxa"/>
             <w:left w:w="108" w:type="dxa"/>
@@ -2540,8 +2615,14 @@
       </w:tr>
       <w:tr>
         <w:tblPrEx>
-          <w:tblW w:w="0" w:type="auto"/>
-          <w:tblInd w:w="0" w:type="dxa"/>
+          <w:tblBorders>
+            <w:top w:val="single" w:color="auto" w:sz="4" w:space="0"/>
+            <w:left w:val="single" w:color="auto" w:sz="4" w:space="0"/>
+            <w:bottom w:val="single" w:color="auto" w:sz="4" w:space="0"/>
+            <w:right w:val="single" w:color="auto" w:sz="4" w:space="0"/>
+            <w:insideH w:val="single" w:color="auto" w:sz="4" w:space="0"/>
+            <w:insideV w:val="single" w:color="auto" w:sz="4" w:space="0"/>
+          </w:tblBorders>
           <w:tblCellMar>
             <w:top w:w="0" w:type="dxa"/>
             <w:left w:w="108" w:type="dxa"/>
@@ -2598,8 +2679,14 @@
       </w:tr>
       <w:tr>
         <w:tblPrEx>
-          <w:tblW w:w="0" w:type="auto"/>
-          <w:tblInd w:w="0" w:type="dxa"/>
+          <w:tblBorders>
+            <w:top w:val="single" w:color="auto" w:sz="4" w:space="0"/>
+            <w:left w:val="single" w:color="auto" w:sz="4" w:space="0"/>
+            <w:bottom w:val="single" w:color="auto" w:sz="4" w:space="0"/>
+            <w:right w:val="single" w:color="auto" w:sz="4" w:space="0"/>
+            <w:insideH w:val="single" w:color="auto" w:sz="4" w:space="0"/>
+            <w:insideV w:val="single" w:color="auto" w:sz="4" w:space="0"/>
+          </w:tblBorders>
           <w:tblCellMar>
             <w:top w:w="0" w:type="dxa"/>
             <w:left w:w="108" w:type="dxa"/>
@@ -2665,17 +2752,18 @@
     </w:p>
     <w:tbl>
       <w:tblPr>
-        <w:tblStyle w:val="TableGrid"/>
+        <w:tblStyle w:val="21"/>
         <w:tblW w:w="0" w:type="auto"/>
         <w:tblInd w:w="0" w:type="dxa"/>
         <w:tblBorders>
-          <w:top w:val="single" w:sz="4" w:space="0" w:color="auto"/>
-          <w:left w:val="single" w:sz="4" w:space="0" w:color="auto"/>
-          <w:bottom w:val="single" w:sz="4" w:space="0" w:color="auto"/>
-          <w:right w:val="single" w:sz="4" w:space="0" w:color="auto"/>
-          <w:insideH w:val="single" w:sz="4" w:space="0" w:color="auto"/>
-          <w:insideV w:val="single" w:sz="4" w:space="0" w:color="auto"/>
+          <w:top w:val="single" w:color="auto" w:sz="4" w:space="0"/>
+          <w:left w:val="single" w:color="auto" w:sz="4" w:space="0"/>
+          <w:bottom w:val="single" w:color="auto" w:sz="4" w:space="0"/>
+          <w:right w:val="single" w:color="auto" w:sz="4" w:space="0"/>
+          <w:insideH w:val="single" w:color="auto" w:sz="4" w:space="0"/>
+          <w:insideV w:val="single" w:color="auto" w:sz="4" w:space="0"/>
         </w:tblBorders>
+        <w:tblLayout w:type="autofit"/>
         <w:tblCellMar>
           <w:top w:w="0" w:type="dxa"/>
           <w:left w:w="108" w:type="dxa"/>
@@ -2689,15 +2777,13 @@
       </w:tblGrid>
       <w:tr>
         <w:tblPrEx>
-          <w:tblW w:w="0" w:type="auto"/>
-          <w:tblInd w:w="0" w:type="dxa"/>
           <w:tblBorders>
-            <w:top w:val="single" w:sz="4" w:space="0" w:color="auto"/>
-            <w:left w:val="single" w:sz="4" w:space="0" w:color="auto"/>
-            <w:bottom w:val="single" w:sz="4" w:space="0" w:color="auto"/>
-            <w:right w:val="single" w:sz="4" w:space="0" w:color="auto"/>
-            <w:insideH w:val="single" w:sz="4" w:space="0" w:color="auto"/>
-            <w:insideV w:val="single" w:sz="4" w:space="0" w:color="auto"/>
+            <w:top w:val="single" w:color="auto" w:sz="4" w:space="0"/>
+            <w:left w:val="single" w:color="auto" w:sz="4" w:space="0"/>
+            <w:bottom w:val="single" w:color="auto" w:sz="4" w:space="0"/>
+            <w:right w:val="single" w:color="auto" w:sz="4" w:space="0"/>
+            <w:insideH w:val="single" w:color="auto" w:sz="4" w:space="0"/>
+            <w:insideV w:val="single" w:color="auto" w:sz="4" w:space="0"/>
           </w:tblBorders>
           <w:tblCellMar>
             <w:top w:w="0" w:type="dxa"/>
@@ -2734,8 +2820,14 @@
       </w:tr>
       <w:tr>
         <w:tblPrEx>
-          <w:tblW w:w="0" w:type="auto"/>
-          <w:tblInd w:w="0" w:type="dxa"/>
+          <w:tblBorders>
+            <w:top w:val="single" w:color="auto" w:sz="4" w:space="0"/>
+            <w:left w:val="single" w:color="auto" w:sz="4" w:space="0"/>
+            <w:bottom w:val="single" w:color="auto" w:sz="4" w:space="0"/>
+            <w:right w:val="single" w:color="auto" w:sz="4" w:space="0"/>
+            <w:insideH w:val="single" w:color="auto" w:sz="4" w:space="0"/>
+            <w:insideV w:val="single" w:color="auto" w:sz="4" w:space="0"/>
+          </w:tblBorders>
           <w:tblCellMar>
             <w:top w:w="0" w:type="dxa"/>
             <w:left w:w="108" w:type="dxa"/>
@@ -2792,8 +2884,14 @@
       </w:tr>
       <w:tr>
         <w:tblPrEx>
-          <w:tblW w:w="0" w:type="auto"/>
-          <w:tblInd w:w="0" w:type="dxa"/>
+          <w:tblBorders>
+            <w:top w:val="single" w:color="auto" w:sz="4" w:space="0"/>
+            <w:left w:val="single" w:color="auto" w:sz="4" w:space="0"/>
+            <w:bottom w:val="single" w:color="auto" w:sz="4" w:space="0"/>
+            <w:right w:val="single" w:color="auto" w:sz="4" w:space="0"/>
+            <w:insideH w:val="single" w:color="auto" w:sz="4" w:space="0"/>
+            <w:insideV w:val="single" w:color="auto" w:sz="4" w:space="0"/>
+          </w:tblBorders>
           <w:tblCellMar>
             <w:top w:w="0" w:type="dxa"/>
             <w:left w:w="108" w:type="dxa"/>
@@ -2850,8 +2948,14 @@
       </w:tr>
       <w:tr>
         <w:tblPrEx>
-          <w:tblW w:w="0" w:type="auto"/>
-          <w:tblInd w:w="0" w:type="dxa"/>
+          <w:tblBorders>
+            <w:top w:val="single" w:color="auto" w:sz="4" w:space="0"/>
+            <w:left w:val="single" w:color="auto" w:sz="4" w:space="0"/>
+            <w:bottom w:val="single" w:color="auto" w:sz="4" w:space="0"/>
+            <w:right w:val="single" w:color="auto" w:sz="4" w:space="0"/>
+            <w:insideH w:val="single" w:color="auto" w:sz="4" w:space="0"/>
+            <w:insideV w:val="single" w:color="auto" w:sz="4" w:space="0"/>
+          </w:tblBorders>
           <w:tblCellMar>
             <w:top w:w="0" w:type="dxa"/>
             <w:left w:w="108" w:type="dxa"/>
@@ -2908,8 +3012,14 @@
       </w:tr>
       <w:tr>
         <w:tblPrEx>
-          <w:tblW w:w="0" w:type="auto"/>
-          <w:tblInd w:w="0" w:type="dxa"/>
+          <w:tblBorders>
+            <w:top w:val="single" w:color="auto" w:sz="4" w:space="0"/>
+            <w:left w:val="single" w:color="auto" w:sz="4" w:space="0"/>
+            <w:bottom w:val="single" w:color="auto" w:sz="4" w:space="0"/>
+            <w:right w:val="single" w:color="auto" w:sz="4" w:space="0"/>
+            <w:insideH w:val="single" w:color="auto" w:sz="4" w:space="0"/>
+            <w:insideV w:val="single" w:color="auto" w:sz="4" w:space="0"/>
+          </w:tblBorders>
           <w:tblCellMar>
             <w:top w:w="0" w:type="dxa"/>
             <w:left w:w="108" w:type="dxa"/>
@@ -2975,7 +3085,7 @@
     </w:p>
     <w:p>
       <w:pPr>
-        <w:pStyle w:val="1"/>
+        <w:pStyle w:val="27"/>
         <w:bidi w:val="0"/>
         <w:rPr>
           <w:rFonts w:hint="eastAsia"/>
@@ -3001,13 +3111,13 @@
     </w:p>
     <w:p>
       <w:pPr>
-        <w:pStyle w:val="a3"/>
+        <w:pStyle w:val="40"/>
         <w:numPr>
           <w:ilvl w:val="0"/>
           <w:numId w:val="4"/>
         </w:numPr>
         <w:bidi w:val="0"/>
-        <w:ind w:left="425" w:hanging="425" w:leftChars="0" w:firstLineChars="0"/>
+        <w:ind w:left="425" w:leftChars="0" w:hanging="425" w:firstLineChars="0"/>
         <w:rPr>
           <w:rFonts w:hint="eastAsia"/>
           <w:lang w:val="en-US" w:eastAsia="zh-CN"/>
@@ -3023,13 +3133,13 @@
     </w:p>
     <w:p>
       <w:pPr>
-        <w:pStyle w:val="a3"/>
+        <w:pStyle w:val="40"/>
         <w:numPr>
           <w:ilvl w:val="0"/>
           <w:numId w:val="5"/>
         </w:numPr>
         <w:bidi w:val="0"/>
-        <w:ind w:left="845" w:hanging="425" w:leftChars="0" w:firstLineChars="0"/>
+        <w:ind w:left="845" w:leftChars="0" w:hanging="425" w:firstLineChars="0"/>
         <w:rPr>
           <w:rFonts w:hint="eastAsia"/>
           <w:lang w:val="en-US" w:eastAsia="zh-CN"/>
@@ -3045,13 +3155,13 @@
     </w:p>
     <w:p>
       <w:pPr>
-        <w:pStyle w:val="a3"/>
+        <w:pStyle w:val="40"/>
         <w:numPr>
           <w:ilvl w:val="0"/>
           <w:numId w:val="5"/>
         </w:numPr>
         <w:bidi w:val="0"/>
-        <w:ind w:left="845" w:hanging="425" w:leftChars="0" w:firstLineChars="0"/>
+        <w:ind w:left="845" w:leftChars="0" w:hanging="425" w:firstLineChars="0"/>
         <w:rPr>
           <w:rFonts w:hint="eastAsia"/>
           <w:lang w:val="en-US" w:eastAsia="zh-CN"/>
@@ -3067,13 +3177,13 @@
     </w:p>
     <w:p>
       <w:pPr>
-        <w:pStyle w:val="a3"/>
+        <w:pStyle w:val="40"/>
         <w:numPr>
           <w:ilvl w:val="0"/>
           <w:numId w:val="5"/>
         </w:numPr>
         <w:bidi w:val="0"/>
-        <w:ind w:left="845" w:hanging="425" w:leftChars="0" w:firstLineChars="0"/>
+        <w:ind w:left="845" w:leftChars="0" w:hanging="425" w:firstLineChars="0"/>
         <w:rPr>
           <w:rFonts w:hint="eastAsia"/>
           <w:lang w:val="en-US" w:eastAsia="zh-CN"/>
@@ -3089,13 +3199,13 @@
     </w:p>
     <w:p>
       <w:pPr>
-        <w:pStyle w:val="a3"/>
+        <w:pStyle w:val="40"/>
         <w:numPr>
           <w:ilvl w:val="0"/>
           <w:numId w:val="5"/>
         </w:numPr>
         <w:bidi w:val="0"/>
-        <w:ind w:left="845" w:hanging="425" w:leftChars="0" w:firstLineChars="0"/>
+        <w:ind w:left="845" w:leftChars="0" w:hanging="425" w:firstLineChars="0"/>
         <w:rPr>
           <w:rFonts w:hint="default"/>
           <w:lang w:val="en-US" w:eastAsia="zh-CN"/>
@@ -3111,13 +3221,13 @@
     </w:p>
     <w:p>
       <w:pPr>
-        <w:pStyle w:val="a3"/>
+        <w:pStyle w:val="40"/>
         <w:numPr>
           <w:ilvl w:val="0"/>
           <w:numId w:val="4"/>
         </w:numPr>
         <w:bidi w:val="0"/>
-        <w:ind w:left="425" w:hanging="425" w:leftChars="0" w:firstLineChars="0"/>
+        <w:ind w:left="425" w:leftChars="0" w:hanging="425" w:firstLineChars="0"/>
         <w:rPr>
           <w:rFonts w:hint="eastAsia"/>
           <w:lang w:val="en-US" w:eastAsia="zh-CN"/>
@@ -3133,13 +3243,13 @@
     </w:p>
     <w:p>
       <w:pPr>
-        <w:pStyle w:val="a3"/>
+        <w:pStyle w:val="40"/>
         <w:numPr>
           <w:ilvl w:val="0"/>
           <w:numId w:val="6"/>
         </w:numPr>
         <w:bidi w:val="0"/>
-        <w:ind w:left="845" w:hanging="425" w:leftChars="0" w:firstLineChars="0"/>
+        <w:ind w:left="845" w:leftChars="0" w:hanging="425" w:firstLineChars="0"/>
         <w:rPr>
           <w:rFonts w:hint="eastAsia"/>
           <w:lang w:val="en-US" w:eastAsia="zh-CN"/>
@@ -3155,13 +3265,13 @@
     </w:p>
     <w:p>
       <w:pPr>
-        <w:pStyle w:val="a3"/>
+        <w:pStyle w:val="40"/>
         <w:numPr>
           <w:ilvl w:val="0"/>
           <w:numId w:val="6"/>
         </w:numPr>
         <w:bidi w:val="0"/>
-        <w:ind w:left="845" w:hanging="425" w:leftChars="0" w:firstLineChars="0"/>
+        <w:ind w:left="845" w:leftChars="0" w:hanging="425" w:firstLineChars="0"/>
         <w:rPr>
           <w:rFonts w:hint="eastAsia"/>
           <w:lang w:val="en-US" w:eastAsia="zh-CN"/>
@@ -3177,13 +3287,13 @@
     </w:p>
     <w:p>
       <w:pPr>
-        <w:pStyle w:val="a3"/>
+        <w:pStyle w:val="40"/>
         <w:numPr>
           <w:ilvl w:val="0"/>
           <w:numId w:val="6"/>
         </w:numPr>
         <w:bidi w:val="0"/>
-        <w:ind w:left="845" w:hanging="425" w:leftChars="0" w:firstLineChars="0"/>
+        <w:ind w:left="845" w:leftChars="0" w:hanging="425" w:firstLineChars="0"/>
         <w:rPr>
           <w:rFonts w:hint="default"/>
           <w:lang w:val="en-US" w:eastAsia="zh-CN"/>
@@ -3199,13 +3309,13 @@
     </w:p>
     <w:p>
       <w:pPr>
-        <w:pStyle w:val="a3"/>
+        <w:pStyle w:val="40"/>
         <w:numPr>
           <w:ilvl w:val="0"/>
           <w:numId w:val="4"/>
         </w:numPr>
         <w:bidi w:val="0"/>
-        <w:ind w:left="425" w:hanging="425" w:leftChars="0" w:firstLineChars="0"/>
+        <w:ind w:left="425" w:leftChars="0" w:hanging="425" w:firstLineChars="0"/>
         <w:rPr>
           <w:rFonts w:hint="default"/>
           <w:lang w:val="en-US" w:eastAsia="zh-CN"/>
@@ -3221,13 +3331,13 @@
     </w:p>
     <w:p>
       <w:pPr>
-        <w:pStyle w:val="a3"/>
+        <w:pStyle w:val="40"/>
         <w:numPr>
           <w:ilvl w:val="0"/>
           <w:numId w:val="7"/>
         </w:numPr>
         <w:bidi w:val="0"/>
-        <w:ind w:left="845" w:hanging="425" w:leftChars="0" w:firstLineChars="0"/>
+        <w:ind w:left="845" w:leftChars="0" w:hanging="425" w:firstLineChars="0"/>
         <w:rPr>
           <w:rFonts w:hint="eastAsia"/>
           <w:lang w:val="en-US" w:eastAsia="zh-CN"/>
@@ -3243,13 +3353,13 @@
     </w:p>
     <w:p>
       <w:pPr>
-        <w:pStyle w:val="a3"/>
+        <w:pStyle w:val="40"/>
         <w:numPr>
           <w:ilvl w:val="0"/>
           <w:numId w:val="7"/>
         </w:numPr>
         <w:bidi w:val="0"/>
-        <w:ind w:left="845" w:hanging="425" w:leftChars="0" w:firstLineChars="0"/>
+        <w:ind w:left="845" w:leftChars="0" w:hanging="425" w:firstLineChars="0"/>
         <w:rPr>
           <w:rFonts w:hint="eastAsia"/>
           <w:lang w:val="en-US" w:eastAsia="zh-CN"/>
@@ -3265,13 +3375,13 @@
     </w:p>
     <w:p>
       <w:pPr>
-        <w:pStyle w:val="a3"/>
+        <w:pStyle w:val="40"/>
         <w:numPr>
           <w:ilvl w:val="0"/>
           <w:numId w:val="7"/>
         </w:numPr>
         <w:bidi w:val="0"/>
-        <w:ind w:left="845" w:hanging="425" w:leftChars="0" w:firstLineChars="0"/>
+        <w:ind w:left="845" w:leftChars="0" w:hanging="425" w:firstLineChars="0"/>
         <w:rPr>
           <w:rFonts w:hint="eastAsia"/>
           <w:lang w:val="en-US" w:eastAsia="zh-CN"/>
@@ -3287,7 +3397,7 @@
     </w:p>
     <w:p>
       <w:pPr>
-        <w:pStyle w:val="NormalWeb"/>
+        <w:pStyle w:val="18"/>
         <w:keepNext w:val="0"/>
         <w:keepLines w:val="0"/>
         <w:widowControl/>
@@ -3298,9 +3408,9 @@
         <w:suppressLineNumbers w:val="0"/>
         <w:shd w:val="clear" w:color="auto" w:fill="auto"/>
         <w:spacing w:before="165" w:beforeAutospacing="0" w:after="165" w:afterAutospacing="0" w:line="343" w:lineRule="atLeast"/>
-        <w:ind w:left="845" w:right="0" w:hanging="425" w:leftChars="0" w:firstLineChars="0"/>
-        <w:rPr>
-          <w:rFonts w:ascii="宋体" w:eastAsia="宋体" w:hAnsi="宋体" w:cs="宋体" w:hint="eastAsia"/>
+        <w:ind w:left="845" w:leftChars="0" w:right="0" w:hanging="425" w:firstLineChars="0"/>
+        <w:rPr>
+          <w:rFonts w:hint="eastAsia" w:ascii="宋体" w:hAnsi="宋体" w:eastAsia="宋体" w:cs="宋体"/>
           <w:kern w:val="2"/>
           <w:sz w:val="24"/>
           <w:szCs w:val="24"/>
@@ -3309,7 +3419,7 @@
       </w:pPr>
       <w:r>
         <w:rPr>
-          <w:rFonts w:ascii="宋体" w:eastAsia="宋体" w:hAnsi="宋体" w:cs="宋体" w:hint="default"/>
+          <w:rFonts w:hint="default" w:ascii="宋体" w:hAnsi="宋体" w:eastAsia="宋体" w:cs="宋体"/>
           <w:kern w:val="2"/>
           <w:sz w:val="24"/>
           <w:szCs w:val="24"/>
@@ -3320,7 +3430,7 @@
     </w:p>
     <w:p>
       <w:pPr>
-        <w:pStyle w:val="NormalWeb"/>
+        <w:pStyle w:val="18"/>
         <w:keepNext w:val="0"/>
         <w:keepLines w:val="0"/>
         <w:widowControl/>
@@ -3331,9 +3441,9 @@
         <w:suppressLineNumbers w:val="0"/>
         <w:shd w:val="clear" w:color="auto" w:fill="auto"/>
         <w:spacing w:before="165" w:beforeAutospacing="0" w:after="165" w:afterAutospacing="0" w:line="343" w:lineRule="atLeast"/>
-        <w:ind w:left="425" w:right="0" w:hanging="425" w:leftChars="0" w:firstLineChars="0"/>
-        <w:rPr>
-          <w:rFonts w:ascii="宋体" w:eastAsia="宋体" w:hAnsi="宋体" w:cs="宋体" w:hint="default"/>
+        <w:ind w:left="425" w:leftChars="0" w:right="0" w:hanging="425" w:firstLineChars="0"/>
+        <w:rPr>
+          <w:rFonts w:hint="default" w:ascii="宋体" w:hAnsi="宋体" w:eastAsia="宋体" w:cs="宋体"/>
           <w:kern w:val="2"/>
           <w:sz w:val="24"/>
           <w:szCs w:val="24"/>
@@ -3342,7 +3452,7 @@
       </w:pPr>
       <w:r>
         <w:rPr>
-          <w:rFonts w:ascii="宋体" w:eastAsia="宋体" w:hAnsi="宋体" w:cs="宋体" w:hint="eastAsia"/>
+          <w:rFonts w:hint="eastAsia" w:ascii="宋体" w:hAnsi="宋体" w:eastAsia="宋体" w:cs="宋体"/>
           <w:kern w:val="2"/>
           <w:sz w:val="24"/>
           <w:szCs w:val="24"/>
@@ -3353,7 +3463,7 @@
     </w:p>
     <w:p>
       <w:pPr>
-        <w:pStyle w:val="NormalWeb"/>
+        <w:pStyle w:val="18"/>
         <w:keepNext w:val="0"/>
         <w:keepLines w:val="0"/>
         <w:widowControl/>
@@ -3364,9 +3474,9 @@
         <w:suppressLineNumbers w:val="0"/>
         <w:shd w:val="clear" w:color="auto" w:fill="auto"/>
         <w:spacing w:before="165" w:beforeAutospacing="0" w:after="165" w:afterAutospacing="0" w:line="343" w:lineRule="atLeast"/>
-        <w:ind w:left="845" w:right="0" w:hanging="425" w:leftChars="0" w:firstLineChars="0"/>
-        <w:rPr>
-          <w:rFonts w:ascii="宋体" w:eastAsia="宋体" w:hAnsi="宋体" w:cs="宋体" w:hint="eastAsia"/>
+        <w:ind w:left="845" w:leftChars="0" w:right="0" w:hanging="425" w:firstLineChars="0"/>
+        <w:rPr>
+          <w:rFonts w:hint="eastAsia" w:ascii="宋体" w:hAnsi="宋体" w:eastAsia="宋体" w:cs="宋体"/>
           <w:kern w:val="2"/>
           <w:sz w:val="24"/>
           <w:szCs w:val="24"/>
@@ -3375,7 +3485,7 @@
       </w:pPr>
       <w:r>
         <w:rPr>
-          <w:rFonts w:ascii="宋体" w:eastAsia="宋体" w:hAnsi="宋体" w:cs="宋体" w:hint="eastAsia"/>
+          <w:rFonts w:hint="eastAsia" w:ascii="宋体" w:hAnsi="宋体" w:eastAsia="宋体" w:cs="宋体"/>
           <w:kern w:val="2"/>
           <w:sz w:val="24"/>
           <w:szCs w:val="24"/>
@@ -3386,7 +3496,7 @@
     </w:p>
     <w:p>
       <w:pPr>
-        <w:pStyle w:val="NormalWeb"/>
+        <w:pStyle w:val="18"/>
         <w:keepNext w:val="0"/>
         <w:keepLines w:val="0"/>
         <w:widowControl/>
@@ -3397,9 +3507,9 @@
         <w:suppressLineNumbers w:val="0"/>
         <w:shd w:val="clear" w:color="auto" w:fill="auto"/>
         <w:spacing w:before="165" w:beforeAutospacing="0" w:after="165" w:afterAutospacing="0" w:line="343" w:lineRule="atLeast"/>
-        <w:ind w:left="845" w:right="0" w:hanging="425" w:leftChars="0" w:firstLineChars="0"/>
-        <w:rPr>
-          <w:rFonts w:ascii="宋体" w:eastAsia="宋体" w:hAnsi="宋体" w:cs="宋体" w:hint="eastAsia"/>
+        <w:ind w:left="845" w:leftChars="0" w:right="0" w:hanging="425" w:firstLineChars="0"/>
+        <w:rPr>
+          <w:rFonts w:hint="eastAsia" w:ascii="宋体" w:hAnsi="宋体" w:eastAsia="宋体" w:cs="宋体"/>
           <w:kern w:val="2"/>
           <w:sz w:val="24"/>
           <w:szCs w:val="24"/>
@@ -3408,7 +3518,7 @@
       </w:pPr>
       <w:r>
         <w:rPr>
-          <w:rFonts w:ascii="宋体" w:eastAsia="宋体" w:hAnsi="宋体" w:cs="宋体" w:hint="default"/>
+          <w:rFonts w:hint="default" w:ascii="宋体" w:hAnsi="宋体" w:eastAsia="宋体" w:cs="宋体"/>
           <w:kern w:val="2"/>
           <w:sz w:val="24"/>
           <w:szCs w:val="24"/>
@@ -3419,7 +3529,7 @@
     </w:p>
     <w:p>
       <w:pPr>
-        <w:pStyle w:val="NormalWeb"/>
+        <w:pStyle w:val="18"/>
         <w:keepNext w:val="0"/>
         <w:keepLines w:val="0"/>
         <w:widowControl/>
@@ -3430,9 +3540,9 @@
         <w:suppressLineNumbers w:val="0"/>
         <w:shd w:val="clear" w:color="auto" w:fill="auto"/>
         <w:spacing w:before="165" w:beforeAutospacing="0" w:after="165" w:afterAutospacing="0" w:line="343" w:lineRule="atLeast"/>
-        <w:ind w:left="845" w:right="0" w:hanging="425" w:leftChars="0" w:firstLineChars="0"/>
-        <w:rPr>
-          <w:rFonts w:ascii="宋体" w:eastAsia="宋体" w:hAnsi="宋体" w:cs="宋体" w:hint="eastAsia"/>
+        <w:ind w:left="845" w:leftChars="0" w:right="0" w:hanging="425" w:firstLineChars="0"/>
+        <w:rPr>
+          <w:rFonts w:hint="eastAsia" w:ascii="宋体" w:hAnsi="宋体" w:eastAsia="宋体" w:cs="宋体"/>
           <w:kern w:val="2"/>
           <w:sz w:val="24"/>
           <w:szCs w:val="24"/>
@@ -3441,7 +3551,7 @@
       </w:pPr>
       <w:r>
         <w:rPr>
-          <w:rFonts w:ascii="宋体" w:eastAsia="宋体" w:hAnsi="宋体" w:cs="宋体" w:hint="default"/>
+          <w:rFonts w:hint="default" w:ascii="宋体" w:hAnsi="宋体" w:eastAsia="宋体" w:cs="宋体"/>
           <w:kern w:val="2"/>
           <w:sz w:val="24"/>
           <w:szCs w:val="24"/>
@@ -3452,7 +3562,7 @@
     </w:p>
     <w:p>
       <w:pPr>
-        <w:pStyle w:val="NormalWeb"/>
+        <w:pStyle w:val="18"/>
         <w:keepNext w:val="0"/>
         <w:keepLines w:val="0"/>
         <w:widowControl/>
@@ -3463,9 +3573,9 @@
         <w:suppressLineNumbers w:val="0"/>
         <w:shd w:val="clear" w:color="auto" w:fill="auto"/>
         <w:spacing w:before="165" w:beforeAutospacing="0" w:after="165" w:afterAutospacing="0" w:line="343" w:lineRule="atLeast"/>
-        <w:ind w:left="425" w:right="0" w:hanging="425" w:leftChars="0" w:firstLineChars="0"/>
-        <w:rPr>
-          <w:rFonts w:ascii="宋体" w:eastAsia="宋体" w:hAnsi="宋体" w:cs="宋体" w:hint="default"/>
+        <w:ind w:left="425" w:leftChars="0" w:right="0" w:hanging="425" w:firstLineChars="0"/>
+        <w:rPr>
+          <w:rFonts w:hint="default" w:ascii="宋体" w:hAnsi="宋体" w:eastAsia="宋体" w:cs="宋体"/>
           <w:kern w:val="2"/>
           <w:sz w:val="24"/>
           <w:szCs w:val="24"/>
@@ -3474,7 +3584,7 @@
       </w:pPr>
       <w:r>
         <w:rPr>
-          <w:rFonts w:ascii="宋体" w:eastAsia="宋体" w:hAnsi="宋体" w:cs="宋体" w:hint="eastAsia"/>
+          <w:rFonts w:hint="eastAsia" w:ascii="宋体" w:hAnsi="宋体" w:eastAsia="宋体" w:cs="宋体"/>
           <w:kern w:val="2"/>
           <w:sz w:val="24"/>
           <w:szCs w:val="24"/>
@@ -3485,7 +3595,7 @@
     </w:p>
     <w:p>
       <w:pPr>
-        <w:pStyle w:val="NormalWeb"/>
+        <w:pStyle w:val="18"/>
         <w:keepNext w:val="0"/>
         <w:keepLines w:val="0"/>
         <w:widowControl/>
@@ -3496,9 +3606,9 @@
         <w:suppressLineNumbers w:val="0"/>
         <w:shd w:val="clear" w:color="auto" w:fill="auto"/>
         <w:spacing w:before="165" w:beforeAutospacing="0" w:after="165" w:afterAutospacing="0" w:line="343" w:lineRule="atLeast"/>
-        <w:ind w:left="845" w:right="0" w:hanging="425" w:leftChars="0" w:firstLineChars="0"/>
-        <w:rPr>
-          <w:rFonts w:ascii="宋体" w:eastAsia="宋体" w:hAnsi="宋体" w:cs="宋体" w:hint="eastAsia"/>
+        <w:ind w:left="845" w:leftChars="0" w:right="0" w:hanging="425" w:firstLineChars="0"/>
+        <w:rPr>
+          <w:rFonts w:hint="eastAsia" w:ascii="宋体" w:hAnsi="宋体" w:eastAsia="宋体" w:cs="宋体"/>
           <w:kern w:val="2"/>
           <w:sz w:val="24"/>
           <w:szCs w:val="24"/>
@@ -3507,7 +3617,7 @@
       </w:pPr>
       <w:r>
         <w:rPr>
-          <w:rFonts w:ascii="宋体" w:eastAsia="宋体" w:hAnsi="宋体" w:cs="宋体" w:hint="eastAsia"/>
+          <w:rFonts w:hint="eastAsia" w:ascii="宋体" w:hAnsi="宋体" w:eastAsia="宋体" w:cs="宋体"/>
           <w:kern w:val="2"/>
           <w:sz w:val="24"/>
           <w:szCs w:val="24"/>
@@ -3518,7 +3628,7 @@
     </w:p>
     <w:p>
       <w:pPr>
-        <w:pStyle w:val="NormalWeb"/>
+        <w:pStyle w:val="18"/>
         <w:keepNext w:val="0"/>
         <w:keepLines w:val="0"/>
         <w:widowControl/>
@@ -3529,9 +3639,9 @@
         <w:suppressLineNumbers w:val="0"/>
         <w:shd w:val="clear" w:color="auto" w:fill="auto"/>
         <w:spacing w:before="165" w:beforeAutospacing="0" w:after="165" w:afterAutospacing="0" w:line="343" w:lineRule="atLeast"/>
-        <w:ind w:left="845" w:right="0" w:hanging="425" w:leftChars="0" w:firstLineChars="0"/>
-        <w:rPr>
-          <w:rFonts w:ascii="宋体" w:eastAsia="宋体" w:hAnsi="宋体" w:cs="宋体" w:hint="eastAsia"/>
+        <w:ind w:left="845" w:leftChars="0" w:right="0" w:hanging="425" w:firstLineChars="0"/>
+        <w:rPr>
+          <w:rFonts w:hint="eastAsia" w:ascii="宋体" w:hAnsi="宋体" w:eastAsia="宋体" w:cs="宋体"/>
           <w:kern w:val="2"/>
           <w:sz w:val="24"/>
           <w:szCs w:val="24"/>
@@ -3540,7 +3650,7 @@
       </w:pPr>
       <w:r>
         <w:rPr>
-          <w:rFonts w:ascii="宋体" w:eastAsia="宋体" w:hAnsi="宋体" w:cs="宋体" w:hint="default"/>
+          <w:rFonts w:hint="default" w:ascii="宋体" w:hAnsi="宋体" w:eastAsia="宋体" w:cs="宋体"/>
           <w:kern w:val="2"/>
           <w:sz w:val="24"/>
           <w:szCs w:val="24"/>
@@ -3550,7 +3660,7 @@
       </w:r>
       <w:r>
         <w:rPr>
-          <w:rFonts w:ascii="宋体" w:eastAsia="宋体" w:hAnsi="宋体" w:cs="宋体" w:hint="eastAsia"/>
+          <w:rFonts w:hint="eastAsia" w:ascii="宋体" w:hAnsi="宋体" w:eastAsia="宋体" w:cs="宋体"/>
           <w:kern w:val="2"/>
           <w:sz w:val="24"/>
           <w:szCs w:val="24"/>
@@ -3560,7 +3670,7 @@
       </w:r>
       <w:r>
         <w:rPr>
-          <w:rFonts w:ascii="宋体" w:eastAsia="宋体" w:hAnsi="宋体" w:cs="宋体" w:hint="default"/>
+          <w:rFonts w:hint="default" w:ascii="宋体" w:hAnsi="宋体" w:eastAsia="宋体" w:cs="宋体"/>
           <w:kern w:val="2"/>
           <w:sz w:val="24"/>
           <w:szCs w:val="24"/>
@@ -3571,7 +3681,7 @@
     </w:p>
     <w:p>
       <w:pPr>
-        <w:pStyle w:val="1"/>
+        <w:pStyle w:val="27"/>
         <w:bidi w:val="0"/>
         <w:rPr>
           <w:rFonts w:hint="default"/>
@@ -3590,13 +3700,13 @@
     </w:p>
     <w:p>
       <w:pPr>
-        <w:pStyle w:val="a"/>
+        <w:pStyle w:val="28"/>
         <w:numPr>
           <w:ilvl w:val="0"/>
           <w:numId w:val="10"/>
         </w:numPr>
         <w:bidi w:val="0"/>
-        <w:ind w:left="425" w:hanging="425" w:leftChars="0" w:firstLineChars="0"/>
+        <w:ind w:left="425" w:leftChars="0" w:hanging="425" w:firstLineChars="0"/>
         <w:rPr>
           <w:rFonts w:hint="default"/>
           <w:lang w:val="en-US" w:eastAsia="zh-CN"/>
@@ -3612,13 +3722,13 @@
     </w:p>
     <w:p>
       <w:pPr>
-        <w:pStyle w:val="a"/>
+        <w:pStyle w:val="28"/>
         <w:numPr>
           <w:ilvl w:val="0"/>
           <w:numId w:val="11"/>
         </w:numPr>
         <w:bidi w:val="0"/>
-        <w:ind w:left="845" w:hanging="425" w:leftChars="0" w:firstLineChars="0"/>
+        <w:ind w:left="845" w:leftChars="0" w:hanging="425" w:firstLineChars="0"/>
         <w:rPr>
           <w:rFonts w:hint="default"/>
           <w:lang w:val="en-US" w:eastAsia="zh-CN"/>
@@ -3634,13 +3744,13 @@
     </w:p>
     <w:p>
       <w:pPr>
-        <w:pStyle w:val="a"/>
+        <w:pStyle w:val="28"/>
         <w:numPr>
           <w:ilvl w:val="0"/>
           <w:numId w:val="11"/>
         </w:numPr>
         <w:bidi w:val="0"/>
-        <w:ind w:left="845" w:hanging="425" w:leftChars="0" w:firstLineChars="0"/>
+        <w:ind w:left="845" w:leftChars="0" w:hanging="425" w:firstLineChars="0"/>
         <w:rPr>
           <w:rFonts w:hint="default"/>
           <w:lang w:val="en-US" w:eastAsia="zh-CN"/>
@@ -3656,13 +3766,13 @@
     </w:p>
     <w:p>
       <w:pPr>
-        <w:pStyle w:val="a"/>
+        <w:pStyle w:val="28"/>
         <w:numPr>
           <w:ilvl w:val="0"/>
           <w:numId w:val="11"/>
         </w:numPr>
         <w:bidi w:val="0"/>
-        <w:ind w:left="845" w:hanging="425" w:leftChars="0" w:firstLineChars="0"/>
+        <w:ind w:left="845" w:leftChars="0" w:hanging="425" w:firstLineChars="0"/>
         <w:rPr>
           <w:rFonts w:hint="default"/>
           <w:lang w:val="en-US" w:eastAsia="zh-CN"/>
@@ -3678,13 +3788,13 @@
     </w:p>
     <w:p>
       <w:pPr>
-        <w:pStyle w:val="a"/>
+        <w:pStyle w:val="28"/>
         <w:numPr>
           <w:ilvl w:val="0"/>
           <w:numId w:val="10"/>
         </w:numPr>
         <w:bidi w:val="0"/>
-        <w:ind w:left="425" w:hanging="425" w:leftChars="0" w:firstLineChars="0"/>
+        <w:ind w:left="425" w:leftChars="0" w:hanging="425" w:firstLineChars="0"/>
         <w:rPr>
           <w:rFonts w:hint="default"/>
           <w:lang w:val="en-US" w:eastAsia="zh-CN"/>
@@ -3700,13 +3810,13 @@
     </w:p>
     <w:p>
       <w:pPr>
-        <w:pStyle w:val="a"/>
+        <w:pStyle w:val="28"/>
         <w:numPr>
           <w:ilvl w:val="0"/>
           <w:numId w:val="12"/>
         </w:numPr>
         <w:bidi w:val="0"/>
-        <w:ind w:left="1260" w:hanging="420" w:leftChars="0" w:firstLineChars="0"/>
+        <w:ind w:left="1260" w:leftChars="0" w:hanging="420" w:firstLineChars="0"/>
         <w:rPr>
           <w:rFonts w:hint="default"/>
           <w:lang w:val="en-US" w:eastAsia="zh-CN"/>
@@ -3722,13 +3832,13 @@
     </w:p>
     <w:p>
       <w:pPr>
-        <w:pStyle w:val="a"/>
+        <w:pStyle w:val="28"/>
         <w:numPr>
           <w:ilvl w:val="0"/>
           <w:numId w:val="12"/>
         </w:numPr>
         <w:bidi w:val="0"/>
-        <w:ind w:left="1260" w:hanging="420" w:leftChars="0" w:firstLineChars="0"/>
+        <w:ind w:left="1260" w:leftChars="0" w:hanging="420" w:firstLineChars="0"/>
         <w:rPr>
           <w:rFonts w:hint="default"/>
           <w:lang w:val="en-US" w:eastAsia="zh-CN"/>
@@ -3744,13 +3854,13 @@
     </w:p>
     <w:p>
       <w:pPr>
-        <w:pStyle w:val="a"/>
+        <w:pStyle w:val="28"/>
         <w:numPr>
           <w:ilvl w:val="0"/>
           <w:numId w:val="12"/>
         </w:numPr>
         <w:bidi w:val="0"/>
-        <w:ind w:left="1260" w:hanging="420" w:leftChars="0" w:firstLineChars="0"/>
+        <w:ind w:left="1260" w:leftChars="0" w:hanging="420" w:firstLineChars="0"/>
         <w:rPr>
           <w:rFonts w:hint="default"/>
           <w:lang w:val="en-US" w:eastAsia="zh-CN"/>
@@ -3766,13 +3876,13 @@
     </w:p>
     <w:p>
       <w:pPr>
-        <w:pStyle w:val="a"/>
+        <w:pStyle w:val="28"/>
         <w:numPr>
           <w:ilvl w:val="0"/>
           <w:numId w:val="10"/>
         </w:numPr>
         <w:bidi w:val="0"/>
-        <w:ind w:left="425" w:hanging="425" w:leftChars="0" w:firstLineChars="0"/>
+        <w:ind w:left="425" w:leftChars="0" w:hanging="425" w:firstLineChars="0"/>
         <w:rPr>
           <w:rFonts w:hint="default"/>
           <w:lang w:val="en-US" w:eastAsia="zh-CN"/>
@@ -3788,13 +3898,13 @@
     </w:p>
     <w:p>
       <w:pPr>
-        <w:pStyle w:val="a"/>
+        <w:pStyle w:val="28"/>
         <w:numPr>
           <w:ilvl w:val="0"/>
           <w:numId w:val="13"/>
         </w:numPr>
         <w:bidi w:val="0"/>
-        <w:ind w:left="1260" w:hanging="420" w:leftChars="0" w:firstLineChars="0"/>
+        <w:ind w:left="1260" w:leftChars="0" w:hanging="420" w:firstLineChars="0"/>
         <w:rPr>
           <w:rFonts w:hint="default"/>
           <w:lang w:val="en-US" w:eastAsia="zh-CN"/>
@@ -3810,13 +3920,13 @@
     </w:p>
     <w:p>
       <w:pPr>
-        <w:pStyle w:val="a"/>
+        <w:pStyle w:val="28"/>
         <w:numPr>
           <w:ilvl w:val="0"/>
           <w:numId w:val="13"/>
         </w:numPr>
         <w:bidi w:val="0"/>
-        <w:ind w:left="1260" w:hanging="420" w:leftChars="0" w:firstLineChars="0"/>
+        <w:ind w:left="1260" w:leftChars="0" w:hanging="420" w:firstLineChars="0"/>
         <w:rPr>
           <w:rFonts w:hint="default"/>
           <w:lang w:val="en-US" w:eastAsia="zh-CN"/>
@@ -3832,13 +3942,13 @@
     </w:p>
     <w:p>
       <w:pPr>
-        <w:pStyle w:val="a"/>
+        <w:pStyle w:val="28"/>
         <w:numPr>
           <w:ilvl w:val="0"/>
           <w:numId w:val="13"/>
         </w:numPr>
         <w:bidi w:val="0"/>
-        <w:ind w:left="1260" w:hanging="420" w:leftChars="0" w:firstLineChars="0"/>
+        <w:ind w:left="1260" w:leftChars="0" w:hanging="420" w:firstLineChars="0"/>
         <w:rPr>
           <w:rFonts w:hint="default"/>
           <w:lang w:val="en-US" w:eastAsia="zh-CN"/>
@@ -3854,7 +3964,7 @@
     </w:p>
     <w:p>
       <w:pPr>
-        <w:pStyle w:val="1"/>
+        <w:pStyle w:val="27"/>
         <w:bidi w:val="0"/>
         <w:rPr>
           <w:rFonts w:hint="default"/>
@@ -3873,16 +3983,16 @@
     </w:p>
     <w:tbl>
       <w:tblPr>
-        <w:tblStyle w:val="TableNormal0"/>
+        <w:tblStyle w:val="26"/>
         <w:tblW w:w="8070" w:type="dxa"/>
         <w:jc w:val="center"/>
         <w:tblBorders>
-          <w:top w:val="single" w:sz="4" w:space="0" w:color="000000"/>
-          <w:left w:val="single" w:sz="4" w:space="0" w:color="000000"/>
-          <w:bottom w:val="single" w:sz="4" w:space="0" w:color="000000"/>
-          <w:right w:val="single" w:sz="4" w:space="0" w:color="000000"/>
-          <w:insideH w:val="single" w:sz="4" w:space="0" w:color="000000"/>
-          <w:insideV w:val="single" w:sz="4" w:space="0" w:color="000000"/>
+          <w:top w:val="single" w:color="000000" w:sz="4" w:space="0"/>
+          <w:left w:val="single" w:color="000000" w:sz="4" w:space="0"/>
+          <w:bottom w:val="single" w:color="000000" w:sz="4" w:space="0"/>
+          <w:right w:val="single" w:color="000000" w:sz="4" w:space="0"/>
+          <w:insideH w:val="single" w:color="000000" w:sz="4" w:space="0"/>
+          <w:insideV w:val="single" w:color="000000" w:sz="4" w:space="0"/>
         </w:tblBorders>
         <w:tblLayout w:type="fixed"/>
         <w:tblCellMar>
@@ -3901,17 +4011,14 @@
       </w:tblGrid>
       <w:tr>
         <w:tblPrEx>
-          <w:tblW w:w="8070" w:type="dxa"/>
-          <w:jc w:val="center"/>
           <w:tblBorders>
-            <w:top w:val="single" w:sz="4" w:space="0" w:color="000000"/>
-            <w:left w:val="single" w:sz="4" w:space="0" w:color="000000"/>
-            <w:bottom w:val="single" w:sz="4" w:space="0" w:color="000000"/>
-            <w:right w:val="single" w:sz="4" w:space="0" w:color="000000"/>
-            <w:insideH w:val="single" w:sz="4" w:space="0" w:color="000000"/>
-            <w:insideV w:val="single" w:sz="4" w:space="0" w:color="000000"/>
+            <w:top w:val="single" w:color="000000" w:sz="4" w:space="0"/>
+            <w:left w:val="single" w:color="000000" w:sz="4" w:space="0"/>
+            <w:bottom w:val="single" w:color="000000" w:sz="4" w:space="0"/>
+            <w:right w:val="single" w:color="000000" w:sz="4" w:space="0"/>
+            <w:insideH w:val="single" w:color="000000" w:sz="4" w:space="0"/>
+            <w:insideV w:val="single" w:color="000000" w:sz="4" w:space="0"/>
           </w:tblBorders>
-          <w:tblLayout w:type="fixed"/>
           <w:tblCellMar>
             <w:top w:w="0" w:type="dxa"/>
             <w:left w:w="0" w:type="dxa"/>
@@ -3920,7 +4027,7 @@
           </w:tblCellMar>
         </w:tblPrEx>
         <w:trPr>
-          <w:trHeight w:val="651"/>
+          <w:trHeight w:val="651" w:hRule="atLeast"/>
           <w:jc w:val="center"/>
         </w:trPr>
         <w:tc>
@@ -3945,10 +4052,10 @@
               <w:adjustRightInd w:val="0"/>
               <w:snapToGrid w:val="0"/>
               <w:spacing w:before="205" w:line="221" w:lineRule="auto"/>
-              <w:ind w:left="0" w:right="0" w:firstLine="0" w:leftChars="0" w:rightChars="0" w:firstLineChars="0"/>
+              <w:ind w:left="0" w:leftChars="0" w:right="0" w:rightChars="0" w:firstLine="0" w:firstLineChars="0"/>
               <w:jc w:val="center"/>
               <w:rPr>
-                <w:rFonts w:ascii="宋体" w:eastAsia="宋体" w:hAnsi="宋体" w:cs="宋体" w:hint="eastAsia"/>
+                <w:rFonts w:hint="eastAsia" w:ascii="宋体" w:hAnsi="宋体" w:eastAsia="宋体" w:cs="宋体"/>
                 <w:b/>
                 <w:bCs/>
                 <w:snapToGrid w:val="0"/>
@@ -3962,7 +4069,7 @@
             </w:pPr>
             <w:r>
               <w:rPr>
-                <w:rFonts w:ascii="宋体" w:eastAsia="宋体" w:hAnsi="宋体" w:cs="宋体"/>
+                <w:rFonts w:ascii="宋体" w:hAnsi="宋体" w:eastAsia="宋体" w:cs="宋体"/>
                 <w:b/>
                 <w:bCs/>
                 <w:spacing w:val="-7"/>
@@ -3995,10 +4102,10 @@
               <w:adjustRightInd w:val="0"/>
               <w:snapToGrid w:val="0"/>
               <w:spacing w:before="205" w:line="221" w:lineRule="auto"/>
-              <w:ind w:left="0" w:right="0" w:firstLine="0" w:leftChars="0" w:rightChars="0" w:firstLineChars="0"/>
+              <w:ind w:left="0" w:leftChars="0" w:right="0" w:rightChars="0" w:firstLine="0" w:firstLineChars="0"/>
               <w:jc w:val="center"/>
               <w:rPr>
-                <w:rFonts w:ascii="宋体" w:eastAsia="宋体" w:hAnsi="宋体" w:cs="宋体" w:hint="default"/>
+                <w:rFonts w:hint="default" w:ascii="宋体" w:hAnsi="宋体" w:eastAsia="宋体" w:cs="宋体"/>
                 <w:b/>
                 <w:bCs/>
                 <w:snapToGrid w:val="0"/>
@@ -4012,7 +4119,7 @@
             </w:pPr>
             <w:r>
               <w:rPr>
-                <w:rFonts w:ascii="宋体" w:eastAsia="宋体" w:hAnsi="宋体" w:cs="宋体"/>
+                <w:rFonts w:ascii="宋体" w:hAnsi="宋体" w:eastAsia="宋体" w:cs="宋体"/>
                 <w:b/>
                 <w:bCs/>
                 <w:spacing w:val="-7"/>
@@ -4045,10 +4152,10 @@
               <w:adjustRightInd w:val="0"/>
               <w:snapToGrid w:val="0"/>
               <w:spacing w:before="205" w:line="221" w:lineRule="auto"/>
-              <w:ind w:left="0" w:right="0" w:firstLine="0" w:leftChars="0" w:rightChars="0" w:firstLineChars="0"/>
+              <w:ind w:left="0" w:leftChars="0" w:right="0" w:rightChars="0" w:firstLine="0" w:firstLineChars="0"/>
               <w:jc w:val="center"/>
               <w:rPr>
-                <w:rFonts w:ascii="宋体" w:eastAsia="宋体" w:hAnsi="宋体" w:cs="宋体" w:hint="default"/>
+                <w:rFonts w:hint="default" w:ascii="宋体" w:hAnsi="宋体" w:eastAsia="宋体" w:cs="宋体"/>
                 <w:b/>
                 <w:bCs/>
                 <w:snapToGrid w:val="0"/>
@@ -4062,7 +4169,7 @@
             </w:pPr>
             <w:r>
               <w:rPr>
-                <w:rFonts w:ascii="宋体" w:eastAsia="宋体" w:hAnsi="宋体" w:cs="宋体"/>
+                <w:rFonts w:ascii="宋体" w:hAnsi="宋体" w:eastAsia="宋体" w:cs="宋体"/>
                 <w:b/>
                 <w:bCs/>
                 <w:spacing w:val="-7"/>
@@ -4095,10 +4202,10 @@
               <w:adjustRightInd w:val="0"/>
               <w:snapToGrid w:val="0"/>
               <w:spacing w:before="205" w:line="221" w:lineRule="auto"/>
-              <w:ind w:left="0" w:right="0" w:firstLine="0" w:leftChars="0" w:rightChars="0" w:firstLineChars="0"/>
+              <w:ind w:left="0" w:leftChars="0" w:right="0" w:rightChars="0" w:firstLine="0" w:firstLineChars="0"/>
               <w:jc w:val="center"/>
               <w:rPr>
-                <w:rFonts w:ascii="宋体" w:eastAsia="宋体" w:hAnsi="宋体" w:cs="宋体" w:hint="eastAsia"/>
+                <w:rFonts w:hint="eastAsia" w:ascii="宋体" w:hAnsi="宋体" w:eastAsia="宋体" w:cs="宋体"/>
                 <w:b/>
                 <w:bCs/>
                 <w:snapToGrid w:val="0"/>
@@ -4112,7 +4219,7 @@
             </w:pPr>
             <w:r>
               <w:rPr>
-                <w:rFonts w:ascii="宋体" w:eastAsia="宋体" w:hAnsi="宋体" w:cs="宋体" w:hint="eastAsia"/>
+                <w:rFonts w:hint="eastAsia" w:ascii="宋体" w:hAnsi="宋体" w:eastAsia="宋体" w:cs="宋体"/>
                 <w:b/>
                 <w:bCs/>
                 <w:spacing w:val="-7"/>
@@ -4146,10 +4253,10 @@
               <w:adjustRightInd w:val="0"/>
               <w:snapToGrid w:val="0"/>
               <w:spacing w:before="205" w:line="221" w:lineRule="auto"/>
-              <w:ind w:left="0" w:right="0" w:firstLine="0" w:leftChars="0" w:rightChars="0" w:firstLineChars="0"/>
+              <w:ind w:left="0" w:leftChars="0" w:right="0" w:rightChars="0" w:firstLine="0" w:firstLineChars="0"/>
               <w:jc w:val="center"/>
               <w:rPr>
-                <w:rFonts w:ascii="宋体" w:eastAsia="宋体" w:hAnsi="宋体" w:cs="宋体" w:hint="default"/>
+                <w:rFonts w:hint="default" w:ascii="宋体" w:hAnsi="宋体" w:eastAsia="宋体" w:cs="宋体"/>
                 <w:b/>
                 <w:bCs/>
                 <w:snapToGrid w:val="0"/>
@@ -4163,7 +4270,7 @@
             </w:pPr>
             <w:r>
               <w:rPr>
-                <w:rFonts w:ascii="宋体" w:hAnsi="宋体" w:cs="宋体" w:hint="eastAsia"/>
+                <w:rFonts w:hint="eastAsia" w:ascii="宋体" w:hAnsi="宋体" w:cs="宋体"/>
                 <w:b/>
                 <w:bCs/>
                 <w:spacing w:val="-7"/>
@@ -4178,9 +4285,14 @@
       </w:tr>
       <w:tr>
         <w:tblPrEx>
-          <w:tblW w:w="8070" w:type="dxa"/>
-          <w:jc w:val="center"/>
-          <w:tblLayout w:type="fixed"/>
+          <w:tblBorders>
+            <w:top w:val="single" w:color="000000" w:sz="4" w:space="0"/>
+            <w:left w:val="single" w:color="000000" w:sz="4" w:space="0"/>
+            <w:bottom w:val="single" w:color="000000" w:sz="4" w:space="0"/>
+            <w:right w:val="single" w:color="000000" w:sz="4" w:space="0"/>
+            <w:insideH w:val="single" w:color="000000" w:sz="4" w:space="0"/>
+            <w:insideV w:val="single" w:color="000000" w:sz="4" w:space="0"/>
+          </w:tblBorders>
           <w:tblCellMar>
             <w:top w:w="0" w:type="dxa"/>
             <w:left w:w="0" w:type="dxa"/>
@@ -4189,7 +4301,7 @@
           </w:tblCellMar>
         </w:tblPrEx>
         <w:trPr>
-          <w:trHeight w:val="651"/>
+          <w:trHeight w:val="651" w:hRule="atLeast"/>
           <w:jc w:val="center"/>
         </w:trPr>
         <w:tc>
@@ -4200,7 +4312,7 @@
           </w:tcPr>
           <w:p>
             <w:pPr>
-              <w:pStyle w:val="NormalWeb"/>
+              <w:pStyle w:val="18"/>
               <w:keepNext w:val="0"/>
               <w:keepLines w:val="0"/>
               <w:pageBreakBefore w:val="0"/>
@@ -4216,7 +4328,7 @@
               <w:adjustRightInd/>
               <w:snapToGrid/>
               <w:spacing w:before="0" w:beforeAutospacing="0" w:after="0" w:afterAutospacing="0" w:line="360" w:lineRule="auto"/>
-              <w:ind w:left="0" w:right="0" w:firstLine="0" w:leftChars="0" w:rightChars="0" w:firstLineChars="0"/>
+              <w:ind w:left="0" w:leftChars="0" w:right="0" w:rightChars="0" w:firstLine="0" w:firstLineChars="0"/>
               <w:jc w:val="center"/>
               <w:textAlignment w:val="auto"/>
               <w:rPr>
@@ -4247,7 +4359,7 @@
           </w:tcPr>
           <w:p>
             <w:pPr>
-              <w:pStyle w:val="NormalWeb"/>
+              <w:pStyle w:val="18"/>
               <w:keepNext w:val="0"/>
               <w:keepLines w:val="0"/>
               <w:pageBreakBefore w:val="0"/>
@@ -4263,11 +4375,11 @@
               <w:adjustRightInd/>
               <w:snapToGrid/>
               <w:spacing w:before="0" w:beforeAutospacing="0" w:after="0" w:afterAutospacing="0" w:line="360" w:lineRule="auto"/>
-              <w:ind w:left="0" w:right="0" w:firstLine="0" w:leftChars="0" w:rightChars="0" w:firstLineChars="0"/>
+              <w:ind w:left="0" w:leftChars="0" w:right="0" w:rightChars="0" w:firstLine="0" w:firstLineChars="0"/>
               <w:jc w:val="center"/>
               <w:textAlignment w:val="auto"/>
               <w:rPr>
-                <w:rFonts w:ascii="宋体" w:eastAsia="宋体" w:hAnsi="宋体" w:cs="宋体" w:hint="default"/>
+                <w:rFonts w:hint="default" w:ascii="宋体" w:hAnsi="宋体" w:eastAsia="宋体" w:cs="宋体"/>
                 <w:i w:val="0"/>
                 <w:iCs w:val="0"/>
                 <w:caps w:val="0"/>
@@ -4299,7 +4411,7 @@
           </w:tcPr>
           <w:p>
             <w:pPr>
-              <w:pStyle w:val="NormalWeb"/>
+              <w:pStyle w:val="18"/>
               <w:keepNext w:val="0"/>
               <w:keepLines w:val="0"/>
               <w:pageBreakBefore w:val="0"/>
@@ -4315,11 +4427,11 @@
               <w:adjustRightInd/>
               <w:snapToGrid/>
               <w:spacing w:before="0" w:beforeAutospacing="0" w:after="0" w:afterAutospacing="0" w:line="360" w:lineRule="auto"/>
-              <w:ind w:left="0" w:right="0" w:firstLine="0" w:leftChars="0" w:rightChars="0" w:firstLineChars="0"/>
+              <w:ind w:left="0" w:leftChars="0" w:right="0" w:rightChars="0" w:firstLine="0" w:firstLineChars="0"/>
               <w:jc w:val="center"/>
               <w:textAlignment w:val="auto"/>
               <w:rPr>
-                <w:rFonts w:ascii="宋体" w:eastAsia="宋体" w:hAnsi="宋体" w:cs="宋体" w:hint="default"/>
+                <w:rFonts w:hint="default" w:ascii="宋体" w:hAnsi="宋体" w:eastAsia="宋体" w:cs="宋体"/>
                 <w:i w:val="0"/>
                 <w:iCs w:val="0"/>
                 <w:caps w:val="0"/>
@@ -4350,7 +4462,7 @@
           </w:tcPr>
           <w:p>
             <w:pPr>
-              <w:pStyle w:val="NormalWeb"/>
+              <w:pStyle w:val="18"/>
               <w:keepNext w:val="0"/>
               <w:keepLines w:val="0"/>
               <w:pageBreakBefore w:val="0"/>
@@ -4366,7 +4478,7 @@
               <w:adjustRightInd/>
               <w:snapToGrid/>
               <w:spacing w:before="0" w:beforeAutospacing="0" w:after="0" w:afterAutospacing="0" w:line="360" w:lineRule="auto"/>
-              <w:ind w:left="0" w:right="0" w:firstLine="0" w:leftChars="0" w:rightChars="0" w:firstLineChars="0"/>
+              <w:ind w:left="0" w:leftChars="0" w:right="0" w:rightChars="0" w:firstLine="0" w:firstLineChars="0"/>
               <w:jc w:val="center"/>
               <w:textAlignment w:val="auto"/>
               <w:rPr>
@@ -4396,7 +4508,7 @@
           </w:tcPr>
           <w:p>
             <w:pPr>
-              <w:pStyle w:val="NormalWeb"/>
+              <w:pStyle w:val="18"/>
               <w:keepNext w:val="0"/>
               <w:keepLines w:val="0"/>
               <w:pageBreakBefore w:val="0"/>
@@ -4412,7 +4524,7 @@
               <w:adjustRightInd/>
               <w:snapToGrid/>
               <w:spacing w:before="0" w:beforeAutospacing="0" w:after="0" w:afterAutospacing="0" w:line="360" w:lineRule="auto"/>
-              <w:ind w:left="0" w:right="0" w:firstLine="0" w:leftChars="0" w:rightChars="0" w:firstLineChars="0"/>
+              <w:ind w:left="0" w:leftChars="0" w:right="0" w:rightChars="0" w:firstLine="0" w:firstLineChars="0"/>
               <w:jc w:val="center"/>
               <w:textAlignment w:val="auto"/>
               <w:rPr>
@@ -4439,7 +4551,7 @@
     </w:tbl>
     <w:p>
       <w:pPr>
-        <w:pStyle w:val="a"/>
+        <w:pStyle w:val="28"/>
         <w:rPr>
           <w:rFonts w:hint="default"/>
           <w:lang w:val="en-US" w:eastAsia="zh-CN"/>
@@ -4448,7 +4560,7 @@
     </w:p>
     <w:p>
       <w:pPr>
-        <w:pStyle w:val="1"/>
+        <w:pStyle w:val="27"/>
         <w:bidi w:val="0"/>
         <w:rPr>
           <w:rFonts w:hint="eastAsia"/>
@@ -4464,8 +4576,6 @@
         <w:t>相关记录文件</w:t>
       </w:r>
       <w:bookmarkEnd w:id="13"/>
-      <w:bookmarkStart w:id="14" w:name="_GoBack"/>
-      <w:bookmarkEnd w:id="14"/>
     </w:p>
     <w:p>
       <w:pPr>
@@ -4487,36 +4597,86 @@
       </w:r>
     </w:p>
     <w:sectPr>
-      <w:headerReference w:type="default" r:id="rId4"/>
+      <w:headerReference r:id="rId5" w:type="default"/>
       <w:pgSz w:w="11906" w:h="16838"/>
       <w:pgMar w:top="1440" w:right="1800" w:bottom="1440" w:left="1800" w:header="851" w:footer="992" w:gutter="0"/>
-      <w:cols w:num="1" w:space="425"/>
+      <w:cols w:space="425" w:num="1"/>
       <w:docGrid w:type="lines" w:linePitch="312" w:charSpace="0"/>
     </w:sectPr>
   </w:body>
 </w:document>
 </file>
 
+<file path=word/endnotes.xml><?xml version="1.0" encoding="utf-8"?>
+<w:endnotes xmlns:wpc="http://schemas.microsoft.com/office/word/2010/wordprocessingCanvas" xmlns:mc="http://schemas.openxmlformats.org/markup-compatibility/2006" xmlns:o="urn:schemas-microsoft-com:office:office" xmlns:r="http://schemas.openxmlformats.org/officeDocument/2006/relationships" xmlns:m="http://schemas.openxmlformats.org/officeDocument/2006/math" xmlns:v="urn:schemas-microsoft-com:vml" xmlns:wp14="http://schemas.microsoft.com/office/word/2010/wordprocessingDrawing" xmlns:wp="http://schemas.openxmlformats.org/drawingml/2006/wordprocessingDrawing" xmlns:w="http://schemas.openxmlformats.org/wordprocessingml/2006/main" xmlns:w14="http://schemas.microsoft.com/office/word/2010/wordml" xmlns:w15="http://schemas.microsoft.com/office/word/2012/wordml" xmlns:w10="urn:schemas-microsoft-com:office:word" xmlns:wpg="http://schemas.microsoft.com/office/word/2010/wordprocessingGroup" xmlns:wpi="http://schemas.microsoft.com/office/word/2010/wordprocessingInk" xmlns:wne="http://schemas.microsoft.com/office/word/2006/wordml" xmlns:wps="http://schemas.microsoft.com/office/word/2010/wordprocessingShape" xmlns:wpsCustomData="http://www.wps.cn/officeDocument/2013/wpsCustomData" mc:Ignorable="w14 w15 wp14">
+  <w:endnote w:type="separator" w:id="0">
+    <w:p>
+      <w:pPr>
+        <w:spacing w:line="240" w:lineRule="auto"/>
+      </w:pPr>
+      <w:r>
+        <w:separator/>
+      </w:r>
+    </w:p>
+  </w:endnote>
+  <w:endnote w:type="continuationSeparator" w:id="1">
+    <w:p>
+      <w:pPr>
+        <w:spacing w:line="240" w:lineRule="auto"/>
+      </w:pPr>
+      <w:r>
+        <w:continuationSeparator/>
+      </w:r>
+    </w:p>
+  </w:endnote>
+</w:endnotes>
+</file>
+
+<file path=word/footnotes.xml><?xml version="1.0" encoding="utf-8"?>
+<w:footnotes xmlns:wpc="http://schemas.microsoft.com/office/word/2010/wordprocessingCanvas" xmlns:mc="http://schemas.openxmlformats.org/markup-compatibility/2006" xmlns:o="urn:schemas-microsoft-com:office:office" xmlns:r="http://schemas.openxmlformats.org/officeDocument/2006/relationships" xmlns:m="http://schemas.openxmlformats.org/officeDocument/2006/math" xmlns:v="urn:schemas-microsoft-com:vml" xmlns:wp14="http://schemas.microsoft.com/office/word/2010/wordprocessingDrawing" xmlns:wp="http://schemas.openxmlformats.org/drawingml/2006/wordprocessingDrawing" xmlns:w="http://schemas.openxmlformats.org/wordprocessingml/2006/main" xmlns:w14="http://schemas.microsoft.com/office/word/2010/wordml" xmlns:w15="http://schemas.microsoft.com/office/word/2012/wordml" xmlns:w10="urn:schemas-microsoft-com:office:word" xmlns:wpg="http://schemas.microsoft.com/office/word/2010/wordprocessingGroup" xmlns:wpi="http://schemas.microsoft.com/office/word/2010/wordprocessingInk" xmlns:wne="http://schemas.microsoft.com/office/word/2006/wordml" xmlns:wps="http://schemas.microsoft.com/office/word/2010/wordprocessingShape" xmlns:wpsCustomData="http://www.wps.cn/officeDocument/2013/wpsCustomData" mc:Ignorable="w14 w15 wp14">
+  <w:footnote w:type="separator" w:id="0">
+    <w:p>
+      <w:pPr>
+        <w:spacing w:line="360" w:lineRule="auto"/>
+      </w:pPr>
+      <w:r>
+        <w:separator/>
+      </w:r>
+    </w:p>
+  </w:footnote>
+  <w:footnote w:type="continuationSeparator" w:id="1">
+    <w:p>
+      <w:pPr>
+        <w:spacing w:line="360" w:lineRule="auto"/>
+      </w:pPr>
+      <w:r>
+        <w:continuationSeparator/>
+      </w:r>
+    </w:p>
+  </w:footnote>
+</w:footnotes>
+</file>
+
 <file path=word/header1.xml><?xml version="1.0" encoding="utf-8"?>
-<w:hdr xmlns:wpc="http://schemas.microsoft.com/office/word/2010/wordprocessingCanvas" xmlns:mc="http://schemas.openxmlformats.org/markup-compatibility/2006" xmlns:o="urn:schemas-microsoft-com:office:office" xmlns:r="http://schemas.openxmlformats.org/officeDocument/2006/relationships" xmlns:m="http://schemas.openxmlformats.org/officeDocument/2006/math" xmlns:v="urn:schemas-microsoft-com:vml" xmlns:wp14="http://schemas.microsoft.com/office/word/2010/wordprocessingDrawing" xmlns:wp="http://schemas.openxmlformats.org/drawingml/2006/wordprocessingDrawing" xmlns:w10="urn:schemas-microsoft-com:office:word" xmlns:w="http://schemas.openxmlformats.org/wordprocessingml/2006/main" xmlns:w14="http://schemas.microsoft.com/office/word/2010/wordml" xmlns:w15="http://schemas.microsoft.com/office/word/2012/wordml" xmlns:wne="http://schemas.microsoft.com/office/word/2006/wordml" xmlns:wpg="http://schemas.microsoft.com/office/word/2010/wordprocessingGroup" xmlns:wpi="http://schemas.microsoft.com/office/word/2010/wordprocessingInk" xmlns:wps="http://schemas.microsoft.com/office/word/2010/wordprocessingShape" mc:Ignorable="w14 w15 wp14">
+<w:hdr xmlns:wpc="http://schemas.microsoft.com/office/word/2010/wordprocessingCanvas" xmlns:mc="http://schemas.openxmlformats.org/markup-compatibility/2006" xmlns:o="urn:schemas-microsoft-com:office:office" xmlns:r="http://schemas.openxmlformats.org/officeDocument/2006/relationships" xmlns:m="http://schemas.openxmlformats.org/officeDocument/2006/math" xmlns:v="urn:schemas-microsoft-com:vml" xmlns:wp14="http://schemas.microsoft.com/office/word/2010/wordprocessingDrawing" xmlns:wp="http://schemas.openxmlformats.org/drawingml/2006/wordprocessingDrawing" xmlns:w10="urn:schemas-microsoft-com:office:word" xmlns:w="http://schemas.openxmlformats.org/wordprocessingml/2006/main" xmlns:w14="http://schemas.microsoft.com/office/word/2010/wordml" xmlns:w15="http://schemas.microsoft.com/office/word/2012/wordml" xmlns:wpg="http://schemas.microsoft.com/office/word/2010/wordprocessingGroup" xmlns:wpi="http://schemas.microsoft.com/office/word/2010/wordprocessingInk" xmlns:wne="http://schemas.microsoft.com/office/word/2006/wordml" xmlns:wps="http://schemas.microsoft.com/office/word/2010/wordprocessingShape" xmlns:wpsCustomData="http://www.wps.cn/officeDocument/2013/wpsCustomData" mc:Ignorable="w14 w15 wp14">
   <w:p>
     <w:pPr>
-      <w:pStyle w:val="Header"/>
+      <w:pStyle w:val="15"/>
     </w:pPr>
   </w:p>
 </w:hdr>
 </file>
 
 <file path=word/numbering.xml><?xml version="1.0" encoding="utf-8"?>
-<w:numbering xmlns:wpc="http://schemas.microsoft.com/office/word/2010/wordprocessingCanvas" xmlns:mc="http://schemas.openxmlformats.org/markup-compatibility/2006" xmlns:o="urn:schemas-microsoft-com:office:office" xmlns:r="http://schemas.openxmlformats.org/officeDocument/2006/relationships" xmlns:m="http://schemas.openxmlformats.org/officeDocument/2006/math" xmlns:v="urn:schemas-microsoft-com:vml" xmlns:wp14="http://schemas.microsoft.com/office/word/2010/wordprocessingDrawing" xmlns:wp="http://schemas.openxmlformats.org/drawingml/2006/wordprocessingDrawing" xmlns:w10="urn:schemas-microsoft-com:office:word" xmlns:w="http://schemas.openxmlformats.org/wordprocessingml/2006/main" xmlns:w14="http://schemas.microsoft.com/office/word/2010/wordml" xmlns:w15="http://schemas.microsoft.com/office/word/2012/wordml" xmlns:wne="http://schemas.microsoft.com/office/word/2006/wordml" xmlns:wpg="http://schemas.microsoft.com/office/word/2010/wordprocessingGroup" xmlns:wpi="http://schemas.microsoft.com/office/word/2010/wordprocessingInk" xmlns:wps="http://schemas.microsoft.com/office/word/2010/wordprocessingShape" mc:Ignorable="w14 w15 wp14">
+<w:numbering xmlns:wpc="http://schemas.microsoft.com/office/word/2010/wordprocessingCanvas" xmlns:mc="http://schemas.openxmlformats.org/markup-compatibility/2006" xmlns:o="urn:schemas-microsoft-com:office:office" xmlns:r="http://schemas.openxmlformats.org/officeDocument/2006/relationships" xmlns:m="http://schemas.openxmlformats.org/officeDocument/2006/math" xmlns:v="urn:schemas-microsoft-com:vml" xmlns:wp14="http://schemas.microsoft.com/office/word/2010/wordprocessingDrawing" xmlns:wp="http://schemas.openxmlformats.org/drawingml/2006/wordprocessingDrawing" xmlns:w10="urn:schemas-microsoft-com:office:word" xmlns:w="http://schemas.openxmlformats.org/wordprocessingml/2006/main" xmlns:w14="http://schemas.microsoft.com/office/word/2010/wordml" xmlns:wpg="http://schemas.microsoft.com/office/word/2010/wordprocessingGroup" xmlns:wpi="http://schemas.microsoft.com/office/word/2010/wordprocessingInk" xmlns:wne="http://schemas.microsoft.com/office/word/2006/wordml" xmlns:wps="http://schemas.microsoft.com/office/word/2010/wordprocessingShape" xmlns:wpsCustomData="http://www.wps.cn/officeDocument/2013/wpsCustomData" mc:Ignorable="w14 wp14">
   <w:abstractNum w:abstractNumId="0">
     <w:nsid w:val="8E964DCE"/>
     <w:multiLevelType w:val="multilevel"/>
     <w:tmpl w:val="8E964DCE"/>
-    <w:lvl w:ilvl="0">
+    <w:lvl w:ilvl="0" w:tentative="0">
       <w:start w:val="1"/>
       <w:numFmt w:val="decimal"/>
-      <w:pStyle w:val="Heading1"/>
+      <w:pStyle w:val="2"/>
       <w:lvlText w:val="%1."/>
       <w:lvlJc w:val="left"/>
       <w:pPr>
@@ -4526,10 +4686,10 @@
         <w:rFonts w:hint="default"/>
       </w:rPr>
     </w:lvl>
-    <w:lvl w:ilvl="1">
+    <w:lvl w:ilvl="1" w:tentative="0">
       <w:start w:val="1"/>
       <w:numFmt w:val="decimal"/>
-      <w:pStyle w:val="Heading2"/>
+      <w:pStyle w:val="3"/>
       <w:lvlText w:val="%1.%2."/>
       <w:lvlJc w:val="left"/>
       <w:pPr>
@@ -4539,10 +4699,10 @@
         <w:rFonts w:hint="default"/>
       </w:rPr>
     </w:lvl>
-    <w:lvl w:ilvl="2">
+    <w:lvl w:ilvl="2" w:tentative="0">
       <w:start w:val="1"/>
       <w:numFmt w:val="decimal"/>
-      <w:pStyle w:val="Heading3"/>
+      <w:pStyle w:val="4"/>
       <w:lvlText w:val="%1.%2.%3."/>
       <w:lvlJc w:val="left"/>
       <w:pPr>
@@ -4552,10 +4712,10 @@
         <w:rFonts w:hint="default"/>
       </w:rPr>
     </w:lvl>
-    <w:lvl w:ilvl="3">
+    <w:lvl w:ilvl="3" w:tentative="0">
       <w:start w:val="1"/>
       <w:numFmt w:val="decimal"/>
-      <w:pStyle w:val="Heading4"/>
+      <w:pStyle w:val="5"/>
       <w:lvlText w:val="%1.%2.%3.%4."/>
       <w:lvlJc w:val="left"/>
       <w:pPr>
@@ -4565,10 +4725,10 @@
         <w:rFonts w:hint="default"/>
       </w:rPr>
     </w:lvl>
-    <w:lvl w:ilvl="4">
+    <w:lvl w:ilvl="4" w:tentative="0">
       <w:start w:val="1"/>
       <w:numFmt w:val="decimal"/>
-      <w:pStyle w:val="Heading5"/>
+      <w:pStyle w:val="6"/>
       <w:lvlText w:val="%1.%2.%3.%4.%5."/>
       <w:lvlJc w:val="left"/>
       <w:pPr>
@@ -4578,10 +4738,10 @@
         <w:rFonts w:hint="default"/>
       </w:rPr>
     </w:lvl>
-    <w:lvl w:ilvl="5">
+    <w:lvl w:ilvl="5" w:tentative="0">
       <w:start w:val="1"/>
       <w:numFmt w:val="decimal"/>
-      <w:pStyle w:val="Heading6"/>
+      <w:pStyle w:val="7"/>
       <w:lvlText w:val="%1.%2.%3.%4.%5.%6."/>
       <w:lvlJc w:val="left"/>
       <w:pPr>
@@ -4591,10 +4751,10 @@
         <w:rFonts w:hint="default"/>
       </w:rPr>
     </w:lvl>
-    <w:lvl w:ilvl="6">
+    <w:lvl w:ilvl="6" w:tentative="0">
       <w:start w:val="1"/>
       <w:numFmt w:val="decimal"/>
-      <w:pStyle w:val="Heading7"/>
+      <w:pStyle w:val="8"/>
       <w:lvlText w:val="%1.%2.%3.%4.%5.%6.%7."/>
       <w:lvlJc w:val="left"/>
       <w:pPr>
@@ -4604,10 +4764,10 @@
         <w:rFonts w:hint="default"/>
       </w:rPr>
     </w:lvl>
-    <w:lvl w:ilvl="7">
+    <w:lvl w:ilvl="7" w:tentative="0">
       <w:start w:val="1"/>
       <w:numFmt w:val="decimal"/>
-      <w:pStyle w:val="Heading8"/>
+      <w:pStyle w:val="9"/>
       <w:lvlText w:val="%1.%2.%3.%4.%5.%6.%7.%8."/>
       <w:lvlJc w:val="left"/>
       <w:pPr>
@@ -4617,10 +4777,10 @@
         <w:rFonts w:hint="default"/>
       </w:rPr>
     </w:lvl>
-    <w:lvl w:ilvl="8">
+    <w:lvl w:ilvl="8" w:tentative="0">
       <w:start w:val="1"/>
       <w:numFmt w:val="decimal"/>
-      <w:pStyle w:val="Heading9"/>
+      <w:pStyle w:val="10"/>
       <w:lvlText w:val="%1.%2.%3.%4.%5.%6.%7.%8.%9."/>
       <w:lvlJc w:val="left"/>
       <w:pPr>
@@ -4635,7 +4795,7 @@
     <w:nsid w:val="AACDDB59"/>
     <w:multiLevelType w:val="singleLevel"/>
     <w:tmpl w:val="AACDDB59"/>
-    <w:lvl w:ilvl="0">
+    <w:lvl w:ilvl="0" w:tentative="0">
       <w:start w:val="1"/>
       <w:numFmt w:val="decimal"/>
       <w:lvlText w:val="%1."/>
@@ -4652,7 +4812,7 @@
     <w:nsid w:val="C7EFC4B9"/>
     <w:multiLevelType w:val="singleLevel"/>
     <w:tmpl w:val="C7EFC4B9"/>
-    <w:lvl w:ilvl="0">
+    <w:lvl w:ilvl="0" w:tentative="0">
       <w:start w:val="1"/>
       <w:numFmt w:val="decimal"/>
       <w:lvlText w:val="(%1)"/>
@@ -4672,7 +4832,7 @@
     <w:nsid w:val="E618F45D"/>
     <w:multiLevelType w:val="singleLevel"/>
     <w:tmpl w:val="E618F45D"/>
-    <w:lvl w:ilvl="0">
+    <w:lvl w:ilvl="0" w:tentative="0">
       <w:start w:val="1"/>
       <w:numFmt w:val="decimal"/>
       <w:lvlText w:val="%1."/>
@@ -4689,7 +4849,7 @@
     <w:nsid w:val="024675B6"/>
     <w:multiLevelType w:val="singleLevel"/>
     <w:tmpl w:val="024675B6"/>
-    <w:lvl w:ilvl="0">
+    <w:lvl w:ilvl="0" w:tentative="0">
       <w:start w:val="1"/>
       <w:numFmt w:val="decimal"/>
       <w:lvlText w:val="(%1)"/>
@@ -4706,7 +4866,7 @@
     <w:nsid w:val="04A90272"/>
     <w:multiLevelType w:val="multilevel"/>
     <w:tmpl w:val="04A90272"/>
-    <w:lvl w:ilvl="0">
+    <w:lvl w:ilvl="0" w:tentative="0">
       <w:start w:val="1"/>
       <w:numFmt w:val="decimal"/>
       <w:lvlText w:val="(%1)"/>
@@ -4721,7 +4881,7 @@
         <w:rFonts w:hint="default"/>
       </w:rPr>
     </w:lvl>
-    <w:lvl w:ilvl="1">
+    <w:lvl w:ilvl="1" w:tentative="0">
       <w:start w:val="1"/>
       <w:numFmt w:val="decimalEnclosedCircleChinese"/>
       <w:lvlText w:val="%2"/>
@@ -4730,13 +4890,13 @@
         <w:tabs>
           <w:tab w:val="left" w:pos="1260"/>
         </w:tabs>
-        <w:ind w:left="1260" w:hanging="420" w:leftChars="0" w:firstLineChars="0"/>
+        <w:ind w:left="1260" w:leftChars="0" w:hanging="420" w:firstLineChars="0"/>
       </w:pPr>
       <w:rPr>
         <w:rFonts w:hint="default"/>
       </w:rPr>
     </w:lvl>
-    <w:lvl w:ilvl="2">
+    <w:lvl w:ilvl="2" w:tentative="0">
       <w:start w:val="1"/>
       <w:numFmt w:val="decimal"/>
       <w:lvlText w:val="%3)"/>
@@ -4745,13 +4905,13 @@
         <w:tabs>
           <w:tab w:val="left" w:pos="1680"/>
         </w:tabs>
-        <w:ind w:left="1680" w:hanging="420" w:leftChars="0" w:firstLineChars="0"/>
+        <w:ind w:left="1680" w:leftChars="0" w:hanging="420" w:firstLineChars="0"/>
       </w:pPr>
       <w:rPr>
         <w:rFonts w:hint="default"/>
       </w:rPr>
     </w:lvl>
-    <w:lvl w:ilvl="3">
+    <w:lvl w:ilvl="3" w:tentative="0">
       <w:start w:val="1"/>
       <w:numFmt w:val="lowerLetter"/>
       <w:lvlText w:val="%4."/>
@@ -4760,13 +4920,13 @@
         <w:tabs>
           <w:tab w:val="left" w:pos="2100"/>
         </w:tabs>
-        <w:ind w:left="2100" w:hanging="420" w:leftChars="0" w:firstLineChars="0"/>
+        <w:ind w:left="2100" w:leftChars="0" w:hanging="420" w:firstLineChars="0"/>
       </w:pPr>
       <w:rPr>
         <w:rFonts w:hint="default"/>
       </w:rPr>
     </w:lvl>
-    <w:lvl w:ilvl="4">
+    <w:lvl w:ilvl="4" w:tentative="0">
       <w:start w:val="1"/>
       <w:numFmt w:val="lowerLetter"/>
       <w:lvlText w:val="%5)"/>
@@ -4775,13 +4935,13 @@
         <w:tabs>
           <w:tab w:val="left" w:pos="2520"/>
         </w:tabs>
-        <w:ind w:left="2520" w:hanging="420" w:leftChars="0" w:firstLineChars="0"/>
+        <w:ind w:left="2520" w:leftChars="0" w:hanging="420" w:firstLineChars="0"/>
       </w:pPr>
       <w:rPr>
         <w:rFonts w:hint="default"/>
       </w:rPr>
     </w:lvl>
-    <w:lvl w:ilvl="5">
+    <w:lvl w:ilvl="5" w:tentative="0">
       <w:start w:val="1"/>
       <w:numFmt w:val="lowerRoman"/>
       <w:lvlText w:val="%6."/>
@@ -4790,13 +4950,13 @@
         <w:tabs>
           <w:tab w:val="left" w:pos="2940"/>
         </w:tabs>
-        <w:ind w:left="2940" w:hanging="420" w:leftChars="0" w:firstLineChars="0"/>
+        <w:ind w:left="2940" w:leftChars="0" w:hanging="420" w:firstLineChars="0"/>
       </w:pPr>
       <w:rPr>
         <w:rFonts w:hint="default"/>
       </w:rPr>
     </w:lvl>
-    <w:lvl w:ilvl="6">
+    <w:lvl w:ilvl="6" w:tentative="0">
       <w:start w:val="1"/>
       <w:numFmt w:val="lowerRoman"/>
       <w:lvlText w:val="%7)"/>
@@ -4805,13 +4965,13 @@
         <w:tabs>
           <w:tab w:val="left" w:pos="3360"/>
         </w:tabs>
-        <w:ind w:left="3360" w:hanging="420" w:leftChars="0" w:firstLineChars="0"/>
+        <w:ind w:left="3360" w:leftChars="0" w:hanging="420" w:firstLineChars="0"/>
       </w:pPr>
       <w:rPr>
         <w:rFonts w:hint="default"/>
       </w:rPr>
     </w:lvl>
-    <w:lvl w:ilvl="7">
+    <w:lvl w:ilvl="7" w:tentative="0">
       <w:start w:val="1"/>
       <w:numFmt w:val="lowerLetter"/>
       <w:lvlText w:val="%8."/>
@@ -4820,13 +4980,13 @@
         <w:tabs>
           <w:tab w:val="left" w:pos="3780"/>
         </w:tabs>
-        <w:ind w:left="3780" w:hanging="420" w:leftChars="0" w:firstLineChars="0"/>
+        <w:ind w:left="3780" w:leftChars="0" w:hanging="420" w:firstLineChars="0"/>
       </w:pPr>
       <w:rPr>
         <w:rFonts w:hint="default"/>
       </w:rPr>
     </w:lvl>
-    <w:lvl w:ilvl="8">
+    <w:lvl w:ilvl="8" w:tentative="0">
       <w:start w:val="1"/>
       <w:numFmt w:val="lowerLetter"/>
       <w:lvlText w:val="%9)"/>
@@ -4835,7 +4995,7 @@
         <w:tabs>
           <w:tab w:val="left" w:pos="4200"/>
         </w:tabs>
-        <w:ind w:left="4200" w:hanging="420" w:leftChars="0" w:firstLineChars="0"/>
+        <w:ind w:left="4200" w:leftChars="0" w:hanging="420" w:firstLineChars="0"/>
       </w:pPr>
       <w:rPr>
         <w:rFonts w:hint="default"/>
@@ -4846,7 +5006,7 @@
     <w:nsid w:val="083807CC"/>
     <w:multiLevelType w:val="singleLevel"/>
     <w:tmpl w:val="083807CC"/>
-    <w:lvl w:ilvl="0">
+    <w:lvl w:ilvl="0" w:tentative="0">
       <w:start w:val="1"/>
       <w:numFmt w:val="decimal"/>
       <w:lvlText w:val="(%1)"/>
@@ -4866,7 +5026,7 @@
     <w:nsid w:val="083F5C9B"/>
     <w:multiLevelType w:val="singleLevel"/>
     <w:tmpl w:val="083F5C9B"/>
-    <w:lvl w:ilvl="0">
+    <w:lvl w:ilvl="0" w:tentative="0">
       <w:start w:val="1"/>
       <w:numFmt w:val="decimal"/>
       <w:lvlText w:val="(%1)"/>
@@ -4883,7 +5043,7 @@
     <w:nsid w:val="308E1341"/>
     <w:multiLevelType w:val="singleLevel"/>
     <w:tmpl w:val="308E1341"/>
-    <w:lvl w:ilvl="0">
+    <w:lvl w:ilvl="0" w:tentative="0">
       <w:start w:val="1"/>
       <w:numFmt w:val="decimal"/>
       <w:lvlText w:val="%1."/>
@@ -4900,7 +5060,7 @@
     <w:nsid w:val="329AB120"/>
     <w:multiLevelType w:val="singleLevel"/>
     <w:tmpl w:val="329AB120"/>
-    <w:lvl w:ilvl="0">
+    <w:lvl w:ilvl="0" w:tentative="0">
       <w:start w:val="1"/>
       <w:numFmt w:val="decimal"/>
       <w:lvlText w:val="(%1)"/>
@@ -4920,7 +5080,7 @@
     <w:nsid w:val="5344E574"/>
     <w:multiLevelType w:val="singleLevel"/>
     <w:tmpl w:val="5344E574"/>
-    <w:lvl w:ilvl="0">
+    <w:lvl w:ilvl="0" w:tentative="0">
       <w:start w:val="1"/>
       <w:numFmt w:val="decimal"/>
       <w:lvlText w:val="(%1)"/>
@@ -4940,7 +5100,7 @@
     <w:nsid w:val="75D45A14"/>
     <w:multiLevelType w:val="singleLevel"/>
     <w:tmpl w:val="75D45A14"/>
-    <w:lvl w:ilvl="0">
+    <w:lvl w:ilvl="0" w:tentative="0">
       <w:start w:val="1"/>
       <w:numFmt w:val="decimal"/>
       <w:lvlText w:val="%1."/>
@@ -4957,7 +5117,7 @@
     <w:nsid w:val="7EB18A29"/>
     <w:multiLevelType w:val="singleLevel"/>
     <w:tmpl w:val="7EB18A29"/>
-    <w:lvl w:ilvl="0">
+    <w:lvl w:ilvl="0" w:tentative="0">
       <w:start w:val="1"/>
       <w:numFmt w:val="decimal"/>
       <w:lvlText w:val="(%1)"/>
@@ -5016,268 +5176,270 @@
 </file>
 
 <file path=word/styles.xml><?xml version="1.0" encoding="utf-8"?>
-<w:styles xmlns:mc="http://schemas.openxmlformats.org/markup-compatibility/2006" xmlns:r="http://schemas.openxmlformats.org/officeDocument/2006/relationships" xmlns:w="http://schemas.openxmlformats.org/wordprocessingml/2006/main" xmlns:w14="http://schemas.microsoft.com/office/word/2010/wordml" xmlns:w15="http://schemas.microsoft.com/office/word/2012/wordml" mc:Ignorable="w14 w15">
+<w:styles xmlns:mc="http://schemas.openxmlformats.org/markup-compatibility/2006" xmlns:o="urn:schemas-microsoft-com:office:office" xmlns:r="http://schemas.openxmlformats.org/officeDocument/2006/relationships" xmlns:m="http://schemas.openxmlformats.org/officeDocument/2006/math" xmlns:v="urn:schemas-microsoft-com:vml" xmlns:w="http://schemas.openxmlformats.org/wordprocessingml/2006/main" xmlns:w14="http://schemas.microsoft.com/office/word/2010/wordml" xmlns:w10="urn:schemas-microsoft-com:office:word" xmlns:sl="http://schemas.openxmlformats.org/schemaLibrary/2006/main" xmlns:wpsCustomData="http://www.wps.cn/officeDocument/2013/wpsCustomData" mc:Ignorable="w14">
   <w:docDefaults>
     <w:rPrDefault>
       <w:rPr>
-        <w:rFonts w:ascii="Times New Roman" w:eastAsia="宋体" w:hAnsi="Times New Roman" w:cs="Times New Roman"/>
+        <w:rFonts w:ascii="Times New Roman" w:hAnsi="Times New Roman" w:eastAsia="宋体" w:cs="Times New Roman"/>
       </w:rPr>
     </w:rPrDefault>
     <w:pPrDefault/>
   </w:docDefaults>
-  <w:latentStyles w:defLockedState="0" w:defUIPriority="99" w:defSemiHidden="1" w:defUnhideWhenUsed="1" w:defQFormat="0" w:count="260">
-    <w:lsdException w:name="Normal" w:semiHidden="0" w:uiPriority="0" w:unhideWhenUsed="0" w:qFormat="1"/>
-    <w:lsdException w:name="heading 1" w:semiHidden="0" w:uiPriority="0" w:unhideWhenUsed="0" w:qFormat="1"/>
-    <w:lsdException w:name="heading 2" w:semiHidden="0" w:uiPriority="0" w:qFormat="1"/>
-    <w:lsdException w:name="heading 3" w:uiPriority="0" w:qFormat="1"/>
-    <w:lsdException w:name="heading 4" w:semiHidden="0" w:uiPriority="0" w:qFormat="1"/>
-    <w:lsdException w:name="heading 5" w:uiPriority="0" w:qFormat="1"/>
-    <w:lsdException w:name="heading 6" w:uiPriority="0" w:qFormat="1"/>
-    <w:lsdException w:name="heading 7" w:uiPriority="0" w:qFormat="1"/>
-    <w:lsdException w:name="heading 8" w:uiPriority="0" w:qFormat="1"/>
-    <w:lsdException w:name="heading 9" w:uiPriority="0" w:qFormat="1"/>
-    <w:lsdException w:name="index 1" w:semiHidden="0" w:uiPriority="0" w:unhideWhenUsed="0"/>
-    <w:lsdException w:name="index 2" w:semiHidden="0" w:uiPriority="0" w:unhideWhenUsed="0"/>
-    <w:lsdException w:name="index 3" w:semiHidden="0" w:uiPriority="0" w:unhideWhenUsed="0"/>
-    <w:lsdException w:name="index 4" w:semiHidden="0" w:uiPriority="0" w:unhideWhenUsed="0"/>
-    <w:lsdException w:name="index 5" w:semiHidden="0" w:uiPriority="0" w:unhideWhenUsed="0"/>
-    <w:lsdException w:name="index 6" w:semiHidden="0" w:uiPriority="0" w:unhideWhenUsed="0"/>
-    <w:lsdException w:name="index 7" w:semiHidden="0" w:uiPriority="0" w:unhideWhenUsed="0"/>
-    <w:lsdException w:name="index 8" w:semiHidden="0" w:uiPriority="0" w:unhideWhenUsed="0"/>
-    <w:lsdException w:name="index 9" w:semiHidden="0" w:uiPriority="0" w:unhideWhenUsed="0"/>
-    <w:lsdException w:name="toc 1" w:semiHidden="0" w:uiPriority="0" w:unhideWhenUsed="0" w:qFormat="1"/>
-    <w:lsdException w:name="toc 2" w:semiHidden="0" w:uiPriority="0" w:unhideWhenUsed="0" w:qFormat="1"/>
-    <w:lsdException w:name="toc 3" w:semiHidden="0" w:uiPriority="0" w:unhideWhenUsed="0" w:qFormat="1"/>
-    <w:lsdException w:name="toc 4" w:semiHidden="0" w:uiPriority="0" w:unhideWhenUsed="0"/>
-    <w:lsdException w:name="toc 5" w:semiHidden="0" w:uiPriority="0" w:unhideWhenUsed="0"/>
-    <w:lsdException w:name="toc 6" w:semiHidden="0" w:uiPriority="0" w:unhideWhenUsed="0"/>
-    <w:lsdException w:name="toc 7" w:semiHidden="0" w:uiPriority="0" w:unhideWhenUsed="0"/>
-    <w:lsdException w:name="toc 8" w:semiHidden="0" w:uiPriority="0" w:unhideWhenUsed="0"/>
-    <w:lsdException w:name="toc 9" w:semiHidden="0" w:uiPriority="0" w:unhideWhenUsed="0"/>
-    <w:lsdException w:name="Normal Indent" w:semiHidden="0" w:uiPriority="0" w:unhideWhenUsed="0"/>
-    <w:lsdException w:name="footnote text" w:semiHidden="0" w:uiPriority="0" w:unhideWhenUsed="0"/>
-    <w:lsdException w:name="annotation text" w:semiHidden="0" w:uiPriority="0" w:unhideWhenUsed="0" w:qFormat="1"/>
-    <w:lsdException w:name="header" w:semiHidden="0" w:uiPriority="0" w:unhideWhenUsed="0" w:qFormat="1"/>
-    <w:lsdException w:name="footer" w:semiHidden="0" w:uiPriority="0" w:unhideWhenUsed="0" w:qFormat="1"/>
-    <w:lsdException w:name="index heading" w:semiHidden="0" w:uiPriority="0" w:unhideWhenUsed="0"/>
-    <w:lsdException w:name="caption" w:uiPriority="0" w:qFormat="1"/>
-    <w:lsdException w:name="table of figures" w:semiHidden="0" w:uiPriority="0" w:unhideWhenUsed="0"/>
-    <w:lsdException w:name="envelope address" w:semiHidden="0" w:uiPriority="0" w:unhideWhenUsed="0"/>
-    <w:lsdException w:name="envelope return" w:semiHidden="0" w:uiPriority="0" w:unhideWhenUsed="0"/>
-    <w:lsdException w:name="footnote reference" w:semiHidden="0" w:uiPriority="0" w:unhideWhenUsed="0"/>
-    <w:lsdException w:name="annotation reference" w:semiHidden="0" w:uiPriority="0" w:unhideWhenUsed="0"/>
-    <w:lsdException w:name="line number" w:semiHidden="0" w:uiPriority="0" w:unhideWhenUsed="0"/>
-    <w:lsdException w:name="page number" w:semiHidden="0" w:uiPriority="0" w:unhideWhenUsed="0"/>
-    <w:lsdException w:name="endnote reference" w:semiHidden="0" w:uiPriority="0" w:unhideWhenUsed="0"/>
-    <w:lsdException w:name="endnote text" w:semiHidden="0" w:uiPriority="0" w:unhideWhenUsed="0"/>
-    <w:lsdException w:name="table of authorities" w:semiHidden="0" w:uiPriority="0" w:unhideWhenUsed="0"/>
-    <w:lsdException w:name="macro" w:semiHidden="0" w:uiPriority="0" w:unhideWhenUsed="0"/>
-    <w:lsdException w:name="toa heading" w:semiHidden="0" w:uiPriority="0" w:unhideWhenUsed="0"/>
-    <w:lsdException w:name="List" w:semiHidden="0" w:uiPriority="0" w:unhideWhenUsed="0"/>
-    <w:lsdException w:name="List Bullet" w:semiHidden="0" w:uiPriority="0" w:unhideWhenUsed="0"/>
-    <w:lsdException w:name="List Number" w:semiHidden="0" w:uiPriority="0" w:unhideWhenUsed="0"/>
-    <w:lsdException w:name="List 2" w:semiHidden="0" w:uiPriority="0" w:unhideWhenUsed="0"/>
-    <w:lsdException w:name="List 3" w:semiHidden="0" w:uiPriority="0" w:unhideWhenUsed="0"/>
-    <w:lsdException w:name="List 4" w:semiHidden="0" w:uiPriority="0" w:unhideWhenUsed="0"/>
-    <w:lsdException w:name="List 5" w:semiHidden="0" w:uiPriority="0" w:unhideWhenUsed="0"/>
-    <w:lsdException w:name="List Bullet 2" w:semiHidden="0" w:uiPriority="0" w:unhideWhenUsed="0"/>
-    <w:lsdException w:name="List Bullet 3" w:semiHidden="0" w:uiPriority="0" w:unhideWhenUsed="0"/>
-    <w:lsdException w:name="List Bullet 4" w:semiHidden="0" w:uiPriority="0" w:unhideWhenUsed="0"/>
-    <w:lsdException w:name="List Bullet 5" w:semiHidden="0" w:uiPriority="0" w:unhideWhenUsed="0"/>
-    <w:lsdException w:name="List Number 2" w:semiHidden="0" w:uiPriority="0" w:unhideWhenUsed="0"/>
-    <w:lsdException w:name="List Number 3" w:semiHidden="0" w:uiPriority="0" w:unhideWhenUsed="0"/>
-    <w:lsdException w:name="List Number 4" w:semiHidden="0" w:uiPriority="0" w:unhideWhenUsed="0"/>
-    <w:lsdException w:name="List Number 5" w:semiHidden="0" w:uiPriority="0" w:unhideWhenUsed="0"/>
-    <w:lsdException w:name="Title" w:semiHidden="0" w:uiPriority="0" w:unhideWhenUsed="0" w:qFormat="1"/>
-    <w:lsdException w:name="Closing" w:semiHidden="0" w:uiPriority="0" w:unhideWhenUsed="0"/>
-    <w:lsdException w:name="Signature" w:semiHidden="0" w:uiPriority="0" w:unhideWhenUsed="0"/>
-    <w:lsdException w:name="Default Paragraph Font" w:uiPriority="0" w:unhideWhenUsed="0" w:qFormat="1"/>
-    <w:lsdException w:name="Body Text" w:uiPriority="0" w:unhideWhenUsed="0" w:qFormat="1"/>
-    <w:lsdException w:name="Body Text Indent" w:semiHidden="0" w:uiPriority="0" w:unhideWhenUsed="0"/>
-    <w:lsdException w:name="List Continue" w:semiHidden="0" w:uiPriority="0" w:unhideWhenUsed="0"/>
-    <w:lsdException w:name="List Continue 2" w:semiHidden="0" w:uiPriority="0" w:unhideWhenUsed="0"/>
-    <w:lsdException w:name="List Continue 3" w:semiHidden="0" w:uiPriority="0" w:unhideWhenUsed="0"/>
-    <w:lsdException w:name="List Continue 4" w:semiHidden="0" w:uiPriority="0" w:unhideWhenUsed="0"/>
-    <w:lsdException w:name="List Continue 5" w:semiHidden="0" w:uiPriority="0" w:unhideWhenUsed="0"/>
-    <w:lsdException w:name="Message Header" w:semiHidden="0" w:uiPriority="0" w:unhideWhenUsed="0"/>
-    <w:lsdException w:name="Subtitle" w:semiHidden="0" w:uiPriority="0" w:unhideWhenUsed="0" w:qFormat="1"/>
-    <w:lsdException w:name="Salutation" w:semiHidden="0" w:uiPriority="0" w:unhideWhenUsed="0"/>
-    <w:lsdException w:name="Date" w:semiHidden="0" w:uiPriority="0" w:unhideWhenUsed="0"/>
-    <w:lsdException w:name="Body Text First Indent" w:semiHidden="0" w:uiPriority="0" w:unhideWhenUsed="0"/>
-    <w:lsdException w:name="Body Text First Indent 2" w:semiHidden="0" w:uiPriority="0" w:unhideWhenUsed="0"/>
-    <w:lsdException w:name="Body Text 2" w:semiHidden="0" w:uiPriority="0" w:unhideWhenUsed="0"/>
-    <w:lsdException w:name="Body Text 3" w:semiHidden="0" w:uiPriority="0" w:unhideWhenUsed="0"/>
-    <w:lsdException w:name="Body Text Indent 2" w:semiHidden="0" w:uiPriority="0" w:unhideWhenUsed="0"/>
-    <w:lsdException w:name="Body Text Indent 3" w:semiHidden="0" w:uiPriority="0" w:unhideWhenUsed="0"/>
-    <w:lsdException w:name="Block Text" w:semiHidden="0" w:uiPriority="0" w:unhideWhenUsed="0"/>
-    <w:lsdException w:name="Hyperlink" w:semiHidden="0" w:uiPriority="0" w:unhideWhenUsed="0"/>
-    <w:lsdException w:name="FollowedHyperlink" w:semiHidden="0" w:uiPriority="0" w:unhideWhenUsed="0"/>
-    <w:lsdException w:name="Strong" w:semiHidden="0" w:uiPriority="0" w:unhideWhenUsed="0" w:qFormat="1"/>
-    <w:lsdException w:name="Emphasis" w:semiHidden="0" w:uiPriority="0" w:unhideWhenUsed="0" w:qFormat="1"/>
-    <w:lsdException w:name="Document Map" w:semiHidden="0" w:uiPriority="0" w:unhideWhenUsed="0"/>
-    <w:lsdException w:name="Plain Text" w:semiHidden="0" w:uiPriority="0" w:unhideWhenUsed="0"/>
-    <w:lsdException w:name="E-mail Signature" w:semiHidden="0" w:uiPriority="0" w:unhideWhenUsed="0"/>
-    <w:lsdException w:name="Normal (Web)" w:semiHidden="0" w:uiPriority="0" w:unhideWhenUsed="0" w:qFormat="1"/>
-    <w:lsdException w:name="HTML Acronym" w:semiHidden="0" w:uiPriority="0" w:unhideWhenUsed="0"/>
-    <w:lsdException w:name="HTML Address" w:semiHidden="0" w:uiPriority="0" w:unhideWhenUsed="0"/>
-    <w:lsdException w:name="HTML Cite" w:semiHidden="0" w:uiPriority="0" w:unhideWhenUsed="0"/>
-    <w:lsdException w:name="HTML Code" w:semiHidden="0" w:uiPriority="0" w:unhideWhenUsed="0"/>
-    <w:lsdException w:name="HTML Definition" w:semiHidden="0" w:uiPriority="0" w:unhideWhenUsed="0"/>
-    <w:lsdException w:name="HTML Keyboard" w:semiHidden="0" w:uiPriority="0" w:unhideWhenUsed="0"/>
-    <w:lsdException w:name="HTML Preformatted" w:semiHidden="0" w:uiPriority="0" w:unhideWhenUsed="0"/>
-    <w:lsdException w:name="HTML Sample" w:semiHidden="0" w:uiPriority="0" w:unhideWhenUsed="0"/>
-    <w:lsdException w:name="HTML Typewriter" w:semiHidden="0" w:uiPriority="0" w:unhideWhenUsed="0"/>
-    <w:lsdException w:name="HTML Variable" w:semiHidden="0" w:uiPriority="0" w:unhideWhenUsed="0"/>
-    <w:lsdException w:name="Normal Table" w:uiPriority="0" w:unhideWhenUsed="0" w:qFormat="1"/>
-    <w:lsdException w:name="annotation subject" w:semiHidden="0" w:uiPriority="0" w:unhideWhenUsed="0"/>
-    <w:lsdException w:name="Table Simple 1" w:semiHidden="0" w:uiPriority="0" w:unhideWhenUsed="0"/>
-    <w:lsdException w:name="Table Simple 2" w:semiHidden="0" w:uiPriority="0" w:unhideWhenUsed="0"/>
-    <w:lsdException w:name="Table Simple 3" w:semiHidden="0" w:uiPriority="0" w:unhideWhenUsed="0"/>
-    <w:lsdException w:name="Table Classic 1" w:semiHidden="0" w:uiPriority="0" w:unhideWhenUsed="0"/>
-    <w:lsdException w:name="Table Classic 2" w:semiHidden="0" w:uiPriority="0" w:unhideWhenUsed="0"/>
-    <w:lsdException w:name="Table Classic 3" w:semiHidden="0" w:uiPriority="0" w:unhideWhenUsed="0"/>
-    <w:lsdException w:name="Table Classic 4" w:semiHidden="0" w:uiPriority="0" w:unhideWhenUsed="0"/>
-    <w:lsdException w:name="Table Colorful 1" w:semiHidden="0" w:uiPriority="0" w:unhideWhenUsed="0"/>
-    <w:lsdException w:name="Table Colorful 2" w:semiHidden="0" w:uiPriority="0" w:unhideWhenUsed="0"/>
-    <w:lsdException w:name="Table Colorful 3" w:semiHidden="0" w:uiPriority="0" w:unhideWhenUsed="0"/>
-    <w:lsdException w:name="Table Columns 1" w:semiHidden="0" w:uiPriority="0" w:unhideWhenUsed="0"/>
-    <w:lsdException w:name="Table Columns 2" w:semiHidden="0" w:uiPriority="0" w:unhideWhenUsed="0"/>
-    <w:lsdException w:name="Table Columns 3" w:semiHidden="0" w:uiPriority="0" w:unhideWhenUsed="0"/>
-    <w:lsdException w:name="Table Columns 4" w:semiHidden="0" w:uiPriority="0" w:unhideWhenUsed="0"/>
-    <w:lsdException w:name="Table Columns 5" w:semiHidden="0" w:uiPriority="0" w:unhideWhenUsed="0"/>
-    <w:lsdException w:name="Table Grid 1" w:semiHidden="0" w:uiPriority="0" w:unhideWhenUsed="0"/>
-    <w:lsdException w:name="Table Grid 2" w:semiHidden="0" w:uiPriority="0" w:unhideWhenUsed="0"/>
-    <w:lsdException w:name="Table Grid 3" w:semiHidden="0" w:uiPriority="0" w:unhideWhenUsed="0"/>
-    <w:lsdException w:name="Table Grid 4" w:semiHidden="0" w:uiPriority="0" w:unhideWhenUsed="0"/>
-    <w:lsdException w:name="Table Grid 5" w:semiHidden="0" w:uiPriority="0" w:unhideWhenUsed="0"/>
-    <w:lsdException w:name="Table Grid 6" w:semiHidden="0" w:uiPriority="0" w:unhideWhenUsed="0"/>
-    <w:lsdException w:name="Table Grid 7" w:semiHidden="0" w:uiPriority="0" w:unhideWhenUsed="0"/>
-    <w:lsdException w:name="Table Grid 8" w:semiHidden="0" w:uiPriority="0" w:unhideWhenUsed="0"/>
-    <w:lsdException w:name="Table List 1" w:semiHidden="0" w:uiPriority="0" w:unhideWhenUsed="0"/>
-    <w:lsdException w:name="Table List 2" w:semiHidden="0" w:uiPriority="0" w:unhideWhenUsed="0"/>
-    <w:lsdException w:name="Table List 3" w:semiHidden="0" w:uiPriority="0" w:unhideWhenUsed="0"/>
-    <w:lsdException w:name="Table List 4" w:semiHidden="0" w:uiPriority="0" w:unhideWhenUsed="0"/>
-    <w:lsdException w:name="Table List 5" w:semiHidden="0" w:uiPriority="0" w:unhideWhenUsed="0"/>
-    <w:lsdException w:name="Table List 6" w:semiHidden="0" w:uiPriority="0" w:unhideWhenUsed="0"/>
-    <w:lsdException w:name="Table List 7" w:semiHidden="0" w:uiPriority="0" w:unhideWhenUsed="0"/>
-    <w:lsdException w:name="Table List 8" w:semiHidden="0" w:uiPriority="0" w:unhideWhenUsed="0"/>
-    <w:lsdException w:name="Table 3D effects 1" w:semiHidden="0" w:uiPriority="0" w:unhideWhenUsed="0"/>
-    <w:lsdException w:name="Table 3D effects 2" w:semiHidden="0" w:uiPriority="0" w:unhideWhenUsed="0"/>
-    <w:lsdException w:name="Table 3D effects 3" w:semiHidden="0" w:uiPriority="0" w:unhideWhenUsed="0"/>
-    <w:lsdException w:name="Table Contemporary" w:semiHidden="0" w:uiPriority="0" w:unhideWhenUsed="0"/>
-    <w:lsdException w:name="Table Elegant" w:semiHidden="0" w:uiPriority="0" w:unhideWhenUsed="0"/>
-    <w:lsdException w:name="Table Professional" w:semiHidden="0" w:uiPriority="0" w:unhideWhenUsed="0"/>
-    <w:lsdException w:name="Table Subtle 1" w:semiHidden="0" w:uiPriority="0" w:unhideWhenUsed="0"/>
-    <w:lsdException w:name="Table Subtle 2" w:semiHidden="0" w:uiPriority="0" w:unhideWhenUsed="0"/>
-    <w:lsdException w:name="Table Web 1" w:semiHidden="0" w:uiPriority="0" w:unhideWhenUsed="0"/>
-    <w:lsdException w:name="Table Web 2" w:semiHidden="0" w:uiPriority="0" w:unhideWhenUsed="0"/>
-    <w:lsdException w:name="Table Web 3" w:semiHidden="0" w:uiPriority="0" w:unhideWhenUsed="0"/>
-    <w:lsdException w:name="Balloon Text" w:semiHidden="0" w:uiPriority="0" w:unhideWhenUsed="0"/>
-    <w:lsdException w:name="Table Grid" w:semiHidden="0" w:uiPriority="0" w:unhideWhenUsed="0" w:qFormat="1"/>
-    <w:lsdException w:name="Table Theme" w:semiHidden="0" w:uiPriority="0" w:unhideWhenUsed="0"/>
-    <w:lsdException w:name="No Spacing" w:semiHidden="0" w:unhideWhenUsed="0" w:qFormat="1"/>
-    <w:lsdException w:name="Light Shading" w:semiHidden="0" w:uiPriority="60" w:unhideWhenUsed="0"/>
-    <w:lsdException w:name="Light List" w:semiHidden="0" w:uiPriority="61" w:unhideWhenUsed="0"/>
-    <w:lsdException w:name="Light Grid" w:semiHidden="0" w:uiPriority="62" w:unhideWhenUsed="0"/>
-    <w:lsdException w:name="Medium Shading 1" w:semiHidden="0" w:uiPriority="63" w:unhideWhenUsed="0"/>
-    <w:lsdException w:name="Medium Shading 2" w:semiHidden="0" w:uiPriority="64" w:unhideWhenUsed="0"/>
-    <w:lsdException w:name="Medium List 1" w:semiHidden="0" w:uiPriority="65" w:unhideWhenUsed="0"/>
-    <w:lsdException w:name="Medium List 2" w:semiHidden="0" w:uiPriority="66" w:unhideWhenUsed="0"/>
-    <w:lsdException w:name="Medium Grid 1" w:semiHidden="0" w:uiPriority="67" w:unhideWhenUsed="0"/>
-    <w:lsdException w:name="Medium Grid 2" w:semiHidden="0" w:uiPriority="68" w:unhideWhenUsed="0"/>
-    <w:lsdException w:name="Medium Grid 3" w:semiHidden="0" w:uiPriority="69" w:unhideWhenUsed="0"/>
-    <w:lsdException w:name="Dark List" w:semiHidden="0" w:uiPriority="70" w:unhideWhenUsed="0"/>
-    <w:lsdException w:name="Colorful Shading" w:semiHidden="0" w:uiPriority="71" w:unhideWhenUsed="0"/>
-    <w:lsdException w:name="Colorful List" w:semiHidden="0" w:uiPriority="72" w:unhideWhenUsed="0"/>
-    <w:lsdException w:name="Colorful Grid" w:semiHidden="0" w:uiPriority="73" w:unhideWhenUsed="0"/>
-    <w:lsdException w:name="Light Shading Accent 1" w:semiHidden="0" w:uiPriority="60" w:unhideWhenUsed="0"/>
-    <w:lsdException w:name="Light List Accent 1" w:semiHidden="0" w:uiPriority="61" w:unhideWhenUsed="0"/>
-    <w:lsdException w:name="Light Grid Accent 1" w:semiHidden="0" w:uiPriority="62" w:unhideWhenUsed="0"/>
-    <w:lsdException w:name="Medium Shading 1 Accent 1" w:semiHidden="0" w:uiPriority="63" w:unhideWhenUsed="0"/>
-    <w:lsdException w:name="Medium Shading 2 Accent 1" w:semiHidden="0" w:uiPriority="64" w:unhideWhenUsed="0"/>
-    <w:lsdException w:name="Medium List 1 Accent 1" w:semiHidden="0" w:uiPriority="65" w:unhideWhenUsed="0"/>
-    <w:lsdException w:name="Medium List 2 Accent 1" w:semiHidden="0" w:uiPriority="66" w:unhideWhenUsed="0"/>
-    <w:lsdException w:name="Medium Grid 1 Accent 1" w:semiHidden="0" w:uiPriority="67" w:unhideWhenUsed="0"/>
-    <w:lsdException w:name="Medium Grid 2 Accent 1" w:semiHidden="0" w:uiPriority="68" w:unhideWhenUsed="0"/>
-    <w:lsdException w:name="Medium Grid 3 Accent 1" w:semiHidden="0" w:uiPriority="69" w:unhideWhenUsed="0"/>
-    <w:lsdException w:name="Dark List Accent 1" w:semiHidden="0" w:uiPriority="70" w:unhideWhenUsed="0"/>
-    <w:lsdException w:name="Colorful Shading Accent 1" w:semiHidden="0" w:uiPriority="71" w:unhideWhenUsed="0"/>
-    <w:lsdException w:name="Colorful List Accent 1" w:semiHidden="0" w:uiPriority="72" w:unhideWhenUsed="0"/>
-    <w:lsdException w:name="Colorful Grid Accent 1" w:semiHidden="0" w:uiPriority="73" w:unhideWhenUsed="0"/>
-    <w:lsdException w:name="Light Shading Accent 2" w:semiHidden="0" w:uiPriority="60" w:unhideWhenUsed="0"/>
-    <w:lsdException w:name="Light List Accent 2" w:semiHidden="0" w:uiPriority="61" w:unhideWhenUsed="0"/>
-    <w:lsdException w:name="Light Grid Accent 2" w:semiHidden="0" w:uiPriority="62" w:unhideWhenUsed="0"/>
-    <w:lsdException w:name="Medium Shading 1 Accent 2" w:semiHidden="0" w:uiPriority="63" w:unhideWhenUsed="0"/>
-    <w:lsdException w:name="Medium Shading 2 Accent 2" w:semiHidden="0" w:uiPriority="64" w:unhideWhenUsed="0"/>
-    <w:lsdException w:name="Medium List 1 Accent 2" w:semiHidden="0" w:uiPriority="65" w:unhideWhenUsed="0"/>
-    <w:lsdException w:name="Medium List 2 Accent 2" w:semiHidden="0" w:uiPriority="66" w:unhideWhenUsed="0"/>
-    <w:lsdException w:name="Medium Grid 1 Accent 2" w:semiHidden="0" w:uiPriority="67" w:unhideWhenUsed="0"/>
-    <w:lsdException w:name="Medium Grid 2 Accent 2" w:semiHidden="0" w:uiPriority="68" w:unhideWhenUsed="0"/>
-    <w:lsdException w:name="Medium Grid 3 Accent 2" w:semiHidden="0" w:uiPriority="69" w:unhideWhenUsed="0"/>
-    <w:lsdException w:name="Dark List Accent 2" w:semiHidden="0" w:uiPriority="70" w:unhideWhenUsed="0"/>
-    <w:lsdException w:name="Colorful Shading Accent 2" w:semiHidden="0" w:uiPriority="71" w:unhideWhenUsed="0"/>
-    <w:lsdException w:name="Colorful List Accent 2" w:semiHidden="0" w:uiPriority="72" w:unhideWhenUsed="0"/>
-    <w:lsdException w:name="Colorful Grid Accent 2" w:semiHidden="0" w:uiPriority="73" w:unhideWhenUsed="0"/>
-    <w:lsdException w:name="Light Shading Accent 3" w:semiHidden="0" w:uiPriority="60" w:unhideWhenUsed="0"/>
-    <w:lsdException w:name="Light List Accent 3" w:semiHidden="0" w:uiPriority="61" w:unhideWhenUsed="0"/>
-    <w:lsdException w:name="Light Grid Accent 3" w:semiHidden="0" w:uiPriority="62" w:unhideWhenUsed="0"/>
-    <w:lsdException w:name="Medium Shading 1 Accent 3" w:semiHidden="0" w:uiPriority="63" w:unhideWhenUsed="0"/>
-    <w:lsdException w:name="Medium Shading 2 Accent 3" w:semiHidden="0" w:uiPriority="64" w:unhideWhenUsed="0"/>
-    <w:lsdException w:name="Medium List 1 Accent 3" w:semiHidden="0" w:uiPriority="65" w:unhideWhenUsed="0"/>
-    <w:lsdException w:name="Medium List 2 Accent 3" w:semiHidden="0" w:uiPriority="66" w:unhideWhenUsed="0"/>
-    <w:lsdException w:name="Medium Grid 1 Accent 3" w:semiHidden="0" w:uiPriority="67" w:unhideWhenUsed="0"/>
-    <w:lsdException w:name="Medium Grid 2 Accent 3" w:semiHidden="0" w:uiPriority="68" w:unhideWhenUsed="0"/>
-    <w:lsdException w:name="Medium Grid 3 Accent 3" w:semiHidden="0" w:uiPriority="69" w:unhideWhenUsed="0"/>
-    <w:lsdException w:name="Dark List Accent 3" w:semiHidden="0" w:uiPriority="70" w:unhideWhenUsed="0"/>
-    <w:lsdException w:name="Colorful Shading Accent 3" w:semiHidden="0" w:uiPriority="71" w:unhideWhenUsed="0"/>
-    <w:lsdException w:name="Colorful List Accent 3" w:semiHidden="0" w:uiPriority="72" w:unhideWhenUsed="0"/>
-    <w:lsdException w:name="Colorful Grid Accent 3" w:semiHidden="0" w:uiPriority="73" w:unhideWhenUsed="0"/>
-    <w:lsdException w:name="Light Shading Accent 4" w:semiHidden="0" w:uiPriority="60" w:unhideWhenUsed="0"/>
-    <w:lsdException w:name="Light List Accent 4" w:semiHidden="0" w:uiPriority="61" w:unhideWhenUsed="0"/>
-    <w:lsdException w:name="Light Grid Accent 4" w:semiHidden="0" w:uiPriority="62" w:unhideWhenUsed="0"/>
-    <w:lsdException w:name="Medium Shading 1 Accent 4" w:semiHidden="0" w:uiPriority="63" w:unhideWhenUsed="0"/>
-    <w:lsdException w:name="Medium Shading 2 Accent 4" w:semiHidden="0" w:uiPriority="64" w:unhideWhenUsed="0"/>
-    <w:lsdException w:name="Medium List 1 Accent 4" w:semiHidden="0" w:uiPriority="65" w:unhideWhenUsed="0"/>
-    <w:lsdException w:name="Medium List 2 Accent 4" w:semiHidden="0" w:uiPriority="66" w:unhideWhenUsed="0"/>
-    <w:lsdException w:name="Medium Grid 1 Accent 4" w:semiHidden="0" w:uiPriority="67" w:unhideWhenUsed="0"/>
-    <w:lsdException w:name="Medium Grid 2 Accent 4" w:semiHidden="0" w:uiPriority="68" w:unhideWhenUsed="0"/>
-    <w:lsdException w:name="Medium Grid 3 Accent 4" w:semiHidden="0" w:uiPriority="69" w:unhideWhenUsed="0"/>
-    <w:lsdException w:name="Dark List Accent 4" w:semiHidden="0" w:uiPriority="70" w:unhideWhenUsed="0"/>
-    <w:lsdException w:name="Colorful Shading Accent 4" w:semiHidden="0" w:uiPriority="71" w:unhideWhenUsed="0"/>
-    <w:lsdException w:name="Colorful List Accent 4" w:semiHidden="0" w:uiPriority="72" w:unhideWhenUsed="0"/>
-    <w:lsdException w:name="Colorful Grid Accent 4" w:semiHidden="0" w:uiPriority="73" w:unhideWhenUsed="0"/>
-    <w:lsdException w:name="Light Shading Accent 5" w:semiHidden="0" w:uiPriority="60" w:unhideWhenUsed="0"/>
-    <w:lsdException w:name="Light List Accent 5" w:semiHidden="0" w:uiPriority="61" w:unhideWhenUsed="0"/>
-    <w:lsdException w:name="Light Grid Accent 5" w:semiHidden="0" w:uiPriority="62" w:unhideWhenUsed="0"/>
-    <w:lsdException w:name="Medium Shading 1 Accent 5" w:semiHidden="0" w:uiPriority="63" w:unhideWhenUsed="0"/>
-    <w:lsdException w:name="Medium Shading 2 Accent 5" w:semiHidden="0" w:uiPriority="64" w:unhideWhenUsed="0"/>
-    <w:lsdException w:name="Medium List 1 Accent 5" w:semiHidden="0" w:uiPriority="65" w:unhideWhenUsed="0"/>
-    <w:lsdException w:name="Medium List 2 Accent 5" w:semiHidden="0" w:uiPriority="66" w:unhideWhenUsed="0"/>
-    <w:lsdException w:name="Medium Grid 1 Accent 5" w:semiHidden="0" w:uiPriority="67" w:unhideWhenUsed="0"/>
-    <w:lsdException w:name="Medium Grid 2 Accent 5" w:semiHidden="0" w:uiPriority="68" w:unhideWhenUsed="0"/>
-    <w:lsdException w:name="Medium Grid 3 Accent 5" w:semiHidden="0" w:uiPriority="69" w:unhideWhenUsed="0"/>
-    <w:lsdException w:name="Dark List Accent 5" w:semiHidden="0" w:uiPriority="70" w:unhideWhenUsed="0"/>
-    <w:lsdException w:name="Colorful Shading Accent 5" w:semiHidden="0" w:uiPriority="71" w:unhideWhenUsed="0"/>
-    <w:lsdException w:name="Colorful List Accent 5" w:semiHidden="0" w:uiPriority="72" w:unhideWhenUsed="0"/>
-    <w:lsdException w:name="Colorful Grid Accent 5" w:semiHidden="0" w:uiPriority="73" w:unhideWhenUsed="0"/>
-    <w:lsdException w:name="Light Shading Accent 6" w:semiHidden="0" w:uiPriority="60" w:unhideWhenUsed="0"/>
-    <w:lsdException w:name="Light List Accent 6" w:semiHidden="0" w:uiPriority="61" w:unhideWhenUsed="0"/>
-    <w:lsdException w:name="Light Grid Accent 6" w:semiHidden="0" w:uiPriority="62" w:unhideWhenUsed="0"/>
-    <w:lsdException w:name="Medium Shading 1 Accent 6" w:semiHidden="0" w:uiPriority="63" w:unhideWhenUsed="0"/>
-    <w:lsdException w:name="Medium Shading 2 Accent 6" w:semiHidden="0" w:uiPriority="64" w:unhideWhenUsed="0"/>
-    <w:lsdException w:name="Medium List 1 Accent 6" w:semiHidden="0" w:uiPriority="65" w:unhideWhenUsed="0"/>
-    <w:lsdException w:name="Medium List 2 Accent 6" w:semiHidden="0" w:uiPriority="66" w:unhideWhenUsed="0"/>
-    <w:lsdException w:name="Medium Grid 1 Accent 6" w:semiHidden="0" w:uiPriority="67" w:unhideWhenUsed="0"/>
-    <w:lsdException w:name="Medium Grid 2 Accent 6" w:semiHidden="0" w:uiPriority="68" w:unhideWhenUsed="0"/>
-    <w:lsdException w:name="Medium Grid 3 Accent 6" w:semiHidden="0" w:uiPriority="69" w:unhideWhenUsed="0"/>
-    <w:lsdException w:name="Dark List Accent 6" w:semiHidden="0" w:uiPriority="70" w:unhideWhenUsed="0"/>
-    <w:lsdException w:name="Colorful Shading Accent 6" w:semiHidden="0" w:uiPriority="71" w:unhideWhenUsed="0"/>
-    <w:lsdException w:name="Colorful List Accent 6" w:semiHidden="0" w:uiPriority="72" w:unhideWhenUsed="0"/>
-    <w:lsdException w:name="Colorful Grid Accent 6" w:semiHidden="0" w:uiPriority="73" w:unhideWhenUsed="0"/>
+  <w:latentStyles w:count="260" w:defQFormat="0" w:defUnhideWhenUsed="1" w:defSemiHidden="1" w:defUIPriority="99" w:defLockedState="0">
+    <w:lsdException w:qFormat="1" w:unhideWhenUsed="0" w:uiPriority="0" w:semiHidden="0" w:name="Normal"/>
+    <w:lsdException w:qFormat="1" w:unhideWhenUsed="0" w:uiPriority="0" w:semiHidden="0" w:name="heading 1"/>
+    <w:lsdException w:qFormat="1" w:uiPriority="0" w:semiHidden="0" w:name="heading 2"/>
+    <w:lsdException w:qFormat="1" w:uiPriority="0" w:name="heading 3"/>
+    <w:lsdException w:qFormat="1" w:uiPriority="0" w:semiHidden="0" w:name="heading 4"/>
+    <w:lsdException w:qFormat="1" w:uiPriority="0" w:name="heading 5"/>
+    <w:lsdException w:qFormat="1" w:uiPriority="0" w:name="heading 6"/>
+    <w:lsdException w:qFormat="1" w:uiPriority="0" w:name="heading 7"/>
+    <w:lsdException w:qFormat="1" w:uiPriority="0" w:name="heading 8"/>
+    <w:lsdException w:qFormat="1" w:uiPriority="0" w:name="heading 9"/>
+    <w:lsdException w:unhideWhenUsed="0" w:uiPriority="0" w:semiHidden="0" w:name="index 1"/>
+    <w:lsdException w:unhideWhenUsed="0" w:uiPriority="0" w:semiHidden="0" w:name="index 2"/>
+    <w:lsdException w:unhideWhenUsed="0" w:uiPriority="0" w:semiHidden="0" w:name="index 3"/>
+    <w:lsdException w:unhideWhenUsed="0" w:uiPriority="0" w:semiHidden="0" w:name="index 4"/>
+    <w:lsdException w:unhideWhenUsed="0" w:uiPriority="0" w:semiHidden="0" w:name="index 5"/>
+    <w:lsdException w:unhideWhenUsed="0" w:uiPriority="0" w:semiHidden="0" w:name="index 6"/>
+    <w:lsdException w:unhideWhenUsed="0" w:uiPriority="0" w:semiHidden="0" w:name="index 7"/>
+    <w:lsdException w:unhideWhenUsed="0" w:uiPriority="0" w:semiHidden="0" w:name="index 8"/>
+    <w:lsdException w:unhideWhenUsed="0" w:uiPriority="0" w:semiHidden="0" w:name="index 9"/>
+    <w:lsdException w:qFormat="1" w:unhideWhenUsed="0" w:uiPriority="0" w:semiHidden="0" w:name="toc 1"/>
+    <w:lsdException w:qFormat="1" w:unhideWhenUsed="0" w:uiPriority="0" w:semiHidden="0" w:name="toc 2"/>
+    <w:lsdException w:qFormat="1" w:unhideWhenUsed="0" w:uiPriority="0" w:semiHidden="0" w:name="toc 3"/>
+    <w:lsdException w:unhideWhenUsed="0" w:uiPriority="0" w:semiHidden="0" w:name="toc 4"/>
+    <w:lsdException w:unhideWhenUsed="0" w:uiPriority="0" w:semiHidden="0" w:name="toc 5"/>
+    <w:lsdException w:unhideWhenUsed="0" w:uiPriority="0" w:semiHidden="0" w:name="toc 6"/>
+    <w:lsdException w:unhideWhenUsed="0" w:uiPriority="0" w:semiHidden="0" w:name="toc 7"/>
+    <w:lsdException w:unhideWhenUsed="0" w:uiPriority="0" w:semiHidden="0" w:name="toc 8"/>
+    <w:lsdException w:unhideWhenUsed="0" w:uiPriority="0" w:semiHidden="0" w:name="toc 9"/>
+    <w:lsdException w:unhideWhenUsed="0" w:uiPriority="0" w:semiHidden="0" w:name="Normal Indent"/>
+    <w:lsdException w:unhideWhenUsed="0" w:uiPriority="0" w:semiHidden="0" w:name="footnote text"/>
+    <w:lsdException w:qFormat="1" w:unhideWhenUsed="0" w:uiPriority="0" w:semiHidden="0" w:name="annotation text"/>
+    <w:lsdException w:qFormat="1" w:unhideWhenUsed="0" w:uiPriority="0" w:semiHidden="0" w:name="header"/>
+    <w:lsdException w:qFormat="1" w:unhideWhenUsed="0" w:uiPriority="0" w:semiHidden="0" w:name="footer"/>
+    <w:lsdException w:unhideWhenUsed="0" w:uiPriority="0" w:semiHidden="0" w:name="index heading"/>
+    <w:lsdException w:qFormat="1" w:uiPriority="0" w:name="caption"/>
+    <w:lsdException w:unhideWhenUsed="0" w:uiPriority="0" w:semiHidden="0" w:name="table of figures"/>
+    <w:lsdException w:unhideWhenUsed="0" w:uiPriority="0" w:semiHidden="0" w:name="envelope address"/>
+    <w:lsdException w:unhideWhenUsed="0" w:uiPriority="0" w:semiHidden="0" w:name="envelope return"/>
+    <w:lsdException w:unhideWhenUsed="0" w:uiPriority="0" w:semiHidden="0" w:name="footnote reference"/>
+    <w:lsdException w:unhideWhenUsed="0" w:uiPriority="0" w:semiHidden="0" w:name="annotation reference"/>
+    <w:lsdException w:unhideWhenUsed="0" w:uiPriority="0" w:semiHidden="0" w:name="line number"/>
+    <w:lsdException w:unhideWhenUsed="0" w:uiPriority="0" w:semiHidden="0" w:name="page number"/>
+    <w:lsdException w:unhideWhenUsed="0" w:uiPriority="0" w:semiHidden="0" w:name="endnote reference"/>
+    <w:lsdException w:unhideWhenUsed="0" w:uiPriority="0" w:semiHidden="0" w:name="endnote text"/>
+    <w:lsdException w:unhideWhenUsed="0" w:uiPriority="0" w:semiHidden="0" w:name="table of authorities"/>
+    <w:lsdException w:unhideWhenUsed="0" w:uiPriority="0" w:semiHidden="0" w:name="macro"/>
+    <w:lsdException w:unhideWhenUsed="0" w:uiPriority="0" w:semiHidden="0" w:name="toa heading"/>
+    <w:lsdException w:unhideWhenUsed="0" w:uiPriority="0" w:semiHidden="0" w:name="List"/>
+    <w:lsdException w:unhideWhenUsed="0" w:uiPriority="0" w:semiHidden="0" w:name="List Bullet"/>
+    <w:lsdException w:unhideWhenUsed="0" w:uiPriority="0" w:semiHidden="0" w:name="List Number"/>
+    <w:lsdException w:unhideWhenUsed="0" w:uiPriority="0" w:semiHidden="0" w:name="List 2"/>
+    <w:lsdException w:unhideWhenUsed="0" w:uiPriority="0" w:semiHidden="0" w:name="List 3"/>
+    <w:lsdException w:unhideWhenUsed="0" w:uiPriority="0" w:semiHidden="0" w:name="List 4"/>
+    <w:lsdException w:unhideWhenUsed="0" w:uiPriority="0" w:semiHidden="0" w:name="List 5"/>
+    <w:lsdException w:unhideWhenUsed="0" w:uiPriority="0" w:semiHidden="0" w:name="List Bullet 2"/>
+    <w:lsdException w:unhideWhenUsed="0" w:uiPriority="0" w:semiHidden="0" w:name="List Bullet 3"/>
+    <w:lsdException w:unhideWhenUsed="0" w:uiPriority="0" w:semiHidden="0" w:name="List Bullet 4"/>
+    <w:lsdException w:unhideWhenUsed="0" w:uiPriority="0" w:semiHidden="0" w:name="List Bullet 5"/>
+    <w:lsdException w:unhideWhenUsed="0" w:uiPriority="0" w:semiHidden="0" w:name="List Number 2"/>
+    <w:lsdException w:unhideWhenUsed="0" w:uiPriority="0" w:semiHidden="0" w:name="List Number 3"/>
+    <w:lsdException w:unhideWhenUsed="0" w:uiPriority="0" w:semiHidden="0" w:name="List Number 4"/>
+    <w:lsdException w:unhideWhenUsed="0" w:uiPriority="0" w:semiHidden="0" w:name="List Number 5"/>
+    <w:lsdException w:qFormat="1" w:unhideWhenUsed="0" w:uiPriority="0" w:semiHidden="0" w:name="Title"/>
+    <w:lsdException w:unhideWhenUsed="0" w:uiPriority="0" w:semiHidden="0" w:name="Closing"/>
+    <w:lsdException w:unhideWhenUsed="0" w:uiPriority="0" w:semiHidden="0" w:name="Signature"/>
+    <w:lsdException w:qFormat="1" w:unhideWhenUsed="0" w:uiPriority="0" w:name="Default Paragraph Font"/>
+    <w:lsdException w:qFormat="1" w:unhideWhenUsed="0" w:uiPriority="0" w:name="Body Text"/>
+    <w:lsdException w:unhideWhenUsed="0" w:uiPriority="0" w:semiHidden="0" w:name="Body Text Indent"/>
+    <w:lsdException w:unhideWhenUsed="0" w:uiPriority="0" w:semiHidden="0" w:name="List Continue"/>
+    <w:lsdException w:unhideWhenUsed="0" w:uiPriority="0" w:semiHidden="0" w:name="List Continue 2"/>
+    <w:lsdException w:unhideWhenUsed="0" w:uiPriority="0" w:semiHidden="0" w:name="List Continue 3"/>
+    <w:lsdException w:unhideWhenUsed="0" w:uiPriority="0" w:semiHidden="0" w:name="List Continue 4"/>
+    <w:lsdException w:unhideWhenUsed="0" w:uiPriority="0" w:semiHidden="0" w:name="List Continue 5"/>
+    <w:lsdException w:unhideWhenUsed="0" w:uiPriority="0" w:semiHidden="0" w:name="Message Header"/>
+    <w:lsdException w:qFormat="1" w:unhideWhenUsed="0" w:uiPriority="0" w:semiHidden="0" w:name="Subtitle"/>
+    <w:lsdException w:unhideWhenUsed="0" w:uiPriority="0" w:semiHidden="0" w:name="Salutation"/>
+    <w:lsdException w:unhideWhenUsed="0" w:uiPriority="0" w:semiHidden="0" w:name="Date"/>
+    <w:lsdException w:unhideWhenUsed="0" w:uiPriority="0" w:semiHidden="0" w:name="Body Text First Indent"/>
+    <w:lsdException w:unhideWhenUsed="0" w:uiPriority="0" w:semiHidden="0" w:name="Body Text First Indent 2"/>
+    <w:lsdException w:uiPriority="99" w:name="Note Heading"/>
+    <w:lsdException w:unhideWhenUsed="0" w:uiPriority="0" w:semiHidden="0" w:name="Body Text 2"/>
+    <w:lsdException w:unhideWhenUsed="0" w:uiPriority="0" w:semiHidden="0" w:name="Body Text 3"/>
+    <w:lsdException w:unhideWhenUsed="0" w:uiPriority="0" w:semiHidden="0" w:name="Body Text Indent 2"/>
+    <w:lsdException w:unhideWhenUsed="0" w:uiPriority="0" w:semiHidden="0" w:name="Body Text Indent 3"/>
+    <w:lsdException w:unhideWhenUsed="0" w:uiPriority="0" w:semiHidden="0" w:name="Block Text"/>
+    <w:lsdException w:unhideWhenUsed="0" w:uiPriority="0" w:semiHidden="0" w:name="Hyperlink"/>
+    <w:lsdException w:unhideWhenUsed="0" w:uiPriority="0" w:semiHidden="0" w:name="FollowedHyperlink"/>
+    <w:lsdException w:qFormat="1" w:unhideWhenUsed="0" w:uiPriority="0" w:semiHidden="0" w:name="Strong"/>
+    <w:lsdException w:qFormat="1" w:unhideWhenUsed="0" w:uiPriority="0" w:semiHidden="0" w:name="Emphasis"/>
+    <w:lsdException w:unhideWhenUsed="0" w:uiPriority="0" w:semiHidden="0" w:name="Document Map"/>
+    <w:lsdException w:unhideWhenUsed="0" w:uiPriority="0" w:semiHidden="0" w:name="Plain Text"/>
+    <w:lsdException w:unhideWhenUsed="0" w:uiPriority="0" w:semiHidden="0" w:name="E-mail Signature"/>
+    <w:lsdException w:qFormat="1" w:unhideWhenUsed="0" w:uiPriority="0" w:semiHidden="0" w:name="Normal (Web)"/>
+    <w:lsdException w:unhideWhenUsed="0" w:uiPriority="0" w:semiHidden="0" w:name="HTML Acronym"/>
+    <w:lsdException w:unhideWhenUsed="0" w:uiPriority="0" w:semiHidden="0" w:name="HTML Address"/>
+    <w:lsdException w:unhideWhenUsed="0" w:uiPriority="0" w:semiHidden="0" w:name="HTML Cite"/>
+    <w:lsdException w:unhideWhenUsed="0" w:uiPriority="0" w:semiHidden="0" w:name="HTML Code"/>
+    <w:lsdException w:unhideWhenUsed="0" w:uiPriority="0" w:semiHidden="0" w:name="HTML Definition"/>
+    <w:lsdException w:unhideWhenUsed="0" w:uiPriority="0" w:semiHidden="0" w:name="HTML Keyboard"/>
+    <w:lsdException w:unhideWhenUsed="0" w:uiPriority="0" w:semiHidden="0" w:name="HTML Preformatted"/>
+    <w:lsdException w:unhideWhenUsed="0" w:uiPriority="0" w:semiHidden="0" w:name="HTML Sample"/>
+    <w:lsdException w:unhideWhenUsed="0" w:uiPriority="0" w:semiHidden="0" w:name="HTML Typewriter"/>
+    <w:lsdException w:unhideWhenUsed="0" w:uiPriority="0" w:semiHidden="0" w:name="HTML Variable"/>
+    <w:lsdException w:qFormat="1" w:unhideWhenUsed="0" w:uiPriority="0" w:name="Normal Table"/>
+    <w:lsdException w:unhideWhenUsed="0" w:uiPriority="0" w:semiHidden="0" w:name="annotation subject"/>
+    <w:lsdException w:unhideWhenUsed="0" w:uiPriority="0" w:semiHidden="0" w:name="Table Simple 1"/>
+    <w:lsdException w:unhideWhenUsed="0" w:uiPriority="0" w:semiHidden="0" w:name="Table Simple 2"/>
+    <w:lsdException w:unhideWhenUsed="0" w:uiPriority="0" w:semiHidden="0" w:name="Table Simple 3"/>
+    <w:lsdException w:unhideWhenUsed="0" w:uiPriority="0" w:semiHidden="0" w:name="Table Classic 1"/>
+    <w:lsdException w:unhideWhenUsed="0" w:uiPriority="0" w:semiHidden="0" w:name="Table Classic 2"/>
+    <w:lsdException w:unhideWhenUsed="0" w:uiPriority="0" w:semiHidden="0" w:name="Table Classic 3"/>
+    <w:lsdException w:unhideWhenUsed="0" w:uiPriority="0" w:semiHidden="0" w:name="Table Classic 4"/>
+    <w:lsdException w:unhideWhenUsed="0" w:uiPriority="0" w:semiHidden="0" w:name="Table Colorful 1"/>
+    <w:lsdException w:unhideWhenUsed="0" w:uiPriority="0" w:semiHidden="0" w:name="Table Colorful 2"/>
+    <w:lsdException w:unhideWhenUsed="0" w:uiPriority="0" w:semiHidden="0" w:name="Table Colorful 3"/>
+    <w:lsdException w:unhideWhenUsed="0" w:uiPriority="0" w:semiHidden="0" w:name="Table Columns 1"/>
+    <w:lsdException w:unhideWhenUsed="0" w:uiPriority="0" w:semiHidden="0" w:name="Table Columns 2"/>
+    <w:lsdException w:unhideWhenUsed="0" w:uiPriority="0" w:semiHidden="0" w:name="Table Columns 3"/>
+    <w:lsdException w:unhideWhenUsed="0" w:uiPriority="0" w:semiHidden="0" w:name="Table Columns 4"/>
+    <w:lsdException w:unhideWhenUsed="0" w:uiPriority="0" w:semiHidden="0" w:name="Table Columns 5"/>
+    <w:lsdException w:unhideWhenUsed="0" w:uiPriority="0" w:semiHidden="0" w:name="Table Grid 1"/>
+    <w:lsdException w:unhideWhenUsed="0" w:uiPriority="0" w:semiHidden="0" w:name="Table Grid 2"/>
+    <w:lsdException w:unhideWhenUsed="0" w:uiPriority="0" w:semiHidden="0" w:name="Table Grid 3"/>
+    <w:lsdException w:unhideWhenUsed="0" w:uiPriority="0" w:semiHidden="0" w:name="Table Grid 4"/>
+    <w:lsdException w:unhideWhenUsed="0" w:uiPriority="0" w:semiHidden="0" w:name="Table Grid 5"/>
+    <w:lsdException w:unhideWhenUsed="0" w:uiPriority="0" w:semiHidden="0" w:name="Table Grid 6"/>
+    <w:lsdException w:unhideWhenUsed="0" w:uiPriority="0" w:semiHidden="0" w:name="Table Grid 7"/>
+    <w:lsdException w:unhideWhenUsed="0" w:uiPriority="0" w:semiHidden="0" w:name="Table Grid 8"/>
+    <w:lsdException w:unhideWhenUsed="0" w:uiPriority="0" w:semiHidden="0" w:name="Table List 1"/>
+    <w:lsdException w:unhideWhenUsed="0" w:uiPriority="0" w:semiHidden="0" w:name="Table List 2"/>
+    <w:lsdException w:unhideWhenUsed="0" w:uiPriority="0" w:semiHidden="0" w:name="Table List 3"/>
+    <w:lsdException w:unhideWhenUsed="0" w:uiPriority="0" w:semiHidden="0" w:name="Table List 4"/>
+    <w:lsdException w:unhideWhenUsed="0" w:uiPriority="0" w:semiHidden="0" w:name="Table List 5"/>
+    <w:lsdException w:unhideWhenUsed="0" w:uiPriority="0" w:semiHidden="0" w:name="Table List 6"/>
+    <w:lsdException w:unhideWhenUsed="0" w:uiPriority="0" w:semiHidden="0" w:name="Table List 7"/>
+    <w:lsdException w:unhideWhenUsed="0" w:uiPriority="0" w:semiHidden="0" w:name="Table List 8"/>
+    <w:lsdException w:unhideWhenUsed="0" w:uiPriority="0" w:semiHidden="0" w:name="Table 3D effects 1"/>
+    <w:lsdException w:unhideWhenUsed="0" w:uiPriority="0" w:semiHidden="0" w:name="Table 3D effects 2"/>
+    <w:lsdException w:unhideWhenUsed="0" w:uiPriority="0" w:semiHidden="0" w:name="Table 3D effects 3"/>
+    <w:lsdException w:unhideWhenUsed="0" w:uiPriority="0" w:semiHidden="0" w:name="Table Contemporary"/>
+    <w:lsdException w:unhideWhenUsed="0" w:uiPriority="0" w:semiHidden="0" w:name="Table Elegant"/>
+    <w:lsdException w:unhideWhenUsed="0" w:uiPriority="0" w:semiHidden="0" w:name="Table Professional"/>
+    <w:lsdException w:unhideWhenUsed="0" w:uiPriority="0" w:semiHidden="0" w:name="Table Subtle 1"/>
+    <w:lsdException w:unhideWhenUsed="0" w:uiPriority="0" w:semiHidden="0" w:name="Table Subtle 2"/>
+    <w:lsdException w:unhideWhenUsed="0" w:uiPriority="0" w:semiHidden="0" w:name="Table Web 1"/>
+    <w:lsdException w:unhideWhenUsed="0" w:uiPriority="0" w:semiHidden="0" w:name="Table Web 2"/>
+    <w:lsdException w:unhideWhenUsed="0" w:uiPriority="0" w:semiHidden="0" w:name="Table Web 3"/>
+    <w:lsdException w:unhideWhenUsed="0" w:uiPriority="0" w:semiHidden="0" w:name="Balloon Text"/>
+    <w:lsdException w:qFormat="1" w:unhideWhenUsed="0" w:uiPriority="0" w:semiHidden="0" w:name="Table Grid"/>
+    <w:lsdException w:unhideWhenUsed="0" w:uiPriority="0" w:semiHidden="0" w:name="Table Theme"/>
+    <w:lsdException w:qFormat="1" w:unhideWhenUsed="0" w:uiPriority="99" w:semiHidden="0" w:name="No Spacing"/>
+    <w:lsdException w:unhideWhenUsed="0" w:uiPriority="60" w:semiHidden="0" w:name="Light Shading"/>
+    <w:lsdException w:unhideWhenUsed="0" w:uiPriority="61" w:semiHidden="0" w:name="Light List"/>
+    <w:lsdException w:unhideWhenUsed="0" w:uiPriority="62" w:semiHidden="0" w:name="Light Grid"/>
+    <w:lsdException w:unhideWhenUsed="0" w:uiPriority="63" w:semiHidden="0" w:name="Medium Shading 1"/>
+    <w:lsdException w:unhideWhenUsed="0" w:uiPriority="64" w:semiHidden="0" w:name="Medium Shading 2"/>
+    <w:lsdException w:unhideWhenUsed="0" w:uiPriority="65" w:semiHidden="0" w:name="Medium List 1"/>
+    <w:lsdException w:unhideWhenUsed="0" w:uiPriority="66" w:semiHidden="0" w:name="Medium List 2"/>
+    <w:lsdException w:unhideWhenUsed="0" w:uiPriority="67" w:semiHidden="0" w:name="Medium Grid 1"/>
+    <w:lsdException w:unhideWhenUsed="0" w:uiPriority="68" w:semiHidden="0" w:name="Medium Grid 2"/>
+    <w:lsdException w:unhideWhenUsed="0" w:uiPriority="69" w:semiHidden="0" w:name="Medium Grid 3"/>
+    <w:lsdException w:unhideWhenUsed="0" w:uiPriority="70" w:semiHidden="0" w:name="Dark List"/>
+    <w:lsdException w:unhideWhenUsed="0" w:uiPriority="71" w:semiHidden="0" w:name="Colorful Shading"/>
+    <w:lsdException w:unhideWhenUsed="0" w:uiPriority="72" w:semiHidden="0" w:name="Colorful List"/>
+    <w:lsdException w:unhideWhenUsed="0" w:uiPriority="73" w:semiHidden="0" w:name="Colorful Grid"/>
+    <w:lsdException w:unhideWhenUsed="0" w:uiPriority="60" w:semiHidden="0" w:name="Light Shading Accent 1"/>
+    <w:lsdException w:unhideWhenUsed="0" w:uiPriority="61" w:semiHidden="0" w:name="Light List Accent 1"/>
+    <w:lsdException w:unhideWhenUsed="0" w:uiPriority="62" w:semiHidden="0" w:name="Light Grid Accent 1"/>
+    <w:lsdException w:unhideWhenUsed="0" w:uiPriority="63" w:semiHidden="0" w:name="Medium Shading 1 Accent 1"/>
+    <w:lsdException w:unhideWhenUsed="0" w:uiPriority="64" w:semiHidden="0" w:name="Medium Shading 2 Accent 1"/>
+    <w:lsdException w:unhideWhenUsed="0" w:uiPriority="65" w:semiHidden="0" w:name="Medium List 1 Accent 1"/>
+    <w:lsdException w:unhideWhenUsed="0" w:uiPriority="66" w:semiHidden="0" w:name="Medium List 2 Accent 1"/>
+    <w:lsdException w:unhideWhenUsed="0" w:uiPriority="67" w:semiHidden="0" w:name="Medium Grid 1 Accent 1"/>
+    <w:lsdException w:unhideWhenUsed="0" w:uiPriority="68" w:semiHidden="0" w:name="Medium Grid 2 Accent 1"/>
+    <w:lsdException w:unhideWhenUsed="0" w:uiPriority="69" w:semiHidden="0" w:name="Medium Grid 3 Accent 1"/>
+    <w:lsdException w:unhideWhenUsed="0" w:uiPriority="70" w:semiHidden="0" w:name="Dark List Accent 1"/>
+    <w:lsdException w:unhideWhenUsed="0" w:uiPriority="71" w:semiHidden="0" w:name="Colorful Shading Accent 1"/>
+    <w:lsdException w:unhideWhenUsed="0" w:uiPriority="72" w:semiHidden="0" w:name="Colorful List Accent 1"/>
+    <w:lsdException w:unhideWhenUsed="0" w:uiPriority="73" w:semiHidden="0" w:name="Colorful Grid Accent 1"/>
+    <w:lsdException w:unhideWhenUsed="0" w:uiPriority="60" w:semiHidden="0" w:name="Light Shading Accent 2"/>
+    <w:lsdException w:unhideWhenUsed="0" w:uiPriority="61" w:semiHidden="0" w:name="Light List Accent 2"/>
+    <w:lsdException w:unhideWhenUsed="0" w:uiPriority="62" w:semiHidden="0" w:name="Light Grid Accent 2"/>
+    <w:lsdException w:unhideWhenUsed="0" w:uiPriority="63" w:semiHidden="0" w:name="Medium Shading 1 Accent 2"/>
+    <w:lsdException w:unhideWhenUsed="0" w:uiPriority="64" w:semiHidden="0" w:name="Medium Shading 2 Accent 2"/>
+    <w:lsdException w:unhideWhenUsed="0" w:uiPriority="65" w:semiHidden="0" w:name="Medium List 1 Accent 2"/>
+    <w:lsdException w:unhideWhenUsed="0" w:uiPriority="66" w:semiHidden="0" w:name="Medium List 2 Accent 2"/>
+    <w:lsdException w:unhideWhenUsed="0" w:uiPriority="67" w:semiHidden="0" w:name="Medium Grid 1 Accent 2"/>
+    <w:lsdException w:unhideWhenUsed="0" w:uiPriority="68" w:semiHidden="0" w:name="Medium Grid 2 Accent 2"/>
+    <w:lsdException w:unhideWhenUsed="0" w:uiPriority="69" w:semiHidden="0" w:name="Medium Grid 3 Accent 2"/>
+    <w:lsdException w:unhideWhenUsed="0" w:uiPriority="70" w:semiHidden="0" w:name="Dark List Accent 2"/>
+    <w:lsdException w:unhideWhenUsed="0" w:uiPriority="71" w:semiHidden="0" w:name="Colorful Shading Accent 2"/>
+    <w:lsdException w:unhideWhenUsed="0" w:uiPriority="72" w:semiHidden="0" w:name="Colorful List Accent 2"/>
+    <w:lsdException w:unhideWhenUsed="0" w:uiPriority="73" w:semiHidden="0" w:name="Colorful Grid Accent 2"/>
+    <w:lsdException w:unhideWhenUsed="0" w:uiPriority="60" w:semiHidden="0" w:name="Light Shading Accent 3"/>
+    <w:lsdException w:unhideWhenUsed="0" w:uiPriority="61" w:semiHidden="0" w:name="Light List Accent 3"/>
+    <w:lsdException w:unhideWhenUsed="0" w:uiPriority="62" w:semiHidden="0" w:name="Light Grid Accent 3"/>
+    <w:lsdException w:unhideWhenUsed="0" w:uiPriority="63" w:semiHidden="0" w:name="Medium Shading 1 Accent 3"/>
+    <w:lsdException w:unhideWhenUsed="0" w:uiPriority="64" w:semiHidden="0" w:name="Medium Shading 2 Accent 3"/>
+    <w:lsdException w:unhideWhenUsed="0" w:uiPriority="65" w:semiHidden="0" w:name="Medium List 1 Accent 3"/>
+    <w:lsdException w:unhideWhenUsed="0" w:uiPriority="66" w:semiHidden="0" w:name="Medium List 2 Accent 3"/>
+    <w:lsdException w:unhideWhenUsed="0" w:uiPriority="67" w:semiHidden="0" w:name="Medium Grid 1 Accent 3"/>
+    <w:lsdException w:unhideWhenUsed="0" w:uiPriority="68" w:semiHidden="0" w:name="Medium Grid 2 Accent 3"/>
+    <w:lsdException w:unhideWhenUsed="0" w:uiPriority="69" w:semiHidden="0" w:name="Medium Grid 3 Accent 3"/>
+    <w:lsdException w:unhideWhenUsed="0" w:uiPriority="70" w:semiHidden="0" w:name="Dark List Accent 3"/>
+    <w:lsdException w:unhideWhenUsed="0" w:uiPriority="71" w:semiHidden="0" w:name="Colorful Shading Accent 3"/>
+    <w:lsdException w:unhideWhenUsed="0" w:uiPriority="72" w:semiHidden="0" w:name="Colorful List Accent 3"/>
+    <w:lsdException w:unhideWhenUsed="0" w:uiPriority="73" w:semiHidden="0" w:name="Colorful Grid Accent 3"/>
+    <w:lsdException w:unhideWhenUsed="0" w:uiPriority="60" w:semiHidden="0" w:name="Light Shading Accent 4"/>
+    <w:lsdException w:unhideWhenUsed="0" w:uiPriority="61" w:semiHidden="0" w:name="Light List Accent 4"/>
+    <w:lsdException w:unhideWhenUsed="0" w:uiPriority="62" w:semiHidden="0" w:name="Light Grid Accent 4"/>
+    <w:lsdException w:unhideWhenUsed="0" w:uiPriority="63" w:semiHidden="0" w:name="Medium Shading 1 Accent 4"/>
+    <w:lsdException w:unhideWhenUsed="0" w:uiPriority="64" w:semiHidden="0" w:name="Medium Shading 2 Accent 4"/>
+    <w:lsdException w:unhideWhenUsed="0" w:uiPriority="65" w:semiHidden="0" w:name="Medium List 1 Accent 4"/>
+    <w:lsdException w:unhideWhenUsed="0" w:uiPriority="66" w:semiHidden="0" w:name="Medium List 2 Accent 4"/>
+    <w:lsdException w:unhideWhenUsed="0" w:uiPriority="67" w:semiHidden="0" w:name="Medium Grid 1 Accent 4"/>
+    <w:lsdException w:unhideWhenUsed="0" w:uiPriority="68" w:semiHidden="0" w:name="Medium Grid 2 Accent 4"/>
+    <w:lsdException w:unhideWhenUsed="0" w:uiPriority="69" w:semiHidden="0" w:name="Medium Grid 3 Accent 4"/>
+    <w:lsdException w:unhideWhenUsed="0" w:uiPriority="70" w:semiHidden="0" w:name="Dark List Accent 4"/>
+    <w:lsdException w:unhideWhenUsed="0" w:uiPriority="71" w:semiHidden="0" w:name="Colorful Shading Accent 4"/>
+    <w:lsdException w:unhideWhenUsed="0" w:uiPriority="72" w:semiHidden="0" w:name="Colorful List Accent 4"/>
+    <w:lsdException w:unhideWhenUsed="0" w:uiPriority="73" w:semiHidden="0" w:name="Colorful Grid Accent 4"/>
+    <w:lsdException w:unhideWhenUsed="0" w:uiPriority="60" w:semiHidden="0" w:name="Light Shading Accent 5"/>
+    <w:lsdException w:unhideWhenUsed="0" w:uiPriority="61" w:semiHidden="0" w:name="Light List Accent 5"/>
+    <w:lsdException w:unhideWhenUsed="0" w:uiPriority="62" w:semiHidden="0" w:name="Light Grid Accent 5"/>
+    <w:lsdException w:unhideWhenUsed="0" w:uiPriority="63" w:semiHidden="0" w:name="Medium Shading 1 Accent 5"/>
+    <w:lsdException w:unhideWhenUsed="0" w:uiPriority="64" w:semiHidden="0" w:name="Medium Shading 2 Accent 5"/>
+    <w:lsdException w:unhideWhenUsed="0" w:uiPriority="65" w:semiHidden="0" w:name="Medium List 1 Accent 5"/>
+    <w:lsdException w:unhideWhenUsed="0" w:uiPriority="66" w:semiHidden="0" w:name="Medium List 2 Accent 5"/>
+    <w:lsdException w:unhideWhenUsed="0" w:uiPriority="67" w:semiHidden="0" w:name="Medium Grid 1 Accent 5"/>
+    <w:lsdException w:unhideWhenUsed="0" w:uiPriority="68" w:semiHidden="0" w:name="Medium Grid 2 Accent 5"/>
+    <w:lsdException w:unhideWhenUsed="0" w:uiPriority="69" w:semiHidden="0" w:name="Medium Grid 3 Accent 5"/>
+    <w:lsdException w:unhideWhenUsed="0" w:uiPriority="70" w:semiHidden="0" w:name="Dark List Accent 5"/>
+    <w:lsdException w:unhideWhenUsed="0" w:uiPriority="71" w:semiHidden="0" w:name="Colorful Shading Accent 5"/>
+    <w:lsdException w:unhideWhenUsed="0" w:uiPriority="72" w:semiHidden="0" w:name="Colorful List Accent 5"/>
+    <w:lsdException w:unhideWhenUsed="0" w:uiPriority="73" w:semiHidden="0" w:name="Colorful Grid Accent 5"/>
+    <w:lsdException w:unhideWhenUsed="0" w:uiPriority="60" w:semiHidden="0" w:name="Light Shading Accent 6"/>
+    <w:lsdException w:unhideWhenUsed="0" w:uiPriority="61" w:semiHidden="0" w:name="Light List Accent 6"/>
+    <w:lsdException w:unhideWhenUsed="0" w:uiPriority="62" w:semiHidden="0" w:name="Light Grid Accent 6"/>
+    <w:lsdException w:unhideWhenUsed="0" w:uiPriority="63" w:semiHidden="0" w:name="Medium Shading 1 Accent 6"/>
+    <w:lsdException w:unhideWhenUsed="0" w:uiPriority="64" w:semiHidden="0" w:name="Medium Shading 2 Accent 6"/>
+    <w:lsdException w:unhideWhenUsed="0" w:uiPriority="65" w:semiHidden="0" w:name="Medium List 1 Accent 6"/>
+    <w:lsdException w:unhideWhenUsed="0" w:uiPriority="66" w:semiHidden="0" w:name="Medium List 2 Accent 6"/>
+    <w:lsdException w:unhideWhenUsed="0" w:uiPriority="67" w:semiHidden="0" w:name="Medium Grid 1 Accent 6"/>
+    <w:lsdException w:unhideWhenUsed="0" w:uiPriority="68" w:semiHidden="0" w:name="Medium Grid 2 Accent 6"/>
+    <w:lsdException w:unhideWhenUsed="0" w:uiPriority="69" w:semiHidden="0" w:name="Medium Grid 3 Accent 6"/>
+    <w:lsdException w:unhideWhenUsed="0" w:uiPriority="70" w:semiHidden="0" w:name="Dark List Accent 6"/>
+    <w:lsdException w:unhideWhenUsed="0" w:uiPriority="71" w:semiHidden="0" w:name="Colorful Shading Accent 6"/>
+    <w:lsdException w:unhideWhenUsed="0" w:uiPriority="72" w:semiHidden="0" w:name="Colorful List Accent 6"/>
+    <w:lsdException w:unhideWhenUsed="0" w:uiPriority="73" w:semiHidden="0" w:name="Colorful Grid Accent 6"/>
   </w:latentStyles>
-  <w:style w:type="paragraph" w:default="1" w:styleId="Normal">
+  <w:style w:type="paragraph" w:default="1" w:styleId="1">
     <w:name w:val="Normal"/>
     <w:qFormat/>
+    <w:uiPriority w:val="0"/>
     <w:pPr>
       <w:kinsoku w:val="0"/>
       <w:autoSpaceDE w:val="0"/>
@@ -5289,7 +5451,7 @@
       <w:textAlignment w:val="baseline"/>
     </w:pPr>
     <w:rPr>
-      <w:rFonts w:ascii="Arial" w:eastAsia="宋体" w:hAnsi="Arial" w:cs="Arial"/>
+      <w:rFonts w:ascii="Arial" w:hAnsi="Arial" w:eastAsia="宋体" w:cs="Arial"/>
       <w:snapToGrid w:val="0"/>
       <w:color w:val="000000"/>
       <w:kern w:val="0"/>
@@ -5298,11 +5460,12 @@
       <w:lang w:val="en-US" w:eastAsia="en-US" w:bidi="ar-SA"/>
     </w:rPr>
   </w:style>
-  <w:style w:type="paragraph" w:styleId="Heading1">
+  <w:style w:type="paragraph" w:styleId="2">
     <w:name w:val="heading 1"/>
-    <w:basedOn w:val="Normal"/>
-    <w:next w:val="Normal"/>
+    <w:basedOn w:val="1"/>
+    <w:next w:val="1"/>
     <w:qFormat/>
+    <w:uiPriority w:val="0"/>
     <w:pPr>
       <w:keepNext/>
       <w:keepLines/>
@@ -5320,12 +5483,13 @@
       <w:sz w:val="44"/>
     </w:rPr>
   </w:style>
-  <w:style w:type="paragraph" w:styleId="Heading2">
+  <w:style w:type="paragraph" w:styleId="3">
     <w:name w:val="heading 2"/>
-    <w:basedOn w:val="Normal"/>
-    <w:next w:val="Normal"/>
+    <w:basedOn w:val="1"/>
+    <w:next w:val="1"/>
     <w:unhideWhenUsed/>
     <w:qFormat/>
+    <w:uiPriority w:val="0"/>
     <w:pPr>
       <w:keepNext/>
       <w:keepLines/>
@@ -5338,18 +5502,19 @@
       <w:outlineLvl w:val="1"/>
     </w:pPr>
     <w:rPr>
-      <w:rFonts w:ascii="Arial" w:eastAsia="黑体" w:hAnsi="Arial"/>
+      <w:rFonts w:ascii="Arial" w:hAnsi="Arial" w:eastAsia="黑体"/>
       <w:b/>
       <w:sz w:val="32"/>
     </w:rPr>
   </w:style>
-  <w:style w:type="paragraph" w:styleId="Heading3">
+  <w:style w:type="paragraph" w:styleId="4">
     <w:name w:val="heading 3"/>
-    <w:basedOn w:val="Normal"/>
-    <w:next w:val="Normal"/>
+    <w:basedOn w:val="1"/>
+    <w:next w:val="1"/>
     <w:semiHidden/>
     <w:unhideWhenUsed/>
     <w:qFormat/>
+    <w:uiPriority w:val="0"/>
     <w:pPr>
       <w:keepNext/>
       <w:keepLines/>
@@ -5366,12 +5531,13 @@
       <w:sz w:val="32"/>
     </w:rPr>
   </w:style>
-  <w:style w:type="paragraph" w:styleId="Heading4">
+  <w:style w:type="paragraph" w:styleId="5">
     <w:name w:val="heading 4"/>
-    <w:basedOn w:val="Normal"/>
-    <w:next w:val="Normal"/>
+    <w:basedOn w:val="1"/>
+    <w:next w:val="1"/>
     <w:unhideWhenUsed/>
     <w:qFormat/>
+    <w:uiPriority w:val="0"/>
     <w:pPr>
       <w:keepNext/>
       <w:keepLines/>
@@ -5384,18 +5550,19 @@
       <w:outlineLvl w:val="3"/>
     </w:pPr>
     <w:rPr>
-      <w:rFonts w:ascii="Arial" w:eastAsia="黑体" w:hAnsi="Arial"/>
+      <w:rFonts w:ascii="Arial" w:hAnsi="Arial" w:eastAsia="黑体"/>
       <w:b/>
       <w:sz w:val="28"/>
     </w:rPr>
   </w:style>
-  <w:style w:type="paragraph" w:styleId="Heading5">
+  <w:style w:type="paragraph" w:styleId="6">
     <w:name w:val="heading 5"/>
-    <w:basedOn w:val="Normal"/>
-    <w:next w:val="Normal"/>
+    <w:basedOn w:val="1"/>
+    <w:next w:val="1"/>
     <w:semiHidden/>
     <w:unhideWhenUsed/>
     <w:qFormat/>
+    <w:uiPriority w:val="0"/>
     <w:pPr>
       <w:keepNext/>
       <w:keepLines/>
@@ -5412,13 +5579,14 @@
       <w:sz w:val="28"/>
     </w:rPr>
   </w:style>
-  <w:style w:type="paragraph" w:styleId="Heading6">
+  <w:style w:type="paragraph" w:styleId="7">
     <w:name w:val="heading 6"/>
-    <w:basedOn w:val="Normal"/>
-    <w:next w:val="Normal"/>
+    <w:basedOn w:val="1"/>
+    <w:next w:val="1"/>
     <w:semiHidden/>
     <w:unhideWhenUsed/>
     <w:qFormat/>
+    <w:uiPriority w:val="0"/>
     <w:pPr>
       <w:keepNext/>
       <w:keepLines/>
@@ -5431,18 +5599,19 @@
       <w:outlineLvl w:val="5"/>
     </w:pPr>
     <w:rPr>
-      <w:rFonts w:ascii="Arial" w:eastAsia="黑体" w:hAnsi="Arial"/>
+      <w:rFonts w:ascii="Arial" w:hAnsi="Arial" w:eastAsia="黑体"/>
       <w:b/>
       <w:sz w:val="24"/>
     </w:rPr>
   </w:style>
-  <w:style w:type="paragraph" w:styleId="Heading7">
+  <w:style w:type="paragraph" w:styleId="8">
     <w:name w:val="heading 7"/>
-    <w:basedOn w:val="Normal"/>
-    <w:next w:val="Normal"/>
+    <w:basedOn w:val="1"/>
+    <w:next w:val="1"/>
     <w:semiHidden/>
     <w:unhideWhenUsed/>
     <w:qFormat/>
+    <w:uiPriority w:val="0"/>
     <w:pPr>
       <w:keepNext/>
       <w:keepLines/>
@@ -5459,13 +5628,14 @@
       <w:sz w:val="24"/>
     </w:rPr>
   </w:style>
-  <w:style w:type="paragraph" w:styleId="Heading8">
+  <w:style w:type="paragraph" w:styleId="9">
     <w:name w:val="heading 8"/>
-    <w:basedOn w:val="Normal"/>
-    <w:next w:val="Normal"/>
+    <w:basedOn w:val="1"/>
+    <w:next w:val="1"/>
     <w:semiHidden/>
     <w:unhideWhenUsed/>
     <w:qFormat/>
+    <w:uiPriority w:val="0"/>
     <w:pPr>
       <w:keepNext/>
       <w:keepLines/>
@@ -5478,17 +5648,18 @@
       <w:outlineLvl w:val="7"/>
     </w:pPr>
     <w:rPr>
-      <w:rFonts w:ascii="Arial" w:eastAsia="黑体" w:hAnsi="Arial"/>
+      <w:rFonts w:ascii="Arial" w:hAnsi="Arial" w:eastAsia="黑体"/>
       <w:sz w:val="24"/>
     </w:rPr>
   </w:style>
-  <w:style w:type="paragraph" w:styleId="Heading9">
+  <w:style w:type="paragraph" w:styleId="10">
     <w:name w:val="heading 9"/>
-    <w:basedOn w:val="Normal"/>
-    <w:next w:val="Normal"/>
+    <w:basedOn w:val="1"/>
+    <w:next w:val="1"/>
     <w:semiHidden/>
     <w:unhideWhenUsed/>
     <w:qFormat/>
+    <w:uiPriority w:val="0"/>
     <w:pPr>
       <w:keepNext/>
       <w:keepLines/>
@@ -5501,19 +5672,21 @@
       <w:outlineLvl w:val="8"/>
     </w:pPr>
     <w:rPr>
-      <w:rFonts w:ascii="Arial" w:eastAsia="黑体" w:hAnsi="Arial"/>
+      <w:rFonts w:ascii="Arial" w:hAnsi="Arial" w:eastAsia="黑体"/>
       <w:sz w:val="21"/>
     </w:rPr>
   </w:style>
-  <w:style w:type="character" w:default="1" w:styleId="DefaultParagraphFont">
+  <w:style w:type="character" w:default="1" w:styleId="22">
     <w:name w:val="Default Paragraph Font"/>
     <w:semiHidden/>
     <w:qFormat/>
+    <w:uiPriority w:val="0"/>
   </w:style>
-  <w:style w:type="table" w:default="1" w:styleId="TableNormal">
+  <w:style w:type="table" w:default="1" w:styleId="20">
     <w:name w:val="Normal Table"/>
     <w:semiHidden/>
     <w:qFormat/>
+    <w:uiPriority w:val="0"/>
     <w:tblPr>
       <w:tblCellMar>
         <w:top w:w="0" w:type="dxa"/>
@@ -5523,39 +5696,43 @@
       </w:tblCellMar>
     </w:tblPr>
   </w:style>
-  <w:style w:type="paragraph" w:styleId="CommentText">
+  <w:style w:type="paragraph" w:styleId="11">
     <w:name w:val="annotation text"/>
-    <w:basedOn w:val="Normal"/>
+    <w:basedOn w:val="1"/>
     <w:qFormat/>
+    <w:uiPriority w:val="0"/>
     <w:pPr>
       <w:jc w:val="left"/>
     </w:pPr>
   </w:style>
-  <w:style w:type="paragraph" w:styleId="BodyText">
+  <w:style w:type="paragraph" w:styleId="12">
     <w:name w:val="Body Text"/>
-    <w:basedOn w:val="Normal"/>
+    <w:basedOn w:val="1"/>
     <w:semiHidden/>
     <w:qFormat/>
+    <w:uiPriority w:val="0"/>
     <w:rPr>
-      <w:rFonts w:ascii="Arial" w:eastAsia="Arial" w:hAnsi="Arial" w:cs="Arial"/>
+      <w:rFonts w:ascii="Arial" w:hAnsi="Arial" w:eastAsia="Arial" w:cs="Arial"/>
       <w:sz w:val="21"/>
       <w:szCs w:val="21"/>
       <w:lang w:val="en-US" w:eastAsia="en-US" w:bidi="ar-SA"/>
     </w:rPr>
   </w:style>
-  <w:style w:type="paragraph" w:styleId="TOC3">
+  <w:style w:type="paragraph" w:styleId="13">
     <w:name w:val="toc 3"/>
-    <w:basedOn w:val="Normal"/>
-    <w:next w:val="Normal"/>
+    <w:basedOn w:val="1"/>
+    <w:next w:val="1"/>
     <w:qFormat/>
+    <w:uiPriority w:val="0"/>
     <w:pPr>
       <w:ind w:left="840" w:leftChars="400"/>
     </w:pPr>
   </w:style>
-  <w:style w:type="paragraph" w:styleId="Footer">
+  <w:style w:type="paragraph" w:styleId="14">
     <w:name w:val="footer"/>
-    <w:basedOn w:val="Normal"/>
+    <w:basedOn w:val="1"/>
     <w:qFormat/>
+    <w:uiPriority w:val="0"/>
     <w:pPr>
       <w:tabs>
         <w:tab w:val="center" w:pos="4153"/>
@@ -5568,16 +5745,17 @@
       <w:sz w:val="18"/>
     </w:rPr>
   </w:style>
-  <w:style w:type="paragraph" w:styleId="Header">
+  <w:style w:type="paragraph" w:styleId="15">
     <w:name w:val="header"/>
-    <w:basedOn w:val="Normal"/>
+    <w:basedOn w:val="1"/>
     <w:qFormat/>
+    <w:uiPriority w:val="0"/>
     <w:pPr>
       <w:pBdr>
-        <w:top w:val="nil"/>
-        <w:left w:val="nil"/>
-        <w:bottom w:val="nil"/>
-        <w:right w:val="nil"/>
+        <w:top w:val="none" w:color="auto" w:sz="0" w:space="0"/>
+        <w:left w:val="none" w:color="auto" w:sz="0" w:space="0"/>
+        <w:bottom w:val="none" w:color="auto" w:sz="0" w:space="0"/>
+        <w:right w:val="none" w:color="auto" w:sz="0" w:space="0"/>
       </w:pBdr>
       <w:tabs>
         <w:tab w:val="center" w:pos="4153"/>
@@ -5592,37 +5770,41 @@
       <w:sz w:val="18"/>
     </w:rPr>
   </w:style>
-  <w:style w:type="paragraph" w:styleId="TOC1">
+  <w:style w:type="paragraph" w:styleId="16">
     <w:name w:val="toc 1"/>
-    <w:basedOn w:val="Normal"/>
-    <w:next w:val="Normal"/>
+    <w:basedOn w:val="1"/>
+    <w:next w:val="1"/>
     <w:qFormat/>
+    <w:uiPriority w:val="0"/>
     <w:rPr>
-      <w:rFonts w:ascii="Arial" w:eastAsia="Microsoft JhengHei" w:hAnsi="Arial"/>
+      <w:rFonts w:ascii="Arial" w:hAnsi="Arial" w:eastAsia="Microsoft JhengHei"/>
       <w:sz w:val="24"/>
     </w:rPr>
   </w:style>
-  <w:style w:type="paragraph" w:styleId="TOC2">
+  <w:style w:type="paragraph" w:styleId="17">
     <w:name w:val="toc 2"/>
-    <w:basedOn w:val="Normal"/>
-    <w:next w:val="Normal"/>
+    <w:basedOn w:val="1"/>
+    <w:next w:val="1"/>
     <w:qFormat/>
+    <w:uiPriority w:val="0"/>
     <w:pPr>
       <w:ind w:left="420" w:leftChars="200"/>
     </w:pPr>
   </w:style>
-  <w:style w:type="paragraph" w:styleId="NormalWeb">
+  <w:style w:type="paragraph" w:styleId="18">
     <w:name w:val="Normal (Web)"/>
-    <w:basedOn w:val="Normal"/>
+    <w:basedOn w:val="1"/>
     <w:qFormat/>
+    <w:uiPriority w:val="0"/>
     <w:rPr>
       <w:sz w:val="24"/>
     </w:rPr>
   </w:style>
-  <w:style w:type="paragraph" w:styleId="Title">
+  <w:style w:type="paragraph" w:styleId="19">
     <w:name w:val="Title"/>
-    <w:basedOn w:val="Normal"/>
+    <w:basedOn w:val="1"/>
     <w:qFormat/>
+    <w:uiPriority w:val="0"/>
     <w:pPr>
       <w:spacing w:before="240" w:beforeLines="0" w:beforeAutospacing="0" w:after="60" w:afterLines="0" w:afterAutospacing="0"/>
       <w:jc w:val="center"/>
@@ -5634,65 +5816,69 @@
       <w:sz w:val="32"/>
     </w:rPr>
   </w:style>
-  <w:style w:type="table" w:styleId="TableGrid">
+  <w:style w:type="table" w:styleId="21">
     <w:name w:val="Table Grid"/>
-    <w:basedOn w:val="TableNormal"/>
+    <w:basedOn w:val="20"/>
     <w:qFormat/>
+    <w:uiPriority w:val="0"/>
     <w:pPr>
       <w:widowControl w:val="0"/>
       <w:jc w:val="both"/>
     </w:pPr>
     <w:tblPr>
       <w:tblBorders>
-        <w:top w:val="single" w:sz="4" w:space="0" w:color="auto"/>
-        <w:left w:val="single" w:sz="4" w:space="0" w:color="auto"/>
-        <w:bottom w:val="single" w:sz="4" w:space="0" w:color="auto"/>
-        <w:right w:val="single" w:sz="4" w:space="0" w:color="auto"/>
-        <w:insideH w:val="single" w:sz="4" w:space="0" w:color="auto"/>
-        <w:insideV w:val="single" w:sz="4" w:space="0" w:color="auto"/>
+        <w:top w:val="single" w:color="auto" w:sz="4" w:space="0"/>
+        <w:left w:val="single" w:color="auto" w:sz="4" w:space="0"/>
+        <w:bottom w:val="single" w:color="auto" w:sz="4" w:space="0"/>
+        <w:right w:val="single" w:color="auto" w:sz="4" w:space="0"/>
+        <w:insideH w:val="single" w:color="auto" w:sz="4" w:space="0"/>
+        <w:insideV w:val="single" w:color="auto" w:sz="4" w:space="0"/>
       </w:tblBorders>
     </w:tblPr>
   </w:style>
-  <w:style w:type="character" w:styleId="Strong">
+  <w:style w:type="character" w:styleId="23">
     <w:name w:val="Strong"/>
-    <w:basedOn w:val="DefaultParagraphFont"/>
+    <w:basedOn w:val="22"/>
     <w:qFormat/>
+    <w:uiPriority w:val="0"/>
     <w:rPr>
       <w:b/>
     </w:rPr>
   </w:style>
-  <w:style w:type="paragraph" w:styleId="NoSpacing">
+  <w:style w:type="paragraph" w:styleId="24">
     <w:name w:val="No Spacing"/>
+    <w:qFormat/>
     <w:uiPriority w:val="99"/>
-    <w:qFormat/>
     <w:pPr>
       <w:adjustRightInd w:val="0"/>
       <w:snapToGrid w:val="0"/>
     </w:pPr>
     <w:rPr>
-      <w:rFonts w:ascii="Times New Roman" w:eastAsia="宋体" w:hAnsi="Times New Roman" w:cs="Times New Roman"/>
+      <w:rFonts w:ascii="Times New Roman" w:hAnsi="Times New Roman" w:eastAsia="宋体" w:cs="Times New Roman"/>
       <w:sz w:val="24"/>
       <w:szCs w:val="22"/>
       <w:lang w:val="en-US" w:eastAsia="zh-CN" w:bidi="ar-SA"/>
     </w:rPr>
   </w:style>
-  <w:style w:type="paragraph" w:customStyle="1" w:styleId="TableText">
+  <w:style w:type="paragraph" w:customStyle="1" w:styleId="25">
     <w:name w:val="Table Text"/>
-    <w:basedOn w:val="Normal"/>
+    <w:basedOn w:val="1"/>
     <w:semiHidden/>
     <w:qFormat/>
+    <w:uiPriority w:val="0"/>
     <w:rPr>
-      <w:rFonts w:ascii="宋体" w:eastAsia="宋体" w:hAnsi="宋体" w:cs="宋体"/>
+      <w:rFonts w:ascii="宋体" w:hAnsi="宋体" w:eastAsia="宋体" w:cs="宋体"/>
       <w:sz w:val="21"/>
       <w:szCs w:val="21"/>
       <w:lang w:val="en-US" w:eastAsia="en-US" w:bidi="ar-SA"/>
     </w:rPr>
   </w:style>
-  <w:style w:type="table" w:customStyle="1" w:styleId="TableNormal0">
+  <w:style w:type="table" w:customStyle="1" w:styleId="26">
     <w:name w:val="Table Normal_0"/>
     <w:semiHidden/>
     <w:unhideWhenUsed/>
     <w:qFormat/>
+    <w:uiPriority w:val="0"/>
     <w:tblPr>
       <w:tblCellMar>
         <w:top w:w="0" w:type="dxa"/>
@@ -5702,69 +5888,74 @@
       </w:tblCellMar>
     </w:tblPr>
   </w:style>
-  <w:style w:type="paragraph" w:customStyle="1" w:styleId="1">
+  <w:style w:type="paragraph" w:customStyle="1" w:styleId="27">
     <w:name w:val="柴_标题1"/>
-    <w:basedOn w:val="Heading1"/>
-    <w:next w:val="a"/>
-    <w:link w:val="1Char"/>
+    <w:basedOn w:val="2"/>
+    <w:next w:val="28"/>
+    <w:link w:val="39"/>
     <w:qFormat/>
+    <w:uiPriority w:val="0"/>
     <w:pPr>
       <w:spacing w:before="100" w:after="90" w:line="360" w:lineRule="auto"/>
     </w:pPr>
     <w:rPr>
-      <w:rFonts w:ascii="Arial" w:eastAsia="宋体" w:hAnsi="Arial"/>
+      <w:rFonts w:ascii="Arial" w:hAnsi="Arial" w:eastAsia="宋体"/>
       <w:sz w:val="32"/>
     </w:rPr>
   </w:style>
-  <w:style w:type="paragraph" w:customStyle="1" w:styleId="a">
+  <w:style w:type="paragraph" w:customStyle="1" w:styleId="28">
     <w:name w:val="柴_正文"/>
-    <w:basedOn w:val="BodyText"/>
-    <w:link w:val="Char"/>
+    <w:basedOn w:val="12"/>
+    <w:link w:val="42"/>
     <w:qFormat/>
+    <w:uiPriority w:val="0"/>
     <w:pPr>
       <w:spacing w:line="360" w:lineRule="auto"/>
       <w:ind w:firstLine="470" w:firstLineChars="200"/>
     </w:pPr>
     <w:rPr>
-      <w:rFonts w:ascii="Arial" w:eastAsia="宋体" w:hAnsi="Arial"/>
+      <w:rFonts w:ascii="Arial" w:hAnsi="Arial" w:eastAsia="宋体"/>
       <w:sz w:val="24"/>
       <w:lang w:eastAsia="zh-CN"/>
     </w:rPr>
   </w:style>
-  <w:style w:type="paragraph" w:customStyle="1" w:styleId="2">
+  <w:style w:type="paragraph" w:customStyle="1" w:styleId="29">
     <w:name w:val="柴_标题2"/>
-    <w:basedOn w:val="Heading2"/>
-    <w:next w:val="a"/>
+    <w:basedOn w:val="3"/>
+    <w:next w:val="28"/>
     <w:qFormat/>
+    <w:uiPriority w:val="0"/>
     <w:pPr>
       <w:spacing w:line="360" w:lineRule="auto"/>
     </w:pPr>
     <w:rPr>
-      <w:rFonts w:ascii="Arial" w:eastAsia="宋体" w:hAnsi="Arial"/>
+      <w:rFonts w:ascii="Arial" w:hAnsi="Arial" w:eastAsia="宋体"/>
       <w:sz w:val="28"/>
     </w:rPr>
   </w:style>
-  <w:style w:type="paragraph" w:customStyle="1" w:styleId="3">
+  <w:style w:type="paragraph" w:customStyle="1" w:styleId="30">
     <w:name w:val="柴_标题3"/>
-    <w:basedOn w:val="Heading3"/>
-    <w:next w:val="a"/>
+    <w:basedOn w:val="4"/>
+    <w:next w:val="28"/>
     <w:qFormat/>
+    <w:uiPriority w:val="0"/>
     <w:pPr>
       <w:spacing w:line="360" w:lineRule="auto"/>
       <w:ind w:left="0" w:firstLine="472" w:firstLineChars="200"/>
     </w:pPr>
     <w:rPr>
-      <w:rFonts w:ascii="宋体" w:eastAsia="宋体" w:hAnsi="宋体" w:cs="宋体"/>
+      <w:rFonts w:ascii="宋体" w:hAnsi="宋体" w:eastAsia="宋体" w:cs="宋体"/>
       <w:spacing w:val="-2"/>
       <w:sz w:val="24"/>
       <w:szCs w:val="24"/>
     </w:rPr>
   </w:style>
-  <w:style w:type="paragraph" w:customStyle="1" w:styleId="a0">
+  <w:style w:type="paragraph" w:customStyle="1" w:styleId="31">
     <w:name w:val="柴_目录"/>
-    <w:basedOn w:val="Normal"/>
-    <w:next w:val="BodyText"/>
+    <w:basedOn w:val="1"/>
+    <w:next w:val="12"/>
     <w:qFormat/>
+    <w:uiPriority w:val="0"/>
     <w:pPr>
       <w:tabs>
         <w:tab w:val="right" w:leader="dot" w:pos="8442"/>
@@ -5772,89 +5963,96 @@
       <w:ind w:left="0" w:leftChars="0"/>
     </w:pPr>
     <w:rPr>
-      <w:rFonts w:ascii="Arial" w:eastAsia="Microsoft JhengHei" w:hAnsi="Arial"/>
+      <w:rFonts w:ascii="Arial" w:hAnsi="Arial" w:eastAsia="Microsoft JhengHei"/>
       <w:sz w:val="24"/>
     </w:rPr>
   </w:style>
-  <w:style w:type="paragraph" w:customStyle="1" w:styleId="a1">
+  <w:style w:type="paragraph" w:customStyle="1" w:styleId="32">
     <w:name w:val="柴_公司名"/>
-    <w:basedOn w:val="Title"/>
+    <w:basedOn w:val="19"/>
     <w:qFormat/>
+    <w:uiPriority w:val="0"/>
     <w:pPr>
       <w:spacing w:after="600" w:afterLines="600"/>
     </w:pPr>
     <w:rPr>
-      <w:rFonts w:ascii="宋体" w:eastAsia="宋体" w:hAnsi="宋体" w:cs="宋体" w:hint="eastAsia"/>
+      <w:rFonts w:hint="eastAsia" w:ascii="宋体" w:hAnsi="宋体" w:eastAsia="宋体" w:cs="宋体"/>
       <w:bCs/>
       <w:spacing w:val="-6"/>
       <w:sz w:val="52"/>
       <w:szCs w:val="52"/>
     </w:rPr>
   </w:style>
-  <w:style w:type="paragraph" w:customStyle="1" w:styleId="a2">
+  <w:style w:type="paragraph" w:customStyle="1" w:styleId="33">
     <w:name w:val="柴_文档名"/>
-    <w:basedOn w:val="Title"/>
+    <w:basedOn w:val="19"/>
     <w:qFormat/>
+    <w:uiPriority w:val="0"/>
     <w:pPr>
       <w:spacing w:after="900" w:afterLines="900"/>
     </w:pPr>
     <w:rPr>
-      <w:rFonts w:ascii="黑体" w:eastAsia="黑体" w:hAnsi="黑体" w:cs="黑体"/>
+      <w:rFonts w:ascii="黑体" w:hAnsi="黑体" w:eastAsia="黑体" w:cs="黑体"/>
       <w:bCs/>
       <w:spacing w:val="-7"/>
       <w:sz w:val="52"/>
       <w:szCs w:val="52"/>
     </w:rPr>
   </w:style>
-  <w:style w:type="paragraph" w:customStyle="1" w:styleId="WPSOffice1">
+  <w:style w:type="paragraph" w:customStyle="1" w:styleId="34">
     <w:name w:val="WPSOffice手动目录 1"/>
     <w:qFormat/>
+    <w:uiPriority w:val="0"/>
     <w:pPr>
       <w:ind w:leftChars="0"/>
     </w:pPr>
     <w:rPr>
-      <w:rFonts w:ascii="Times New Roman" w:eastAsia="宋体" w:hAnsi="Times New Roman" w:cs="Times New Roman"/>
+      <w:rFonts w:ascii="Times New Roman" w:hAnsi="Times New Roman" w:eastAsia="宋体" w:cs="Times New Roman"/>
       <w:sz w:val="20"/>
       <w:szCs w:val="20"/>
     </w:rPr>
   </w:style>
-  <w:style w:type="paragraph" w:customStyle="1" w:styleId="WPSOffice2">
+  <w:style w:type="paragraph" w:customStyle="1" w:styleId="35">
     <w:name w:val="WPSOffice手动目录 2"/>
     <w:qFormat/>
+    <w:uiPriority w:val="0"/>
     <w:pPr>
       <w:ind w:leftChars="200"/>
     </w:pPr>
     <w:rPr>
-      <w:rFonts w:ascii="Times New Roman" w:eastAsia="宋体" w:hAnsi="Times New Roman" w:cs="Times New Roman"/>
+      <w:rFonts w:ascii="Times New Roman" w:hAnsi="Times New Roman" w:eastAsia="宋体" w:cs="Times New Roman"/>
       <w:sz w:val="20"/>
       <w:szCs w:val="20"/>
     </w:rPr>
   </w:style>
-  <w:style w:type="paragraph" w:customStyle="1" w:styleId="WPSOffice3">
+  <w:style w:type="paragraph" w:customStyle="1" w:styleId="36">
     <w:name w:val="WPSOffice手动目录 3"/>
     <w:qFormat/>
+    <w:uiPriority w:val="0"/>
     <w:pPr>
       <w:ind w:leftChars="400"/>
     </w:pPr>
     <w:rPr>
-      <w:rFonts w:ascii="Times New Roman" w:eastAsia="宋体" w:hAnsi="Times New Roman" w:cs="Times New Roman"/>
+      <w:rFonts w:ascii="Times New Roman" w:hAnsi="Times New Roman" w:eastAsia="宋体" w:cs="Times New Roman"/>
       <w:sz w:val="20"/>
       <w:szCs w:val="20"/>
     </w:rPr>
   </w:style>
-  <w:style w:type="paragraph" w:customStyle="1" w:styleId="Compact">
+  <w:style w:type="paragraph" w:customStyle="1" w:styleId="37">
     <w:name w:val="Compact"/>
-    <w:basedOn w:val="BodyText"/>
+    <w:basedOn w:val="12"/>
     <w:qFormat/>
+    <w:uiPriority w:val="0"/>
     <w:pPr>
       <w:spacing w:before="36" w:after="36"/>
     </w:pPr>
   </w:style>
-  <w:style w:type="table" w:customStyle="1" w:styleId="Table">
+  <w:style w:type="table" w:customStyle="1" w:styleId="38">
     <w:name w:val="Table"/>
     <w:semiHidden/>
     <w:unhideWhenUsed/>
     <w:qFormat/>
+    <w:uiPriority w:val="0"/>
     <w:tblPr>
       <w:tblCellMar>
         <w:top w:w="0" w:type="dxa"/>
@@ -5866,25 +6064,27 @@
     <w:tblStylePr w:type="firstRow">
       <w:tcPr>
         <w:tcBorders>
-          <w:bottom w:val="single" w:sz="0" w:space="0" w:color="auto"/>
+          <w:bottom w:val="single" w:color="auto" w:sz="0" w:space="0"/>
         </w:tcBorders>
         <w:vAlign w:val="bottom"/>
       </w:tcPr>
     </w:tblStylePr>
   </w:style>
-  <w:style w:type="character" w:customStyle="1" w:styleId="1Char">
+  <w:style w:type="character" w:customStyle="1" w:styleId="39">
     <w:name w:val="柴_标题1 Char"/>
-    <w:link w:val="1"/>
+    <w:link w:val="27"/>
     <w:qFormat/>
+    <w:uiPriority w:val="0"/>
     <w:rPr>
-      <w:rFonts w:ascii="Arial" w:eastAsia="宋体" w:hAnsi="Arial"/>
+      <w:rFonts w:ascii="Arial" w:hAnsi="Arial" w:eastAsia="宋体"/>
       <w:sz w:val="32"/>
     </w:rPr>
   </w:style>
-  <w:style w:type="paragraph" w:customStyle="1" w:styleId="a3">
+  <w:style w:type="paragraph" w:customStyle="1" w:styleId="40">
     <w:name w:val="柴_正文_无缩进"/>
-    <w:basedOn w:val="Normal"/>
+    <w:basedOn w:val="1"/>
     <w:qFormat/>
+    <w:uiPriority w:val="0"/>
     <w:pPr>
       <w:ind w:firstLine="0" w:firstLineChars="0"/>
     </w:pPr>
@@ -5894,29 +6094,31 @@
       <w:lang w:eastAsia="zh-CN"/>
     </w:rPr>
   </w:style>
-  <w:style w:type="paragraph" w:customStyle="1" w:styleId="4">
+  <w:style w:type="paragraph" w:customStyle="1" w:styleId="41">
     <w:name w:val="柴_标题4"/>
-    <w:basedOn w:val="Heading4"/>
-    <w:next w:val="Normal"/>
+    <w:basedOn w:val="5"/>
+    <w:next w:val="1"/>
     <w:qFormat/>
+    <w:uiPriority w:val="0"/>
     <w:pPr>
       <w:widowControl w:val="0"/>
       <w:spacing w:before="160" w:line="360" w:lineRule="auto"/>
-      <w:ind w:left="981" w:hanging="862" w:leftChars="300"/>
+      <w:ind w:left="981" w:leftChars="300" w:hanging="862"/>
     </w:pPr>
     <w:rPr>
-      <w:rFonts w:ascii="Calibri" w:eastAsia="宋体" w:hAnsi="Calibri" w:cs="宋体" w:hint="eastAsia"/>
+      <w:rFonts w:hint="eastAsia" w:ascii="Calibri" w:hAnsi="Calibri" w:eastAsia="宋体" w:cs="宋体"/>
       <w:sz w:val="24"/>
       <w:szCs w:val="24"/>
       <w:lang w:eastAsia="zh-CN" w:bidi="zh-CN"/>
     </w:rPr>
   </w:style>
-  <w:style w:type="character" w:customStyle="1" w:styleId="Char">
+  <w:style w:type="character" w:customStyle="1" w:styleId="42">
     <w:name w:val="柴_正文 Char"/>
-    <w:link w:val="a"/>
+    <w:link w:val="28"/>
     <w:qFormat/>
+    <w:uiPriority w:val="0"/>
     <w:rPr>
-      <w:rFonts w:ascii="Arial" w:eastAsia="宋体" w:hAnsi="Arial"/>
+      <w:rFonts w:ascii="Arial" w:hAnsi="Arial" w:eastAsia="宋体"/>
       <w:sz w:val="24"/>
       <w:lang w:eastAsia="zh-CN"/>
     </w:rPr>
